--- a/docs/content/multivariate_statistics/multivariate_statistics_lecture.docx
+++ b/docs/content/multivariate_statistics/multivariate_statistics_lecture.docx
@@ -1361,6 +1361,9 @@
           </m:den>
         </m:f>
       </m:oMath>
+      <w:r>
+        <w:t xml:space="preserve">​</w:t>
+      </w:r>
     </w:p>
     <w:p>
       <w:pPr>
@@ -1996,6 +1999,9 @@
           </m:e>
         </m:rad>
       </m:oMath>
+      <w:r>
+        <w:t xml:space="preserve">​</w:t>
+      </w:r>
     </w:p>
     <w:p>
       <w:pPr>
@@ -2158,6 +2164,9 @@
           </m:e>
         </m:rad>
       </m:oMath>
+      <w:r>
+        <w:t xml:space="preserve">​</w:t>
+      </w:r>
     </w:p>
     <w:p>
       <w:pPr>
@@ -3373,6 +3382,9 @@
           </m:sub>
         </m:sSub>
       </m:oMath>
+      <w:r>
+        <w:t xml:space="preserve">​</w:t>
+      </w:r>
     </w:p>
     <w:p>
       <w:pPr>
@@ -4559,6 +4571,9 @@
           </m:den>
         </m:f>
       </m:oMath>
+      <w:r>
+        <w:t xml:space="preserve">​</w:t>
+      </w:r>
     </w:p>
     <w:p>
       <w:pPr>
@@ -5239,6 +5254,9 @@
           </m:sub>
         </m:sSub>
       </m:oMath>
+      <w:r>
+        <w:t xml:space="preserve">​</w:t>
+      </w:r>
     </w:p>
     <w:p>
       <w:pPr>
@@ -6867,6 +6885,9 @@
           <m:t>.</m:t>
         </m:r>
       </m:oMath>
+      <w:r>
+        <w:t xml:space="preserve">​</w:t>
+      </w:r>
     </w:p>
     <w:p>
       <w:pPr>
@@ -9562,6 +9583,9 @@
           </m:e>
         </m:rad>
       </m:oMath>
+      <w:r>
+        <w:t xml:space="preserve">​</w:t>
+      </w:r>
     </w:p>
     <w:p>
       <w:pPr>
@@ -18374,6 +18398,78 @@
         <w:rPr>
           <w:rStyle w:val="DocumentationTok"/>
         </w:rPr>
+        <w:t xml:space="preserve">##          Df SumOfSqs      R2      F Pr(&gt;F)    </w:t>
+      </w:r>
+      <w:r>
+        <w:br/>
+      </w:r>
+      <w:r>
+        <w:rPr>
+          <w:rStyle w:val="DocumentationTok"/>
+        </w:rPr>
+        <w:t xml:space="preserve">## Model     1   32.602 0.10636 5.7128  0.001 ***</w:t>
+      </w:r>
+      <w:r>
+        <w:br/>
+      </w:r>
+      <w:r>
+        <w:rPr>
+          <w:rStyle w:val="DocumentationTok"/>
+        </w:rPr>
+        <w:t xml:space="preserve">## Residual 48  273.930 0.89364                  </w:t>
+      </w:r>
+      <w:r>
+        <w:br/>
+      </w:r>
+      <w:r>
+        <w:rPr>
+          <w:rStyle w:val="DocumentationTok"/>
+        </w:rPr>
+        <w:t xml:space="preserve">## Total    49  306.532 1.00000                  </w:t>
+      </w:r>
+      <w:r>
+        <w:br/>
+      </w:r>
+      <w:r>
+        <w:rPr>
+          <w:rStyle w:val="DocumentationTok"/>
+        </w:rPr>
+        <w:t xml:space="preserve">## ---</w:t>
+      </w:r>
+      <w:r>
+        <w:br/>
+      </w:r>
+      <w:r>
+        <w:rPr>
+          <w:rStyle w:val="DocumentationTok"/>
+        </w:rPr>
+        <w:t xml:space="preserve">## Signif. codes:  0 '***' 0.001 '**' 0.01 '*' 0.05 '.' 0.1 ' ' 1</w:t>
+      </w:r>
+      <w:r>
+        <w:br/>
+      </w:r>
+      <w:r>
+        <w:rPr>
+          <w:rStyle w:val="DocumentationTok"/>
+        </w:rPr>
+        <w:t xml:space="preserve">## </w:t>
+      </w:r>
+      <w:r>
+        <w:br/>
+      </w:r>
+      <w:r>
+        <w:rPr>
+          <w:rStyle w:val="DocumentationTok"/>
+        </w:rPr>
+        <w:t xml:space="preserve">## $TJH_vs_LEH</w:t>
+      </w:r>
+      <w:r>
+        <w:br/>
+      </w:r>
+      <w:r>
+        <w:rPr>
+          <w:rStyle w:val="DocumentationTok"/>
+        </w:rPr>
         <w:t xml:space="preserve">##          Df SumOfSqs      R2      F Pr(&gt;F)   </w:t>
       </w:r>
       <w:r>
@@ -18383,7 +18479,7 @@
         <w:rPr>
           <w:rStyle w:val="DocumentationTok"/>
         </w:rPr>
-        <w:t xml:space="preserve">## Model     1   32.602 0.10636 5.7128  0.002 **</w:t>
+        <w:t xml:space="preserve">## Model     1    47.72 0.10517 5.6414  0.006 **</w:t>
       </w:r>
       <w:r>
         <w:br/>
@@ -18392,7 +18488,7 @@
         <w:rPr>
           <w:rStyle w:val="DocumentationTok"/>
         </w:rPr>
-        <w:t xml:space="preserve">## Residual 48  273.930 0.89364                 </w:t>
+        <w:t xml:space="preserve">## Residual 48   406.06 0.89483                 </w:t>
       </w:r>
       <w:r>
         <w:br/>
@@ -18401,7 +18497,7 @@
         <w:rPr>
           <w:rStyle w:val="DocumentationTok"/>
         </w:rPr>
-        <w:t xml:space="preserve">## Total    49  306.532 1.00000                 </w:t>
+        <w:t xml:space="preserve">## Total    49   453.78 1.00000                 </w:t>
       </w:r>
       <w:r>
         <w:br/>
@@ -18437,7 +18533,7 @@
         <w:rPr>
           <w:rStyle w:val="DocumentationTok"/>
         </w:rPr>
-        <w:t xml:space="preserve">## $TJH_vs_LEH</w:t>
+        <w:t xml:space="preserve">## $TJH_vs_HD</w:t>
       </w:r>
       <w:r>
         <w:br/>
@@ -18446,7 +18542,7 @@
         <w:rPr>
           <w:rStyle w:val="DocumentationTok"/>
         </w:rPr>
-        <w:t xml:space="preserve">##          Df SumOfSqs      R2      F Pr(&gt;F)   </w:t>
+        <w:t xml:space="preserve">##          Df SumOfSqs      R2      F Pr(&gt;F)    </w:t>
       </w:r>
       <w:r>
         <w:br/>
@@ -18455,7 +18551,7 @@
         <w:rPr>
           <w:rStyle w:val="DocumentationTok"/>
         </w:rPr>
-        <w:t xml:space="preserve">## Model     1    47.72 0.10517 5.6414  0.005 **</w:t>
+        <w:t xml:space="preserve">## Model     1   69.308 0.25135 11.751  0.001 ***</w:t>
       </w:r>
       <w:r>
         <w:br/>
@@ -18464,7 +18560,7 @@
         <w:rPr>
           <w:rStyle w:val="DocumentationTok"/>
         </w:rPr>
-        <w:t xml:space="preserve">## Residual 48   406.06 0.89483                 </w:t>
+        <w:t xml:space="preserve">## Residual 35  206.432 0.74865                  </w:t>
       </w:r>
       <w:r>
         <w:br/>
@@ -18473,7 +18569,7 @@
         <w:rPr>
           <w:rStyle w:val="DocumentationTok"/>
         </w:rPr>
-        <w:t xml:space="preserve">## Total    49   453.78 1.00000                 </w:t>
+        <w:t xml:space="preserve">## Total    36  275.740 1.00000                  </w:t>
       </w:r>
       <w:r>
         <w:br/>
@@ -18509,7 +18605,7 @@
         <w:rPr>
           <w:rStyle w:val="DocumentationTok"/>
         </w:rPr>
-        <w:t xml:space="preserve">## $TJH_vs_HD</w:t>
+        <w:t xml:space="preserve">## $DG_vs_LEH</w:t>
       </w:r>
       <w:r>
         <w:br/>
@@ -18518,6 +18614,78 @@
         <w:rPr>
           <w:rStyle w:val="DocumentationTok"/>
         </w:rPr>
+        <w:t xml:space="preserve">##          Df SumOfSqs      R2      F Pr(&gt;F)  </w:t>
+      </w:r>
+      <w:r>
+        <w:br/>
+      </w:r>
+      <w:r>
+        <w:rPr>
+          <w:rStyle w:val="DocumentationTok"/>
+        </w:rPr>
+        <w:t xml:space="preserve">## Model     1    26.24 0.06493 3.3333  0.022 *</w:t>
+      </w:r>
+      <w:r>
+        <w:br/>
+      </w:r>
+      <w:r>
+        <w:rPr>
+          <w:rStyle w:val="DocumentationTok"/>
+        </w:rPr>
+        <w:t xml:space="preserve">## Residual 48   377.85 0.93507                </w:t>
+      </w:r>
+      <w:r>
+        <w:br/>
+      </w:r>
+      <w:r>
+        <w:rPr>
+          <w:rStyle w:val="DocumentationTok"/>
+        </w:rPr>
+        <w:t xml:space="preserve">## Total    49   404.09 1.00000                </w:t>
+      </w:r>
+      <w:r>
+        <w:br/>
+      </w:r>
+      <w:r>
+        <w:rPr>
+          <w:rStyle w:val="DocumentationTok"/>
+        </w:rPr>
+        <w:t xml:space="preserve">## ---</w:t>
+      </w:r>
+      <w:r>
+        <w:br/>
+      </w:r>
+      <w:r>
+        <w:rPr>
+          <w:rStyle w:val="DocumentationTok"/>
+        </w:rPr>
+        <w:t xml:space="preserve">## Signif. codes:  0 '***' 0.001 '**' 0.01 '*' 0.05 '.' 0.1 ' ' 1</w:t>
+      </w:r>
+      <w:r>
+        <w:br/>
+      </w:r>
+      <w:r>
+        <w:rPr>
+          <w:rStyle w:val="DocumentationTok"/>
+        </w:rPr>
+        <w:t xml:space="preserve">## </w:t>
+      </w:r>
+      <w:r>
+        <w:br/>
+      </w:r>
+      <w:r>
+        <w:rPr>
+          <w:rStyle w:val="DocumentationTok"/>
+        </w:rPr>
+        <w:t xml:space="preserve">## $DG_vs_HD</w:t>
+      </w:r>
+      <w:r>
+        <w:br/>
+      </w:r>
+      <w:r>
+        <w:rPr>
+          <w:rStyle w:val="DocumentationTok"/>
+        </w:rPr>
         <w:t xml:space="preserve">##          Df SumOfSqs      R2      F Pr(&gt;F)    </w:t>
       </w:r>
       <w:r>
@@ -18527,7 +18695,7 @@
         <w:rPr>
           <w:rStyle w:val="DocumentationTok"/>
         </w:rPr>
-        <w:t xml:space="preserve">## Model     1   69.308 0.25135 11.751  0.001 ***</w:t>
+        <w:t xml:space="preserve">## Model     1   131.09 0.42382 25.745  0.001 ***</w:t>
       </w:r>
       <w:r>
         <w:br/>
@@ -18536,7 +18704,7 @@
         <w:rPr>
           <w:rStyle w:val="DocumentationTok"/>
         </w:rPr>
-        <w:t xml:space="preserve">## Residual 35  206.432 0.74865                  </w:t>
+        <w:t xml:space="preserve">## Residual 35   178.22 0.57618                  </w:t>
       </w:r>
       <w:r>
         <w:br/>
@@ -18545,7 +18713,7 @@
         <w:rPr>
           <w:rStyle w:val="DocumentationTok"/>
         </w:rPr>
-        <w:t xml:space="preserve">## Total    36  275.740 1.00000                  </w:t>
+        <w:t xml:space="preserve">## Total    36   309.31 1.00000                  </w:t>
       </w:r>
       <w:r>
         <w:br/>
@@ -18581,7 +18749,7 @@
         <w:rPr>
           <w:rStyle w:val="DocumentationTok"/>
         </w:rPr>
-        <w:t xml:space="preserve">## $DG_vs_LEH</w:t>
+        <w:t xml:space="preserve">## $LEH_vs_HD</w:t>
       </w:r>
       <w:r>
         <w:br/>
@@ -18590,7 +18758,7 @@
         <w:rPr>
           <w:rStyle w:val="DocumentationTok"/>
         </w:rPr>
-        <w:t xml:space="preserve">##          Df SumOfSqs      R2      F Pr(&gt;F)  </w:t>
+        <w:t xml:space="preserve">##          Df SumOfSqs     R2      F Pr(&gt;F)    </w:t>
       </w:r>
       <w:r>
         <w:br/>
@@ -18599,7 +18767,7 @@
         <w:rPr>
           <w:rStyle w:val="DocumentationTok"/>
         </w:rPr>
-        <w:t xml:space="preserve">## Model     1    26.24 0.06493 3.3333  0.025 *</w:t>
+        <w:t xml:space="preserve">## Model     1   101.69 0.2468 11.468  0.001 ***</w:t>
       </w:r>
       <w:r>
         <w:br/>
@@ -18608,7 +18776,7 @@
         <w:rPr>
           <w:rStyle w:val="DocumentationTok"/>
         </w:rPr>
-        <w:t xml:space="preserve">## Residual 48   377.85 0.93507                </w:t>
+        <w:t xml:space="preserve">## Residual 35   310.35 0.7532                  </w:t>
       </w:r>
       <w:r>
         <w:br/>
@@ -18617,7 +18785,7 @@
         <w:rPr>
           <w:rStyle w:val="DocumentationTok"/>
         </w:rPr>
-        <w:t xml:space="preserve">## Total    49   404.09 1.00000                </w:t>
+        <w:t xml:space="preserve">## Total    36   412.04 1.0000                  </w:t>
       </w:r>
       <w:r>
         <w:br/>
@@ -18653,7 +18821,7 @@
         <w:rPr>
           <w:rStyle w:val="DocumentationTok"/>
         </w:rPr>
-        <w:t xml:space="preserve">## $DG_vs_HD</w:t>
+        <w:t xml:space="preserve">## attr(,"class")</w:t>
       </w:r>
       <w:r>
         <w:br/>
@@ -18662,7 +18830,216 @@
         <w:rPr>
           <w:rStyle w:val="DocumentationTok"/>
         </w:rPr>
-        <w:t xml:space="preserve">##          Df SumOfSqs      R2      F Pr(&gt;F)    </w:t>
+        <w:t xml:space="preserve">## [1] "pwadstrata" "list"</w:t>
+      </w:r>
+    </w:p>
+    <w:p>
+      <w:pPr>
+        <w:pStyle w:val="SourceCode"/>
+      </w:pPr>
+      <w:r>
+        <w:rPr>
+          <w:rStyle w:val="CommentTok"/>
+        </w:rPr>
+        <w:t xml:space="preserve"># install.packages("RVAideMemoire")</w:t>
+      </w:r>
+      <w:r>
+        <w:br/>
+      </w:r>
+      <w:r>
+        <w:rPr>
+          <w:rStyle w:val="FunctionTok"/>
+        </w:rPr>
+        <w:t xml:space="preserve">library</w:t>
+      </w:r>
+      <w:r>
+        <w:rPr>
+          <w:rStyle w:val="NormalTok"/>
+        </w:rPr>
+        <w:t xml:space="preserve">(RVAideMemoire)</w:t>
+      </w:r>
+      <w:r>
+        <w:br/>
+      </w:r>
+      <w:r>
+        <w:br/>
+      </w:r>
+      <w:r>
+        <w:rPr>
+          <w:rStyle w:val="CommentTok"/>
+        </w:rPr>
+        <w:t xml:space="preserve"># Pairwise PERMANOVA</w:t>
+      </w:r>
+      <w:r>
+        <w:br/>
+      </w:r>
+      <w:r>
+        <w:rPr>
+          <w:rStyle w:val="FunctionTok"/>
+        </w:rPr>
+        <w:t xml:space="preserve">pairwise.perm.manova</w:t>
+      </w:r>
+      <w:r>
+        <w:rPr>
+          <w:rStyle w:val="NormalTok"/>
+        </w:rPr>
+        <w:t xml:space="preserve">(</w:t>
+      </w:r>
+      <w:r>
+        <w:rPr>
+          <w:rStyle w:val="FunctionTok"/>
+        </w:rPr>
+        <w:t xml:space="preserve">vegdist</w:t>
+      </w:r>
+      <w:r>
+        <w:rPr>
+          <w:rStyle w:val="NormalTok"/>
+        </w:rPr>
+        <w:t xml:space="preserve">(darl_scaled, </w:t>
+      </w:r>
+      <w:r>
+        <w:rPr>
+          <w:rStyle w:val="AttributeTok"/>
+        </w:rPr>
+        <w:t xml:space="preserve">method =</w:t>
+      </w:r>
+      <w:r>
+        <w:rPr>
+          <w:rStyle w:val="NormalTok"/>
+        </w:rPr>
+        <w:t xml:space="preserve"> </w:t>
+      </w:r>
+      <w:r>
+        <w:rPr>
+          <w:rStyle w:val="StringTok"/>
+        </w:rPr>
+        <w:t xml:space="preserve">"euclidean"</w:t>
+      </w:r>
+      <w:r>
+        <w:rPr>
+          <w:rStyle w:val="NormalTok"/>
+        </w:rPr>
+        <w:t xml:space="preserve">),</w:t>
+      </w:r>
+      <w:r>
+        <w:br/>
+      </w:r>
+      <w:r>
+        <w:rPr>
+          <w:rStyle w:val="NormalTok"/>
+        </w:rPr>
+        <w:t xml:space="preserve">                     darlingtonia</w:t>
+      </w:r>
+      <w:r>
+        <w:rPr>
+          <w:rStyle w:val="SpecialCharTok"/>
+        </w:rPr>
+        <w:t xml:space="preserve">$</w:t>
+      </w:r>
+      <w:r>
+        <w:rPr>
+          <w:rStyle w:val="NormalTok"/>
+        </w:rPr>
+        <w:t xml:space="preserve">site,</w:t>
+      </w:r>
+      <w:r>
+        <w:br/>
+      </w:r>
+      <w:r>
+        <w:rPr>
+          <w:rStyle w:val="NormalTok"/>
+        </w:rPr>
+        <w:t xml:space="preserve">                     </w:t>
+      </w:r>
+      <w:r>
+        <w:rPr>
+          <w:rStyle w:val="AttributeTok"/>
+        </w:rPr>
+        <w:t xml:space="preserve">test =</w:t>
+      </w:r>
+      <w:r>
+        <w:rPr>
+          <w:rStyle w:val="NormalTok"/>
+        </w:rPr>
+        <w:t xml:space="preserve"> </w:t>
+      </w:r>
+      <w:r>
+        <w:rPr>
+          <w:rStyle w:val="StringTok"/>
+        </w:rPr>
+        <w:t xml:space="preserve">"Wilks"</w:t>
+      </w:r>
+      <w:r>
+        <w:rPr>
+          <w:rStyle w:val="NormalTok"/>
+        </w:rPr>
+        <w:t xml:space="preserve">,</w:t>
+      </w:r>
+      <w:r>
+        <w:br/>
+      </w:r>
+      <w:r>
+        <w:rPr>
+          <w:rStyle w:val="NormalTok"/>
+        </w:rPr>
+        <w:t xml:space="preserve">                     </w:t>
+      </w:r>
+      <w:r>
+        <w:rPr>
+          <w:rStyle w:val="AttributeTok"/>
+        </w:rPr>
+        <w:t xml:space="preserve">nperm =</w:t>
+      </w:r>
+      <w:r>
+        <w:rPr>
+          <w:rStyle w:val="NormalTok"/>
+        </w:rPr>
+        <w:t xml:space="preserve"> </w:t>
+      </w:r>
+      <w:r>
+        <w:rPr>
+          <w:rStyle w:val="DecValTok"/>
+        </w:rPr>
+        <w:t xml:space="preserve">999</w:t>
+      </w:r>
+      <w:r>
+        <w:rPr>
+          <w:rStyle w:val="NormalTok"/>
+        </w:rPr>
+        <w:t xml:space="preserve">,</w:t>
+      </w:r>
+      <w:r>
+        <w:br/>
+      </w:r>
+      <w:r>
+        <w:rPr>
+          <w:rStyle w:val="NormalTok"/>
+        </w:rPr>
+        <w:t xml:space="preserve">                     </w:t>
+      </w:r>
+      <w:r>
+        <w:rPr>
+          <w:rStyle w:val="AttributeTok"/>
+        </w:rPr>
+        <w:t xml:space="preserve">p.method =</w:t>
+      </w:r>
+      <w:r>
+        <w:rPr>
+          <w:rStyle w:val="NormalTok"/>
+        </w:rPr>
+        <w:t xml:space="preserve"> </w:t>
+      </w:r>
+      <w:r>
+        <w:rPr>
+          <w:rStyle w:val="StringTok"/>
+        </w:rPr>
+        <w:t xml:space="preserve">"bonferroni"</w:t>
+      </w:r>
+      <w:r>
+        <w:rPr>
+          <w:rStyle w:val="NormalTok"/>
+        </w:rPr>
+        <w:t xml:space="preserve">)</w:t>
       </w:r>
       <w:r>
         <w:br/>
@@ -18671,7 +19048,7 @@
         <w:rPr>
           <w:rStyle w:val="DocumentationTok"/>
         </w:rPr>
-        <w:t xml:space="preserve">## Model     1   131.09 0.42382 25.745  0.001 ***</w:t>
+        <w:t xml:space="preserve">## </w:t>
       </w:r>
       <w:r>
         <w:br/>
@@ -18680,7 +19057,7 @@
         <w:rPr>
           <w:rStyle w:val="DocumentationTok"/>
         </w:rPr>
-        <w:t xml:space="preserve">## Residual 35   178.22 0.57618                  </w:t>
+        <w:t xml:space="preserve">##  Pairwise comparisons using permutation MANOVAs on a distance matrix </w:t>
       </w:r>
       <w:r>
         <w:br/>
@@ -18689,7 +19066,7 @@
         <w:rPr>
           <w:rStyle w:val="DocumentationTok"/>
         </w:rPr>
-        <w:t xml:space="preserve">## Total    36   309.31 1.00000                  </w:t>
+        <w:t xml:space="preserve">## </w:t>
       </w:r>
       <w:r>
         <w:br/>
@@ -18698,7 +19075,7 @@
         <w:rPr>
           <w:rStyle w:val="DocumentationTok"/>
         </w:rPr>
-        <w:t xml:space="preserve">## ---</w:t>
+        <w:t xml:space="preserve">## data:  vegdist(darl_scaled, method = "euclidean") by darlingtonia$site</w:t>
       </w:r>
       <w:r>
         <w:br/>
@@ -18707,7 +19084,7 @@
         <w:rPr>
           <w:rStyle w:val="DocumentationTok"/>
         </w:rPr>
-        <w:t xml:space="preserve">## Signif. codes:  0 '***' 0.001 '**' 0.01 '*' 0.05 '.' 0.1 ' ' 1</w:t>
+        <w:t xml:space="preserve">## 999 permutations </w:t>
       </w:r>
       <w:r>
         <w:br/>
@@ -18725,7 +19102,7 @@
         <w:rPr>
           <w:rStyle w:val="DocumentationTok"/>
         </w:rPr>
-        <w:t xml:space="preserve">## $LEH_vs_HD</w:t>
+        <w:t xml:space="preserve">##     DG    HD    LEH  </w:t>
       </w:r>
       <w:r>
         <w:br/>
@@ -18734,7 +19111,7 @@
         <w:rPr>
           <w:rStyle w:val="DocumentationTok"/>
         </w:rPr>
-        <w:t xml:space="preserve">##          Df SumOfSqs     R2      F Pr(&gt;F)    </w:t>
+        <w:t xml:space="preserve">## HD  0.006 -     -    </w:t>
       </w:r>
       <w:r>
         <w:br/>
@@ -18743,7 +19120,7 @@
         <w:rPr>
           <w:rStyle w:val="DocumentationTok"/>
         </w:rPr>
-        <w:t xml:space="preserve">## Model     1   101.69 0.2468 11.468  0.001 ***</w:t>
+        <w:t xml:space="preserve">## LEH 0.096 0.006 -    </w:t>
       </w:r>
       <w:r>
         <w:br/>
@@ -18752,360 +19129,7 @@
         <w:rPr>
           <w:rStyle w:val="DocumentationTok"/>
         </w:rPr>
-        <w:t xml:space="preserve">## Residual 35   310.35 0.7532                  </w:t>
-      </w:r>
-      <w:r>
-        <w:br/>
-      </w:r>
-      <w:r>
-        <w:rPr>
-          <w:rStyle w:val="DocumentationTok"/>
-        </w:rPr>
-        <w:t xml:space="preserve">## Total    36   412.04 1.0000                  </w:t>
-      </w:r>
-      <w:r>
-        <w:br/>
-      </w:r>
-      <w:r>
-        <w:rPr>
-          <w:rStyle w:val="DocumentationTok"/>
-        </w:rPr>
-        <w:t xml:space="preserve">## ---</w:t>
-      </w:r>
-      <w:r>
-        <w:br/>
-      </w:r>
-      <w:r>
-        <w:rPr>
-          <w:rStyle w:val="DocumentationTok"/>
-        </w:rPr>
-        <w:t xml:space="preserve">## Signif. codes:  0 '***' 0.001 '**' 0.01 '*' 0.05 '.' 0.1 ' ' 1</w:t>
-      </w:r>
-      <w:r>
-        <w:br/>
-      </w:r>
-      <w:r>
-        <w:rPr>
-          <w:rStyle w:val="DocumentationTok"/>
-        </w:rPr>
-        <w:t xml:space="preserve">## </w:t>
-      </w:r>
-      <w:r>
-        <w:br/>
-      </w:r>
-      <w:r>
-        <w:rPr>
-          <w:rStyle w:val="DocumentationTok"/>
-        </w:rPr>
-        <w:t xml:space="preserve">## attr(,"class")</w:t>
-      </w:r>
-      <w:r>
-        <w:br/>
-      </w:r>
-      <w:r>
-        <w:rPr>
-          <w:rStyle w:val="DocumentationTok"/>
-        </w:rPr>
-        <w:t xml:space="preserve">## [1] "pwadstrata" "list"</w:t>
-      </w:r>
-    </w:p>
-    <w:p>
-      <w:pPr>
-        <w:pStyle w:val="SourceCode"/>
-      </w:pPr>
-      <w:r>
-        <w:rPr>
-          <w:rStyle w:val="CommentTok"/>
-        </w:rPr>
-        <w:t xml:space="preserve"># install.packages("RVAideMemoire")</w:t>
-      </w:r>
-      <w:r>
-        <w:br/>
-      </w:r>
-      <w:r>
-        <w:rPr>
-          <w:rStyle w:val="FunctionTok"/>
-        </w:rPr>
-        <w:t xml:space="preserve">library</w:t>
-      </w:r>
-      <w:r>
-        <w:rPr>
-          <w:rStyle w:val="NormalTok"/>
-        </w:rPr>
-        <w:t xml:space="preserve">(RVAideMemoire)</w:t>
-      </w:r>
-      <w:r>
-        <w:br/>
-      </w:r>
-      <w:r>
-        <w:br/>
-      </w:r>
-      <w:r>
-        <w:rPr>
-          <w:rStyle w:val="CommentTok"/>
-        </w:rPr>
-        <w:t xml:space="preserve"># Pairwise PERMANOVA</w:t>
-      </w:r>
-      <w:r>
-        <w:br/>
-      </w:r>
-      <w:r>
-        <w:rPr>
-          <w:rStyle w:val="FunctionTok"/>
-        </w:rPr>
-        <w:t xml:space="preserve">pairwise.perm.manova</w:t>
-      </w:r>
-      <w:r>
-        <w:rPr>
-          <w:rStyle w:val="NormalTok"/>
-        </w:rPr>
-        <w:t xml:space="preserve">(</w:t>
-      </w:r>
-      <w:r>
-        <w:rPr>
-          <w:rStyle w:val="FunctionTok"/>
-        </w:rPr>
-        <w:t xml:space="preserve">vegdist</w:t>
-      </w:r>
-      <w:r>
-        <w:rPr>
-          <w:rStyle w:val="NormalTok"/>
-        </w:rPr>
-        <w:t xml:space="preserve">(darl_scaled, </w:t>
-      </w:r>
-      <w:r>
-        <w:rPr>
-          <w:rStyle w:val="AttributeTok"/>
-        </w:rPr>
-        <w:t xml:space="preserve">method =</w:t>
-      </w:r>
-      <w:r>
-        <w:rPr>
-          <w:rStyle w:val="NormalTok"/>
-        </w:rPr>
-        <w:t xml:space="preserve"> </w:t>
-      </w:r>
-      <w:r>
-        <w:rPr>
-          <w:rStyle w:val="StringTok"/>
-        </w:rPr>
-        <w:t xml:space="preserve">"euclidean"</w:t>
-      </w:r>
-      <w:r>
-        <w:rPr>
-          <w:rStyle w:val="NormalTok"/>
-        </w:rPr>
-        <w:t xml:space="preserve">),</w:t>
-      </w:r>
-      <w:r>
-        <w:br/>
-      </w:r>
-      <w:r>
-        <w:rPr>
-          <w:rStyle w:val="NormalTok"/>
-        </w:rPr>
-        <w:t xml:space="preserve">                     darlingtonia</w:t>
-      </w:r>
-      <w:r>
-        <w:rPr>
-          <w:rStyle w:val="SpecialCharTok"/>
-        </w:rPr>
-        <w:t xml:space="preserve">$</w:t>
-      </w:r>
-      <w:r>
-        <w:rPr>
-          <w:rStyle w:val="NormalTok"/>
-        </w:rPr>
-        <w:t xml:space="preserve">site,</w:t>
-      </w:r>
-      <w:r>
-        <w:br/>
-      </w:r>
-      <w:r>
-        <w:rPr>
-          <w:rStyle w:val="NormalTok"/>
-        </w:rPr>
-        <w:t xml:space="preserve">                     </w:t>
-      </w:r>
-      <w:r>
-        <w:rPr>
-          <w:rStyle w:val="AttributeTok"/>
-        </w:rPr>
-        <w:t xml:space="preserve">test =</w:t>
-      </w:r>
-      <w:r>
-        <w:rPr>
-          <w:rStyle w:val="NormalTok"/>
-        </w:rPr>
-        <w:t xml:space="preserve"> </w:t>
-      </w:r>
-      <w:r>
-        <w:rPr>
-          <w:rStyle w:val="StringTok"/>
-        </w:rPr>
-        <w:t xml:space="preserve">"Wilks"</w:t>
-      </w:r>
-      <w:r>
-        <w:rPr>
-          <w:rStyle w:val="NormalTok"/>
-        </w:rPr>
-        <w:t xml:space="preserve">,</w:t>
-      </w:r>
-      <w:r>
-        <w:br/>
-      </w:r>
-      <w:r>
-        <w:rPr>
-          <w:rStyle w:val="NormalTok"/>
-        </w:rPr>
-        <w:t xml:space="preserve">                     </w:t>
-      </w:r>
-      <w:r>
-        <w:rPr>
-          <w:rStyle w:val="AttributeTok"/>
-        </w:rPr>
-        <w:t xml:space="preserve">nperm =</w:t>
-      </w:r>
-      <w:r>
-        <w:rPr>
-          <w:rStyle w:val="NormalTok"/>
-        </w:rPr>
-        <w:t xml:space="preserve"> </w:t>
-      </w:r>
-      <w:r>
-        <w:rPr>
-          <w:rStyle w:val="DecValTok"/>
-        </w:rPr>
-        <w:t xml:space="preserve">999</w:t>
-      </w:r>
-      <w:r>
-        <w:rPr>
-          <w:rStyle w:val="NormalTok"/>
-        </w:rPr>
-        <w:t xml:space="preserve">,</w:t>
-      </w:r>
-      <w:r>
-        <w:br/>
-      </w:r>
-      <w:r>
-        <w:rPr>
-          <w:rStyle w:val="NormalTok"/>
-        </w:rPr>
-        <w:t xml:space="preserve">                     </w:t>
-      </w:r>
-      <w:r>
-        <w:rPr>
-          <w:rStyle w:val="AttributeTok"/>
-        </w:rPr>
-        <w:t xml:space="preserve">p.method =</w:t>
-      </w:r>
-      <w:r>
-        <w:rPr>
-          <w:rStyle w:val="NormalTok"/>
-        </w:rPr>
-        <w:t xml:space="preserve"> </w:t>
-      </w:r>
-      <w:r>
-        <w:rPr>
-          <w:rStyle w:val="StringTok"/>
-        </w:rPr>
-        <w:t xml:space="preserve">"bonferroni"</w:t>
-      </w:r>
-      <w:r>
-        <w:rPr>
-          <w:rStyle w:val="NormalTok"/>
-        </w:rPr>
-        <w:t xml:space="preserve">)</w:t>
-      </w:r>
-      <w:r>
-        <w:br/>
-      </w:r>
-      <w:r>
-        <w:rPr>
-          <w:rStyle w:val="DocumentationTok"/>
-        </w:rPr>
-        <w:t xml:space="preserve">## </w:t>
-      </w:r>
-      <w:r>
-        <w:br/>
-      </w:r>
-      <w:r>
-        <w:rPr>
-          <w:rStyle w:val="DocumentationTok"/>
-        </w:rPr>
-        <w:t xml:space="preserve">##  Pairwise comparisons using permutation MANOVAs on a distance matrix </w:t>
-      </w:r>
-      <w:r>
-        <w:br/>
-      </w:r>
-      <w:r>
-        <w:rPr>
-          <w:rStyle w:val="DocumentationTok"/>
-        </w:rPr>
-        <w:t xml:space="preserve">## </w:t>
-      </w:r>
-      <w:r>
-        <w:br/>
-      </w:r>
-      <w:r>
-        <w:rPr>
-          <w:rStyle w:val="DocumentationTok"/>
-        </w:rPr>
-        <w:t xml:space="preserve">## data:  vegdist(darl_scaled, method = "euclidean") by darlingtonia$site</w:t>
-      </w:r>
-      <w:r>
-        <w:br/>
-      </w:r>
-      <w:r>
-        <w:rPr>
-          <w:rStyle w:val="DocumentationTok"/>
-        </w:rPr>
-        <w:t xml:space="preserve">## 999 permutations </w:t>
-      </w:r>
-      <w:r>
-        <w:br/>
-      </w:r>
-      <w:r>
-        <w:rPr>
-          <w:rStyle w:val="DocumentationTok"/>
-        </w:rPr>
-        <w:t xml:space="preserve">## </w:t>
-      </w:r>
-      <w:r>
-        <w:br/>
-      </w:r>
-      <w:r>
-        <w:rPr>
-          <w:rStyle w:val="DocumentationTok"/>
-        </w:rPr>
-        <w:t xml:space="preserve">##     DG    HD    LEH  </w:t>
-      </w:r>
-      <w:r>
-        <w:br/>
-      </w:r>
-      <w:r>
-        <w:rPr>
-          <w:rStyle w:val="DocumentationTok"/>
-        </w:rPr>
-        <w:t xml:space="preserve">## HD  0.006 -     -    </w:t>
-      </w:r>
-      <w:r>
-        <w:br/>
-      </w:r>
-      <w:r>
-        <w:rPr>
-          <w:rStyle w:val="DocumentationTok"/>
-        </w:rPr>
-        <w:t xml:space="preserve">## LEH 0.108 0.006 -    </w:t>
-      </w:r>
-      <w:r>
-        <w:br/>
-      </w:r>
-      <w:r>
-        <w:rPr>
-          <w:rStyle w:val="DocumentationTok"/>
-        </w:rPr>
-        <w:t xml:space="preserve">## TJH 0.012 0.006 0.012</w:t>
+        <w:t xml:space="preserve">## TJH 0.030 0.006 0.012</w:t>
       </w:r>
       <w:r>
         <w:br/>

--- a/docs/content/multivariate_statistics/multivariate_statistics_lecture.docx
+++ b/docs/content/multivariate_statistics/multivariate_statistics_lecture.docx
@@ -18398,6 +18398,150 @@
         <w:rPr>
           <w:rStyle w:val="DocumentationTok"/>
         </w:rPr>
+        <w:t xml:space="preserve">##          Df SumOfSqs      R2      F Pr(&gt;F)   </w:t>
+      </w:r>
+      <w:r>
+        <w:br/>
+      </w:r>
+      <w:r>
+        <w:rPr>
+          <w:rStyle w:val="DocumentationTok"/>
+        </w:rPr>
+        <w:t xml:space="preserve">## Model     1   32.602 0.10636 5.7128  0.003 **</w:t>
+      </w:r>
+      <w:r>
+        <w:br/>
+      </w:r>
+      <w:r>
+        <w:rPr>
+          <w:rStyle w:val="DocumentationTok"/>
+        </w:rPr>
+        <w:t xml:space="preserve">## Residual 48  273.930 0.89364                 </w:t>
+      </w:r>
+      <w:r>
+        <w:br/>
+      </w:r>
+      <w:r>
+        <w:rPr>
+          <w:rStyle w:val="DocumentationTok"/>
+        </w:rPr>
+        <w:t xml:space="preserve">## Total    49  306.532 1.00000                 </w:t>
+      </w:r>
+      <w:r>
+        <w:br/>
+      </w:r>
+      <w:r>
+        <w:rPr>
+          <w:rStyle w:val="DocumentationTok"/>
+        </w:rPr>
+        <w:t xml:space="preserve">## ---</w:t>
+      </w:r>
+      <w:r>
+        <w:br/>
+      </w:r>
+      <w:r>
+        <w:rPr>
+          <w:rStyle w:val="DocumentationTok"/>
+        </w:rPr>
+        <w:t xml:space="preserve">## Signif. codes:  0 '***' 0.001 '**' 0.01 '*' 0.05 '.' 0.1 ' ' 1</w:t>
+      </w:r>
+      <w:r>
+        <w:br/>
+      </w:r>
+      <w:r>
+        <w:rPr>
+          <w:rStyle w:val="DocumentationTok"/>
+        </w:rPr>
+        <w:t xml:space="preserve">## </w:t>
+      </w:r>
+      <w:r>
+        <w:br/>
+      </w:r>
+      <w:r>
+        <w:rPr>
+          <w:rStyle w:val="DocumentationTok"/>
+        </w:rPr>
+        <w:t xml:space="preserve">## $TJH_vs_LEH</w:t>
+      </w:r>
+      <w:r>
+        <w:br/>
+      </w:r>
+      <w:r>
+        <w:rPr>
+          <w:rStyle w:val="DocumentationTok"/>
+        </w:rPr>
+        <w:t xml:space="preserve">##          Df SumOfSqs      R2      F Pr(&gt;F)   </w:t>
+      </w:r>
+      <w:r>
+        <w:br/>
+      </w:r>
+      <w:r>
+        <w:rPr>
+          <w:rStyle w:val="DocumentationTok"/>
+        </w:rPr>
+        <w:t xml:space="preserve">## Model     1    47.72 0.10517 5.6414  0.004 **</w:t>
+      </w:r>
+      <w:r>
+        <w:br/>
+      </w:r>
+      <w:r>
+        <w:rPr>
+          <w:rStyle w:val="DocumentationTok"/>
+        </w:rPr>
+        <w:t xml:space="preserve">## Residual 48   406.06 0.89483                 </w:t>
+      </w:r>
+      <w:r>
+        <w:br/>
+      </w:r>
+      <w:r>
+        <w:rPr>
+          <w:rStyle w:val="DocumentationTok"/>
+        </w:rPr>
+        <w:t xml:space="preserve">## Total    49   453.78 1.00000                 </w:t>
+      </w:r>
+      <w:r>
+        <w:br/>
+      </w:r>
+      <w:r>
+        <w:rPr>
+          <w:rStyle w:val="DocumentationTok"/>
+        </w:rPr>
+        <w:t xml:space="preserve">## ---</w:t>
+      </w:r>
+      <w:r>
+        <w:br/>
+      </w:r>
+      <w:r>
+        <w:rPr>
+          <w:rStyle w:val="DocumentationTok"/>
+        </w:rPr>
+        <w:t xml:space="preserve">## Signif. codes:  0 '***' 0.001 '**' 0.01 '*' 0.05 '.' 0.1 ' ' 1</w:t>
+      </w:r>
+      <w:r>
+        <w:br/>
+      </w:r>
+      <w:r>
+        <w:rPr>
+          <w:rStyle w:val="DocumentationTok"/>
+        </w:rPr>
+        <w:t xml:space="preserve">## </w:t>
+      </w:r>
+      <w:r>
+        <w:br/>
+      </w:r>
+      <w:r>
+        <w:rPr>
+          <w:rStyle w:val="DocumentationTok"/>
+        </w:rPr>
+        <w:t xml:space="preserve">## $TJH_vs_HD</w:t>
+      </w:r>
+      <w:r>
+        <w:br/>
+      </w:r>
+      <w:r>
+        <w:rPr>
+          <w:rStyle w:val="DocumentationTok"/>
+        </w:rPr>
         <w:t xml:space="preserve">##          Df SumOfSqs      R2      F Pr(&gt;F)    </w:t>
       </w:r>
       <w:r>
@@ -18407,7 +18551,7 @@
         <w:rPr>
           <w:rStyle w:val="DocumentationTok"/>
         </w:rPr>
-        <w:t xml:space="preserve">## Model     1   32.602 0.10636 5.7128  0.001 ***</w:t>
+        <w:t xml:space="preserve">## Model     1   69.308 0.25135 11.751  0.001 ***</w:t>
       </w:r>
       <w:r>
         <w:br/>
@@ -18416,7 +18560,7 @@
         <w:rPr>
           <w:rStyle w:val="DocumentationTok"/>
         </w:rPr>
-        <w:t xml:space="preserve">## Residual 48  273.930 0.89364                  </w:t>
+        <w:t xml:space="preserve">## Residual 35  206.432 0.74865                  </w:t>
       </w:r>
       <w:r>
         <w:br/>
@@ -18425,7 +18569,7 @@
         <w:rPr>
           <w:rStyle w:val="DocumentationTok"/>
         </w:rPr>
-        <w:t xml:space="preserve">## Total    49  306.532 1.00000                  </w:t>
+        <w:t xml:space="preserve">## Total    36  275.740 1.00000                  </w:t>
       </w:r>
       <w:r>
         <w:br/>
@@ -18461,7 +18605,7 @@
         <w:rPr>
           <w:rStyle w:val="DocumentationTok"/>
         </w:rPr>
-        <w:t xml:space="preserve">## $TJH_vs_LEH</w:t>
+        <w:t xml:space="preserve">## $DG_vs_LEH</w:t>
       </w:r>
       <w:r>
         <w:br/>
@@ -18470,7 +18614,7 @@
         <w:rPr>
           <w:rStyle w:val="DocumentationTok"/>
         </w:rPr>
-        <w:t xml:space="preserve">##          Df SumOfSqs      R2      F Pr(&gt;F)   </w:t>
+        <w:t xml:space="preserve">##          Df SumOfSqs      R2      F Pr(&gt;F)  </w:t>
       </w:r>
       <w:r>
         <w:br/>
@@ -18479,7 +18623,7 @@
         <w:rPr>
           <w:rStyle w:val="DocumentationTok"/>
         </w:rPr>
-        <w:t xml:space="preserve">## Model     1    47.72 0.10517 5.6414  0.006 **</w:t>
+        <w:t xml:space="preserve">## Model     1    26.24 0.06493 3.3333  0.017 *</w:t>
       </w:r>
       <w:r>
         <w:br/>
@@ -18488,7 +18632,7 @@
         <w:rPr>
           <w:rStyle w:val="DocumentationTok"/>
         </w:rPr>
-        <w:t xml:space="preserve">## Residual 48   406.06 0.89483                 </w:t>
+        <w:t xml:space="preserve">## Residual 48   377.85 0.93507                </w:t>
       </w:r>
       <w:r>
         <w:br/>
@@ -18497,7 +18641,7 @@
         <w:rPr>
           <w:rStyle w:val="DocumentationTok"/>
         </w:rPr>
-        <w:t xml:space="preserve">## Total    49   453.78 1.00000                 </w:t>
+        <w:t xml:space="preserve">## Total    49   404.09 1.00000                </w:t>
       </w:r>
       <w:r>
         <w:br/>
@@ -18533,7 +18677,7 @@
         <w:rPr>
           <w:rStyle w:val="DocumentationTok"/>
         </w:rPr>
-        <w:t xml:space="preserve">## $TJH_vs_HD</w:t>
+        <w:t xml:space="preserve">## $DG_vs_HD</w:t>
       </w:r>
       <w:r>
         <w:br/>
@@ -18551,7 +18695,7 @@
         <w:rPr>
           <w:rStyle w:val="DocumentationTok"/>
         </w:rPr>
-        <w:t xml:space="preserve">## Model     1   69.308 0.25135 11.751  0.001 ***</w:t>
+        <w:t xml:space="preserve">## Model     1   131.09 0.42382 25.745  0.001 ***</w:t>
       </w:r>
       <w:r>
         <w:br/>
@@ -18560,7 +18704,7 @@
         <w:rPr>
           <w:rStyle w:val="DocumentationTok"/>
         </w:rPr>
-        <w:t xml:space="preserve">## Residual 35  206.432 0.74865                  </w:t>
+        <w:t xml:space="preserve">## Residual 35   178.22 0.57618                  </w:t>
       </w:r>
       <w:r>
         <w:br/>
@@ -18569,7 +18713,7 @@
         <w:rPr>
           <w:rStyle w:val="DocumentationTok"/>
         </w:rPr>
-        <w:t xml:space="preserve">## Total    36  275.740 1.00000                  </w:t>
+        <w:t xml:space="preserve">## Total    36   309.31 1.00000                  </w:t>
       </w:r>
       <w:r>
         <w:br/>
@@ -18605,7 +18749,7 @@
         <w:rPr>
           <w:rStyle w:val="DocumentationTok"/>
         </w:rPr>
-        <w:t xml:space="preserve">## $DG_vs_LEH</w:t>
+        <w:t xml:space="preserve">## $LEH_vs_HD</w:t>
       </w:r>
       <w:r>
         <w:br/>
@@ -18614,7 +18758,7 @@
         <w:rPr>
           <w:rStyle w:val="DocumentationTok"/>
         </w:rPr>
-        <w:t xml:space="preserve">##          Df SumOfSqs      R2      F Pr(&gt;F)  </w:t>
+        <w:t xml:space="preserve">##          Df SumOfSqs     R2      F Pr(&gt;F)    </w:t>
       </w:r>
       <w:r>
         <w:br/>
@@ -18623,7 +18767,7 @@
         <w:rPr>
           <w:rStyle w:val="DocumentationTok"/>
         </w:rPr>
-        <w:t xml:space="preserve">## Model     1    26.24 0.06493 3.3333  0.022 *</w:t>
+        <w:t xml:space="preserve">## Model     1   101.69 0.2468 11.468  0.001 ***</w:t>
       </w:r>
       <w:r>
         <w:br/>
@@ -18632,7 +18776,7 @@
         <w:rPr>
           <w:rStyle w:val="DocumentationTok"/>
         </w:rPr>
-        <w:t xml:space="preserve">## Residual 48   377.85 0.93507                </w:t>
+        <w:t xml:space="preserve">## Residual 35   310.35 0.7532                  </w:t>
       </w:r>
       <w:r>
         <w:br/>
@@ -18641,7 +18785,7 @@
         <w:rPr>
           <w:rStyle w:val="DocumentationTok"/>
         </w:rPr>
-        <w:t xml:space="preserve">## Total    49   404.09 1.00000                </w:t>
+        <w:t xml:space="preserve">## Total    36   412.04 1.0000                  </w:t>
       </w:r>
       <w:r>
         <w:br/>
@@ -18677,7 +18821,7 @@
         <w:rPr>
           <w:rStyle w:val="DocumentationTok"/>
         </w:rPr>
-        <w:t xml:space="preserve">## $DG_vs_HD</w:t>
+        <w:t xml:space="preserve">## attr(,"class")</w:t>
       </w:r>
       <w:r>
         <w:br/>
@@ -18686,7 +18830,216 @@
         <w:rPr>
           <w:rStyle w:val="DocumentationTok"/>
         </w:rPr>
-        <w:t xml:space="preserve">##          Df SumOfSqs      R2      F Pr(&gt;F)    </w:t>
+        <w:t xml:space="preserve">## [1] "pwadstrata" "list"</w:t>
+      </w:r>
+    </w:p>
+    <w:p>
+      <w:pPr>
+        <w:pStyle w:val="SourceCode"/>
+      </w:pPr>
+      <w:r>
+        <w:rPr>
+          <w:rStyle w:val="CommentTok"/>
+        </w:rPr>
+        <w:t xml:space="preserve"># install.packages("RVAideMemoire")</w:t>
+      </w:r>
+      <w:r>
+        <w:br/>
+      </w:r>
+      <w:r>
+        <w:rPr>
+          <w:rStyle w:val="FunctionTok"/>
+        </w:rPr>
+        <w:t xml:space="preserve">library</w:t>
+      </w:r>
+      <w:r>
+        <w:rPr>
+          <w:rStyle w:val="NormalTok"/>
+        </w:rPr>
+        <w:t xml:space="preserve">(RVAideMemoire)</w:t>
+      </w:r>
+      <w:r>
+        <w:br/>
+      </w:r>
+      <w:r>
+        <w:br/>
+      </w:r>
+      <w:r>
+        <w:rPr>
+          <w:rStyle w:val="CommentTok"/>
+        </w:rPr>
+        <w:t xml:space="preserve"># Pairwise PERMANOVA</w:t>
+      </w:r>
+      <w:r>
+        <w:br/>
+      </w:r>
+      <w:r>
+        <w:rPr>
+          <w:rStyle w:val="FunctionTok"/>
+        </w:rPr>
+        <w:t xml:space="preserve">pairwise.perm.manova</w:t>
+      </w:r>
+      <w:r>
+        <w:rPr>
+          <w:rStyle w:val="NormalTok"/>
+        </w:rPr>
+        <w:t xml:space="preserve">(</w:t>
+      </w:r>
+      <w:r>
+        <w:rPr>
+          <w:rStyle w:val="FunctionTok"/>
+        </w:rPr>
+        <w:t xml:space="preserve">vegdist</w:t>
+      </w:r>
+      <w:r>
+        <w:rPr>
+          <w:rStyle w:val="NormalTok"/>
+        </w:rPr>
+        <w:t xml:space="preserve">(darl_scaled, </w:t>
+      </w:r>
+      <w:r>
+        <w:rPr>
+          <w:rStyle w:val="AttributeTok"/>
+        </w:rPr>
+        <w:t xml:space="preserve">method =</w:t>
+      </w:r>
+      <w:r>
+        <w:rPr>
+          <w:rStyle w:val="NormalTok"/>
+        </w:rPr>
+        <w:t xml:space="preserve"> </w:t>
+      </w:r>
+      <w:r>
+        <w:rPr>
+          <w:rStyle w:val="StringTok"/>
+        </w:rPr>
+        <w:t xml:space="preserve">"euclidean"</w:t>
+      </w:r>
+      <w:r>
+        <w:rPr>
+          <w:rStyle w:val="NormalTok"/>
+        </w:rPr>
+        <w:t xml:space="preserve">),</w:t>
+      </w:r>
+      <w:r>
+        <w:br/>
+      </w:r>
+      <w:r>
+        <w:rPr>
+          <w:rStyle w:val="NormalTok"/>
+        </w:rPr>
+        <w:t xml:space="preserve">                     darlingtonia</w:t>
+      </w:r>
+      <w:r>
+        <w:rPr>
+          <w:rStyle w:val="SpecialCharTok"/>
+        </w:rPr>
+        <w:t xml:space="preserve">$</w:t>
+      </w:r>
+      <w:r>
+        <w:rPr>
+          <w:rStyle w:val="NormalTok"/>
+        </w:rPr>
+        <w:t xml:space="preserve">site,</w:t>
+      </w:r>
+      <w:r>
+        <w:br/>
+      </w:r>
+      <w:r>
+        <w:rPr>
+          <w:rStyle w:val="NormalTok"/>
+        </w:rPr>
+        <w:t xml:space="preserve">                     </w:t>
+      </w:r>
+      <w:r>
+        <w:rPr>
+          <w:rStyle w:val="AttributeTok"/>
+        </w:rPr>
+        <w:t xml:space="preserve">test =</w:t>
+      </w:r>
+      <w:r>
+        <w:rPr>
+          <w:rStyle w:val="NormalTok"/>
+        </w:rPr>
+        <w:t xml:space="preserve"> </w:t>
+      </w:r>
+      <w:r>
+        <w:rPr>
+          <w:rStyle w:val="StringTok"/>
+        </w:rPr>
+        <w:t xml:space="preserve">"Wilks"</w:t>
+      </w:r>
+      <w:r>
+        <w:rPr>
+          <w:rStyle w:val="NormalTok"/>
+        </w:rPr>
+        <w:t xml:space="preserve">,</w:t>
+      </w:r>
+      <w:r>
+        <w:br/>
+      </w:r>
+      <w:r>
+        <w:rPr>
+          <w:rStyle w:val="NormalTok"/>
+        </w:rPr>
+        <w:t xml:space="preserve">                     </w:t>
+      </w:r>
+      <w:r>
+        <w:rPr>
+          <w:rStyle w:val="AttributeTok"/>
+        </w:rPr>
+        <w:t xml:space="preserve">nperm =</w:t>
+      </w:r>
+      <w:r>
+        <w:rPr>
+          <w:rStyle w:val="NormalTok"/>
+        </w:rPr>
+        <w:t xml:space="preserve"> </w:t>
+      </w:r>
+      <w:r>
+        <w:rPr>
+          <w:rStyle w:val="DecValTok"/>
+        </w:rPr>
+        <w:t xml:space="preserve">999</w:t>
+      </w:r>
+      <w:r>
+        <w:rPr>
+          <w:rStyle w:val="NormalTok"/>
+        </w:rPr>
+        <w:t xml:space="preserve">,</w:t>
+      </w:r>
+      <w:r>
+        <w:br/>
+      </w:r>
+      <w:r>
+        <w:rPr>
+          <w:rStyle w:val="NormalTok"/>
+        </w:rPr>
+        <w:t xml:space="preserve">                     </w:t>
+      </w:r>
+      <w:r>
+        <w:rPr>
+          <w:rStyle w:val="AttributeTok"/>
+        </w:rPr>
+        <w:t xml:space="preserve">p.method =</w:t>
+      </w:r>
+      <w:r>
+        <w:rPr>
+          <w:rStyle w:val="NormalTok"/>
+        </w:rPr>
+        <w:t xml:space="preserve"> </w:t>
+      </w:r>
+      <w:r>
+        <w:rPr>
+          <w:rStyle w:val="StringTok"/>
+        </w:rPr>
+        <w:t xml:space="preserve">"bonferroni"</w:t>
+      </w:r>
+      <w:r>
+        <w:rPr>
+          <w:rStyle w:val="NormalTok"/>
+        </w:rPr>
+        <w:t xml:space="preserve">)</w:t>
       </w:r>
       <w:r>
         <w:br/>
@@ -18695,7 +19048,7 @@
         <w:rPr>
           <w:rStyle w:val="DocumentationTok"/>
         </w:rPr>
-        <w:t xml:space="preserve">## Model     1   131.09 0.42382 25.745  0.001 ***</w:t>
+        <w:t xml:space="preserve">## </w:t>
       </w:r>
       <w:r>
         <w:br/>
@@ -18704,7 +19057,7 @@
         <w:rPr>
           <w:rStyle w:val="DocumentationTok"/>
         </w:rPr>
-        <w:t xml:space="preserve">## Residual 35   178.22 0.57618                  </w:t>
+        <w:t xml:space="preserve">##  Pairwise comparisons using permutation MANOVAs on a distance matrix </w:t>
       </w:r>
       <w:r>
         <w:br/>
@@ -18713,7 +19066,7 @@
         <w:rPr>
           <w:rStyle w:val="DocumentationTok"/>
         </w:rPr>
-        <w:t xml:space="preserve">## Total    36   309.31 1.00000                  </w:t>
+        <w:t xml:space="preserve">## </w:t>
       </w:r>
       <w:r>
         <w:br/>
@@ -18722,7 +19075,7 @@
         <w:rPr>
           <w:rStyle w:val="DocumentationTok"/>
         </w:rPr>
-        <w:t xml:space="preserve">## ---</w:t>
+        <w:t xml:space="preserve">## data:  vegdist(darl_scaled, method = "euclidean") by darlingtonia$site</w:t>
       </w:r>
       <w:r>
         <w:br/>
@@ -18731,7 +19084,7 @@
         <w:rPr>
           <w:rStyle w:val="DocumentationTok"/>
         </w:rPr>
-        <w:t xml:space="preserve">## Signif. codes:  0 '***' 0.001 '**' 0.01 '*' 0.05 '.' 0.1 ' ' 1</w:t>
+        <w:t xml:space="preserve">## 999 permutations </w:t>
       </w:r>
       <w:r>
         <w:br/>
@@ -18749,7 +19102,7 @@
         <w:rPr>
           <w:rStyle w:val="DocumentationTok"/>
         </w:rPr>
-        <w:t xml:space="preserve">## $LEH_vs_HD</w:t>
+        <w:t xml:space="preserve">##     DG    HD    LEH  </w:t>
       </w:r>
       <w:r>
         <w:br/>
@@ -18758,7 +19111,7 @@
         <w:rPr>
           <w:rStyle w:val="DocumentationTok"/>
         </w:rPr>
-        <w:t xml:space="preserve">##          Df SumOfSqs     R2      F Pr(&gt;F)    </w:t>
+        <w:t xml:space="preserve">## HD  0.006 -     -    </w:t>
       </w:r>
       <w:r>
         <w:br/>
@@ -18767,7 +19120,7 @@
         <w:rPr>
           <w:rStyle w:val="DocumentationTok"/>
         </w:rPr>
-        <w:t xml:space="preserve">## Model     1   101.69 0.2468 11.468  0.001 ***</w:t>
+        <w:t xml:space="preserve">## LEH 0.138 0.006 -    </w:t>
       </w:r>
       <w:r>
         <w:br/>
@@ -18776,360 +19129,7 @@
         <w:rPr>
           <w:rStyle w:val="DocumentationTok"/>
         </w:rPr>
-        <w:t xml:space="preserve">## Residual 35   310.35 0.7532                  </w:t>
-      </w:r>
-      <w:r>
-        <w:br/>
-      </w:r>
-      <w:r>
-        <w:rPr>
-          <w:rStyle w:val="DocumentationTok"/>
-        </w:rPr>
-        <w:t xml:space="preserve">## Total    36   412.04 1.0000                  </w:t>
-      </w:r>
-      <w:r>
-        <w:br/>
-      </w:r>
-      <w:r>
-        <w:rPr>
-          <w:rStyle w:val="DocumentationTok"/>
-        </w:rPr>
-        <w:t xml:space="preserve">## ---</w:t>
-      </w:r>
-      <w:r>
-        <w:br/>
-      </w:r>
-      <w:r>
-        <w:rPr>
-          <w:rStyle w:val="DocumentationTok"/>
-        </w:rPr>
-        <w:t xml:space="preserve">## Signif. codes:  0 '***' 0.001 '**' 0.01 '*' 0.05 '.' 0.1 ' ' 1</w:t>
-      </w:r>
-      <w:r>
-        <w:br/>
-      </w:r>
-      <w:r>
-        <w:rPr>
-          <w:rStyle w:val="DocumentationTok"/>
-        </w:rPr>
-        <w:t xml:space="preserve">## </w:t>
-      </w:r>
-      <w:r>
-        <w:br/>
-      </w:r>
-      <w:r>
-        <w:rPr>
-          <w:rStyle w:val="DocumentationTok"/>
-        </w:rPr>
-        <w:t xml:space="preserve">## attr(,"class")</w:t>
-      </w:r>
-      <w:r>
-        <w:br/>
-      </w:r>
-      <w:r>
-        <w:rPr>
-          <w:rStyle w:val="DocumentationTok"/>
-        </w:rPr>
-        <w:t xml:space="preserve">## [1] "pwadstrata" "list"</w:t>
-      </w:r>
-    </w:p>
-    <w:p>
-      <w:pPr>
-        <w:pStyle w:val="SourceCode"/>
-      </w:pPr>
-      <w:r>
-        <w:rPr>
-          <w:rStyle w:val="CommentTok"/>
-        </w:rPr>
-        <w:t xml:space="preserve"># install.packages("RVAideMemoire")</w:t>
-      </w:r>
-      <w:r>
-        <w:br/>
-      </w:r>
-      <w:r>
-        <w:rPr>
-          <w:rStyle w:val="FunctionTok"/>
-        </w:rPr>
-        <w:t xml:space="preserve">library</w:t>
-      </w:r>
-      <w:r>
-        <w:rPr>
-          <w:rStyle w:val="NormalTok"/>
-        </w:rPr>
-        <w:t xml:space="preserve">(RVAideMemoire)</w:t>
-      </w:r>
-      <w:r>
-        <w:br/>
-      </w:r>
-      <w:r>
-        <w:br/>
-      </w:r>
-      <w:r>
-        <w:rPr>
-          <w:rStyle w:val="CommentTok"/>
-        </w:rPr>
-        <w:t xml:space="preserve"># Pairwise PERMANOVA</w:t>
-      </w:r>
-      <w:r>
-        <w:br/>
-      </w:r>
-      <w:r>
-        <w:rPr>
-          <w:rStyle w:val="FunctionTok"/>
-        </w:rPr>
-        <w:t xml:space="preserve">pairwise.perm.manova</w:t>
-      </w:r>
-      <w:r>
-        <w:rPr>
-          <w:rStyle w:val="NormalTok"/>
-        </w:rPr>
-        <w:t xml:space="preserve">(</w:t>
-      </w:r>
-      <w:r>
-        <w:rPr>
-          <w:rStyle w:val="FunctionTok"/>
-        </w:rPr>
-        <w:t xml:space="preserve">vegdist</w:t>
-      </w:r>
-      <w:r>
-        <w:rPr>
-          <w:rStyle w:val="NormalTok"/>
-        </w:rPr>
-        <w:t xml:space="preserve">(darl_scaled, </w:t>
-      </w:r>
-      <w:r>
-        <w:rPr>
-          <w:rStyle w:val="AttributeTok"/>
-        </w:rPr>
-        <w:t xml:space="preserve">method =</w:t>
-      </w:r>
-      <w:r>
-        <w:rPr>
-          <w:rStyle w:val="NormalTok"/>
-        </w:rPr>
-        <w:t xml:space="preserve"> </w:t>
-      </w:r>
-      <w:r>
-        <w:rPr>
-          <w:rStyle w:val="StringTok"/>
-        </w:rPr>
-        <w:t xml:space="preserve">"euclidean"</w:t>
-      </w:r>
-      <w:r>
-        <w:rPr>
-          <w:rStyle w:val="NormalTok"/>
-        </w:rPr>
-        <w:t xml:space="preserve">),</w:t>
-      </w:r>
-      <w:r>
-        <w:br/>
-      </w:r>
-      <w:r>
-        <w:rPr>
-          <w:rStyle w:val="NormalTok"/>
-        </w:rPr>
-        <w:t xml:space="preserve">                     darlingtonia</w:t>
-      </w:r>
-      <w:r>
-        <w:rPr>
-          <w:rStyle w:val="SpecialCharTok"/>
-        </w:rPr>
-        <w:t xml:space="preserve">$</w:t>
-      </w:r>
-      <w:r>
-        <w:rPr>
-          <w:rStyle w:val="NormalTok"/>
-        </w:rPr>
-        <w:t xml:space="preserve">site,</w:t>
-      </w:r>
-      <w:r>
-        <w:br/>
-      </w:r>
-      <w:r>
-        <w:rPr>
-          <w:rStyle w:val="NormalTok"/>
-        </w:rPr>
-        <w:t xml:space="preserve">                     </w:t>
-      </w:r>
-      <w:r>
-        <w:rPr>
-          <w:rStyle w:val="AttributeTok"/>
-        </w:rPr>
-        <w:t xml:space="preserve">test =</w:t>
-      </w:r>
-      <w:r>
-        <w:rPr>
-          <w:rStyle w:val="NormalTok"/>
-        </w:rPr>
-        <w:t xml:space="preserve"> </w:t>
-      </w:r>
-      <w:r>
-        <w:rPr>
-          <w:rStyle w:val="StringTok"/>
-        </w:rPr>
-        <w:t xml:space="preserve">"Wilks"</w:t>
-      </w:r>
-      <w:r>
-        <w:rPr>
-          <w:rStyle w:val="NormalTok"/>
-        </w:rPr>
-        <w:t xml:space="preserve">,</w:t>
-      </w:r>
-      <w:r>
-        <w:br/>
-      </w:r>
-      <w:r>
-        <w:rPr>
-          <w:rStyle w:val="NormalTok"/>
-        </w:rPr>
-        <w:t xml:space="preserve">                     </w:t>
-      </w:r>
-      <w:r>
-        <w:rPr>
-          <w:rStyle w:val="AttributeTok"/>
-        </w:rPr>
-        <w:t xml:space="preserve">nperm =</w:t>
-      </w:r>
-      <w:r>
-        <w:rPr>
-          <w:rStyle w:val="NormalTok"/>
-        </w:rPr>
-        <w:t xml:space="preserve"> </w:t>
-      </w:r>
-      <w:r>
-        <w:rPr>
-          <w:rStyle w:val="DecValTok"/>
-        </w:rPr>
-        <w:t xml:space="preserve">999</w:t>
-      </w:r>
-      <w:r>
-        <w:rPr>
-          <w:rStyle w:val="NormalTok"/>
-        </w:rPr>
-        <w:t xml:space="preserve">,</w:t>
-      </w:r>
-      <w:r>
-        <w:br/>
-      </w:r>
-      <w:r>
-        <w:rPr>
-          <w:rStyle w:val="NormalTok"/>
-        </w:rPr>
-        <w:t xml:space="preserve">                     </w:t>
-      </w:r>
-      <w:r>
-        <w:rPr>
-          <w:rStyle w:val="AttributeTok"/>
-        </w:rPr>
-        <w:t xml:space="preserve">p.method =</w:t>
-      </w:r>
-      <w:r>
-        <w:rPr>
-          <w:rStyle w:val="NormalTok"/>
-        </w:rPr>
-        <w:t xml:space="preserve"> </w:t>
-      </w:r>
-      <w:r>
-        <w:rPr>
-          <w:rStyle w:val="StringTok"/>
-        </w:rPr>
-        <w:t xml:space="preserve">"bonferroni"</w:t>
-      </w:r>
-      <w:r>
-        <w:rPr>
-          <w:rStyle w:val="NormalTok"/>
-        </w:rPr>
-        <w:t xml:space="preserve">)</w:t>
-      </w:r>
-      <w:r>
-        <w:br/>
-      </w:r>
-      <w:r>
-        <w:rPr>
-          <w:rStyle w:val="DocumentationTok"/>
-        </w:rPr>
-        <w:t xml:space="preserve">## </w:t>
-      </w:r>
-      <w:r>
-        <w:br/>
-      </w:r>
-      <w:r>
-        <w:rPr>
-          <w:rStyle w:val="DocumentationTok"/>
-        </w:rPr>
-        <w:t xml:space="preserve">##  Pairwise comparisons using permutation MANOVAs on a distance matrix </w:t>
-      </w:r>
-      <w:r>
-        <w:br/>
-      </w:r>
-      <w:r>
-        <w:rPr>
-          <w:rStyle w:val="DocumentationTok"/>
-        </w:rPr>
-        <w:t xml:space="preserve">## </w:t>
-      </w:r>
-      <w:r>
-        <w:br/>
-      </w:r>
-      <w:r>
-        <w:rPr>
-          <w:rStyle w:val="DocumentationTok"/>
-        </w:rPr>
-        <w:t xml:space="preserve">## data:  vegdist(darl_scaled, method = "euclidean") by darlingtonia$site</w:t>
-      </w:r>
-      <w:r>
-        <w:br/>
-      </w:r>
-      <w:r>
-        <w:rPr>
-          <w:rStyle w:val="DocumentationTok"/>
-        </w:rPr>
-        <w:t xml:space="preserve">## 999 permutations </w:t>
-      </w:r>
-      <w:r>
-        <w:br/>
-      </w:r>
-      <w:r>
-        <w:rPr>
-          <w:rStyle w:val="DocumentationTok"/>
-        </w:rPr>
-        <w:t xml:space="preserve">## </w:t>
-      </w:r>
-      <w:r>
-        <w:br/>
-      </w:r>
-      <w:r>
-        <w:rPr>
-          <w:rStyle w:val="DocumentationTok"/>
-        </w:rPr>
-        <w:t xml:space="preserve">##     DG    HD    LEH  </w:t>
-      </w:r>
-      <w:r>
-        <w:br/>
-      </w:r>
-      <w:r>
-        <w:rPr>
-          <w:rStyle w:val="DocumentationTok"/>
-        </w:rPr>
-        <w:t xml:space="preserve">## HD  0.006 -     -    </w:t>
-      </w:r>
-      <w:r>
-        <w:br/>
-      </w:r>
-      <w:r>
-        <w:rPr>
-          <w:rStyle w:val="DocumentationTok"/>
-        </w:rPr>
-        <w:t xml:space="preserve">## LEH 0.096 0.006 -    </w:t>
-      </w:r>
-      <w:r>
-        <w:br/>
-      </w:r>
-      <w:r>
-        <w:rPr>
-          <w:rStyle w:val="DocumentationTok"/>
-        </w:rPr>
-        <w:t xml:space="preserve">## TJH 0.030 0.006 0.012</w:t>
+        <w:t xml:space="preserve">## TJH 0.012 0.006 0.006</w:t>
       </w:r>
       <w:r>
         <w:br/>

--- a/docs/content/multivariate_statistics/multivariate_statistics_lecture.docx
+++ b/docs/content/multivariate_statistics/multivariate_statistics_lecture.docx
@@ -18398,6 +18398,78 @@
         <w:rPr>
           <w:rStyle w:val="DocumentationTok"/>
         </w:rPr>
+        <w:t xml:space="preserve">##          Df SumOfSqs      R2      F Pr(&gt;F)    </w:t>
+      </w:r>
+      <w:r>
+        <w:br/>
+      </w:r>
+      <w:r>
+        <w:rPr>
+          <w:rStyle w:val="DocumentationTok"/>
+        </w:rPr>
+        <w:t xml:space="preserve">## Model     1   32.602 0.10636 5.7128  0.001 ***</w:t>
+      </w:r>
+      <w:r>
+        <w:br/>
+      </w:r>
+      <w:r>
+        <w:rPr>
+          <w:rStyle w:val="DocumentationTok"/>
+        </w:rPr>
+        <w:t xml:space="preserve">## Residual 48  273.930 0.89364                  </w:t>
+      </w:r>
+      <w:r>
+        <w:br/>
+      </w:r>
+      <w:r>
+        <w:rPr>
+          <w:rStyle w:val="DocumentationTok"/>
+        </w:rPr>
+        <w:t xml:space="preserve">## Total    49  306.532 1.00000                  </w:t>
+      </w:r>
+      <w:r>
+        <w:br/>
+      </w:r>
+      <w:r>
+        <w:rPr>
+          <w:rStyle w:val="DocumentationTok"/>
+        </w:rPr>
+        <w:t xml:space="preserve">## ---</w:t>
+      </w:r>
+      <w:r>
+        <w:br/>
+      </w:r>
+      <w:r>
+        <w:rPr>
+          <w:rStyle w:val="DocumentationTok"/>
+        </w:rPr>
+        <w:t xml:space="preserve">## Signif. codes:  0 '***' 0.001 '**' 0.01 '*' 0.05 '.' 0.1 ' ' 1</w:t>
+      </w:r>
+      <w:r>
+        <w:br/>
+      </w:r>
+      <w:r>
+        <w:rPr>
+          <w:rStyle w:val="DocumentationTok"/>
+        </w:rPr>
+        <w:t xml:space="preserve">## </w:t>
+      </w:r>
+      <w:r>
+        <w:br/>
+      </w:r>
+      <w:r>
+        <w:rPr>
+          <w:rStyle w:val="DocumentationTok"/>
+        </w:rPr>
+        <w:t xml:space="preserve">## $TJH_vs_LEH</w:t>
+      </w:r>
+      <w:r>
+        <w:br/>
+      </w:r>
+      <w:r>
+        <w:rPr>
+          <w:rStyle w:val="DocumentationTok"/>
+        </w:rPr>
         <w:t xml:space="preserve">##          Df SumOfSqs      R2      F Pr(&gt;F)   </w:t>
       </w:r>
       <w:r>
@@ -18407,7 +18479,7 @@
         <w:rPr>
           <w:rStyle w:val="DocumentationTok"/>
         </w:rPr>
-        <w:t xml:space="preserve">## Model     1   32.602 0.10636 5.7128  0.003 **</w:t>
+        <w:t xml:space="preserve">## Model     1    47.72 0.10517 5.6414  0.002 **</w:t>
       </w:r>
       <w:r>
         <w:br/>
@@ -18416,7 +18488,7 @@
         <w:rPr>
           <w:rStyle w:val="DocumentationTok"/>
         </w:rPr>
-        <w:t xml:space="preserve">## Residual 48  273.930 0.89364                 </w:t>
+        <w:t xml:space="preserve">## Residual 48   406.06 0.89483                 </w:t>
       </w:r>
       <w:r>
         <w:br/>
@@ -18425,7 +18497,7 @@
         <w:rPr>
           <w:rStyle w:val="DocumentationTok"/>
         </w:rPr>
-        <w:t xml:space="preserve">## Total    49  306.532 1.00000                 </w:t>
+        <w:t xml:space="preserve">## Total    49   453.78 1.00000                 </w:t>
       </w:r>
       <w:r>
         <w:br/>
@@ -18461,7 +18533,7 @@
         <w:rPr>
           <w:rStyle w:val="DocumentationTok"/>
         </w:rPr>
-        <w:t xml:space="preserve">## $TJH_vs_LEH</w:t>
+        <w:t xml:space="preserve">## $TJH_vs_HD</w:t>
       </w:r>
       <w:r>
         <w:br/>
@@ -18470,7 +18542,7 @@
         <w:rPr>
           <w:rStyle w:val="DocumentationTok"/>
         </w:rPr>
-        <w:t xml:space="preserve">##          Df SumOfSqs      R2      F Pr(&gt;F)   </w:t>
+        <w:t xml:space="preserve">##          Df SumOfSqs      R2      F Pr(&gt;F)    </w:t>
       </w:r>
       <w:r>
         <w:br/>
@@ -18479,7 +18551,7 @@
         <w:rPr>
           <w:rStyle w:val="DocumentationTok"/>
         </w:rPr>
-        <w:t xml:space="preserve">## Model     1    47.72 0.10517 5.6414  0.004 **</w:t>
+        <w:t xml:space="preserve">## Model     1   69.308 0.25135 11.751  0.001 ***</w:t>
       </w:r>
       <w:r>
         <w:br/>
@@ -18488,7 +18560,7 @@
         <w:rPr>
           <w:rStyle w:val="DocumentationTok"/>
         </w:rPr>
-        <w:t xml:space="preserve">## Residual 48   406.06 0.89483                 </w:t>
+        <w:t xml:space="preserve">## Residual 35  206.432 0.74865                  </w:t>
       </w:r>
       <w:r>
         <w:br/>
@@ -18497,7 +18569,7 @@
         <w:rPr>
           <w:rStyle w:val="DocumentationTok"/>
         </w:rPr>
-        <w:t xml:space="preserve">## Total    49   453.78 1.00000                 </w:t>
+        <w:t xml:space="preserve">## Total    36  275.740 1.00000                  </w:t>
       </w:r>
       <w:r>
         <w:br/>
@@ -18533,7 +18605,7 @@
         <w:rPr>
           <w:rStyle w:val="DocumentationTok"/>
         </w:rPr>
-        <w:t xml:space="preserve">## $TJH_vs_HD</w:t>
+        <w:t xml:space="preserve">## $DG_vs_LEH</w:t>
       </w:r>
       <w:r>
         <w:br/>
@@ -18542,6 +18614,78 @@
         <w:rPr>
           <w:rStyle w:val="DocumentationTok"/>
         </w:rPr>
+        <w:t xml:space="preserve">##          Df SumOfSqs      R2      F Pr(&gt;F)  </w:t>
+      </w:r>
+      <w:r>
+        <w:br/>
+      </w:r>
+      <w:r>
+        <w:rPr>
+          <w:rStyle w:val="DocumentationTok"/>
+        </w:rPr>
+        <w:t xml:space="preserve">## Model     1    26.24 0.06493 3.3333  0.015 *</w:t>
+      </w:r>
+      <w:r>
+        <w:br/>
+      </w:r>
+      <w:r>
+        <w:rPr>
+          <w:rStyle w:val="DocumentationTok"/>
+        </w:rPr>
+        <w:t xml:space="preserve">## Residual 48   377.85 0.93507                </w:t>
+      </w:r>
+      <w:r>
+        <w:br/>
+      </w:r>
+      <w:r>
+        <w:rPr>
+          <w:rStyle w:val="DocumentationTok"/>
+        </w:rPr>
+        <w:t xml:space="preserve">## Total    49   404.09 1.00000                </w:t>
+      </w:r>
+      <w:r>
+        <w:br/>
+      </w:r>
+      <w:r>
+        <w:rPr>
+          <w:rStyle w:val="DocumentationTok"/>
+        </w:rPr>
+        <w:t xml:space="preserve">## ---</w:t>
+      </w:r>
+      <w:r>
+        <w:br/>
+      </w:r>
+      <w:r>
+        <w:rPr>
+          <w:rStyle w:val="DocumentationTok"/>
+        </w:rPr>
+        <w:t xml:space="preserve">## Signif. codes:  0 '***' 0.001 '**' 0.01 '*' 0.05 '.' 0.1 ' ' 1</w:t>
+      </w:r>
+      <w:r>
+        <w:br/>
+      </w:r>
+      <w:r>
+        <w:rPr>
+          <w:rStyle w:val="DocumentationTok"/>
+        </w:rPr>
+        <w:t xml:space="preserve">## </w:t>
+      </w:r>
+      <w:r>
+        <w:br/>
+      </w:r>
+      <w:r>
+        <w:rPr>
+          <w:rStyle w:val="DocumentationTok"/>
+        </w:rPr>
+        <w:t xml:space="preserve">## $DG_vs_HD</w:t>
+      </w:r>
+      <w:r>
+        <w:br/>
+      </w:r>
+      <w:r>
+        <w:rPr>
+          <w:rStyle w:val="DocumentationTok"/>
+        </w:rPr>
         <w:t xml:space="preserve">##          Df SumOfSqs      R2      F Pr(&gt;F)    </w:t>
       </w:r>
       <w:r>
@@ -18551,7 +18695,7 @@
         <w:rPr>
           <w:rStyle w:val="DocumentationTok"/>
         </w:rPr>
-        <w:t xml:space="preserve">## Model     1   69.308 0.25135 11.751  0.001 ***</w:t>
+        <w:t xml:space="preserve">## Model     1   131.09 0.42382 25.745  0.001 ***</w:t>
       </w:r>
       <w:r>
         <w:br/>
@@ -18560,7 +18704,7 @@
         <w:rPr>
           <w:rStyle w:val="DocumentationTok"/>
         </w:rPr>
-        <w:t xml:space="preserve">## Residual 35  206.432 0.74865                  </w:t>
+        <w:t xml:space="preserve">## Residual 35   178.22 0.57618                  </w:t>
       </w:r>
       <w:r>
         <w:br/>
@@ -18569,7 +18713,7 @@
         <w:rPr>
           <w:rStyle w:val="DocumentationTok"/>
         </w:rPr>
-        <w:t xml:space="preserve">## Total    36  275.740 1.00000                  </w:t>
+        <w:t xml:space="preserve">## Total    36   309.31 1.00000                  </w:t>
       </w:r>
       <w:r>
         <w:br/>
@@ -18605,7 +18749,7 @@
         <w:rPr>
           <w:rStyle w:val="DocumentationTok"/>
         </w:rPr>
-        <w:t xml:space="preserve">## $DG_vs_LEH</w:t>
+        <w:t xml:space="preserve">## $LEH_vs_HD</w:t>
       </w:r>
       <w:r>
         <w:br/>
@@ -18614,7 +18758,7 @@
         <w:rPr>
           <w:rStyle w:val="DocumentationTok"/>
         </w:rPr>
-        <w:t xml:space="preserve">##          Df SumOfSqs      R2      F Pr(&gt;F)  </w:t>
+        <w:t xml:space="preserve">##          Df SumOfSqs     R2      F Pr(&gt;F)    </w:t>
       </w:r>
       <w:r>
         <w:br/>
@@ -18623,7 +18767,7 @@
         <w:rPr>
           <w:rStyle w:val="DocumentationTok"/>
         </w:rPr>
-        <w:t xml:space="preserve">## Model     1    26.24 0.06493 3.3333  0.017 *</w:t>
+        <w:t xml:space="preserve">## Model     1   101.69 0.2468 11.468  0.001 ***</w:t>
       </w:r>
       <w:r>
         <w:br/>
@@ -18632,7 +18776,7 @@
         <w:rPr>
           <w:rStyle w:val="DocumentationTok"/>
         </w:rPr>
-        <w:t xml:space="preserve">## Residual 48   377.85 0.93507                </w:t>
+        <w:t xml:space="preserve">## Residual 35   310.35 0.7532                  </w:t>
       </w:r>
       <w:r>
         <w:br/>
@@ -18641,7 +18785,7 @@
         <w:rPr>
           <w:rStyle w:val="DocumentationTok"/>
         </w:rPr>
-        <w:t xml:space="preserve">## Total    49   404.09 1.00000                </w:t>
+        <w:t xml:space="preserve">## Total    36   412.04 1.0000                  </w:t>
       </w:r>
       <w:r>
         <w:br/>
@@ -18677,7 +18821,7 @@
         <w:rPr>
           <w:rStyle w:val="DocumentationTok"/>
         </w:rPr>
-        <w:t xml:space="preserve">## $DG_vs_HD</w:t>
+        <w:t xml:space="preserve">## attr(,"class")</w:t>
       </w:r>
       <w:r>
         <w:br/>
@@ -18686,7 +18830,216 @@
         <w:rPr>
           <w:rStyle w:val="DocumentationTok"/>
         </w:rPr>
-        <w:t xml:space="preserve">##          Df SumOfSqs      R2      F Pr(&gt;F)    </w:t>
+        <w:t xml:space="preserve">## [1] "pwadstrata" "list"</w:t>
+      </w:r>
+    </w:p>
+    <w:p>
+      <w:pPr>
+        <w:pStyle w:val="SourceCode"/>
+      </w:pPr>
+      <w:r>
+        <w:rPr>
+          <w:rStyle w:val="CommentTok"/>
+        </w:rPr>
+        <w:t xml:space="preserve"># install.packages("RVAideMemoire")</w:t>
+      </w:r>
+      <w:r>
+        <w:br/>
+      </w:r>
+      <w:r>
+        <w:rPr>
+          <w:rStyle w:val="FunctionTok"/>
+        </w:rPr>
+        <w:t xml:space="preserve">library</w:t>
+      </w:r>
+      <w:r>
+        <w:rPr>
+          <w:rStyle w:val="NormalTok"/>
+        </w:rPr>
+        <w:t xml:space="preserve">(RVAideMemoire)</w:t>
+      </w:r>
+      <w:r>
+        <w:br/>
+      </w:r>
+      <w:r>
+        <w:br/>
+      </w:r>
+      <w:r>
+        <w:rPr>
+          <w:rStyle w:val="CommentTok"/>
+        </w:rPr>
+        <w:t xml:space="preserve"># Pairwise PERMANOVA</w:t>
+      </w:r>
+      <w:r>
+        <w:br/>
+      </w:r>
+      <w:r>
+        <w:rPr>
+          <w:rStyle w:val="FunctionTok"/>
+        </w:rPr>
+        <w:t xml:space="preserve">pairwise.perm.manova</w:t>
+      </w:r>
+      <w:r>
+        <w:rPr>
+          <w:rStyle w:val="NormalTok"/>
+        </w:rPr>
+        <w:t xml:space="preserve">(</w:t>
+      </w:r>
+      <w:r>
+        <w:rPr>
+          <w:rStyle w:val="FunctionTok"/>
+        </w:rPr>
+        <w:t xml:space="preserve">vegdist</w:t>
+      </w:r>
+      <w:r>
+        <w:rPr>
+          <w:rStyle w:val="NormalTok"/>
+        </w:rPr>
+        <w:t xml:space="preserve">(darl_scaled, </w:t>
+      </w:r>
+      <w:r>
+        <w:rPr>
+          <w:rStyle w:val="AttributeTok"/>
+        </w:rPr>
+        <w:t xml:space="preserve">method =</w:t>
+      </w:r>
+      <w:r>
+        <w:rPr>
+          <w:rStyle w:val="NormalTok"/>
+        </w:rPr>
+        <w:t xml:space="preserve"> </w:t>
+      </w:r>
+      <w:r>
+        <w:rPr>
+          <w:rStyle w:val="StringTok"/>
+        </w:rPr>
+        <w:t xml:space="preserve">"euclidean"</w:t>
+      </w:r>
+      <w:r>
+        <w:rPr>
+          <w:rStyle w:val="NormalTok"/>
+        </w:rPr>
+        <w:t xml:space="preserve">),</w:t>
+      </w:r>
+      <w:r>
+        <w:br/>
+      </w:r>
+      <w:r>
+        <w:rPr>
+          <w:rStyle w:val="NormalTok"/>
+        </w:rPr>
+        <w:t xml:space="preserve">                     darlingtonia</w:t>
+      </w:r>
+      <w:r>
+        <w:rPr>
+          <w:rStyle w:val="SpecialCharTok"/>
+        </w:rPr>
+        <w:t xml:space="preserve">$</w:t>
+      </w:r>
+      <w:r>
+        <w:rPr>
+          <w:rStyle w:val="NormalTok"/>
+        </w:rPr>
+        <w:t xml:space="preserve">site,</w:t>
+      </w:r>
+      <w:r>
+        <w:br/>
+      </w:r>
+      <w:r>
+        <w:rPr>
+          <w:rStyle w:val="NormalTok"/>
+        </w:rPr>
+        <w:t xml:space="preserve">                     </w:t>
+      </w:r>
+      <w:r>
+        <w:rPr>
+          <w:rStyle w:val="AttributeTok"/>
+        </w:rPr>
+        <w:t xml:space="preserve">test =</w:t>
+      </w:r>
+      <w:r>
+        <w:rPr>
+          <w:rStyle w:val="NormalTok"/>
+        </w:rPr>
+        <w:t xml:space="preserve"> </w:t>
+      </w:r>
+      <w:r>
+        <w:rPr>
+          <w:rStyle w:val="StringTok"/>
+        </w:rPr>
+        <w:t xml:space="preserve">"Wilks"</w:t>
+      </w:r>
+      <w:r>
+        <w:rPr>
+          <w:rStyle w:val="NormalTok"/>
+        </w:rPr>
+        <w:t xml:space="preserve">,</w:t>
+      </w:r>
+      <w:r>
+        <w:br/>
+      </w:r>
+      <w:r>
+        <w:rPr>
+          <w:rStyle w:val="NormalTok"/>
+        </w:rPr>
+        <w:t xml:space="preserve">                     </w:t>
+      </w:r>
+      <w:r>
+        <w:rPr>
+          <w:rStyle w:val="AttributeTok"/>
+        </w:rPr>
+        <w:t xml:space="preserve">nperm =</w:t>
+      </w:r>
+      <w:r>
+        <w:rPr>
+          <w:rStyle w:val="NormalTok"/>
+        </w:rPr>
+        <w:t xml:space="preserve"> </w:t>
+      </w:r>
+      <w:r>
+        <w:rPr>
+          <w:rStyle w:val="DecValTok"/>
+        </w:rPr>
+        <w:t xml:space="preserve">999</w:t>
+      </w:r>
+      <w:r>
+        <w:rPr>
+          <w:rStyle w:val="NormalTok"/>
+        </w:rPr>
+        <w:t xml:space="preserve">,</w:t>
+      </w:r>
+      <w:r>
+        <w:br/>
+      </w:r>
+      <w:r>
+        <w:rPr>
+          <w:rStyle w:val="NormalTok"/>
+        </w:rPr>
+        <w:t xml:space="preserve">                     </w:t>
+      </w:r>
+      <w:r>
+        <w:rPr>
+          <w:rStyle w:val="AttributeTok"/>
+        </w:rPr>
+        <w:t xml:space="preserve">p.method =</w:t>
+      </w:r>
+      <w:r>
+        <w:rPr>
+          <w:rStyle w:val="NormalTok"/>
+        </w:rPr>
+        <w:t xml:space="preserve"> </w:t>
+      </w:r>
+      <w:r>
+        <w:rPr>
+          <w:rStyle w:val="StringTok"/>
+        </w:rPr>
+        <w:t xml:space="preserve">"bonferroni"</w:t>
+      </w:r>
+      <w:r>
+        <w:rPr>
+          <w:rStyle w:val="NormalTok"/>
+        </w:rPr>
+        <w:t xml:space="preserve">)</w:t>
       </w:r>
       <w:r>
         <w:br/>
@@ -18695,7 +19048,7 @@
         <w:rPr>
           <w:rStyle w:val="DocumentationTok"/>
         </w:rPr>
-        <w:t xml:space="preserve">## Model     1   131.09 0.42382 25.745  0.001 ***</w:t>
+        <w:t xml:space="preserve">## </w:t>
       </w:r>
       <w:r>
         <w:br/>
@@ -18704,7 +19057,7 @@
         <w:rPr>
           <w:rStyle w:val="DocumentationTok"/>
         </w:rPr>
-        <w:t xml:space="preserve">## Residual 35   178.22 0.57618                  </w:t>
+        <w:t xml:space="preserve">##  Pairwise comparisons using permutation MANOVAs on a distance matrix </w:t>
       </w:r>
       <w:r>
         <w:br/>
@@ -18713,7 +19066,7 @@
         <w:rPr>
           <w:rStyle w:val="DocumentationTok"/>
         </w:rPr>
-        <w:t xml:space="preserve">## Total    36   309.31 1.00000                  </w:t>
+        <w:t xml:space="preserve">## </w:t>
       </w:r>
       <w:r>
         <w:br/>
@@ -18722,7 +19075,7 @@
         <w:rPr>
           <w:rStyle w:val="DocumentationTok"/>
         </w:rPr>
-        <w:t xml:space="preserve">## ---</w:t>
+        <w:t xml:space="preserve">## data:  vegdist(darl_scaled, method = "euclidean") by darlingtonia$site</w:t>
       </w:r>
       <w:r>
         <w:br/>
@@ -18731,7 +19084,7 @@
         <w:rPr>
           <w:rStyle w:val="DocumentationTok"/>
         </w:rPr>
-        <w:t xml:space="preserve">## Signif. codes:  0 '***' 0.001 '**' 0.01 '*' 0.05 '.' 0.1 ' ' 1</w:t>
+        <w:t xml:space="preserve">## 999 permutations </w:t>
       </w:r>
       <w:r>
         <w:br/>
@@ -18749,7 +19102,7 @@
         <w:rPr>
           <w:rStyle w:val="DocumentationTok"/>
         </w:rPr>
-        <w:t xml:space="preserve">## $LEH_vs_HD</w:t>
+        <w:t xml:space="preserve">##     DG    HD    LEH  </w:t>
       </w:r>
       <w:r>
         <w:br/>
@@ -18758,7 +19111,7 @@
         <w:rPr>
           <w:rStyle w:val="DocumentationTok"/>
         </w:rPr>
-        <w:t xml:space="preserve">##          Df SumOfSqs     R2      F Pr(&gt;F)    </w:t>
+        <w:t xml:space="preserve">## HD  0.006 -     -    </w:t>
       </w:r>
       <w:r>
         <w:br/>
@@ -18767,7 +19120,7 @@
         <w:rPr>
           <w:rStyle w:val="DocumentationTok"/>
         </w:rPr>
-        <w:t xml:space="preserve">## Model     1   101.69 0.2468 11.468  0.001 ***</w:t>
+        <w:t xml:space="preserve">## LEH 0.132 0.006 -    </w:t>
       </w:r>
       <w:r>
         <w:br/>
@@ -18776,360 +19129,7 @@
         <w:rPr>
           <w:rStyle w:val="DocumentationTok"/>
         </w:rPr>
-        <w:t xml:space="preserve">## Residual 35   310.35 0.7532                  </w:t>
-      </w:r>
-      <w:r>
-        <w:br/>
-      </w:r>
-      <w:r>
-        <w:rPr>
-          <w:rStyle w:val="DocumentationTok"/>
-        </w:rPr>
-        <w:t xml:space="preserve">## Total    36   412.04 1.0000                  </w:t>
-      </w:r>
-      <w:r>
-        <w:br/>
-      </w:r>
-      <w:r>
-        <w:rPr>
-          <w:rStyle w:val="DocumentationTok"/>
-        </w:rPr>
-        <w:t xml:space="preserve">## ---</w:t>
-      </w:r>
-      <w:r>
-        <w:br/>
-      </w:r>
-      <w:r>
-        <w:rPr>
-          <w:rStyle w:val="DocumentationTok"/>
-        </w:rPr>
-        <w:t xml:space="preserve">## Signif. codes:  0 '***' 0.001 '**' 0.01 '*' 0.05 '.' 0.1 ' ' 1</w:t>
-      </w:r>
-      <w:r>
-        <w:br/>
-      </w:r>
-      <w:r>
-        <w:rPr>
-          <w:rStyle w:val="DocumentationTok"/>
-        </w:rPr>
-        <w:t xml:space="preserve">## </w:t>
-      </w:r>
-      <w:r>
-        <w:br/>
-      </w:r>
-      <w:r>
-        <w:rPr>
-          <w:rStyle w:val="DocumentationTok"/>
-        </w:rPr>
-        <w:t xml:space="preserve">## attr(,"class")</w:t>
-      </w:r>
-      <w:r>
-        <w:br/>
-      </w:r>
-      <w:r>
-        <w:rPr>
-          <w:rStyle w:val="DocumentationTok"/>
-        </w:rPr>
-        <w:t xml:space="preserve">## [1] "pwadstrata" "list"</w:t>
-      </w:r>
-    </w:p>
-    <w:p>
-      <w:pPr>
-        <w:pStyle w:val="SourceCode"/>
-      </w:pPr>
-      <w:r>
-        <w:rPr>
-          <w:rStyle w:val="CommentTok"/>
-        </w:rPr>
-        <w:t xml:space="preserve"># install.packages("RVAideMemoire")</w:t>
-      </w:r>
-      <w:r>
-        <w:br/>
-      </w:r>
-      <w:r>
-        <w:rPr>
-          <w:rStyle w:val="FunctionTok"/>
-        </w:rPr>
-        <w:t xml:space="preserve">library</w:t>
-      </w:r>
-      <w:r>
-        <w:rPr>
-          <w:rStyle w:val="NormalTok"/>
-        </w:rPr>
-        <w:t xml:space="preserve">(RVAideMemoire)</w:t>
-      </w:r>
-      <w:r>
-        <w:br/>
-      </w:r>
-      <w:r>
-        <w:br/>
-      </w:r>
-      <w:r>
-        <w:rPr>
-          <w:rStyle w:val="CommentTok"/>
-        </w:rPr>
-        <w:t xml:space="preserve"># Pairwise PERMANOVA</w:t>
-      </w:r>
-      <w:r>
-        <w:br/>
-      </w:r>
-      <w:r>
-        <w:rPr>
-          <w:rStyle w:val="FunctionTok"/>
-        </w:rPr>
-        <w:t xml:space="preserve">pairwise.perm.manova</w:t>
-      </w:r>
-      <w:r>
-        <w:rPr>
-          <w:rStyle w:val="NormalTok"/>
-        </w:rPr>
-        <w:t xml:space="preserve">(</w:t>
-      </w:r>
-      <w:r>
-        <w:rPr>
-          <w:rStyle w:val="FunctionTok"/>
-        </w:rPr>
-        <w:t xml:space="preserve">vegdist</w:t>
-      </w:r>
-      <w:r>
-        <w:rPr>
-          <w:rStyle w:val="NormalTok"/>
-        </w:rPr>
-        <w:t xml:space="preserve">(darl_scaled, </w:t>
-      </w:r>
-      <w:r>
-        <w:rPr>
-          <w:rStyle w:val="AttributeTok"/>
-        </w:rPr>
-        <w:t xml:space="preserve">method =</w:t>
-      </w:r>
-      <w:r>
-        <w:rPr>
-          <w:rStyle w:val="NormalTok"/>
-        </w:rPr>
-        <w:t xml:space="preserve"> </w:t>
-      </w:r>
-      <w:r>
-        <w:rPr>
-          <w:rStyle w:val="StringTok"/>
-        </w:rPr>
-        <w:t xml:space="preserve">"euclidean"</w:t>
-      </w:r>
-      <w:r>
-        <w:rPr>
-          <w:rStyle w:val="NormalTok"/>
-        </w:rPr>
-        <w:t xml:space="preserve">),</w:t>
-      </w:r>
-      <w:r>
-        <w:br/>
-      </w:r>
-      <w:r>
-        <w:rPr>
-          <w:rStyle w:val="NormalTok"/>
-        </w:rPr>
-        <w:t xml:space="preserve">                     darlingtonia</w:t>
-      </w:r>
-      <w:r>
-        <w:rPr>
-          <w:rStyle w:val="SpecialCharTok"/>
-        </w:rPr>
-        <w:t xml:space="preserve">$</w:t>
-      </w:r>
-      <w:r>
-        <w:rPr>
-          <w:rStyle w:val="NormalTok"/>
-        </w:rPr>
-        <w:t xml:space="preserve">site,</w:t>
-      </w:r>
-      <w:r>
-        <w:br/>
-      </w:r>
-      <w:r>
-        <w:rPr>
-          <w:rStyle w:val="NormalTok"/>
-        </w:rPr>
-        <w:t xml:space="preserve">                     </w:t>
-      </w:r>
-      <w:r>
-        <w:rPr>
-          <w:rStyle w:val="AttributeTok"/>
-        </w:rPr>
-        <w:t xml:space="preserve">test =</w:t>
-      </w:r>
-      <w:r>
-        <w:rPr>
-          <w:rStyle w:val="NormalTok"/>
-        </w:rPr>
-        <w:t xml:space="preserve"> </w:t>
-      </w:r>
-      <w:r>
-        <w:rPr>
-          <w:rStyle w:val="StringTok"/>
-        </w:rPr>
-        <w:t xml:space="preserve">"Wilks"</w:t>
-      </w:r>
-      <w:r>
-        <w:rPr>
-          <w:rStyle w:val="NormalTok"/>
-        </w:rPr>
-        <w:t xml:space="preserve">,</w:t>
-      </w:r>
-      <w:r>
-        <w:br/>
-      </w:r>
-      <w:r>
-        <w:rPr>
-          <w:rStyle w:val="NormalTok"/>
-        </w:rPr>
-        <w:t xml:space="preserve">                     </w:t>
-      </w:r>
-      <w:r>
-        <w:rPr>
-          <w:rStyle w:val="AttributeTok"/>
-        </w:rPr>
-        <w:t xml:space="preserve">nperm =</w:t>
-      </w:r>
-      <w:r>
-        <w:rPr>
-          <w:rStyle w:val="NormalTok"/>
-        </w:rPr>
-        <w:t xml:space="preserve"> </w:t>
-      </w:r>
-      <w:r>
-        <w:rPr>
-          <w:rStyle w:val="DecValTok"/>
-        </w:rPr>
-        <w:t xml:space="preserve">999</w:t>
-      </w:r>
-      <w:r>
-        <w:rPr>
-          <w:rStyle w:val="NormalTok"/>
-        </w:rPr>
-        <w:t xml:space="preserve">,</w:t>
-      </w:r>
-      <w:r>
-        <w:br/>
-      </w:r>
-      <w:r>
-        <w:rPr>
-          <w:rStyle w:val="NormalTok"/>
-        </w:rPr>
-        <w:t xml:space="preserve">                     </w:t>
-      </w:r>
-      <w:r>
-        <w:rPr>
-          <w:rStyle w:val="AttributeTok"/>
-        </w:rPr>
-        <w:t xml:space="preserve">p.method =</w:t>
-      </w:r>
-      <w:r>
-        <w:rPr>
-          <w:rStyle w:val="NormalTok"/>
-        </w:rPr>
-        <w:t xml:space="preserve"> </w:t>
-      </w:r>
-      <w:r>
-        <w:rPr>
-          <w:rStyle w:val="StringTok"/>
-        </w:rPr>
-        <w:t xml:space="preserve">"bonferroni"</w:t>
-      </w:r>
-      <w:r>
-        <w:rPr>
-          <w:rStyle w:val="NormalTok"/>
-        </w:rPr>
-        <w:t xml:space="preserve">)</w:t>
-      </w:r>
-      <w:r>
-        <w:br/>
-      </w:r>
-      <w:r>
-        <w:rPr>
-          <w:rStyle w:val="DocumentationTok"/>
-        </w:rPr>
-        <w:t xml:space="preserve">## </w:t>
-      </w:r>
-      <w:r>
-        <w:br/>
-      </w:r>
-      <w:r>
-        <w:rPr>
-          <w:rStyle w:val="DocumentationTok"/>
-        </w:rPr>
-        <w:t xml:space="preserve">##  Pairwise comparisons using permutation MANOVAs on a distance matrix </w:t>
-      </w:r>
-      <w:r>
-        <w:br/>
-      </w:r>
-      <w:r>
-        <w:rPr>
-          <w:rStyle w:val="DocumentationTok"/>
-        </w:rPr>
-        <w:t xml:space="preserve">## </w:t>
-      </w:r>
-      <w:r>
-        <w:br/>
-      </w:r>
-      <w:r>
-        <w:rPr>
-          <w:rStyle w:val="DocumentationTok"/>
-        </w:rPr>
-        <w:t xml:space="preserve">## data:  vegdist(darl_scaled, method = "euclidean") by darlingtonia$site</w:t>
-      </w:r>
-      <w:r>
-        <w:br/>
-      </w:r>
-      <w:r>
-        <w:rPr>
-          <w:rStyle w:val="DocumentationTok"/>
-        </w:rPr>
-        <w:t xml:space="preserve">## 999 permutations </w:t>
-      </w:r>
-      <w:r>
-        <w:br/>
-      </w:r>
-      <w:r>
-        <w:rPr>
-          <w:rStyle w:val="DocumentationTok"/>
-        </w:rPr>
-        <w:t xml:space="preserve">## </w:t>
-      </w:r>
-      <w:r>
-        <w:br/>
-      </w:r>
-      <w:r>
-        <w:rPr>
-          <w:rStyle w:val="DocumentationTok"/>
-        </w:rPr>
-        <w:t xml:space="preserve">##     DG    HD    LEH  </w:t>
-      </w:r>
-      <w:r>
-        <w:br/>
-      </w:r>
-      <w:r>
-        <w:rPr>
-          <w:rStyle w:val="DocumentationTok"/>
-        </w:rPr>
-        <w:t xml:space="preserve">## HD  0.006 -     -    </w:t>
-      </w:r>
-      <w:r>
-        <w:br/>
-      </w:r>
-      <w:r>
-        <w:rPr>
-          <w:rStyle w:val="DocumentationTok"/>
-        </w:rPr>
-        <w:t xml:space="preserve">## LEH 0.138 0.006 -    </w:t>
-      </w:r>
-      <w:r>
-        <w:br/>
-      </w:r>
-      <w:r>
-        <w:rPr>
-          <w:rStyle w:val="DocumentationTok"/>
-        </w:rPr>
-        <w:t xml:space="preserve">## TJH 0.012 0.006 0.006</w:t>
+        <w:t xml:space="preserve">## TJH 0.018 0.006 0.012</w:t>
       </w:r>
       <w:r>
         <w:br/>

--- a/docs/content/multivariate_statistics/multivariate_statistics_lecture.docx
+++ b/docs/content/multivariate_statistics/multivariate_statistics_lecture.docx
@@ -18398,6 +18398,150 @@
         <w:rPr>
           <w:rStyle w:val="DocumentationTok"/>
         </w:rPr>
+        <w:t xml:space="preserve">##          Df SumOfSqs      R2      F Pr(&gt;F)   </w:t>
+      </w:r>
+      <w:r>
+        <w:br/>
+      </w:r>
+      <w:r>
+        <w:rPr>
+          <w:rStyle w:val="DocumentationTok"/>
+        </w:rPr>
+        <w:t xml:space="preserve">## Model     1   32.602 0.10636 5.7128  0.002 **</w:t>
+      </w:r>
+      <w:r>
+        <w:br/>
+      </w:r>
+      <w:r>
+        <w:rPr>
+          <w:rStyle w:val="DocumentationTok"/>
+        </w:rPr>
+        <w:t xml:space="preserve">## Residual 48  273.930 0.89364                 </w:t>
+      </w:r>
+      <w:r>
+        <w:br/>
+      </w:r>
+      <w:r>
+        <w:rPr>
+          <w:rStyle w:val="DocumentationTok"/>
+        </w:rPr>
+        <w:t xml:space="preserve">## Total    49  306.532 1.00000                 </w:t>
+      </w:r>
+      <w:r>
+        <w:br/>
+      </w:r>
+      <w:r>
+        <w:rPr>
+          <w:rStyle w:val="DocumentationTok"/>
+        </w:rPr>
+        <w:t xml:space="preserve">## ---</w:t>
+      </w:r>
+      <w:r>
+        <w:br/>
+      </w:r>
+      <w:r>
+        <w:rPr>
+          <w:rStyle w:val="DocumentationTok"/>
+        </w:rPr>
+        <w:t xml:space="preserve">## Signif. codes:  0 '***' 0.001 '**' 0.01 '*' 0.05 '.' 0.1 ' ' 1</w:t>
+      </w:r>
+      <w:r>
+        <w:br/>
+      </w:r>
+      <w:r>
+        <w:rPr>
+          <w:rStyle w:val="DocumentationTok"/>
+        </w:rPr>
+        <w:t xml:space="preserve">## </w:t>
+      </w:r>
+      <w:r>
+        <w:br/>
+      </w:r>
+      <w:r>
+        <w:rPr>
+          <w:rStyle w:val="DocumentationTok"/>
+        </w:rPr>
+        <w:t xml:space="preserve">## $TJH_vs_LEH</w:t>
+      </w:r>
+      <w:r>
+        <w:br/>
+      </w:r>
+      <w:r>
+        <w:rPr>
+          <w:rStyle w:val="DocumentationTok"/>
+        </w:rPr>
+        <w:t xml:space="preserve">##          Df SumOfSqs      R2      F Pr(&gt;F)   </w:t>
+      </w:r>
+      <w:r>
+        <w:br/>
+      </w:r>
+      <w:r>
+        <w:rPr>
+          <w:rStyle w:val="DocumentationTok"/>
+        </w:rPr>
+        <w:t xml:space="preserve">## Model     1    47.72 0.10517 5.6414  0.004 **</w:t>
+      </w:r>
+      <w:r>
+        <w:br/>
+      </w:r>
+      <w:r>
+        <w:rPr>
+          <w:rStyle w:val="DocumentationTok"/>
+        </w:rPr>
+        <w:t xml:space="preserve">## Residual 48   406.06 0.89483                 </w:t>
+      </w:r>
+      <w:r>
+        <w:br/>
+      </w:r>
+      <w:r>
+        <w:rPr>
+          <w:rStyle w:val="DocumentationTok"/>
+        </w:rPr>
+        <w:t xml:space="preserve">## Total    49   453.78 1.00000                 </w:t>
+      </w:r>
+      <w:r>
+        <w:br/>
+      </w:r>
+      <w:r>
+        <w:rPr>
+          <w:rStyle w:val="DocumentationTok"/>
+        </w:rPr>
+        <w:t xml:space="preserve">## ---</w:t>
+      </w:r>
+      <w:r>
+        <w:br/>
+      </w:r>
+      <w:r>
+        <w:rPr>
+          <w:rStyle w:val="DocumentationTok"/>
+        </w:rPr>
+        <w:t xml:space="preserve">## Signif. codes:  0 '***' 0.001 '**' 0.01 '*' 0.05 '.' 0.1 ' ' 1</w:t>
+      </w:r>
+      <w:r>
+        <w:br/>
+      </w:r>
+      <w:r>
+        <w:rPr>
+          <w:rStyle w:val="DocumentationTok"/>
+        </w:rPr>
+        <w:t xml:space="preserve">## </w:t>
+      </w:r>
+      <w:r>
+        <w:br/>
+      </w:r>
+      <w:r>
+        <w:rPr>
+          <w:rStyle w:val="DocumentationTok"/>
+        </w:rPr>
+        <w:t xml:space="preserve">## $TJH_vs_HD</w:t>
+      </w:r>
+      <w:r>
+        <w:br/>
+      </w:r>
+      <w:r>
+        <w:rPr>
+          <w:rStyle w:val="DocumentationTok"/>
+        </w:rPr>
         <w:t xml:space="preserve">##          Df SumOfSqs      R2      F Pr(&gt;F)    </w:t>
       </w:r>
       <w:r>
@@ -18407,7 +18551,7 @@
         <w:rPr>
           <w:rStyle w:val="DocumentationTok"/>
         </w:rPr>
-        <w:t xml:space="preserve">## Model     1   32.602 0.10636 5.7128  0.001 ***</w:t>
+        <w:t xml:space="preserve">## Model     1   69.308 0.25135 11.751  0.001 ***</w:t>
       </w:r>
       <w:r>
         <w:br/>
@@ -18416,7 +18560,7 @@
         <w:rPr>
           <w:rStyle w:val="DocumentationTok"/>
         </w:rPr>
-        <w:t xml:space="preserve">## Residual 48  273.930 0.89364                  </w:t>
+        <w:t xml:space="preserve">## Residual 35  206.432 0.74865                  </w:t>
       </w:r>
       <w:r>
         <w:br/>
@@ -18425,7 +18569,7 @@
         <w:rPr>
           <w:rStyle w:val="DocumentationTok"/>
         </w:rPr>
-        <w:t xml:space="preserve">## Total    49  306.532 1.00000                  </w:t>
+        <w:t xml:space="preserve">## Total    36  275.740 1.00000                  </w:t>
       </w:r>
       <w:r>
         <w:br/>
@@ -18461,7 +18605,7 @@
         <w:rPr>
           <w:rStyle w:val="DocumentationTok"/>
         </w:rPr>
-        <w:t xml:space="preserve">## $TJH_vs_LEH</w:t>
+        <w:t xml:space="preserve">## $DG_vs_LEH</w:t>
       </w:r>
       <w:r>
         <w:br/>
@@ -18470,7 +18614,7 @@
         <w:rPr>
           <w:rStyle w:val="DocumentationTok"/>
         </w:rPr>
-        <w:t xml:space="preserve">##          Df SumOfSqs      R2      F Pr(&gt;F)   </w:t>
+        <w:t xml:space="preserve">##          Df SumOfSqs      R2      F Pr(&gt;F)  </w:t>
       </w:r>
       <w:r>
         <w:br/>
@@ -18479,7 +18623,7 @@
         <w:rPr>
           <w:rStyle w:val="DocumentationTok"/>
         </w:rPr>
-        <w:t xml:space="preserve">## Model     1    47.72 0.10517 5.6414  0.002 **</w:t>
+        <w:t xml:space="preserve">## Model     1    26.24 0.06493 3.3333  0.016 *</w:t>
       </w:r>
       <w:r>
         <w:br/>
@@ -18488,7 +18632,7 @@
         <w:rPr>
           <w:rStyle w:val="DocumentationTok"/>
         </w:rPr>
-        <w:t xml:space="preserve">## Residual 48   406.06 0.89483                 </w:t>
+        <w:t xml:space="preserve">## Residual 48   377.85 0.93507                </w:t>
       </w:r>
       <w:r>
         <w:br/>
@@ -18497,7 +18641,7 @@
         <w:rPr>
           <w:rStyle w:val="DocumentationTok"/>
         </w:rPr>
-        <w:t xml:space="preserve">## Total    49   453.78 1.00000                 </w:t>
+        <w:t xml:space="preserve">## Total    49   404.09 1.00000                </w:t>
       </w:r>
       <w:r>
         <w:br/>
@@ -18533,7 +18677,7 @@
         <w:rPr>
           <w:rStyle w:val="DocumentationTok"/>
         </w:rPr>
-        <w:t xml:space="preserve">## $TJH_vs_HD</w:t>
+        <w:t xml:space="preserve">## $DG_vs_HD</w:t>
       </w:r>
       <w:r>
         <w:br/>
@@ -18551,7 +18695,7 @@
         <w:rPr>
           <w:rStyle w:val="DocumentationTok"/>
         </w:rPr>
-        <w:t xml:space="preserve">## Model     1   69.308 0.25135 11.751  0.001 ***</w:t>
+        <w:t xml:space="preserve">## Model     1   131.09 0.42382 25.745  0.001 ***</w:t>
       </w:r>
       <w:r>
         <w:br/>
@@ -18560,7 +18704,7 @@
         <w:rPr>
           <w:rStyle w:val="DocumentationTok"/>
         </w:rPr>
-        <w:t xml:space="preserve">## Residual 35  206.432 0.74865                  </w:t>
+        <w:t xml:space="preserve">## Residual 35   178.22 0.57618                  </w:t>
       </w:r>
       <w:r>
         <w:br/>
@@ -18569,7 +18713,7 @@
         <w:rPr>
           <w:rStyle w:val="DocumentationTok"/>
         </w:rPr>
-        <w:t xml:space="preserve">## Total    36  275.740 1.00000                  </w:t>
+        <w:t xml:space="preserve">## Total    36   309.31 1.00000                  </w:t>
       </w:r>
       <w:r>
         <w:br/>
@@ -18605,7 +18749,7 @@
         <w:rPr>
           <w:rStyle w:val="DocumentationTok"/>
         </w:rPr>
-        <w:t xml:space="preserve">## $DG_vs_LEH</w:t>
+        <w:t xml:space="preserve">## $LEH_vs_HD</w:t>
       </w:r>
       <w:r>
         <w:br/>
@@ -18614,7 +18758,7 @@
         <w:rPr>
           <w:rStyle w:val="DocumentationTok"/>
         </w:rPr>
-        <w:t xml:space="preserve">##          Df SumOfSqs      R2      F Pr(&gt;F)  </w:t>
+        <w:t xml:space="preserve">##          Df SumOfSqs     R2      F Pr(&gt;F)    </w:t>
       </w:r>
       <w:r>
         <w:br/>
@@ -18623,7 +18767,7 @@
         <w:rPr>
           <w:rStyle w:val="DocumentationTok"/>
         </w:rPr>
-        <w:t xml:space="preserve">## Model     1    26.24 0.06493 3.3333  0.015 *</w:t>
+        <w:t xml:space="preserve">## Model     1   101.69 0.2468 11.468  0.001 ***</w:t>
       </w:r>
       <w:r>
         <w:br/>
@@ -18632,7 +18776,7 @@
         <w:rPr>
           <w:rStyle w:val="DocumentationTok"/>
         </w:rPr>
-        <w:t xml:space="preserve">## Residual 48   377.85 0.93507                </w:t>
+        <w:t xml:space="preserve">## Residual 35   310.35 0.7532                  </w:t>
       </w:r>
       <w:r>
         <w:br/>
@@ -18641,7 +18785,7 @@
         <w:rPr>
           <w:rStyle w:val="DocumentationTok"/>
         </w:rPr>
-        <w:t xml:space="preserve">## Total    49   404.09 1.00000                </w:t>
+        <w:t xml:space="preserve">## Total    36   412.04 1.0000                  </w:t>
       </w:r>
       <w:r>
         <w:br/>
@@ -18677,7 +18821,7 @@
         <w:rPr>
           <w:rStyle w:val="DocumentationTok"/>
         </w:rPr>
-        <w:t xml:space="preserve">## $DG_vs_HD</w:t>
+        <w:t xml:space="preserve">## attr(,"class")</w:t>
       </w:r>
       <w:r>
         <w:br/>
@@ -18686,7 +18830,216 @@
         <w:rPr>
           <w:rStyle w:val="DocumentationTok"/>
         </w:rPr>
-        <w:t xml:space="preserve">##          Df SumOfSqs      R2      F Pr(&gt;F)    </w:t>
+        <w:t xml:space="preserve">## [1] "pwadstrata" "list"</w:t>
+      </w:r>
+    </w:p>
+    <w:p>
+      <w:pPr>
+        <w:pStyle w:val="SourceCode"/>
+      </w:pPr>
+      <w:r>
+        <w:rPr>
+          <w:rStyle w:val="CommentTok"/>
+        </w:rPr>
+        <w:t xml:space="preserve"># install.packages("RVAideMemoire")</w:t>
+      </w:r>
+      <w:r>
+        <w:br/>
+      </w:r>
+      <w:r>
+        <w:rPr>
+          <w:rStyle w:val="FunctionTok"/>
+        </w:rPr>
+        <w:t xml:space="preserve">library</w:t>
+      </w:r>
+      <w:r>
+        <w:rPr>
+          <w:rStyle w:val="NormalTok"/>
+        </w:rPr>
+        <w:t xml:space="preserve">(RVAideMemoire)</w:t>
+      </w:r>
+      <w:r>
+        <w:br/>
+      </w:r>
+      <w:r>
+        <w:br/>
+      </w:r>
+      <w:r>
+        <w:rPr>
+          <w:rStyle w:val="CommentTok"/>
+        </w:rPr>
+        <w:t xml:space="preserve"># Pairwise PERMANOVA</w:t>
+      </w:r>
+      <w:r>
+        <w:br/>
+      </w:r>
+      <w:r>
+        <w:rPr>
+          <w:rStyle w:val="FunctionTok"/>
+        </w:rPr>
+        <w:t xml:space="preserve">pairwise.perm.manova</w:t>
+      </w:r>
+      <w:r>
+        <w:rPr>
+          <w:rStyle w:val="NormalTok"/>
+        </w:rPr>
+        <w:t xml:space="preserve">(</w:t>
+      </w:r>
+      <w:r>
+        <w:rPr>
+          <w:rStyle w:val="FunctionTok"/>
+        </w:rPr>
+        <w:t xml:space="preserve">vegdist</w:t>
+      </w:r>
+      <w:r>
+        <w:rPr>
+          <w:rStyle w:val="NormalTok"/>
+        </w:rPr>
+        <w:t xml:space="preserve">(darl_scaled, </w:t>
+      </w:r>
+      <w:r>
+        <w:rPr>
+          <w:rStyle w:val="AttributeTok"/>
+        </w:rPr>
+        <w:t xml:space="preserve">method =</w:t>
+      </w:r>
+      <w:r>
+        <w:rPr>
+          <w:rStyle w:val="NormalTok"/>
+        </w:rPr>
+        <w:t xml:space="preserve"> </w:t>
+      </w:r>
+      <w:r>
+        <w:rPr>
+          <w:rStyle w:val="StringTok"/>
+        </w:rPr>
+        <w:t xml:space="preserve">"euclidean"</w:t>
+      </w:r>
+      <w:r>
+        <w:rPr>
+          <w:rStyle w:val="NormalTok"/>
+        </w:rPr>
+        <w:t xml:space="preserve">),</w:t>
+      </w:r>
+      <w:r>
+        <w:br/>
+      </w:r>
+      <w:r>
+        <w:rPr>
+          <w:rStyle w:val="NormalTok"/>
+        </w:rPr>
+        <w:t xml:space="preserve">                     darlingtonia</w:t>
+      </w:r>
+      <w:r>
+        <w:rPr>
+          <w:rStyle w:val="SpecialCharTok"/>
+        </w:rPr>
+        <w:t xml:space="preserve">$</w:t>
+      </w:r>
+      <w:r>
+        <w:rPr>
+          <w:rStyle w:val="NormalTok"/>
+        </w:rPr>
+        <w:t xml:space="preserve">site,</w:t>
+      </w:r>
+      <w:r>
+        <w:br/>
+      </w:r>
+      <w:r>
+        <w:rPr>
+          <w:rStyle w:val="NormalTok"/>
+        </w:rPr>
+        <w:t xml:space="preserve">                     </w:t>
+      </w:r>
+      <w:r>
+        <w:rPr>
+          <w:rStyle w:val="AttributeTok"/>
+        </w:rPr>
+        <w:t xml:space="preserve">test =</w:t>
+      </w:r>
+      <w:r>
+        <w:rPr>
+          <w:rStyle w:val="NormalTok"/>
+        </w:rPr>
+        <w:t xml:space="preserve"> </w:t>
+      </w:r>
+      <w:r>
+        <w:rPr>
+          <w:rStyle w:val="StringTok"/>
+        </w:rPr>
+        <w:t xml:space="preserve">"Wilks"</w:t>
+      </w:r>
+      <w:r>
+        <w:rPr>
+          <w:rStyle w:val="NormalTok"/>
+        </w:rPr>
+        <w:t xml:space="preserve">,</w:t>
+      </w:r>
+      <w:r>
+        <w:br/>
+      </w:r>
+      <w:r>
+        <w:rPr>
+          <w:rStyle w:val="NormalTok"/>
+        </w:rPr>
+        <w:t xml:space="preserve">                     </w:t>
+      </w:r>
+      <w:r>
+        <w:rPr>
+          <w:rStyle w:val="AttributeTok"/>
+        </w:rPr>
+        <w:t xml:space="preserve">nperm =</w:t>
+      </w:r>
+      <w:r>
+        <w:rPr>
+          <w:rStyle w:val="NormalTok"/>
+        </w:rPr>
+        <w:t xml:space="preserve"> </w:t>
+      </w:r>
+      <w:r>
+        <w:rPr>
+          <w:rStyle w:val="DecValTok"/>
+        </w:rPr>
+        <w:t xml:space="preserve">999</w:t>
+      </w:r>
+      <w:r>
+        <w:rPr>
+          <w:rStyle w:val="NormalTok"/>
+        </w:rPr>
+        <w:t xml:space="preserve">,</w:t>
+      </w:r>
+      <w:r>
+        <w:br/>
+      </w:r>
+      <w:r>
+        <w:rPr>
+          <w:rStyle w:val="NormalTok"/>
+        </w:rPr>
+        <w:t xml:space="preserve">                     </w:t>
+      </w:r>
+      <w:r>
+        <w:rPr>
+          <w:rStyle w:val="AttributeTok"/>
+        </w:rPr>
+        <w:t xml:space="preserve">p.method =</w:t>
+      </w:r>
+      <w:r>
+        <w:rPr>
+          <w:rStyle w:val="NormalTok"/>
+        </w:rPr>
+        <w:t xml:space="preserve"> </w:t>
+      </w:r>
+      <w:r>
+        <w:rPr>
+          <w:rStyle w:val="StringTok"/>
+        </w:rPr>
+        <w:t xml:space="preserve">"bonferroni"</w:t>
+      </w:r>
+      <w:r>
+        <w:rPr>
+          <w:rStyle w:val="NormalTok"/>
+        </w:rPr>
+        <w:t xml:space="preserve">)</w:t>
       </w:r>
       <w:r>
         <w:br/>
@@ -18695,7 +19048,7 @@
         <w:rPr>
           <w:rStyle w:val="DocumentationTok"/>
         </w:rPr>
-        <w:t xml:space="preserve">## Model     1   131.09 0.42382 25.745  0.001 ***</w:t>
+        <w:t xml:space="preserve">## </w:t>
       </w:r>
       <w:r>
         <w:br/>
@@ -18704,7 +19057,7 @@
         <w:rPr>
           <w:rStyle w:val="DocumentationTok"/>
         </w:rPr>
-        <w:t xml:space="preserve">## Residual 35   178.22 0.57618                  </w:t>
+        <w:t xml:space="preserve">##  Pairwise comparisons using permutation MANOVAs on a distance matrix </w:t>
       </w:r>
       <w:r>
         <w:br/>
@@ -18713,7 +19066,7 @@
         <w:rPr>
           <w:rStyle w:val="DocumentationTok"/>
         </w:rPr>
-        <w:t xml:space="preserve">## Total    36   309.31 1.00000                  </w:t>
+        <w:t xml:space="preserve">## </w:t>
       </w:r>
       <w:r>
         <w:br/>
@@ -18722,7 +19075,7 @@
         <w:rPr>
           <w:rStyle w:val="DocumentationTok"/>
         </w:rPr>
-        <w:t xml:space="preserve">## ---</w:t>
+        <w:t xml:space="preserve">## data:  vegdist(darl_scaled, method = "euclidean") by darlingtonia$site</w:t>
       </w:r>
       <w:r>
         <w:br/>
@@ -18731,7 +19084,7 @@
         <w:rPr>
           <w:rStyle w:val="DocumentationTok"/>
         </w:rPr>
-        <w:t xml:space="preserve">## Signif. codes:  0 '***' 0.001 '**' 0.01 '*' 0.05 '.' 0.1 ' ' 1</w:t>
+        <w:t xml:space="preserve">## 999 permutations </w:t>
       </w:r>
       <w:r>
         <w:br/>
@@ -18749,7 +19102,7 @@
         <w:rPr>
           <w:rStyle w:val="DocumentationTok"/>
         </w:rPr>
-        <w:t xml:space="preserve">## $LEH_vs_HD</w:t>
+        <w:t xml:space="preserve">##     DG    HD    LEH  </w:t>
       </w:r>
       <w:r>
         <w:br/>
@@ -18758,7 +19111,7 @@
         <w:rPr>
           <w:rStyle w:val="DocumentationTok"/>
         </w:rPr>
-        <w:t xml:space="preserve">##          Df SumOfSqs     R2      F Pr(&gt;F)    </w:t>
+        <w:t xml:space="preserve">## HD  0.006 -     -    </w:t>
       </w:r>
       <w:r>
         <w:br/>
@@ -18767,7 +19120,7 @@
         <w:rPr>
           <w:rStyle w:val="DocumentationTok"/>
         </w:rPr>
-        <w:t xml:space="preserve">## Model     1   101.69 0.2468 11.468  0.001 ***</w:t>
+        <w:t xml:space="preserve">## LEH 0.096 0.006 -    </w:t>
       </w:r>
       <w:r>
         <w:br/>
@@ -18776,360 +19129,7 @@
         <w:rPr>
           <w:rStyle w:val="DocumentationTok"/>
         </w:rPr>
-        <w:t xml:space="preserve">## Residual 35   310.35 0.7532                  </w:t>
-      </w:r>
-      <w:r>
-        <w:br/>
-      </w:r>
-      <w:r>
-        <w:rPr>
-          <w:rStyle w:val="DocumentationTok"/>
-        </w:rPr>
-        <w:t xml:space="preserve">## Total    36   412.04 1.0000                  </w:t>
-      </w:r>
-      <w:r>
-        <w:br/>
-      </w:r>
-      <w:r>
-        <w:rPr>
-          <w:rStyle w:val="DocumentationTok"/>
-        </w:rPr>
-        <w:t xml:space="preserve">## ---</w:t>
-      </w:r>
-      <w:r>
-        <w:br/>
-      </w:r>
-      <w:r>
-        <w:rPr>
-          <w:rStyle w:val="DocumentationTok"/>
-        </w:rPr>
-        <w:t xml:space="preserve">## Signif. codes:  0 '***' 0.001 '**' 0.01 '*' 0.05 '.' 0.1 ' ' 1</w:t>
-      </w:r>
-      <w:r>
-        <w:br/>
-      </w:r>
-      <w:r>
-        <w:rPr>
-          <w:rStyle w:val="DocumentationTok"/>
-        </w:rPr>
-        <w:t xml:space="preserve">## </w:t>
-      </w:r>
-      <w:r>
-        <w:br/>
-      </w:r>
-      <w:r>
-        <w:rPr>
-          <w:rStyle w:val="DocumentationTok"/>
-        </w:rPr>
-        <w:t xml:space="preserve">## attr(,"class")</w:t>
-      </w:r>
-      <w:r>
-        <w:br/>
-      </w:r>
-      <w:r>
-        <w:rPr>
-          <w:rStyle w:val="DocumentationTok"/>
-        </w:rPr>
-        <w:t xml:space="preserve">## [1] "pwadstrata" "list"</w:t>
-      </w:r>
-    </w:p>
-    <w:p>
-      <w:pPr>
-        <w:pStyle w:val="SourceCode"/>
-      </w:pPr>
-      <w:r>
-        <w:rPr>
-          <w:rStyle w:val="CommentTok"/>
-        </w:rPr>
-        <w:t xml:space="preserve"># install.packages("RVAideMemoire")</w:t>
-      </w:r>
-      <w:r>
-        <w:br/>
-      </w:r>
-      <w:r>
-        <w:rPr>
-          <w:rStyle w:val="FunctionTok"/>
-        </w:rPr>
-        <w:t xml:space="preserve">library</w:t>
-      </w:r>
-      <w:r>
-        <w:rPr>
-          <w:rStyle w:val="NormalTok"/>
-        </w:rPr>
-        <w:t xml:space="preserve">(RVAideMemoire)</w:t>
-      </w:r>
-      <w:r>
-        <w:br/>
-      </w:r>
-      <w:r>
-        <w:br/>
-      </w:r>
-      <w:r>
-        <w:rPr>
-          <w:rStyle w:val="CommentTok"/>
-        </w:rPr>
-        <w:t xml:space="preserve"># Pairwise PERMANOVA</w:t>
-      </w:r>
-      <w:r>
-        <w:br/>
-      </w:r>
-      <w:r>
-        <w:rPr>
-          <w:rStyle w:val="FunctionTok"/>
-        </w:rPr>
-        <w:t xml:space="preserve">pairwise.perm.manova</w:t>
-      </w:r>
-      <w:r>
-        <w:rPr>
-          <w:rStyle w:val="NormalTok"/>
-        </w:rPr>
-        <w:t xml:space="preserve">(</w:t>
-      </w:r>
-      <w:r>
-        <w:rPr>
-          <w:rStyle w:val="FunctionTok"/>
-        </w:rPr>
-        <w:t xml:space="preserve">vegdist</w:t>
-      </w:r>
-      <w:r>
-        <w:rPr>
-          <w:rStyle w:val="NormalTok"/>
-        </w:rPr>
-        <w:t xml:space="preserve">(darl_scaled, </w:t>
-      </w:r>
-      <w:r>
-        <w:rPr>
-          <w:rStyle w:val="AttributeTok"/>
-        </w:rPr>
-        <w:t xml:space="preserve">method =</w:t>
-      </w:r>
-      <w:r>
-        <w:rPr>
-          <w:rStyle w:val="NormalTok"/>
-        </w:rPr>
-        <w:t xml:space="preserve"> </w:t>
-      </w:r>
-      <w:r>
-        <w:rPr>
-          <w:rStyle w:val="StringTok"/>
-        </w:rPr>
-        <w:t xml:space="preserve">"euclidean"</w:t>
-      </w:r>
-      <w:r>
-        <w:rPr>
-          <w:rStyle w:val="NormalTok"/>
-        </w:rPr>
-        <w:t xml:space="preserve">),</w:t>
-      </w:r>
-      <w:r>
-        <w:br/>
-      </w:r>
-      <w:r>
-        <w:rPr>
-          <w:rStyle w:val="NormalTok"/>
-        </w:rPr>
-        <w:t xml:space="preserve">                     darlingtonia</w:t>
-      </w:r>
-      <w:r>
-        <w:rPr>
-          <w:rStyle w:val="SpecialCharTok"/>
-        </w:rPr>
-        <w:t xml:space="preserve">$</w:t>
-      </w:r>
-      <w:r>
-        <w:rPr>
-          <w:rStyle w:val="NormalTok"/>
-        </w:rPr>
-        <w:t xml:space="preserve">site,</w:t>
-      </w:r>
-      <w:r>
-        <w:br/>
-      </w:r>
-      <w:r>
-        <w:rPr>
-          <w:rStyle w:val="NormalTok"/>
-        </w:rPr>
-        <w:t xml:space="preserve">                     </w:t>
-      </w:r>
-      <w:r>
-        <w:rPr>
-          <w:rStyle w:val="AttributeTok"/>
-        </w:rPr>
-        <w:t xml:space="preserve">test =</w:t>
-      </w:r>
-      <w:r>
-        <w:rPr>
-          <w:rStyle w:val="NormalTok"/>
-        </w:rPr>
-        <w:t xml:space="preserve"> </w:t>
-      </w:r>
-      <w:r>
-        <w:rPr>
-          <w:rStyle w:val="StringTok"/>
-        </w:rPr>
-        <w:t xml:space="preserve">"Wilks"</w:t>
-      </w:r>
-      <w:r>
-        <w:rPr>
-          <w:rStyle w:val="NormalTok"/>
-        </w:rPr>
-        <w:t xml:space="preserve">,</w:t>
-      </w:r>
-      <w:r>
-        <w:br/>
-      </w:r>
-      <w:r>
-        <w:rPr>
-          <w:rStyle w:val="NormalTok"/>
-        </w:rPr>
-        <w:t xml:space="preserve">                     </w:t>
-      </w:r>
-      <w:r>
-        <w:rPr>
-          <w:rStyle w:val="AttributeTok"/>
-        </w:rPr>
-        <w:t xml:space="preserve">nperm =</w:t>
-      </w:r>
-      <w:r>
-        <w:rPr>
-          <w:rStyle w:val="NormalTok"/>
-        </w:rPr>
-        <w:t xml:space="preserve"> </w:t>
-      </w:r>
-      <w:r>
-        <w:rPr>
-          <w:rStyle w:val="DecValTok"/>
-        </w:rPr>
-        <w:t xml:space="preserve">999</w:t>
-      </w:r>
-      <w:r>
-        <w:rPr>
-          <w:rStyle w:val="NormalTok"/>
-        </w:rPr>
-        <w:t xml:space="preserve">,</w:t>
-      </w:r>
-      <w:r>
-        <w:br/>
-      </w:r>
-      <w:r>
-        <w:rPr>
-          <w:rStyle w:val="NormalTok"/>
-        </w:rPr>
-        <w:t xml:space="preserve">                     </w:t>
-      </w:r>
-      <w:r>
-        <w:rPr>
-          <w:rStyle w:val="AttributeTok"/>
-        </w:rPr>
-        <w:t xml:space="preserve">p.method =</w:t>
-      </w:r>
-      <w:r>
-        <w:rPr>
-          <w:rStyle w:val="NormalTok"/>
-        </w:rPr>
-        <w:t xml:space="preserve"> </w:t>
-      </w:r>
-      <w:r>
-        <w:rPr>
-          <w:rStyle w:val="StringTok"/>
-        </w:rPr>
-        <w:t xml:space="preserve">"bonferroni"</w:t>
-      </w:r>
-      <w:r>
-        <w:rPr>
-          <w:rStyle w:val="NormalTok"/>
-        </w:rPr>
-        <w:t xml:space="preserve">)</w:t>
-      </w:r>
-      <w:r>
-        <w:br/>
-      </w:r>
-      <w:r>
-        <w:rPr>
-          <w:rStyle w:val="DocumentationTok"/>
-        </w:rPr>
-        <w:t xml:space="preserve">## </w:t>
-      </w:r>
-      <w:r>
-        <w:br/>
-      </w:r>
-      <w:r>
-        <w:rPr>
-          <w:rStyle w:val="DocumentationTok"/>
-        </w:rPr>
-        <w:t xml:space="preserve">##  Pairwise comparisons using permutation MANOVAs on a distance matrix </w:t>
-      </w:r>
-      <w:r>
-        <w:br/>
-      </w:r>
-      <w:r>
-        <w:rPr>
-          <w:rStyle w:val="DocumentationTok"/>
-        </w:rPr>
-        <w:t xml:space="preserve">## </w:t>
-      </w:r>
-      <w:r>
-        <w:br/>
-      </w:r>
-      <w:r>
-        <w:rPr>
-          <w:rStyle w:val="DocumentationTok"/>
-        </w:rPr>
-        <w:t xml:space="preserve">## data:  vegdist(darl_scaled, method = "euclidean") by darlingtonia$site</w:t>
-      </w:r>
-      <w:r>
-        <w:br/>
-      </w:r>
-      <w:r>
-        <w:rPr>
-          <w:rStyle w:val="DocumentationTok"/>
-        </w:rPr>
-        <w:t xml:space="preserve">## 999 permutations </w:t>
-      </w:r>
-      <w:r>
-        <w:br/>
-      </w:r>
-      <w:r>
-        <w:rPr>
-          <w:rStyle w:val="DocumentationTok"/>
-        </w:rPr>
-        <w:t xml:space="preserve">## </w:t>
-      </w:r>
-      <w:r>
-        <w:br/>
-      </w:r>
-      <w:r>
-        <w:rPr>
-          <w:rStyle w:val="DocumentationTok"/>
-        </w:rPr>
-        <w:t xml:space="preserve">##     DG    HD    LEH  </w:t>
-      </w:r>
-      <w:r>
-        <w:br/>
-      </w:r>
-      <w:r>
-        <w:rPr>
-          <w:rStyle w:val="DocumentationTok"/>
-        </w:rPr>
-        <w:t xml:space="preserve">## HD  0.006 -     -    </w:t>
-      </w:r>
-      <w:r>
-        <w:br/>
-      </w:r>
-      <w:r>
-        <w:rPr>
-          <w:rStyle w:val="DocumentationTok"/>
-        </w:rPr>
-        <w:t xml:space="preserve">## LEH 0.132 0.006 -    </w:t>
-      </w:r>
-      <w:r>
-        <w:br/>
-      </w:r>
-      <w:r>
-        <w:rPr>
-          <w:rStyle w:val="DocumentationTok"/>
-        </w:rPr>
-        <w:t xml:space="preserve">## TJH 0.018 0.006 0.012</w:t>
+        <w:t xml:space="preserve">## TJH 0.012 0.006 0.012</w:t>
       </w:r>
       <w:r>
         <w:br/>

--- a/docs/content/multivariate_statistics/multivariate_statistics_lecture.docx
+++ b/docs/content/multivariate_statistics/multivariate_statistics_lecture.docx
@@ -18479,7 +18479,7 @@
         <w:rPr>
           <w:rStyle w:val="DocumentationTok"/>
         </w:rPr>
-        <w:t xml:space="preserve">## Model     1    47.72 0.10517 5.6414  0.004 **</w:t>
+        <w:t xml:space="preserve">## Model     1    47.72 0.10517 5.6414  0.007 **</w:t>
       </w:r>
       <w:r>
         <w:br/>
@@ -19120,7 +19120,7 @@
         <w:rPr>
           <w:rStyle w:val="DocumentationTok"/>
         </w:rPr>
-        <w:t xml:space="preserve">## LEH 0.096 0.006 -    </w:t>
+        <w:t xml:space="preserve">## LEH 0.138 0.006 -    </w:t>
       </w:r>
       <w:r>
         <w:br/>
@@ -19129,7 +19129,7 @@
         <w:rPr>
           <w:rStyle w:val="DocumentationTok"/>
         </w:rPr>
-        <w:t xml:space="preserve">## TJH 0.012 0.006 0.012</w:t>
+        <w:t xml:space="preserve">## TJH 0.012 0.006 0.006</w:t>
       </w:r>
       <w:r>
         <w:br/>

--- a/docs/content/multivariate_statistics/multivariate_statistics_lecture.docx
+++ b/docs/content/multivariate_statistics/multivariate_statistics_lecture.docx
@@ -7,7 +7,7 @@
         <w:pStyle w:val="Title"/>
       </w:pPr>
       <w:r>
-        <w:t xml:space="preserve">Multivariate Statistics</w:t>
+        <w:t xml:space="preserve">Lecture: Multivariate Statistics</w:t>
       </w:r>
     </w:p>
     <w:p>
@@ -26,16 +26,26 @@
         <w:t xml:space="preserve">Bill Perry</w:t>
       </w:r>
     </w:p>
-    <w:bookmarkStart w:id="13" w:name="introduction-to-multivariate-analysis"/>
-    <w:p>
-      <w:pPr>
-        <w:pStyle w:val="Heading1"/>
+    <w:bookmarkStart w:id="9" w:name="part-1-why-multivariate-data"/>
+    <w:p>
+      <w:pPr>
+        <w:pStyle w:val="Heading2"/>
+      </w:pPr>
+      <w:r>
+        <w:t xml:space="preserve">Part 1 · Why Multivariate Data?</w:t>
+      </w:r>
+    </w:p>
+    <w:bookmarkEnd w:id="9"/>
+    <w:bookmarkStart w:id="17" w:name="introduction-to-multivariate-analysis"/>
+    <w:p>
+      <w:pPr>
+        <w:pStyle w:val="Heading2"/>
       </w:pPr>
       <w:r>
         <w:t xml:space="preserve">Introduction to Multivariate Analysis</w:t>
       </w:r>
     </w:p>
-    <w:bookmarkStart w:id="9" w:name="why-study-multivariate-data"/>
+    <w:bookmarkStart w:id="13" w:name="why-study-multivariate-data"/>
     <w:p>
       <w:pPr>
         <w:pStyle w:val="Heading3"/>
@@ -187,10 +197,139 @@
         <w:t xml:space="preserve">Identifying the most important sources of variation</w:t>
       </w:r>
     </w:p>
-    <w:bookmarkEnd w:id="9"/>
-    <w:p>
-      <w:pPr>
-        <w:pStyle w:val="FirstParagraph"/>
+    <w:tbl>
+      <w:tblPr>
+        <w:tblStyle w:val="Table"/>
+        <w:tblLook w:firstRow="0" w:lastRow="0" w:firstColumn="0" w:lastColumn="0" w:noHBand="0" w:noVBand="0" w:val="0000"/>
+        <w:tblBorders>
+          <w:top w:val="single" w:sz="4" w:space="0" w:color="0758E5"/>
+          <w:left w:val="single" w:sz="24" w:space="0" w:color="0758E5"/>
+          <w:bottom w:val="single" w:sz="4" w:space="0" w:color="0758E5"/>
+          <w:right w:val="single" w:sz="4" w:space="0" w:color="0758E5"/>
+        </w:tblBorders>
+        <w:tblCellMar>
+          <w:left w:w="144" w:type="dxa"/>
+          <w:right w:w="144" w:type="dxa"/>
+        </w:tblCellMar>
+        <w:tblLook w:firstRow="0" w:lastRow="0" w:firstColumn="0" w:lastColumn="0" w:noHBand="0" w:noVBand="0" w:val="0000"/>
+      </w:tblPr>
+      <w:tr>
+        <w:trPr>
+          <w:cantSplit/>
+        </w:trPr>
+        <w:tc>
+          <w:tcPr>
+            <w:shd w:color="auto" w:fill="dae6fb" w:val="clear"/>
+            <w:tcMar>
+              <w:top w:w="92" w:type="dxa"/>
+              <w:bottom w:w="92" w:type="dxa"/>
+            </w:tcMar>
+          </w:tcPr>
+          <w:p>
+            <w:pPr>
+              <w:pStyle w:val="FirstParagraph"/>
+            </w:pPr>
+            <w:pPr>
+              <w:spacing w:before="0" w:after="0"/>
+              <w:textAlignment w:val="center"/>
+            </w:pPr>
+            <w:r>
+              <w:drawing>
+                <wp:inline>
+                  <wp:extent cx="152400" cy="152400"/>
+                  <wp:effectExtent b="0" l="0" r="0" t="0"/>
+                  <wp:docPr descr="" title="" id="11" name="Picture"/>
+                  <a:graphic>
+                    <a:graphicData uri="http://schemas.openxmlformats.org/drawingml/2006/picture">
+                      <pic:pic>
+                        <pic:nvPicPr>
+                          <pic:cNvPr descr="/Applications/Positron.app/Contents/Resources/app/quarto/share/formats/docx/note.png" id="12" name="Picture"/>
+                          <pic:cNvPicPr>
+                            <a:picLocks noChangeArrowheads="1" noChangeAspect="1"/>
+                          </pic:cNvPicPr>
+                        </pic:nvPicPr>
+                        <pic:blipFill>
+                          <a:blip r:embed="rId10"/>
+                          <a:stretch>
+                            <a:fillRect/>
+                          </a:stretch>
+                        </pic:blipFill>
+                        <pic:spPr bwMode="auto">
+                          <a:xfrm>
+                            <a:off x="0" y="0"/>
+                            <a:ext cx="152400" cy="152400"/>
+                          </a:xfrm>
+                          <a:prstGeom prst="rect">
+                            <a:avLst/>
+                          </a:prstGeom>
+                          <a:noFill/>
+                          <a:ln w="9525">
+                            <a:noFill/>
+                            <a:headEnd/>
+                            <a:tailEnd/>
+                          </a:ln>
+                        </pic:spPr>
+                      </pic:pic>
+                    </a:graphicData>
+                  </a:graphic>
+                </wp:inline>
+              </w:drawing>
+            </w:r>
+            <w:r>
+              <w:t xml:space="preserve"> </w:t>
+            </w:r>
+            <w:r>
+              <w:t xml:space="preserve"> </w:t>
+            </w:r>
+            <w:r>
+              <w:t xml:space="preserve">Note</w:t>
+            </w:r>
+          </w:p>
+        </w:tc>
+      </w:tr>
+      <w:tr>
+        <w:trPr>
+          <w:cantSplit/>
+        </w:trPr>
+        <w:tc>
+          <w:tcPr>
+            <w:tcMar>
+              <w:top w:w="108" w:type="dxa"/>
+              <w:bottom w:w="108" w:type="dxa"/>
+            </w:tcMar>
+          </w:tcPr>
+          <w:p>
+            <w:pPr>
+              <w:pStyle w:val="BodyText"/>
+            </w:pPr>
+            <w:pPr>
+              <w:spacing w:before="16" w:after="16"/>
+            </w:pPr>
+            <w:r>
+              <w:t xml:space="preserve">Gotelli &amp; Ellison,</w:t>
+            </w:r>
+            <w:r>
+              <w:t xml:space="preserve"> </w:t>
+            </w:r>
+            <w:r>
+              <w:rPr>
+                <w:i/>
+                <w:iCs/>
+              </w:rPr>
+              <w:t xml:space="preserve">A Primer of Ecological Statistics</w:t>
+            </w:r>
+            <w:r>
+              <w:t xml:space="preserve">, Ch. 12 — The Analysis of Multivariate Data, is the core reference for this lecture.</w:t>
+            </w:r>
+          </w:p>
+          <w:p/>
+        </w:tc>
+      </w:tr>
+    </w:tbl>
+    <w:bookmarkEnd w:id="13"/>
+    <w:p>
+      <w:pPr>
+        <w:pStyle w:val="BodyText"/>
       </w:pPr>
       <w:r>
         <w:t xml:space="preserve">Darlingtonia californica (Cobra Lily)</w:t>
@@ -205,18 +344,18 @@
           <wp:inline>
             <wp:extent cx="3190875" cy="3190875"/>
             <wp:effectExtent b="0" l="0" r="0" t="0"/>
-            <wp:docPr descr="image of a cobra lily Darlingtonia californica" title="" id="11" name="Picture"/>
+            <wp:docPr descr="image of a cobra lily Darlingtonia californica" title="" id="15" name="Picture"/>
             <a:graphic>
               <a:graphicData uri="http://schemas.openxmlformats.org/drawingml/2006/picture">
                 <pic:pic>
                   <pic:nvPicPr>
-                    <pic:cNvPr descr="images/clipboard-3752708543.png" id="12" name="Picture"/>
+                    <pic:cNvPr descr="images/clipboard-3752708543.png" id="16" name="Picture"/>
                     <pic:cNvPicPr>
                       <a:picLocks noChangeArrowheads="1" noChangeAspect="1"/>
                     </pic:cNvPicPr>
                   </pic:nvPicPr>
                   <pic:blipFill>
-                    <a:blip r:embed="rId10"/>
+                    <a:blip r:embed="rId14"/>
                     <a:stretch>
                       <a:fillRect/>
                     </a:stretch>
@@ -257,17 +396,17 @@
         <w:t xml:space="preserve">californica</w:t>
       </w:r>
     </w:p>
-    <w:bookmarkEnd w:id="13"/>
-    <w:bookmarkStart w:id="18" w:name="our-study-system-darlingtonia"/>
-    <w:p>
-      <w:pPr>
-        <w:pStyle w:val="Heading1"/>
+    <w:bookmarkEnd w:id="17"/>
+    <w:bookmarkStart w:id="22" w:name="our-study-system-darlingtonia"/>
+    <w:p>
+      <w:pPr>
+        <w:pStyle w:val="Heading2"/>
       </w:pPr>
       <w:r>
         <w:t xml:space="preserve">Our Study System: Darlingtonia</w:t>
       </w:r>
     </w:p>
-    <w:bookmarkStart w:id="14" w:name="the-cobra-lily-dataset"/>
+    <w:bookmarkStart w:id="18" w:name="the-cobra-lily-dataset"/>
     <w:p>
       <w:pPr>
         <w:pStyle w:val="Heading3"/>
@@ -517,39 +656,40 @@
         <w:t xml:space="preserve">wingmass_g - Wing mass</w:t>
       </w:r>
     </w:p>
-    <w:bookmarkEnd w:id="14"/>
-    <w:p>
-      <w:pPr>
-        <w:pStyle w:val="SourceCode"/>
-      </w:pPr>
-      <w:r>
-        <w:rPr>
-          <w:rStyle w:val="VerbatimChar"/>
-        </w:rPr>
-        <w:t xml:space="preserve">![Darlingtonia pitcher structure showing measured features\]</w:t>
-      </w:r>
-    </w:p>
+    <w:bookmarkEnd w:id="18"/>
     <w:p>
       <w:pPr>
         <w:pStyle w:val="FirstParagraph"/>
+      </w:pPr>
+      <w:r>
+        <w:rPr>
+          <w:i/>
+          <w:iCs/>
+        </w:rPr>
+        <w:t xml:space="preserve">Darlingtonia pitcher structure showing measured features</w:t>
+      </w:r>
+    </w:p>
+    <w:p>
+      <w:pPr>
+        <w:pStyle w:val="BodyText"/>
       </w:pPr>
       <w:r>
         <w:drawing>
           <wp:inline>
             <wp:extent cx="2009775" cy="2565670"/>
             <wp:effectExtent b="0" l="0" r="0" t="0"/>
-            <wp:docPr descr="" title="" id="16" name="Picture"/>
+            <wp:docPr descr="" title="" id="20" name="Picture"/>
             <a:graphic>
               <a:graphicData uri="http://schemas.openxmlformats.org/drawingml/2006/picture">
                 <pic:pic>
                   <pic:nvPicPr>
-                    <pic:cNvPr descr="images/clipboard-4005369252.png" id="17" name="Picture"/>
+                    <pic:cNvPr descr="images/clipboard-4005369252.png" id="21" name="Picture"/>
                     <pic:cNvPicPr>
                       <a:picLocks noChangeArrowheads="1" noChangeAspect="1"/>
                     </pic:cNvPicPr>
                   </pic:nvPicPr>
                   <pic:blipFill>
-                    <a:blip r:embed="rId15"/>
+                    <a:blip r:embed="rId19"/>
                     <a:stretch>
                       <a:fillRect/>
                     </a:stretch>
@@ -585,7 +725,14 @@
         </w:numPr>
       </w:pPr>
       <w:r>
-        <w:t xml:space="preserve">**Sites**:</w:t>
+        <w:rPr>
+          <w:b/>
+          <w:bCs/>
+        </w:rPr>
+        <w:t xml:space="preserve">Sites</w:t>
+      </w:r>
+      <w:r>
+        <w:t xml:space="preserve">:</w:t>
       </w:r>
     </w:p>
     <w:p>
@@ -636,17 +783,17 @@
         <w:t xml:space="preserve">HD: High Divide</w:t>
       </w:r>
     </w:p>
-    <w:bookmarkEnd w:id="18"/>
-    <w:bookmarkStart w:id="20" w:name="loading-the-data"/>
-    <w:p>
-      <w:pPr>
-        <w:pStyle w:val="Heading1"/>
+    <w:bookmarkEnd w:id="22"/>
+    <w:bookmarkStart w:id="24" w:name="loading-the-data"/>
+    <w:p>
+      <w:pPr>
+        <w:pStyle w:val="Heading2"/>
       </w:pPr>
       <w:r>
         <w:t xml:space="preserve">Loading the Data</w:t>
       </w:r>
     </w:p>
-    <w:bookmarkStart w:id="19" w:name="step-1-import-and-prepare-the-data"/>
+    <w:bookmarkStart w:id="23" w:name="step-1-import-and-prepare-the-data"/>
     <w:p>
       <w:pPr>
         <w:pStyle w:val="Heading3"/>
@@ -963,18 +1110,19 @@
         <w:t xml:space="preserve">## 4 TJH         25</w:t>
       </w:r>
     </w:p>
-    <w:bookmarkEnd w:id="19"/>
-    <w:bookmarkEnd w:id="20"/>
+    <w:bookmarkEnd w:id="23"/>
+    <w:bookmarkEnd w:id="24"/>
     <w:bookmarkStart w:id="25" w:name="exploring-the-raw-data"/>
     <w:p>
       <w:pPr>
-        <w:pStyle w:val="Heading1"/>
+        <w:pStyle w:val="Heading2"/>
       </w:pPr>
       <w:r>
         <w:t xml:space="preserve">Exploring the Raw Data</w:t>
       </w:r>
     </w:p>
-    <w:bookmarkStart w:id="21" w:name="initial-data-exploration"/>
+    <w:bookmarkEnd w:id="25"/>
+    <w:bookmarkStart w:id="26" w:name="initial-data-exploration"/>
     <w:p>
       <w:pPr>
         <w:pStyle w:val="Heading2"/>
@@ -1103,7 +1251,7 @@
         <w:t xml:space="preserve">Need to standardize before PCA!</w:t>
       </w:r>
     </w:p>
-    <w:bookmarkEnd w:id="21"/>
+    <w:bookmarkEnd w:id="26"/>
     <w:p>
       <w:pPr>
         <w:pStyle w:val="FirstParagraph"/>
@@ -1111,20 +1259,20 @@
       <w:r>
         <w:drawing>
           <wp:inline>
-            <wp:extent cx="5943600" cy="5943600"/>
+            <wp:extent cx="5334000" cy="5334000"/>
             <wp:effectExtent b="0" l="0" r="0" t="0"/>
-            <wp:docPr descr="" title="" id="23" name="Picture"/>
+            <wp:docPr descr="" title="" id="28" name="Picture"/>
             <a:graphic>
               <a:graphicData uri="http://schemas.openxmlformats.org/drawingml/2006/picture">
                 <pic:pic>
                   <pic:nvPicPr>
-                    <pic:cNvPr descr="multivariate_statistics_lecture_files/figure-docx/explore_data-1.png" id="24" name="Picture"/>
+                    <pic:cNvPr descr="multivariate_statistics_lecture_files/figure-docx/explore_data-1.png" id="29" name="Picture"/>
                     <pic:cNvPicPr>
                       <a:picLocks noChangeArrowheads="1" noChangeAspect="1"/>
                     </pic:cNvPicPr>
                   </pic:nvPicPr>
                   <pic:blipFill>
-                    <a:blip r:embed="rId22"/>
+                    <a:blip r:embed="rId27"/>
                     <a:stretch>
                       <a:fillRect/>
                     </a:stretch>
@@ -1132,7 +1280,7 @@
                   <pic:spPr bwMode="auto">
                     <a:xfrm>
                       <a:off x="0" y="0"/>
-                      <a:ext cx="5943600" cy="5943600"/>
+                      <a:ext cx="5334000" cy="5334000"/>
                     </a:xfrm>
                     <a:prstGeom prst="rect">
                       <a:avLst/>
@@ -1151,17 +1299,16 @@
         </w:drawing>
       </w:r>
     </w:p>
-    <w:bookmarkEnd w:id="25"/>
-    <w:bookmarkStart w:id="27" w:name="the-problem-of-different-scales"/>
-    <w:p>
-      <w:pPr>
-        <w:pStyle w:val="Heading1"/>
+    <w:bookmarkStart w:id="31" w:name="the-problem-of-different-scales"/>
+    <w:p>
+      <w:pPr>
+        <w:pStyle w:val="Heading2"/>
       </w:pPr>
       <w:r>
         <w:t xml:space="preserve">The Problem of Different Scales</w:t>
       </w:r>
     </w:p>
-    <w:bookmarkStart w:id="26" w:name="why-standardization-matters"/>
+    <w:bookmarkStart w:id="30" w:name="why-standardization-matters"/>
     <w:p>
       <w:pPr>
         <w:pStyle w:val="Heading3"/>
@@ -1419,7 +1566,7 @@
         <w:t xml:space="preserve">“standard deviations from the mean”</w:t>
       </w:r>
     </w:p>
-    <w:bookmarkEnd w:id="26"/>
+    <w:bookmarkEnd w:id="30"/>
     <w:p>
       <w:pPr>
         <w:pStyle w:val="Compact"/>
@@ -1733,17 +1880,17 @@
         <w:t xml:space="preserve"># mean = 0, sd = 1</w:t>
       </w:r>
     </w:p>
-    <w:bookmarkEnd w:id="27"/>
-    <w:bookmarkStart w:id="29" w:name="measuring-multivariate-distance"/>
-    <w:p>
-      <w:pPr>
-        <w:pStyle w:val="Heading1"/>
+    <w:bookmarkEnd w:id="31"/>
+    <w:bookmarkStart w:id="33" w:name="measuring-multivariate-distance"/>
+    <w:p>
+      <w:pPr>
+        <w:pStyle w:val="Heading2"/>
       </w:pPr>
       <w:r>
         <w:t xml:space="preserve">Measuring Multivariate Distance</w:t>
       </w:r>
     </w:p>
-    <w:bookmarkStart w:id="28" w:name="euclidean-distance-between-individuals"/>
+    <w:bookmarkStart w:id="32" w:name="euclidean-distance-between-individuals"/>
     <w:p>
       <w:pPr>
         <w:pStyle w:val="Heading3"/>
@@ -2219,7 +2366,7 @@
         <w:t xml:space="preserve">all variables contribute equally</w:t>
       </w:r>
     </w:p>
-    <w:bookmarkEnd w:id="28"/>
+    <w:bookmarkEnd w:id="32"/>
     <w:p>
       <w:pPr>
         <w:pStyle w:val="SourceCode"/>
@@ -2285,17 +2432,17 @@
         <w:t xml:space="preserve">##  not just these two plants!</w:t>
       </w:r>
     </w:p>
-    <w:bookmarkEnd w:id="29"/>
-    <w:bookmarkStart w:id="38" w:name="standardizing-the-data"/>
-    <w:p>
-      <w:pPr>
-        <w:pStyle w:val="Heading1"/>
+    <w:bookmarkEnd w:id="33"/>
+    <w:bookmarkStart w:id="42" w:name="standardizing-the-data"/>
+    <w:p>
+      <w:pPr>
+        <w:pStyle w:val="Heading2"/>
       </w:pPr>
       <w:r>
         <w:t xml:space="preserve">Standardizing the Data</w:t>
       </w:r>
     </w:p>
-    <w:bookmarkStart w:id="33" w:name="step-2-z-score-transformation"/>
+    <w:bookmarkStart w:id="37" w:name="step-2-z-score-transformation"/>
     <w:p>
       <w:pPr>
         <w:pStyle w:val="Heading3"/>
@@ -2311,20 +2458,20 @@
       <w:r>
         <w:drawing>
           <wp:inline>
-            <wp:extent cx="3200400" cy="3200400"/>
+            <wp:extent cx="5334000" cy="5334000"/>
             <wp:effectExtent b="0" l="0" r="0" t="0"/>
-            <wp:docPr descr="" title="" id="31" name="Picture"/>
+            <wp:docPr descr="" title="" id="35" name="Picture"/>
             <a:graphic>
               <a:graphicData uri="http://schemas.openxmlformats.org/drawingml/2006/picture">
                 <pic:pic>
                   <pic:nvPicPr>
-                    <pic:cNvPr descr="multivariate_statistics_lecture_files/figure-docx/standardize-1.png" id="32" name="Picture"/>
+                    <pic:cNvPr descr="multivariate_statistics_lecture_files/figure-docx/standardize-1.png" id="36" name="Picture"/>
                     <pic:cNvPicPr>
                       <a:picLocks noChangeArrowheads="1" noChangeAspect="1"/>
                     </pic:cNvPicPr>
                   </pic:nvPicPr>
                   <pic:blipFill>
-                    <a:blip r:embed="rId30"/>
+                    <a:blip r:embed="rId34"/>
                     <a:stretch>
                       <a:fillRect/>
                     </a:stretch>
@@ -2332,7 +2479,7 @@
                   <pic:spPr bwMode="auto">
                     <a:xfrm>
                       <a:off x="0" y="0"/>
-                      <a:ext cx="3200400" cy="3200400"/>
+                      <a:ext cx="5334000" cy="5334000"/>
                     </a:xfrm>
                     <a:prstGeom prst="rect">
                       <a:avLst/>
@@ -2351,8 +2498,8 @@
         </w:drawing>
       </w:r>
     </w:p>
-    <w:bookmarkEnd w:id="33"/>
-    <w:bookmarkStart w:id="37" w:name="visualizing-standardized-data"/>
+    <w:bookmarkEnd w:id="37"/>
+    <w:bookmarkStart w:id="41" w:name="visualizing-standardized-data"/>
     <w:p>
       <w:pPr>
         <w:pStyle w:val="Heading3"/>
@@ -2368,20 +2515,20 @@
       <w:r>
         <w:drawing>
           <wp:inline>
-            <wp:extent cx="4572000" cy="5486400"/>
+            <wp:extent cx="5334000" cy="5334000"/>
             <wp:effectExtent b="0" l="0" r="0" t="0"/>
-            <wp:docPr descr="" title="" id="35" name="Picture"/>
+            <wp:docPr descr="" title="" id="39" name="Picture"/>
             <a:graphic>
               <a:graphicData uri="http://schemas.openxmlformats.org/drawingml/2006/picture">
                 <pic:pic>
                   <pic:nvPicPr>
-                    <pic:cNvPr descr="multivariate_statistics_lecture_files/figure-docx/scaled_comparison-1.png" id="36" name="Picture"/>
+                    <pic:cNvPr descr="multivariate_statistics_lecture_files/figure-docx/scaled_comparison-1.png" id="40" name="Picture"/>
                     <pic:cNvPicPr>
                       <a:picLocks noChangeArrowheads="1" noChangeAspect="1"/>
                     </pic:cNvPicPr>
                   </pic:nvPicPr>
                   <pic:blipFill>
-                    <a:blip r:embed="rId34"/>
+                    <a:blip r:embed="rId38"/>
                     <a:stretch>
                       <a:fillRect/>
                     </a:stretch>
@@ -2389,7 +2536,7 @@
                   <pic:spPr bwMode="auto">
                     <a:xfrm>
                       <a:off x="0" y="0"/>
-                      <a:ext cx="4572000" cy="5486400"/>
+                      <a:ext cx="5334000" cy="5334000"/>
                     </a:xfrm>
                     <a:prstGeom prst="rect">
                       <a:avLst/>
@@ -2408,18 +2555,28 @@
         </w:drawing>
       </w:r>
     </w:p>
-    <w:bookmarkEnd w:id="37"/>
-    <w:bookmarkEnd w:id="38"/>
-    <w:bookmarkStart w:id="43" w:name="understanding-correlations"/>
-    <w:p>
-      <w:pPr>
-        <w:pStyle w:val="Heading1"/>
+    <w:bookmarkEnd w:id="41"/>
+    <w:bookmarkEnd w:id="42"/>
+    <w:bookmarkStart w:id="43" w:name="X28c71c88fd8debbabb1fad28c92be896a2663cb"/>
+    <w:p>
+      <w:pPr>
+        <w:pStyle w:val="Heading2"/>
+      </w:pPr>
+      <w:r>
+        <w:t xml:space="preserve">Part 2 · Correlation and the Concept of PCA</w:t>
+      </w:r>
+    </w:p>
+    <w:bookmarkEnd w:id="43"/>
+    <w:bookmarkStart w:id="48" w:name="understanding-correlations"/>
+    <w:p>
+      <w:pPr>
+        <w:pStyle w:val="Heading2"/>
       </w:pPr>
       <w:r>
         <w:t xml:space="preserve">Understanding Correlations</w:t>
       </w:r>
     </w:p>
-    <w:bookmarkStart w:id="39" w:name="why-correlations-matter-for-pca"/>
+    <w:bookmarkStart w:id="44" w:name="why-correlations-matter-for-pca"/>
     <w:p>
       <w:pPr>
         <w:pStyle w:val="Heading3"/>
@@ -2584,7 +2741,7 @@
         <w:t xml:space="preserve">useful!</w:t>
       </w:r>
     </w:p>
-    <w:bookmarkEnd w:id="39"/>
+    <w:bookmarkEnd w:id="44"/>
     <w:p>
       <w:pPr>
         <w:pStyle w:val="FirstParagraph"/>
@@ -2616,20 +2773,20 @@
       <w:r>
         <w:drawing>
           <wp:inline>
-            <wp:extent cx="5486400" cy="5486400"/>
+            <wp:extent cx="5334000" cy="5334000"/>
             <wp:effectExtent b="0" l="0" r="0" t="0"/>
-            <wp:docPr descr="" title="" id="41" name="Picture"/>
+            <wp:docPr descr="" title="" id="46" name="Picture"/>
             <a:graphic>
               <a:graphicData uri="http://schemas.openxmlformats.org/drawingml/2006/picture">
                 <pic:pic>
                   <pic:nvPicPr>
-                    <pic:cNvPr descr="multivariate_statistics_lecture_files/figure-docx/correlation_plot-1.png" id="42" name="Picture"/>
+                    <pic:cNvPr descr="multivariate_statistics_lecture_files/figure-docx/correlation_plot-1.png" id="47" name="Picture"/>
                     <pic:cNvPicPr>
                       <a:picLocks noChangeArrowheads="1" noChangeAspect="1"/>
                     </pic:cNvPicPr>
                   </pic:nvPicPr>
                   <pic:blipFill>
-                    <a:blip r:embed="rId40"/>
+                    <a:blip r:embed="rId45"/>
                     <a:stretch>
                       <a:fillRect/>
                     </a:stretch>
@@ -2637,7 +2794,7 @@
                   <pic:spPr bwMode="auto">
                     <a:xfrm>
                       <a:off x="0" y="0"/>
-                      <a:ext cx="5486400" cy="5486400"/>
+                      <a:ext cx="5334000" cy="5334000"/>
                     </a:xfrm>
                     <a:prstGeom prst="rect">
                       <a:avLst/>
@@ -2656,17 +2813,17 @@
         </w:drawing>
       </w:r>
     </w:p>
-    <w:bookmarkEnd w:id="43"/>
-    <w:bookmarkStart w:id="45" w:name="correlation-matrix-details"/>
-    <w:p>
-      <w:pPr>
-        <w:pStyle w:val="Heading1"/>
+    <w:bookmarkEnd w:id="48"/>
+    <w:bookmarkStart w:id="50" w:name="correlation-matrix-details"/>
+    <w:p>
+      <w:pPr>
+        <w:pStyle w:val="Heading2"/>
       </w:pPr>
       <w:r>
         <w:t xml:space="preserve">Correlation Matrix Details</w:t>
       </w:r>
     </w:p>
-    <w:bookmarkStart w:id="44" w:name="examining-variable-relationships"/>
+    <w:bookmarkStart w:id="49" w:name="examining-variable-relationships"/>
     <w:p>
       <w:pPr>
         <w:pStyle w:val="Heading3"/>
@@ -2875,12 +3032,12 @@
         <w:t xml:space="preserve">## wingmass_g        0.39       0.80       0.63       1.00</w:t>
       </w:r>
     </w:p>
-    <w:bookmarkEnd w:id="44"/>
-    <w:bookmarkEnd w:id="45"/>
-    <w:bookmarkStart w:id="46" w:name="key-observations"/>
-    <w:p>
-      <w:pPr>
-        <w:pStyle w:val="Heading1"/>
+    <w:bookmarkEnd w:id="49"/>
+    <w:bookmarkEnd w:id="50"/>
+    <w:bookmarkStart w:id="51" w:name="key-observations"/>
+    <w:p>
+      <w:pPr>
+        <w:pStyle w:val="Heading2"/>
       </w:pPr>
       <w:r>
         <w:t xml:space="preserve">Key Observations</w:t>
@@ -3077,17 +3234,17 @@
         <w:t xml:space="preserve">components!</w:t>
       </w:r>
     </w:p>
-    <w:bookmarkEnd w:id="46"/>
-    <w:bookmarkStart w:id="51" w:name="what-is-principal-component-analysis"/>
-    <w:p>
-      <w:pPr>
-        <w:pStyle w:val="Heading1"/>
+    <w:bookmarkEnd w:id="51"/>
+    <w:bookmarkStart w:id="56" w:name="what-is-principal-component-analysis"/>
+    <w:p>
+      <w:pPr>
+        <w:pStyle w:val="Heading2"/>
       </w:pPr>
       <w:r>
         <w:t xml:space="preserve">What is Principal Component Analysis?</w:t>
       </w:r>
     </w:p>
-    <w:bookmarkStart w:id="47" w:name="the-concept-of-pca"/>
+    <w:bookmarkStart w:id="52" w:name="the-concept-of-pca"/>
     <w:p>
       <w:pPr>
         <w:pStyle w:val="Heading3"/>
@@ -3562,7 +3719,7 @@
         <w:t xml:space="preserve">then second, etc.</w:t>
       </w:r>
     </w:p>
-    <w:bookmarkEnd w:id="47"/>
+    <w:bookmarkEnd w:id="52"/>
     <w:p>
       <w:pPr>
         <w:pStyle w:val="FirstParagraph"/>
@@ -3572,18 +3729,18 @@
           <wp:inline>
             <wp:extent cx="2343150" cy="2343150"/>
             <wp:effectExtent b="0" l="0" r="0" t="0"/>
-            <wp:docPr descr="https://upload.wikimedia.org/wikipedia/commons/thumb/f/f5/GaussianScatterPCA.svg/500px-GaussianScatterPCA.svg.png" title="" id="49" name="Picture"/>
+            <wp:docPr descr="https://upload.wikimedia.org/wikipedia/commons/thumb/f/f5/GaussianScatterPCA.svg/500px-GaussianScatterPCA.svg.png" title="" id="54" name="Picture"/>
             <a:graphic>
               <a:graphicData uri="http://schemas.openxmlformats.org/drawingml/2006/picture">
                 <pic:pic>
                   <pic:nvPicPr>
-                    <pic:cNvPr descr="images/clipboard-2517015273.png" id="50" name="Picture"/>
+                    <pic:cNvPr descr="images/clipboard-2517015273.png" id="55" name="Picture"/>
                     <pic:cNvPicPr>
                       <a:picLocks noChangeArrowheads="1" noChangeAspect="1"/>
                     </pic:cNvPicPr>
                   </pic:nvPicPr>
                   <pic:blipFill>
-                    <a:blip r:embed="rId48"/>
+                    <a:blip r:embed="rId53"/>
                     <a:stretch>
                       <a:fillRect/>
                     </a:stretch>
@@ -3669,17 +3826,17 @@
         <w:t xml:space="preserve">residual variation</w:t>
       </w:r>
     </w:p>
-    <w:bookmarkEnd w:id="51"/>
-    <w:bookmarkStart w:id="54" w:name="principal-components-properties"/>
-    <w:p>
-      <w:pPr>
-        <w:pStyle w:val="Heading1"/>
+    <w:bookmarkEnd w:id="56"/>
+    <w:bookmarkStart w:id="59" w:name="principal-components-properties"/>
+    <w:p>
+      <w:pPr>
+        <w:pStyle w:val="Heading2"/>
       </w:pPr>
       <w:r>
         <w:t xml:space="preserve">Principal Components: Properties</w:t>
       </w:r>
     </w:p>
-    <w:bookmarkStart w:id="52" w:name="understanding-components-are"/>
+    <w:bookmarkStart w:id="57" w:name="understanding-components-are"/>
     <w:p>
       <w:pPr>
         <w:pStyle w:val="Heading3"/>
@@ -3820,8 +3977,8 @@
         <w:t xml:space="preserve">Weights (loadings) show variable importance</w:t>
       </w:r>
     </w:p>
-    <w:bookmarkEnd w:id="52"/>
-    <w:bookmarkStart w:id="53" w:name="why-this-matters"/>
+    <w:bookmarkEnd w:id="57"/>
+    <w:bookmarkStart w:id="58" w:name="why-this-matters"/>
     <w:p>
       <w:pPr>
         <w:pStyle w:val="Heading3"/>
@@ -4007,18 +4164,28 @@
         <w:t xml:space="preserve">Variables are standardized</w:t>
       </w:r>
     </w:p>
-    <w:bookmarkEnd w:id="53"/>
-    <w:bookmarkEnd w:id="54"/>
-    <w:bookmarkStart w:id="56" w:name="performing-pca-in-r"/>
-    <w:p>
-      <w:pPr>
-        <w:pStyle w:val="Heading1"/>
+    <w:bookmarkEnd w:id="58"/>
+    <w:bookmarkEnd w:id="59"/>
+    <w:bookmarkStart w:id="60" w:name="part-3-running-pca-in-r"/>
+    <w:p>
+      <w:pPr>
+        <w:pStyle w:val="Heading2"/>
+      </w:pPr>
+      <w:r>
+        <w:t xml:space="preserve">Part 3 · Running PCA in R</w:t>
+      </w:r>
+    </w:p>
+    <w:bookmarkEnd w:id="60"/>
+    <w:bookmarkStart w:id="62" w:name="performing-pca-in-r"/>
+    <w:p>
+      <w:pPr>
+        <w:pStyle w:val="Heading2"/>
       </w:pPr>
       <w:r>
         <w:t xml:space="preserve">Performing PCA in R</w:t>
       </w:r>
     </w:p>
-    <w:bookmarkStart w:id="55" w:name="step-3-run-the-analysis"/>
+    <w:bookmarkStart w:id="61" w:name="step-3-run-the-analysis"/>
     <w:p>
       <w:pPr>
         <w:pStyle w:val="Heading3"/>
@@ -4191,12 +4358,12 @@
         <w:t xml:space="preserve">## [1] "sdev"     "rotation" "center"   "scale"    "x"</w:t>
       </w:r>
     </w:p>
-    <w:bookmarkEnd w:id="55"/>
-    <w:bookmarkEnd w:id="56"/>
-    <w:bookmarkStart w:id="57" w:name="understanding-the-output"/>
-    <w:p>
-      <w:pPr>
-        <w:pStyle w:val="Heading1"/>
+    <w:bookmarkEnd w:id="61"/>
+    <w:bookmarkEnd w:id="62"/>
+    <w:bookmarkStart w:id="63" w:name="understanding-the-output"/>
+    <w:p>
+      <w:pPr>
+        <w:pStyle w:val="Heading2"/>
       </w:pPr>
       <w:r>
         <w:t xml:space="preserve">Understanding the Output</w:t>
@@ -4394,17 +4561,17 @@
         <w:t xml:space="preserve">: variable standard deviations</w:t>
       </w:r>
     </w:p>
-    <w:bookmarkEnd w:id="57"/>
-    <w:bookmarkStart w:id="59" w:name="eigenvalues-and-variance-explained"/>
-    <w:p>
-      <w:pPr>
-        <w:pStyle w:val="Heading1"/>
+    <w:bookmarkEnd w:id="63"/>
+    <w:bookmarkStart w:id="65" w:name="eigenvalues-and-variance-explained"/>
+    <w:p>
+      <w:pPr>
+        <w:pStyle w:val="Heading2"/>
       </w:pPr>
       <w:r>
         <w:t xml:space="preserve">Eigenvalues and Variance Explained</w:t>
       </w:r>
     </w:p>
-    <w:bookmarkStart w:id="58" w:name="how-much-variance-does-each-pc-explain"/>
+    <w:bookmarkStart w:id="64" w:name="how-much-variance-does-each-pc-explain"/>
     <w:p>
       <w:pPr>
         <w:pStyle w:val="Heading3"/>
@@ -4633,7 +4800,7 @@
         <w:t xml:space="preserve">allows dimension reduction</w:t>
       </w:r>
     </w:p>
-    <w:bookmarkEnd w:id="58"/>
+    <w:bookmarkEnd w:id="64"/>
     <w:p>
       <w:pPr>
         <w:pStyle w:val="SourceCode"/>
@@ -4753,17 +4920,17 @@
         <w:t xml:space="preserve">## 10 PC10       0.065      0.006      1</w:t>
       </w:r>
     </w:p>
-    <w:bookmarkEnd w:id="59"/>
-    <w:bookmarkStart w:id="64" w:name="scree-plot-choosing-components"/>
-    <w:p>
-      <w:pPr>
-        <w:pStyle w:val="Heading1"/>
+    <w:bookmarkEnd w:id="65"/>
+    <w:bookmarkStart w:id="70" w:name="scree-plot-choosing-components"/>
+    <w:p>
+      <w:pPr>
+        <w:pStyle w:val="Heading2"/>
       </w:pPr>
       <w:r>
         <w:t xml:space="preserve">Scree Plot: Choosing Components</w:t>
       </w:r>
     </w:p>
-    <w:bookmarkStart w:id="60" w:name="how-many-components-to-use"/>
+    <w:bookmarkStart w:id="66" w:name="how-many-components-to-use"/>
     <w:p>
       <w:pPr>
         <w:pStyle w:val="Heading3"/>
@@ -4981,7 +5148,7 @@
         <w:t xml:space="preserve">remaining 7 components explain 17.1% (mostly noise).</w:t>
       </w:r>
     </w:p>
-    <w:bookmarkEnd w:id="60"/>
+    <w:bookmarkEnd w:id="66"/>
     <w:p>
       <w:pPr>
         <w:pStyle w:val="FirstParagraph"/>
@@ -4989,20 +5156,20 @@
       <w:r>
         <w:drawing>
           <wp:inline>
-            <wp:extent cx="5486400" cy="5486400"/>
+            <wp:extent cx="5334000" cy="5334000"/>
             <wp:effectExtent b="0" l="0" r="0" t="0"/>
-            <wp:docPr descr="" title="" id="62" name="Picture"/>
+            <wp:docPr descr="" title="" id="68" name="Picture"/>
             <a:graphic>
               <a:graphicData uri="http://schemas.openxmlformats.org/drawingml/2006/picture">
                 <pic:pic>
                   <pic:nvPicPr>
-                    <pic:cNvPr descr="multivariate_statistics_lecture_files/figure-docx/scree_plot-1.png" id="63" name="Picture"/>
+                    <pic:cNvPr descr="multivariate_statistics_lecture_files/figure-docx/scree_plot-1.png" id="69" name="Picture"/>
                     <pic:cNvPicPr>
                       <a:picLocks noChangeArrowheads="1" noChangeAspect="1"/>
                     </pic:cNvPicPr>
                   </pic:nvPicPr>
                   <pic:blipFill>
-                    <a:blip r:embed="rId61"/>
+                    <a:blip r:embed="rId67"/>
                     <a:stretch>
                       <a:fillRect/>
                     </a:stretch>
@@ -5010,7 +5177,7 @@
                   <pic:spPr bwMode="auto">
                     <a:xfrm>
                       <a:off x="0" y="0"/>
-                      <a:ext cx="5486400" cy="5486400"/>
+                      <a:ext cx="5334000" cy="5334000"/>
                     </a:xfrm>
                     <a:prstGeom prst="rect">
                       <a:avLst/>
@@ -5029,17 +5196,27 @@
         </w:drawing>
       </w:r>
     </w:p>
-    <w:bookmarkEnd w:id="64"/>
-    <w:bookmarkStart w:id="66" w:name="understanding-loadings"/>
-    <w:p>
-      <w:pPr>
-        <w:pStyle w:val="Heading1"/>
+    <w:bookmarkEnd w:id="70"/>
+    <w:bookmarkStart w:id="71" w:name="X012f342191b0e4352648c49623e95ea067adbe6"/>
+    <w:p>
+      <w:pPr>
+        <w:pStyle w:val="Heading2"/>
+      </w:pPr>
+      <w:r>
+        <w:t xml:space="preserve">Part 4 · Interpreting Loadings and Components</w:t>
+      </w:r>
+    </w:p>
+    <w:bookmarkEnd w:id="71"/>
+    <w:bookmarkStart w:id="73" w:name="understanding-loadings"/>
+    <w:p>
+      <w:pPr>
+        <w:pStyle w:val="Heading2"/>
       </w:pPr>
       <w:r>
         <w:t xml:space="preserve">Understanding Loadings</w:t>
       </w:r>
     </w:p>
-    <w:bookmarkStart w:id="65" w:name="what-are-loadings"/>
+    <w:bookmarkStart w:id="72" w:name="what-are-loadings"/>
     <w:p>
       <w:pPr>
         <w:pStyle w:val="Heading3"/>
@@ -5389,7 +5566,7 @@
         <w:t xml:space="preserve">Sign (+ or -) can flip; patterns matter more</w:t>
       </w:r>
     </w:p>
-    <w:bookmarkEnd w:id="65"/>
+    <w:bookmarkEnd w:id="72"/>
     <w:p>
       <w:pPr>
         <w:pStyle w:val="Compact"/>
@@ -5552,11 +5729,11 @@
         <w:t xml:space="preserve">## wingmass_g   -0.393  0.080 -0.007</w:t>
       </w:r>
     </w:p>
-    <w:bookmarkEnd w:id="66"/>
-    <w:bookmarkStart w:id="70" w:name="interpreting-pc1-overall-size"/>
-    <w:p>
-      <w:pPr>
-        <w:pStyle w:val="Heading1"/>
+    <w:bookmarkEnd w:id="73"/>
+    <w:bookmarkStart w:id="77" w:name="interpreting-pc1-overall-size"/>
+    <w:p>
+      <w:pPr>
+        <w:pStyle w:val="Heading2"/>
       </w:pPr>
       <w:r>
         <w:t xml:space="preserve">Interpreting PC1: Overall Size</w:t>
@@ -5863,20 +6040,20 @@
       <w:r>
         <w:drawing>
           <wp:inline>
-            <wp:extent cx="3657600" cy="4572000"/>
+            <wp:extent cx="5334000" cy="4800600"/>
             <wp:effectExtent b="0" l="0" r="0" t="0"/>
-            <wp:docPr descr="" title="" id="68" name="Picture"/>
+            <wp:docPr descr="" title="" id="75" name="Picture"/>
             <a:graphic>
               <a:graphicData uri="http://schemas.openxmlformats.org/drawingml/2006/picture">
                 <pic:pic>
                   <pic:nvPicPr>
-                    <pic:cNvPr descr="multivariate_statistics_lecture_files/figure-docx/pc1_loading_plot-1.png" id="69" name="Picture"/>
+                    <pic:cNvPr descr="multivariate_statistics_lecture_files/figure-docx/pc1_loading_plot-1.png" id="76" name="Picture"/>
                     <pic:cNvPicPr>
                       <a:picLocks noChangeArrowheads="1" noChangeAspect="1"/>
                     </pic:cNvPicPr>
                   </pic:nvPicPr>
                   <pic:blipFill>
-                    <a:blip r:embed="rId67"/>
+                    <a:blip r:embed="rId74"/>
                     <a:stretch>
                       <a:fillRect/>
                     </a:stretch>
@@ -5884,7 +6061,7 @@
                   <pic:spPr bwMode="auto">
                     <a:xfrm>
                       <a:off x="0" y="0"/>
-                      <a:ext cx="3657600" cy="4572000"/>
+                      <a:ext cx="5334000" cy="4800600"/>
                     </a:xfrm>
                     <a:prstGeom prst="rect">
                       <a:avLst/>
@@ -5903,17 +6080,17 @@
         </w:drawing>
       </w:r>
     </w:p>
-    <w:bookmarkEnd w:id="70"/>
-    <w:bookmarkStart w:id="75" w:name="interpreting-pc2-shape-contrast"/>
-    <w:p>
-      <w:pPr>
-        <w:pStyle w:val="Heading1"/>
+    <w:bookmarkEnd w:id="77"/>
+    <w:bookmarkStart w:id="82" w:name="interpreting-pc2-shape-contrast"/>
+    <w:p>
+      <w:pPr>
+        <w:pStyle w:val="Heading2"/>
       </w:pPr>
       <w:r>
         <w:t xml:space="preserve">Interpreting PC2: Shape Contrast</w:t>
       </w:r>
     </w:p>
-    <w:bookmarkStart w:id="71" w:name="pc2-interpretation"/>
+    <w:bookmarkStart w:id="78" w:name="pc2-interpretation"/>
     <w:p>
       <w:pPr>
         <w:pStyle w:val="Heading3"/>
@@ -6173,7 +6350,7 @@
         <w:t xml:space="preserve">## 10 hoodmass_g   -0.0575</w:t>
       </w:r>
     </w:p>
-    <w:bookmarkEnd w:id="71"/>
+    <w:bookmarkEnd w:id="78"/>
     <w:p>
       <w:pPr>
         <w:pStyle w:val="Compact"/>
@@ -6205,20 +6382,20 @@
       <w:r>
         <w:drawing>
           <wp:inline>
-            <wp:extent cx="4572000" cy="5486400"/>
+            <wp:extent cx="5334000" cy="5334000"/>
             <wp:effectExtent b="0" l="0" r="0" t="0"/>
-            <wp:docPr descr="" title="" id="73" name="Picture"/>
+            <wp:docPr descr="" title="" id="80" name="Picture"/>
             <a:graphic>
               <a:graphicData uri="http://schemas.openxmlformats.org/drawingml/2006/picture">
                 <pic:pic>
                   <pic:nvPicPr>
-                    <pic:cNvPr descr="multivariate_statistics_lecture_files/figure-docx/pc2_loading_plot-1.png" id="74" name="Picture"/>
+                    <pic:cNvPr descr="multivariate_statistics_lecture_files/figure-docx/pc2_loading_plot-1.png" id="81" name="Picture"/>
                     <pic:cNvPicPr>
                       <a:picLocks noChangeArrowheads="1" noChangeAspect="1"/>
                     </pic:cNvPicPr>
                   </pic:nvPicPr>
                   <pic:blipFill>
-                    <a:blip r:embed="rId72"/>
+                    <a:blip r:embed="rId79"/>
                     <a:stretch>
                       <a:fillRect/>
                     </a:stretch>
@@ -6226,7 +6403,7 @@
                   <pic:spPr bwMode="auto">
                     <a:xfrm>
                       <a:off x="0" y="0"/>
-                      <a:ext cx="4572000" cy="5486400"/>
+                      <a:ext cx="5334000" cy="5334000"/>
                     </a:xfrm>
                     <a:prstGeom prst="rect">
                       <a:avLst/>
@@ -6245,17 +6422,17 @@
         </w:drawing>
       </w:r>
     </w:p>
-    <w:bookmarkEnd w:id="75"/>
-    <w:bookmarkStart w:id="80" w:name="interpreting-pc3"/>
-    <w:p>
-      <w:pPr>
-        <w:pStyle w:val="Heading1"/>
+    <w:bookmarkEnd w:id="82"/>
+    <w:bookmarkStart w:id="87" w:name="interpreting-pc3"/>
+    <w:p>
+      <w:pPr>
+        <w:pStyle w:val="Heading2"/>
       </w:pPr>
       <w:r>
         <w:t xml:space="preserve">Interpreting PC3</w:t>
       </w:r>
     </w:p>
-    <w:bookmarkStart w:id="76" w:name="pc3-interpretation"/>
+    <w:bookmarkStart w:id="83" w:name="pc3-interpretation"/>
     <w:p>
       <w:pPr>
         <w:pStyle w:val="Heading3"/>
@@ -6540,7 +6717,7 @@
         <w:t xml:space="preserve">## 10 wingmass_g   -0.00743</w:t>
       </w:r>
     </w:p>
-    <w:bookmarkEnd w:id="76"/>
+    <w:bookmarkEnd w:id="83"/>
     <w:p>
       <w:pPr>
         <w:pStyle w:val="Compact"/>
@@ -6572,20 +6749,20 @@
       <w:r>
         <w:drawing>
           <wp:inline>
-            <wp:extent cx="4572000" cy="5486400"/>
+            <wp:extent cx="5334000" cy="5334000"/>
             <wp:effectExtent b="0" l="0" r="0" t="0"/>
-            <wp:docPr descr="" title="" id="78" name="Picture"/>
+            <wp:docPr descr="" title="" id="85" name="Picture"/>
             <a:graphic>
               <a:graphicData uri="http://schemas.openxmlformats.org/drawingml/2006/picture">
                 <pic:pic>
                   <pic:nvPicPr>
-                    <pic:cNvPr descr="multivariate_statistics_lecture_files/figure-docx/pc3_loading_plot-1.png" id="79" name="Picture"/>
+                    <pic:cNvPr descr="multivariate_statistics_lecture_files/figure-docx/pc3_loading_plot-1.png" id="86" name="Picture"/>
                     <pic:cNvPicPr>
                       <a:picLocks noChangeArrowheads="1" noChangeAspect="1"/>
                     </pic:cNvPicPr>
                   </pic:nvPicPr>
                   <pic:blipFill>
-                    <a:blip r:embed="rId77"/>
+                    <a:blip r:embed="rId84"/>
                     <a:stretch>
                       <a:fillRect/>
                     </a:stretch>
@@ -6593,7 +6770,7 @@
                   <pic:spPr bwMode="auto">
                     <a:xfrm>
                       <a:off x="0" y="0"/>
-                      <a:ext cx="4572000" cy="5486400"/>
+                      <a:ext cx="5334000" cy="5334000"/>
                     </a:xfrm>
                     <a:prstGeom prst="rect">
                       <a:avLst/>
@@ -6612,17 +6789,27 @@
         </w:drawing>
       </w:r>
     </w:p>
-    <w:bookmarkEnd w:id="80"/>
-    <w:bookmarkStart w:id="82" w:name="principal-component-scores"/>
-    <w:p>
-      <w:pPr>
-        <w:pStyle w:val="Heading1"/>
+    <w:bookmarkEnd w:id="87"/>
+    <w:bookmarkStart w:id="88" w:name="part-5-scores-ordination-and-biplots"/>
+    <w:p>
+      <w:pPr>
+        <w:pStyle w:val="Heading2"/>
+      </w:pPr>
+      <w:r>
+        <w:t xml:space="preserve">Part 5 · Scores, Ordination and Biplots</w:t>
+      </w:r>
+    </w:p>
+    <w:bookmarkEnd w:id="88"/>
+    <w:bookmarkStart w:id="90" w:name="principal-component-scores"/>
+    <w:p>
+      <w:pPr>
+        <w:pStyle w:val="Heading2"/>
       </w:pPr>
       <w:r>
         <w:t xml:space="preserve">Principal Component Scores</w:t>
       </w:r>
     </w:p>
-    <w:bookmarkStart w:id="81" w:name="what-are-pc-scores"/>
+    <w:bookmarkStart w:id="89" w:name="what-are-pc-scores"/>
     <w:p>
       <w:pPr>
         <w:pStyle w:val="Heading3"/>
@@ -6901,7 +7088,7 @@
         <w:t xml:space="preserve">Using the standardized values and loadings we saw earlier.</w:t>
       </w:r>
     </w:p>
-    <w:bookmarkEnd w:id="81"/>
+    <w:bookmarkEnd w:id="89"/>
     <w:p>
       <w:pPr>
         <w:pStyle w:val="SourceCode"/>
@@ -7021,17 +7208,17 @@
         <w:t xml:space="preserve">## 10       10 TJH   -1.11  -1.27    2.27</w:t>
       </w:r>
     </w:p>
-    <w:bookmarkEnd w:id="82"/>
-    <w:bookmarkStart w:id="87" w:name="visualizing-pca-results-scores-plot"/>
-    <w:p>
-      <w:pPr>
-        <w:pStyle w:val="Heading1"/>
+    <w:bookmarkEnd w:id="90"/>
+    <w:bookmarkStart w:id="95" w:name="visualizing-pca-results-scores-plot"/>
+    <w:p>
+      <w:pPr>
+        <w:pStyle w:val="Heading2"/>
       </w:pPr>
       <w:r>
         <w:t xml:space="preserve">Visualizing PCA Results: Scores Plot</w:t>
       </w:r>
     </w:p>
-    <w:bookmarkStart w:id="83" w:name="ordination-of-sites"/>
+    <w:bookmarkStart w:id="91" w:name="ordination-of-sites"/>
     <w:p>
       <w:pPr>
         <w:pStyle w:val="Heading3"/>
@@ -7238,7 +7425,7 @@
         <w:t xml:space="preserve">- ordering objects along axes.</w:t>
       </w:r>
     </w:p>
-    <w:bookmarkEnd w:id="83"/>
+    <w:bookmarkEnd w:id="91"/>
     <w:p>
       <w:pPr>
         <w:pStyle w:val="FirstParagraph"/>
@@ -7254,20 +7441,20 @@
       <w:r>
         <w:drawing>
           <wp:inline>
-            <wp:extent cx="5486400" cy="5486400"/>
+            <wp:extent cx="5334000" cy="5334000"/>
             <wp:effectExtent b="0" l="0" r="0" t="0"/>
-            <wp:docPr descr="" title="" id="85" name="Picture"/>
+            <wp:docPr descr="" title="" id="93" name="Picture"/>
             <a:graphic>
               <a:graphicData uri="http://schemas.openxmlformats.org/drawingml/2006/picture">
                 <pic:pic>
                   <pic:nvPicPr>
-                    <pic:cNvPr descr="multivariate_statistics_lecture_files/figure-docx/scores_plot_basic-1.png" id="86" name="Picture"/>
+                    <pic:cNvPr descr="multivariate_statistics_lecture_files/figure-docx/scores_plot_basic-1.png" id="94" name="Picture"/>
                     <pic:cNvPicPr>
                       <a:picLocks noChangeArrowheads="1" noChangeAspect="1"/>
                     </pic:cNvPicPr>
                   </pic:nvPicPr>
                   <pic:blipFill>
-                    <a:blip r:embed="rId84"/>
+                    <a:blip r:embed="rId92"/>
                     <a:stretch>
                       <a:fillRect/>
                     </a:stretch>
@@ -7275,7 +7462,7 @@
                   <pic:spPr bwMode="auto">
                     <a:xfrm>
                       <a:off x="0" y="0"/>
-                      <a:ext cx="5486400" cy="5486400"/>
+                      <a:ext cx="5334000" cy="5334000"/>
                     </a:xfrm>
                     <a:prstGeom prst="rect">
                       <a:avLst/>
@@ -7294,11 +7481,11 @@
         </w:drawing>
       </w:r>
     </w:p>
-    <w:bookmarkEnd w:id="87"/>
-    <w:bookmarkStart w:id="91" w:name="different-visualization-of-pca-scores"/>
-    <w:p>
-      <w:pPr>
-        <w:pStyle w:val="Heading1"/>
+    <w:bookmarkEnd w:id="95"/>
+    <w:bookmarkStart w:id="99" w:name="different-visualization-of-pca-scores"/>
+    <w:p>
+      <w:pPr>
+        <w:pStyle w:val="Heading2"/>
       </w:pPr>
       <w:r>
         <w:t xml:space="preserve">Different visualization of PCA Scores</w:t>
@@ -7311,20 +7498,20 @@
       <w:r>
         <w:drawing>
           <wp:inline>
-            <wp:extent cx="3200400" cy="3200400"/>
+            <wp:extent cx="5334000" cy="5334000"/>
             <wp:effectExtent b="0" l="0" r="0" t="0"/>
-            <wp:docPr descr="" title="" id="89" name="Picture"/>
+            <wp:docPr descr="" title="" id="97" name="Picture"/>
             <a:graphic>
               <a:graphicData uri="http://schemas.openxmlformats.org/drawingml/2006/picture">
                 <pic:pic>
                   <pic:nvPicPr>
-                    <pic:cNvPr descr="multivariate_statistics_lecture_files/figure-docx/l16-02-1.png" id="90" name="Picture"/>
+                    <pic:cNvPr descr="multivariate_statistics_lecture_files/figure-docx/l16-02-1.png" id="98" name="Picture"/>
                     <pic:cNvPicPr>
                       <a:picLocks noChangeArrowheads="1" noChangeAspect="1"/>
                     </pic:cNvPicPr>
                   </pic:nvPicPr>
                   <pic:blipFill>
-                    <a:blip r:embed="rId88"/>
+                    <a:blip r:embed="rId96"/>
                     <a:stretch>
                       <a:fillRect/>
                     </a:stretch>
@@ -7332,7 +7519,7 @@
                   <pic:spPr bwMode="auto">
                     <a:xfrm>
                       <a:off x="0" y="0"/>
-                      <a:ext cx="3200400" cy="3200400"/>
+                      <a:ext cx="5334000" cy="5334000"/>
                     </a:xfrm>
                     <a:prstGeom prst="rect">
                       <a:avLst/>
@@ -7351,17 +7538,17 @@
         </w:drawing>
       </w:r>
     </w:p>
-    <w:bookmarkEnd w:id="91"/>
-    <w:bookmarkStart w:id="96" w:name="pca-biplot-combining-scores-and-loadings"/>
-    <w:p>
-      <w:pPr>
-        <w:pStyle w:val="Heading1"/>
+    <w:bookmarkEnd w:id="99"/>
+    <w:bookmarkStart w:id="104" w:name="pca-biplot-combining-scores-and-loadings"/>
+    <w:p>
+      <w:pPr>
+        <w:pStyle w:val="Heading2"/>
       </w:pPr>
       <w:r>
         <w:t xml:space="preserve">PCA Biplot: Combining Scores and Loadings</w:t>
       </w:r>
     </w:p>
-    <w:bookmarkStart w:id="92" w:name="reading-a-biplot"/>
+    <w:bookmarkStart w:id="100" w:name="reading-a-biplot"/>
     <w:p>
       <w:pPr>
         <w:pStyle w:val="Heading3"/>
@@ -7606,7 +7793,7 @@
         <w:t xml:space="preserve">Plants opposite an arrow are low in that variable</w:t>
       </w:r>
     </w:p>
-    <w:bookmarkEnd w:id="92"/>
+    <w:bookmarkEnd w:id="100"/>
     <w:p>
       <w:pPr>
         <w:pStyle w:val="FirstParagraph"/>
@@ -7622,20 +7809,20 @@
       <w:r>
         <w:drawing>
           <wp:inline>
-            <wp:extent cx="5486400" cy="5486400"/>
+            <wp:extent cx="5334000" cy="5334000"/>
             <wp:effectExtent b="0" l="0" r="0" t="0"/>
-            <wp:docPr descr="" title="" id="94" name="Picture"/>
+            <wp:docPr descr="" title="" id="102" name="Picture"/>
             <a:graphic>
               <a:graphicData uri="http://schemas.openxmlformats.org/drawingml/2006/picture">
                 <pic:pic>
                   <pic:nvPicPr>
-                    <pic:cNvPr descr="multivariate_statistics_lecture_files/figure-docx/biplot-1.png" id="95" name="Picture"/>
+                    <pic:cNvPr descr="multivariate_statistics_lecture_files/figure-docx/biplot-1.png" id="103" name="Picture"/>
                     <pic:cNvPicPr>
                       <a:picLocks noChangeArrowheads="1" noChangeAspect="1"/>
                     </pic:cNvPicPr>
                   </pic:nvPicPr>
                   <pic:blipFill>
-                    <a:blip r:embed="rId93"/>
+                    <a:blip r:embed="rId101"/>
                     <a:stretch>
                       <a:fillRect/>
                     </a:stretch>
@@ -7643,7 +7830,7 @@
                   <pic:spPr bwMode="auto">
                     <a:xfrm>
                       <a:off x="0" y="0"/>
-                      <a:ext cx="5486400" cy="5486400"/>
+                      <a:ext cx="5334000" cy="5334000"/>
                     </a:xfrm>
                     <a:prstGeom prst="rect">
                       <a:avLst/>
@@ -7662,17 +7849,17 @@
         </w:drawing>
       </w:r>
     </w:p>
-    <w:bookmarkEnd w:id="96"/>
-    <w:bookmarkStart w:id="99" w:name="biplot-interpretation"/>
-    <w:p>
-      <w:pPr>
-        <w:pStyle w:val="Heading1"/>
+    <w:bookmarkEnd w:id="104"/>
+    <w:bookmarkStart w:id="107" w:name="biplot-interpretation"/>
+    <w:p>
+      <w:pPr>
+        <w:pStyle w:val="Heading2"/>
       </w:pPr>
       <w:r>
         <w:t xml:space="preserve">Biplot Interpretation</w:t>
       </w:r>
     </w:p>
-    <w:bookmarkStart w:id="97" w:name="key-patterns-in-the-biplot"/>
+    <w:bookmarkStart w:id="105" w:name="key-patterns-in-the-biplot"/>
     <w:p>
       <w:pPr>
         <w:pStyle w:val="Heading3"/>
@@ -7883,8 +8070,8 @@
         <w:t xml:space="preserve">: Intermediate and variable</w:t>
       </w:r>
     </w:p>
-    <w:bookmarkEnd w:id="97"/>
-    <w:bookmarkStart w:id="98" w:name="biological-interpretation"/>
+    <w:bookmarkEnd w:id="105"/>
+    <w:bookmarkStart w:id="106" w:name="biological-interpretation"/>
     <w:p>
       <w:pPr>
         <w:pStyle w:val="Heading3"/>
@@ -8096,18 +8283,28 @@
         <w:t xml:space="preserve">variation.</w:t>
       </w:r>
     </w:p>
-    <w:bookmarkEnd w:id="98"/>
-    <w:bookmarkEnd w:id="99"/>
-    <w:bookmarkStart w:id="101" w:name="testing-site-differences-with-anova"/>
-    <w:p>
-      <w:pPr>
-        <w:pStyle w:val="Heading1"/>
+    <w:bookmarkEnd w:id="106"/>
+    <w:bookmarkEnd w:id="107"/>
+    <w:bookmarkStart w:id="108" w:name="part-6-testing-group-differences"/>
+    <w:p>
+      <w:pPr>
+        <w:pStyle w:val="Heading2"/>
+      </w:pPr>
+      <w:r>
+        <w:t xml:space="preserve">Part 6 · Testing Group Differences</w:t>
+      </w:r>
+    </w:p>
+    <w:bookmarkEnd w:id="108"/>
+    <w:bookmarkStart w:id="110" w:name="testing-site-differences-with-anova"/>
+    <w:p>
+      <w:pPr>
+        <w:pStyle w:val="Heading2"/>
       </w:pPr>
       <w:r>
         <w:t xml:space="preserve">Testing Site Differences with ANOVA</w:t>
       </w:r>
     </w:p>
-    <w:bookmarkStart w:id="100" w:name="step-4-statistical-analysis"/>
+    <w:bookmarkStart w:id="109" w:name="step-4-statistical-analysis"/>
     <w:p>
       <w:pPr>
         <w:pStyle w:val="Heading3"/>
@@ -8527,18 +8724,18 @@
         <w:t xml:space="preserve">## 4 TJH      0.423  1.90     25</w:t>
       </w:r>
     </w:p>
-    <w:bookmarkEnd w:id="100"/>
-    <w:bookmarkEnd w:id="101"/>
-    <w:bookmarkStart w:id="103" w:name="anova-for-pc2-and-pc3"/>
-    <w:p>
-      <w:pPr>
-        <w:pStyle w:val="Heading1"/>
+    <w:bookmarkEnd w:id="109"/>
+    <w:bookmarkEnd w:id="110"/>
+    <w:bookmarkStart w:id="112" w:name="anova-for-pc2-and-pc3"/>
+    <w:p>
+      <w:pPr>
+        <w:pStyle w:val="Heading2"/>
       </w:pPr>
       <w:r>
         <w:t xml:space="preserve">ANOVA for PC2 and PC3</w:t>
       </w:r>
     </w:p>
-    <w:bookmarkStart w:id="102" w:name="testing-shape-and-tube-differences"/>
+    <w:bookmarkStart w:id="111" w:name="testing-shape-and-tube-differences"/>
     <w:p>
       <w:pPr>
         <w:pStyle w:val="Heading3"/>
@@ -9021,18 +9218,18 @@
         <w:t xml:space="preserve">## 4 TJH     -0.345    0.618</w:t>
       </w:r>
     </w:p>
-    <w:bookmarkEnd w:id="102"/>
-    <w:bookmarkEnd w:id="103"/>
-    <w:bookmarkStart w:id="111" w:name="visualizing-site-differences"/>
-    <w:p>
-      <w:pPr>
-        <w:pStyle w:val="Heading1"/>
+    <w:bookmarkEnd w:id="111"/>
+    <w:bookmarkEnd w:id="112"/>
+    <w:bookmarkStart w:id="120" w:name="visualizing-site-differences"/>
+    <w:p>
+      <w:pPr>
+        <w:pStyle w:val="Heading2"/>
       </w:pPr>
       <w:r>
         <w:t xml:space="preserve">Visualizing Site Differences</w:t>
       </w:r>
     </w:p>
-    <w:bookmarkStart w:id="107" w:name="box-plots-of-pc-scores"/>
+    <w:bookmarkStart w:id="116" w:name="box-plots-of-pc-scores"/>
     <w:p>
       <w:pPr>
         <w:pStyle w:val="Heading3"/>
@@ -9066,20 +9263,20 @@
       <w:r>
         <w:drawing>
           <wp:inline>
-            <wp:extent cx="5486400" cy="4572000"/>
+            <wp:extent cx="5334000" cy="5334000"/>
             <wp:effectExtent b="0" l="0" r="0" t="0"/>
-            <wp:docPr descr="" title="" id="105" name="Picture"/>
+            <wp:docPr descr="" title="" id="114" name="Picture"/>
             <a:graphic>
               <a:graphicData uri="http://schemas.openxmlformats.org/drawingml/2006/picture">
                 <pic:pic>
                   <pic:nvPicPr>
-                    <pic:cNvPr descr="multivariate_statistics_lecture_files/figure-docx/boxplots_pc1-1.png" id="106" name="Picture"/>
+                    <pic:cNvPr descr="multivariate_statistics_lecture_files/figure-docx/boxplots_pc1-1.png" id="115" name="Picture"/>
                     <pic:cNvPicPr>
                       <a:picLocks noChangeArrowheads="1" noChangeAspect="1"/>
                     </pic:cNvPicPr>
                   </pic:nvPicPr>
                   <pic:blipFill>
-                    <a:blip r:embed="rId104"/>
+                    <a:blip r:embed="rId113"/>
                     <a:stretch>
                       <a:fillRect/>
                     </a:stretch>
@@ -9087,7 +9284,7 @@
                   <pic:spPr bwMode="auto">
                     <a:xfrm>
                       <a:off x="0" y="0"/>
-                      <a:ext cx="5486400" cy="4572000"/>
+                      <a:ext cx="5334000" cy="5334000"/>
                     </a:xfrm>
                     <a:prstGeom prst="rect">
                       <a:avLst/>
@@ -9106,7 +9303,7 @@
         </w:drawing>
       </w:r>
     </w:p>
-    <w:bookmarkEnd w:id="107"/>
+    <w:bookmarkEnd w:id="116"/>
     <w:p>
       <w:pPr>
         <w:numPr>
@@ -9144,20 +9341,20 @@
       <w:r>
         <w:drawing>
           <wp:inline>
-            <wp:extent cx="5486400" cy="4572000"/>
+            <wp:extent cx="5334000" cy="5334000"/>
             <wp:effectExtent b="0" l="0" r="0" t="0"/>
-            <wp:docPr descr="" title="" id="109" name="Picture"/>
+            <wp:docPr descr="" title="" id="118" name="Picture"/>
             <a:graphic>
               <a:graphicData uri="http://schemas.openxmlformats.org/drawingml/2006/picture">
                 <pic:pic>
                   <pic:nvPicPr>
-                    <pic:cNvPr descr="multivariate_statistics_lecture_files/figure-docx/boxplots_pc2-1.png" id="110" name="Picture"/>
+                    <pic:cNvPr descr="multivariate_statistics_lecture_files/figure-docx/boxplots_pc2-1.png" id="119" name="Picture"/>
                     <pic:cNvPicPr>
                       <a:picLocks noChangeArrowheads="1" noChangeAspect="1"/>
                     </pic:cNvPicPr>
                   </pic:nvPicPr>
                   <pic:blipFill>
-                    <a:blip r:embed="rId108"/>
+                    <a:blip r:embed="rId117"/>
                     <a:stretch>
                       <a:fillRect/>
                     </a:stretch>
@@ -9165,7 +9362,7 @@
                   <pic:spPr bwMode="auto">
                     <a:xfrm>
                       <a:off x="0" y="0"/>
-                      <a:ext cx="5486400" cy="4572000"/>
+                      <a:ext cx="5334000" cy="5334000"/>
                     </a:xfrm>
                     <a:prstGeom prst="rect">
                       <a:avLst/>
@@ -9184,17 +9381,17 @@
         </w:drawing>
       </w:r>
     </w:p>
-    <w:bookmarkEnd w:id="111"/>
-    <w:bookmarkStart w:id="113" w:name="post-hoc-comparisons"/>
-    <w:p>
-      <w:pPr>
-        <w:pStyle w:val="Heading1"/>
+    <w:bookmarkEnd w:id="120"/>
+    <w:bookmarkStart w:id="122" w:name="post-hoc-comparisons"/>
+    <w:p>
+      <w:pPr>
+        <w:pStyle w:val="Heading2"/>
       </w:pPr>
       <w:r>
         <w:t xml:space="preserve">Post-hoc Comparisons</w:t>
       </w:r>
     </w:p>
-    <w:bookmarkStart w:id="112" w:name="which-sites-differ"/>
+    <w:bookmarkStart w:id="121" w:name="which-sites-differ"/>
     <w:p>
       <w:pPr>
         <w:pStyle w:val="Heading3"/>
@@ -9394,18 +9591,18 @@
         <w:t xml:space="preserve">##       But we also did not show them to be the same.</w:t>
       </w:r>
     </w:p>
-    <w:bookmarkEnd w:id="112"/>
-    <w:bookmarkEnd w:id="113"/>
-    <w:bookmarkStart w:id="115" w:name="distance-between-sites"/>
-    <w:p>
-      <w:pPr>
-        <w:pStyle w:val="Heading1"/>
+    <w:bookmarkEnd w:id="121"/>
+    <w:bookmarkEnd w:id="122"/>
+    <w:bookmarkStart w:id="124" w:name="distance-between-sites"/>
+    <w:p>
+      <w:pPr>
+        <w:pStyle w:val="Heading2"/>
       </w:pPr>
       <w:r>
         <w:t xml:space="preserve">Distance Between Sites</w:t>
       </w:r>
     </w:p>
-    <w:bookmarkStart w:id="114" w:name="Xd04d6f9c4cc9024a8940b772148e51fed23c60b"/>
+    <w:bookmarkStart w:id="123" w:name="Xd04d6f9c4cc9024a8940b772148e51fed23c60b"/>
     <w:p>
       <w:pPr>
         <w:pStyle w:val="Heading3"/>
@@ -9723,7 +9920,7 @@
         <w:t xml:space="preserve">distances.</w:t>
       </w:r>
     </w:p>
-    <w:bookmarkEnd w:id="114"/>
+    <w:bookmarkEnd w:id="123"/>
     <w:p>
       <w:pPr>
         <w:pStyle w:val="FirstParagraph"/>
@@ -10104,11 +10301,11 @@
         <w:t xml:space="preserve">## 4 1.732 2.942 1.672</w:t>
       </w:r>
     </w:p>
-    <w:bookmarkEnd w:id="115"/>
-    <w:bookmarkStart w:id="119" w:name="visualization-of-the-distances"/>
-    <w:p>
-      <w:pPr>
-        <w:pStyle w:val="Heading1"/>
+    <w:bookmarkEnd w:id="124"/>
+    <w:bookmarkStart w:id="128" w:name="visualization-of-the-distances"/>
+    <w:p>
+      <w:pPr>
+        <w:pStyle w:val="Heading2"/>
       </w:pPr>
       <w:r>
         <w:t xml:space="preserve">Visualization of the distances</w:t>
@@ -10599,7 +10796,7 @@
         <w:rPr>
           <w:rStyle w:val="NormalTok"/>
         </w:rPr>
-        <w:t xml:space="preserve">(dist_matrix, </w:t>
+        <w:t xml:space="preserve">(dist_matrix,</w:t>
       </w:r>
       <w:r>
         <w:br/>
@@ -10690,20 +10887,20 @@
       <w:r>
         <w:drawing>
           <wp:inline>
-            <wp:extent cx="3200400" cy="3200400"/>
+            <wp:extent cx="5334000" cy="5334000"/>
             <wp:effectExtent b="0" l="0" r="0" t="0"/>
-            <wp:docPr descr="" title="" id="117" name="Picture"/>
+            <wp:docPr descr="" title="" id="126" name="Picture"/>
             <a:graphic>
               <a:graphicData uri="http://schemas.openxmlformats.org/drawingml/2006/picture">
                 <pic:pic>
                   <pic:nvPicPr>
-                    <pic:cNvPr descr="multivariate_statistics_lecture_files/figure-docx/euclidian%20distances-1.png" id="118" name="Picture"/>
+                    <pic:cNvPr descr="multivariate_statistics_lecture_files/figure-docx/euclidian%20distances-1.png" id="127" name="Picture"/>
                     <pic:cNvPicPr>
                       <a:picLocks noChangeArrowheads="1" noChangeAspect="1"/>
                     </pic:cNvPicPr>
                   </pic:nvPicPr>
                   <pic:blipFill>
-                    <a:blip r:embed="rId116"/>
+                    <a:blip r:embed="rId125"/>
                     <a:stretch>
                       <a:fillRect/>
                     </a:stretch>
@@ -10711,7 +10908,7 @@
                   <pic:spPr bwMode="auto">
                     <a:xfrm>
                       <a:off x="0" y="0"/>
-                      <a:ext cx="3200400" cy="3200400"/>
+                      <a:ext cx="5334000" cy="5334000"/>
                     </a:xfrm>
                     <a:prstGeom prst="rect">
                       <a:avLst/>
@@ -10730,17 +10927,27 @@
         </w:drawing>
       </w:r>
     </w:p>
-    <w:bookmarkEnd w:id="119"/>
-    <w:bookmarkStart w:id="121" w:name="summary-pca-results-for-darlingtonia"/>
-    <w:p>
-      <w:pPr>
-        <w:pStyle w:val="Heading1"/>
+    <w:bookmarkEnd w:id="128"/>
+    <w:bookmarkStart w:id="129" w:name="part-7-summary-and-when-to-use-pca"/>
+    <w:p>
+      <w:pPr>
+        <w:pStyle w:val="Heading2"/>
+      </w:pPr>
+      <w:r>
+        <w:t xml:space="preserve">Part 7 · Summary and When to Use PCA</w:t>
+      </w:r>
+    </w:p>
+    <w:bookmarkEnd w:id="129"/>
+    <w:bookmarkStart w:id="131" w:name="summary-pca-results-for-darlingtonia"/>
+    <w:p>
+      <w:pPr>
+        <w:pStyle w:val="Heading2"/>
       </w:pPr>
       <w:r>
         <w:t xml:space="preserve">Summary: PCA Results for Darlingtonia</w:t>
       </w:r>
     </w:p>
-    <w:bookmarkStart w:id="120" w:name="what-we-learned"/>
+    <w:bookmarkStart w:id="130" w:name="what-we-learned"/>
     <w:p>
       <w:pPr>
         <w:pStyle w:val="Heading3"/>
@@ -11005,7 +11212,7 @@
         <w:t xml:space="preserve">No significant site differences</w:t>
       </w:r>
     </w:p>
-    <w:bookmarkEnd w:id="120"/>
+    <w:bookmarkEnd w:id="130"/>
     <w:p>
       <w:pPr>
         <w:pStyle w:val="Compact"/>
@@ -11302,11 +11509,11 @@
         <w:t xml:space="preserve">visualize both samples and variables simultaneously</w:t>
       </w:r>
     </w:p>
-    <w:bookmarkEnd w:id="121"/>
-    <w:bookmarkStart w:id="122" w:name="when-to-use-pca"/>
-    <w:p>
-      <w:pPr>
-        <w:pStyle w:val="Heading1"/>
+    <w:bookmarkEnd w:id="131"/>
+    <w:bookmarkStart w:id="132" w:name="when-to-use-pca"/>
+    <w:p>
+      <w:pPr>
+        <w:pStyle w:val="Heading2"/>
       </w:pPr>
       <w:r>
         <w:t xml:space="preserve">When to Use PCA</w:t>
@@ -11612,11 +11819,11 @@
         <w:t xml:space="preserve">Outliers (check scores plots)</w:t>
       </w:r>
     </w:p>
-    <w:bookmarkEnd w:id="122"/>
-    <w:bookmarkStart w:id="123" w:name="when-to-consider-alternatives"/>
-    <w:p>
-      <w:pPr>
-        <w:pStyle w:val="Heading1"/>
+    <w:bookmarkEnd w:id="132"/>
+    <w:bookmarkStart w:id="133" w:name="when-to-consider-alternatives"/>
+    <w:p>
+      <w:pPr>
+        <w:pStyle w:val="Heading2"/>
       </w:pPr>
       <w:r>
         <w:t xml:space="preserve">When to</w:t>
@@ -11837,17 +12044,17 @@
         <w:t xml:space="preserve">environmental variables!</w:t>
       </w:r>
     </w:p>
-    <w:bookmarkEnd w:id="123"/>
-    <w:bookmarkStart w:id="129" w:name="additional-pca-diagnostics"/>
-    <w:p>
-      <w:pPr>
-        <w:pStyle w:val="Heading1"/>
+    <w:bookmarkEnd w:id="133"/>
+    <w:bookmarkStart w:id="139" w:name="additional-pca-diagnostics"/>
+    <w:p>
+      <w:pPr>
+        <w:pStyle w:val="Heading2"/>
       </w:pPr>
       <w:r>
         <w:t xml:space="preserve">Additional PCA Diagnostics</w:t>
       </w:r>
     </w:p>
-    <w:bookmarkStart w:id="124" w:name="checking-assumptions-and-quality"/>
+    <w:bookmarkStart w:id="134" w:name="checking-assumptions-and-quality"/>
     <w:p>
       <w:pPr>
         <w:pStyle w:val="Heading3"/>
@@ -12041,8 +12248,8 @@
         <w:t xml:space="preserve">##         0.76         0.78         0.72         0.86</w:t>
       </w:r>
     </w:p>
-    <w:bookmarkEnd w:id="124"/>
-    <w:bookmarkStart w:id="128" w:name="outlier-detection"/>
+    <w:bookmarkEnd w:id="134"/>
+    <w:bookmarkStart w:id="138" w:name="outlier-detection"/>
     <w:p>
       <w:pPr>
         <w:pStyle w:val="Heading3"/>
@@ -12066,20 +12273,20 @@
       <w:r>
         <w:drawing>
           <wp:inline>
-            <wp:extent cx="5486400" cy="4572000"/>
+            <wp:extent cx="5334000" cy="5334000"/>
             <wp:effectExtent b="0" l="0" r="0" t="0"/>
-            <wp:docPr descr="" title="" id="126" name="Picture"/>
+            <wp:docPr descr="" title="" id="136" name="Picture"/>
             <a:graphic>
               <a:graphicData uri="http://schemas.openxmlformats.org/drawingml/2006/picture">
                 <pic:pic>
                   <pic:nvPicPr>
-                    <pic:cNvPr descr="multivariate_statistics_lecture_files/figure-docx/outliers-1.png" id="127" name="Picture"/>
+                    <pic:cNvPr descr="multivariate_statistics_lecture_files/figure-docx/outliers-1.png" id="137" name="Picture"/>
                     <pic:cNvPicPr>
                       <a:picLocks noChangeArrowheads="1" noChangeAspect="1"/>
                     </pic:cNvPicPr>
                   </pic:nvPicPr>
                   <pic:blipFill>
-                    <a:blip r:embed="rId125"/>
+                    <a:blip r:embed="rId135"/>
                     <a:stretch>
                       <a:fillRect/>
                     </a:stretch>
@@ -12087,7 +12294,7 @@
                   <pic:spPr bwMode="auto">
                     <a:xfrm>
                       <a:off x="0" y="0"/>
-                      <a:ext cx="5486400" cy="4572000"/>
+                      <a:ext cx="5334000" cy="5334000"/>
                     </a:xfrm>
                     <a:prstGeom prst="rect">
                       <a:avLst/>
@@ -12106,18 +12313,19 @@
         </w:drawing>
       </w:r>
     </w:p>
-    <w:bookmarkEnd w:id="128"/>
-    <w:bookmarkEnd w:id="129"/>
-    <w:bookmarkStart w:id="131" w:name="pca-vs.-other-ordination-methods"/>
-    <w:p>
-      <w:pPr>
-        <w:pStyle w:val="Heading1"/>
+    <w:bookmarkEnd w:id="138"/>
+    <w:bookmarkEnd w:id="139"/>
+    <w:bookmarkStart w:id="140" w:name="pca-vs.-other-ordination-methods"/>
+    <w:p>
+      <w:pPr>
+        <w:pStyle w:val="Heading2"/>
       </w:pPr>
       <w:r>
         <w:t xml:space="preserve">PCA vs. Other Ordination Methods</w:t>
       </w:r>
     </w:p>
-    <w:bookmarkStart w:id="130" w:name="comparison-table"/>
+    <w:bookmarkEnd w:id="140"/>
+    <w:bookmarkStart w:id="141" w:name="comparison-table"/>
     <w:p>
       <w:pPr>
         <w:pStyle w:val="Heading2"/>
@@ -12506,18 +12714,18 @@
         </w:tc>
       </w:tr>
     </w:tbl>
-    <w:bookmarkEnd w:id="130"/>
-    <w:bookmarkEnd w:id="131"/>
-    <w:bookmarkStart w:id="133" w:name="advanced-topics-in-pca"/>
-    <w:p>
-      <w:pPr>
-        <w:pStyle w:val="Heading1"/>
+    <w:bookmarkEnd w:id="141"/>
+    <w:bookmarkStart w:id="142" w:name="advanced-topics-in-pca"/>
+    <w:p>
+      <w:pPr>
+        <w:pStyle w:val="Heading2"/>
       </w:pPr>
       <w:r>
         <w:t xml:space="preserve">Advanced Topics in PCA</w:t>
       </w:r>
     </w:p>
-    <w:bookmarkStart w:id="132" w:name="topics-we-havent-covered"/>
+    <w:bookmarkEnd w:id="142"/>
+    <w:bookmarkStart w:id="143" w:name="topics-we-havent-covered"/>
     <w:p>
       <w:pPr>
         <w:pStyle w:val="Heading2"/>
@@ -12619,7 +12827,7 @@
         <w:t xml:space="preserve">interpret - Better for very high-dimensional data</w:t>
       </w:r>
     </w:p>
-    <w:bookmarkEnd w:id="132"/>
+    <w:bookmarkEnd w:id="143"/>
     <w:p>
       <w:pPr>
         <w:pStyle w:val="Compact"/>
@@ -12710,17 +12918,27 @@
         <w:t xml:space="preserve">These are beyond our scope but worth knowing exist!</w:t>
       </w:r>
     </w:p>
-    <w:bookmarkEnd w:id="133"/>
-    <w:bookmarkStart w:id="138" w:name="practical-tips-for-pca"/>
-    <w:p>
-      <w:pPr>
-        <w:pStyle w:val="Heading1"/>
+    <w:bookmarkStart w:id="144" w:name="part-8-best-practices-and-reporting"/>
+    <w:p>
+      <w:pPr>
+        <w:pStyle w:val="Heading2"/>
+      </w:pPr>
+      <w:r>
+        <w:t xml:space="preserve">Part 8 · Best Practices and Reporting</w:t>
+      </w:r>
+    </w:p>
+    <w:bookmarkEnd w:id="144"/>
+    <w:bookmarkStart w:id="145" w:name="practical-tips-for-pca"/>
+    <w:p>
+      <w:pPr>
+        <w:pStyle w:val="Heading2"/>
       </w:pPr>
       <w:r>
         <w:t xml:space="preserve">Practical Tips for PCA</w:t>
       </w:r>
     </w:p>
-    <w:bookmarkStart w:id="137" w:name="best-practices"/>
+    <w:bookmarkEnd w:id="145"/>
+    <w:bookmarkStart w:id="149" w:name="best-practices"/>
     <w:p>
       <w:pPr>
         <w:pStyle w:val="Heading2"/>
@@ -12729,7 +12947,7 @@
         <w:t xml:space="preserve">Best Practices</w:t>
       </w:r>
     </w:p>
-    <w:bookmarkStart w:id="134" w:name="before-pca"/>
+    <w:bookmarkStart w:id="146" w:name="before-pca"/>
     <w:p>
       <w:pPr>
         <w:pStyle w:val="Heading3"/>
@@ -12937,8 +13155,8 @@
         <w:t xml:space="preserve">More is better (50+ ideal)</w:t>
       </w:r>
     </w:p>
-    <w:bookmarkEnd w:id="134"/>
-    <w:bookmarkStart w:id="135" w:name="during-pca"/>
+    <w:bookmarkEnd w:id="146"/>
+    <w:bookmarkStart w:id="147" w:name="during-pca"/>
     <w:p>
       <w:pPr>
         <w:pStyle w:val="Heading3"/>
@@ -13103,8 +13321,8 @@
         <w:t xml:space="preserve">Consider site/treatment effects</w:t>
       </w:r>
     </w:p>
-    <w:bookmarkEnd w:id="135"/>
-    <w:bookmarkStart w:id="136" w:name="after-pca"/>
+    <w:bookmarkEnd w:id="147"/>
+    <w:bookmarkStart w:id="148" w:name="after-pca"/>
     <w:p>
       <w:pPr>
         <w:pStyle w:val="Heading3"/>
@@ -13217,19 +13435,19 @@
         <w:t xml:space="preserve">Remember: exploratory tool!</w:t>
       </w:r>
     </w:p>
-    <w:bookmarkEnd w:id="136"/>
-    <w:bookmarkEnd w:id="137"/>
-    <w:bookmarkEnd w:id="138"/>
-    <w:bookmarkStart w:id="145" w:name="reporting-pca-results"/>
-    <w:p>
-      <w:pPr>
-        <w:pStyle w:val="Heading1"/>
+    <w:bookmarkEnd w:id="148"/>
+    <w:bookmarkEnd w:id="149"/>
+    <w:bookmarkStart w:id="150" w:name="reporting-pca-results"/>
+    <w:p>
+      <w:pPr>
+        <w:pStyle w:val="Heading2"/>
       </w:pPr>
       <w:r>
         <w:t xml:space="preserve">Reporting PCA Results</w:t>
       </w:r>
     </w:p>
-    <w:bookmarkStart w:id="144" w:name="what-to-include-in-paperstheses"/>
+    <w:bookmarkEnd w:id="150"/>
+    <w:bookmarkStart w:id="156" w:name="what-to-include-in-paperstheses"/>
     <w:p>
       <w:pPr>
         <w:pStyle w:val="Heading2"/>
@@ -13238,7 +13456,7 @@
         <w:t xml:space="preserve">What to Include in Papers/Theses</w:t>
       </w:r>
     </w:p>
-    <w:bookmarkStart w:id="139" w:name="methods-section"/>
+    <w:bookmarkStart w:id="151" w:name="methods-section"/>
     <w:p>
       <w:pPr>
         <w:pStyle w:val="Heading3"/>
@@ -13322,8 +13540,8 @@
         <w:t xml:space="preserve">variance.”</w:t>
       </w:r>
     </w:p>
-    <w:bookmarkEnd w:id="139"/>
-    <w:bookmarkStart w:id="140" w:name="results-section"/>
+    <w:bookmarkEnd w:id="151"/>
+    <w:bookmarkStart w:id="152" w:name="results-section"/>
     <w:p>
       <w:pPr>
         <w:pStyle w:val="Heading3"/>
@@ -13352,8 +13570,8 @@
         <w:t xml:space="preserve">high positive loadings for most morphological and biomass variables…”</w:t>
       </w:r>
     </w:p>
-    <w:bookmarkEnd w:id="140"/>
-    <w:bookmarkStart w:id="141" w:name="essential-figures"/>
+    <w:bookmarkEnd w:id="152"/>
+    <w:bookmarkStart w:id="153" w:name="essential-figures"/>
     <w:p>
       <w:pPr>
         <w:pStyle w:val="Heading3"/>
@@ -13444,8 +13662,8 @@
         <w:t xml:space="preserve">- shows samples in PC space</w:t>
       </w:r>
     </w:p>
-    <w:bookmarkEnd w:id="141"/>
-    <w:bookmarkStart w:id="142" w:name="essential-tables"/>
+    <w:bookmarkEnd w:id="153"/>
+    <w:bookmarkStart w:id="154" w:name="essential-tables"/>
     <w:p>
       <w:pPr>
         <w:pStyle w:val="Heading3"/>
@@ -13520,8 +13738,8 @@
         <w:t xml:space="preserve">if testing groups</w:t>
       </w:r>
     </w:p>
-    <w:bookmarkEnd w:id="142"/>
-    <w:bookmarkStart w:id="143" w:name="dont-report"/>
+    <w:bookmarkEnd w:id="154"/>
+    <w:bookmarkStart w:id="155" w:name="dont-report"/>
     <w:p>
       <w:pPr>
         <w:pStyle w:val="Heading3"/>
@@ -13578,19 +13796,19 @@
         <w:t xml:space="preserve">Raw eigenvalues (report % variance instead)</w:t>
       </w:r>
     </w:p>
-    <w:bookmarkEnd w:id="143"/>
-    <w:bookmarkEnd w:id="144"/>
-    <w:bookmarkEnd w:id="145"/>
-    <w:bookmarkStart w:id="147" w:name="common-pca-mistakes-to-avoid"/>
-    <w:p>
-      <w:pPr>
-        <w:pStyle w:val="Heading1"/>
+    <w:bookmarkEnd w:id="155"/>
+    <w:bookmarkEnd w:id="156"/>
+    <w:bookmarkStart w:id="157" w:name="common-pca-mistakes-to-avoid"/>
+    <w:p>
+      <w:pPr>
+        <w:pStyle w:val="Heading2"/>
       </w:pPr>
       <w:r>
         <w:t xml:space="preserve">Common PCA Mistakes to Avoid</w:t>
       </w:r>
     </w:p>
-    <w:bookmarkStart w:id="146" w:name="mistakes-students-make"/>
+    <w:bookmarkEnd w:id="157"/>
+    <w:bookmarkStart w:id="158" w:name="mistakes-students-make"/>
     <w:p>
       <w:pPr>
         <w:pStyle w:val="Heading2"/>
@@ -13764,7 +13982,7 @@
         <w:t xml:space="preserve">→ ✓ Remember PCs are derived variables</w:t>
       </w:r>
     </w:p>
-    <w:bookmarkEnd w:id="146"/>
+    <w:bookmarkEnd w:id="158"/>
     <w:p>
       <w:pPr>
         <w:pStyle w:val="BodyText"/>
@@ -13909,17 +14127,16 @@
         <w:t xml:space="preserve">→ ✓ Use for patterns, not hypothesis testing</w:t>
       </w:r>
     </w:p>
-    <w:bookmarkEnd w:id="147"/>
-    <w:bookmarkStart w:id="151" w:name="practice-exercise"/>
-    <w:p>
-      <w:pPr>
-        <w:pStyle w:val="Heading1"/>
+    <w:bookmarkStart w:id="162" w:name="practice-exercise"/>
+    <w:p>
+      <w:pPr>
+        <w:pStyle w:val="Heading2"/>
       </w:pPr>
       <w:r>
         <w:t xml:space="preserve">Practice Exercise</w:t>
       </w:r>
     </w:p>
-    <w:bookmarkStart w:id="148" w:name="exercise-1-subset-analysis"/>
+    <w:bookmarkStart w:id="159" w:name="exercise-1-subset-analysis"/>
     <w:p>
       <w:pPr>
         <w:pStyle w:val="Heading3"/>
@@ -14152,8 +14369,8 @@
         <w:t xml:space="preserve"># How do results differ from full PCA?</w:t>
       </w:r>
     </w:p>
-    <w:bookmarkEnd w:id="148"/>
-    <w:bookmarkStart w:id="149" w:name="exercise-2-site-specific-pca"/>
+    <w:bookmarkEnd w:id="159"/>
+    <w:bookmarkStart w:id="160" w:name="exercise-2-site-specific-pca"/>
     <w:p>
       <w:pPr>
         <w:pStyle w:val="Heading3"/>
@@ -14409,8 +14626,8 @@
         <w:t xml:space="preserve"># Do the same patterns emerge?</w:t>
       </w:r>
     </w:p>
-    <w:bookmarkEnd w:id="149"/>
-    <w:bookmarkStart w:id="150" w:name="exercise-3-interpretation"/>
+    <w:bookmarkEnd w:id="160"/>
+    <w:bookmarkStart w:id="161" w:name="exercise-3-interpretation"/>
     <w:p>
       <w:pPr>
         <w:pStyle w:val="Heading3"/>
@@ -14455,15 +14672,25 @@
         <w:t xml:space="preserve">Do you see the same patterns?</w:t>
       </w:r>
     </w:p>
-    <w:bookmarkEnd w:id="150"/>
-    <w:bookmarkEnd w:id="151"/>
-    <w:bookmarkStart w:id="173" w:name="some-other-ways"/>
-    <w:p>
-      <w:pPr>
-        <w:pStyle w:val="Heading1"/>
-      </w:pPr>
-      <w:r>
-        <w:t xml:space="preserve">Some other ways</w:t>
+    <w:bookmarkEnd w:id="161"/>
+    <w:bookmarkEnd w:id="162"/>
+    <w:bookmarkStart w:id="163" w:name="X16b0270e1cff2ed8147ca1738a7ac025c811203"/>
+    <w:p>
+      <w:pPr>
+        <w:pStyle w:val="Heading2"/>
+      </w:pPr>
+      <w:r>
+        <w:t xml:space="preserve">Part 9 · PERMANOVA — Testing Group Differences</w:t>
+      </w:r>
+    </w:p>
+    <w:bookmarkEnd w:id="163"/>
+    <w:bookmarkStart w:id="170" w:name="alternative-pca-visualization-factominer"/>
+    <w:p>
+      <w:pPr>
+        <w:pStyle w:val="Heading2"/>
+      </w:pPr>
+      <w:r>
+        <w:t xml:space="preserve">Alternative PCA Visualization: FactoMineR</w:t>
       </w:r>
     </w:p>
     <w:p>
@@ -14504,12 +14731,6 @@
         <w:t xml:space="preserve">%&gt;%</w:t>
       </w:r>
       <w:r>
-        <w:rPr>
-          <w:rStyle w:val="NormalTok"/>
-        </w:rPr>
-        <w:t xml:space="preserve"> </w:t>
-      </w:r>
-      <w:r>
         <w:br/>
       </w:r>
       <w:r>
@@ -14528,16 +14749,16 @@
         <w:rPr>
           <w:rStyle w:val="NormalTok"/>
         </w:rPr>
-        <w:t xml:space="preserve">(height, mouth_diam, tube_diam, keel_diam, </w:t>
-      </w:r>
-      <w:r>
-        <w:br/>
-      </w:r>
-      <w:r>
-        <w:rPr>
-          <w:rStyle w:val="NormalTok"/>
-        </w:rPr>
-        <w:t xml:space="preserve">         wing1_length, wing2_length, wingsprea, </w:t>
+        <w:t xml:space="preserve">(height, mouth_diam, tube_diam, keel_diam,</w:t>
+      </w:r>
+      <w:r>
+        <w:br/>
+      </w:r>
+      <w:r>
+        <w:rPr>
+          <w:rStyle w:val="NormalTok"/>
+        </w:rPr>
+        <w:t xml:space="preserve">         wing1_length, wing2_length, wingsprea,</w:t>
       </w:r>
       <w:r>
         <w:br/>
@@ -14591,7 +14812,7 @@
         <w:rPr>
           <w:rStyle w:val="NormalTok"/>
         </w:rPr>
-        <w:t xml:space="preserve">(darl_pca_data, </w:t>
+        <w:t xml:space="preserve">(darl_pca_data,</w:t>
       </w:r>
       <w:r>
         <w:br/>
@@ -14624,7 +14845,7 @@
         <w:rPr>
           <w:rStyle w:val="NormalTok"/>
         </w:rPr>
-        <w:t xml:space="preserve">, </w:t>
+        <w:t xml:space="preserve">,</w:t>
       </w:r>
       <w:r>
         <w:br/>
@@ -14741,7 +14962,7 @@
         <w:rPr>
           <w:rStyle w:val="NormalTok"/>
         </w:rPr>
-        <w:t xml:space="preserve">(pca_facto, </w:t>
+        <w:t xml:space="preserve">(pca_facto,</w:t>
       </w:r>
       <w:r>
         <w:br/>
@@ -14910,20 +15131,20 @@
       <w:r>
         <w:drawing>
           <wp:inline>
-            <wp:extent cx="3200400" cy="3200400"/>
+            <wp:extent cx="5334000" cy="5334000"/>
             <wp:effectExtent b="0" l="0" r="0" t="0"/>
-            <wp:docPr descr="" title="" id="153" name="Picture"/>
+            <wp:docPr descr="" title="" id="165" name="Picture"/>
             <a:graphic>
               <a:graphicData uri="http://schemas.openxmlformats.org/drawingml/2006/picture">
                 <pic:pic>
                   <pic:nvPicPr>
-                    <pic:cNvPr descr="multivariate_statistics_lecture_files/figure-docx/l16-03-1.png" id="154" name="Picture"/>
+                    <pic:cNvPr descr="multivariate_statistics_lecture_files/figure-docx/l16-03-1.png" id="166" name="Picture"/>
                     <pic:cNvPicPr>
                       <a:picLocks noChangeArrowheads="1" noChangeAspect="1"/>
                     </pic:cNvPicPr>
                   </pic:nvPicPr>
                   <pic:blipFill>
-                    <a:blip r:embed="rId152"/>
+                    <a:blip r:embed="rId164"/>
                     <a:stretch>
                       <a:fillRect/>
                     </a:stretch>
@@ -14931,7 +15152,7 @@
                   <pic:spPr bwMode="auto">
                     <a:xfrm>
                       <a:off x="0" y="0"/>
-                      <a:ext cx="3200400" cy="3200400"/>
+                      <a:ext cx="5334000" cy="5334000"/>
                     </a:xfrm>
                     <a:prstGeom prst="rect">
                       <a:avLst/>
@@ -15217,20 +15438,20 @@
       <w:r>
         <w:drawing>
           <wp:inline>
-            <wp:extent cx="3200400" cy="3200400"/>
+            <wp:extent cx="5334000" cy="5334000"/>
             <wp:effectExtent b="0" l="0" r="0" t="0"/>
-            <wp:docPr descr="" title="" id="156" name="Picture"/>
+            <wp:docPr descr="" title="" id="168" name="Picture"/>
             <a:graphic>
               <a:graphicData uri="http://schemas.openxmlformats.org/drawingml/2006/picture">
                 <pic:pic>
                   <pic:nvPicPr>
-                    <pic:cNvPr descr="multivariate_statistics_lecture_files/figure-docx/l16-03-2.png" id="157" name="Picture"/>
+                    <pic:cNvPr descr="multivariate_statistics_lecture_files/figure-docx/l16-03-2.png" id="169" name="Picture"/>
                     <pic:cNvPicPr>
                       <a:picLocks noChangeArrowheads="1" noChangeAspect="1"/>
                     </pic:cNvPicPr>
                   </pic:nvPicPr>
                   <pic:blipFill>
-                    <a:blip r:embed="rId155"/>
+                    <a:blip r:embed="rId167"/>
                     <a:stretch>
                       <a:fillRect/>
                     </a:stretch>
@@ -15238,7 +15459,7 @@
                   <pic:spPr bwMode="auto">
                     <a:xfrm>
                       <a:off x="0" y="0"/>
-                      <a:ext cx="3200400" cy="3200400"/>
+                      <a:ext cx="5334000" cy="5334000"/>
                     </a:xfrm>
                     <a:prstGeom prst="rect">
                       <a:avLst/>
@@ -15257,17 +15478,21 @@
         </w:drawing>
       </w:r>
     </w:p>
+    <w:bookmarkEnd w:id="170"/>
+    <w:bookmarkStart w:id="174" w:name="quick-pca-plot-with-ggfortify"/>
+    <w:p>
+      <w:pPr>
+        <w:pStyle w:val="Heading2"/>
+      </w:pPr>
+      <w:r>
+        <w:t xml:space="preserve">Quick PCA Plot with ggfortify</w:t>
+      </w:r>
+    </w:p>
     <w:p>
       <w:pPr>
         <w:pStyle w:val="SourceCode"/>
       </w:pPr>
       <w:r>
-        <w:br/>
-      </w:r>
-      <w:r>
-        <w:br/>
-      </w:r>
-      <w:r>
         <w:rPr>
           <w:rStyle w:val="CommentTok"/>
         </w:rPr>
@@ -15286,7 +15511,7 @@
         <w:rPr>
           <w:rStyle w:val="NormalTok"/>
         </w:rPr>
-        <w:t xml:space="preserve">(pca_result, </w:t>
+        <w:t xml:space="preserve">(pca_result,</w:t>
       </w:r>
       <w:r>
         <w:br/>
@@ -15307,7 +15532,7 @@
         <w:rPr>
           <w:rStyle w:val="NormalTok"/>
         </w:rPr>
-        <w:t xml:space="preserve"> darlingtonia, </w:t>
+        <w:t xml:space="preserve"> darlingtonia,</w:t>
       </w:r>
       <w:r>
         <w:br/>
@@ -15373,7 +15598,7 @@
         <w:rPr>
           <w:rStyle w:val="NormalTok"/>
         </w:rPr>
-        <w:t xml:space="preserve">, </w:t>
+        <w:t xml:space="preserve">,</w:t>
       </w:r>
       <w:r>
         <w:br/>
@@ -15494,20 +15719,20 @@
       <w:r>
         <w:drawing>
           <wp:inline>
-            <wp:extent cx="3200400" cy="3200400"/>
+            <wp:extent cx="5334000" cy="5334000"/>
             <wp:effectExtent b="0" l="0" r="0" t="0"/>
-            <wp:docPr descr="" title="" id="159" name="Picture"/>
+            <wp:docPr descr="" title="" id="172" name="Picture"/>
             <a:graphic>
               <a:graphicData uri="http://schemas.openxmlformats.org/drawingml/2006/picture">
                 <pic:pic>
                   <pic:nvPicPr>
-                    <pic:cNvPr descr="multivariate_statistics_lecture_files/figure-docx/l16-04-1.png" id="160" name="Picture"/>
+                    <pic:cNvPr descr="multivariate_statistics_lecture_files/figure-docx/l16-04-1.png" id="173" name="Picture"/>
                     <pic:cNvPicPr>
                       <a:picLocks noChangeArrowheads="1" noChangeAspect="1"/>
                     </pic:cNvPicPr>
                   </pic:nvPicPr>
                   <pic:blipFill>
-                    <a:blip r:embed="rId158"/>
+                    <a:blip r:embed="rId171"/>
                     <a:stretch>
                       <a:fillRect/>
                     </a:stretch>
@@ -15515,7 +15740,7 @@
                   <pic:spPr bwMode="auto">
                     <a:xfrm>
                       <a:off x="0" y="0"/>
-                      <a:ext cx="3200400" cy="3200400"/>
+                      <a:ext cx="5334000" cy="5334000"/>
                     </a:xfrm>
                     <a:prstGeom prst="rect">
                       <a:avLst/>
@@ -15534,6 +15759,16 @@
         </w:drawing>
       </w:r>
     </w:p>
+    <w:bookmarkEnd w:id="174"/>
+    <w:bookmarkStart w:id="181" w:name="pca-with-vegan-rda-and-distance-metrics"/>
+    <w:p>
+      <w:pPr>
+        <w:pStyle w:val="Heading2"/>
+      </w:pPr>
+      <w:r>
+        <w:t xml:space="preserve">PCA with vegan: rda() and Distance Metrics</w:t>
+      </w:r>
+    </w:p>
     <w:p>
       <w:pPr>
         <w:pStyle w:val="SourceCode"/>
@@ -15590,16 +15825,16 @@
         <w:rPr>
           <w:rStyle w:val="NormalTok"/>
         </w:rPr>
-        <w:t xml:space="preserve">(height, mouth_diam, tube_diam, keel_diam, </w:t>
-      </w:r>
-      <w:r>
-        <w:br/>
-      </w:r>
-      <w:r>
-        <w:rPr>
-          <w:rStyle w:val="NormalTok"/>
-        </w:rPr>
-        <w:t xml:space="preserve">         wing1_length, wing2_length, wingsprea, </w:t>
+        <w:t xml:space="preserve">(height, mouth_diam, tube_diam, keel_diam,</w:t>
+      </w:r>
+      <w:r>
+        <w:br/>
+      </w:r>
+      <w:r>
+        <w:rPr>
+          <w:rStyle w:val="NormalTok"/>
+        </w:rPr>
+        <w:t xml:space="preserve">         wing1_length, wing2_length, wingsprea,</w:t>
       </w:r>
       <w:r>
         <w:br/>
@@ -15741,20 +15976,20 @@
       <w:r>
         <w:drawing>
           <wp:inline>
-            <wp:extent cx="3200400" cy="3200400"/>
+            <wp:extent cx="5334000" cy="5334000"/>
             <wp:effectExtent b="0" l="0" r="0" t="0"/>
-            <wp:docPr descr="" title="" id="162" name="Picture"/>
+            <wp:docPr descr="" title="" id="176" name="Picture"/>
             <a:graphic>
               <a:graphicData uri="http://schemas.openxmlformats.org/drawingml/2006/picture">
                 <pic:pic>
                   <pic:nvPicPr>
-                    <pic:cNvPr descr="multivariate_statistics_lecture_files/figure-docx/l16-05-1.png" id="163" name="Picture"/>
+                    <pic:cNvPr descr="multivariate_statistics_lecture_files/figure-docx/l16-05-1.png" id="177" name="Picture"/>
                     <pic:cNvPicPr>
                       <a:picLocks noChangeArrowheads="1" noChangeAspect="1"/>
                     </pic:cNvPicPr>
                   </pic:nvPicPr>
                   <pic:blipFill>
-                    <a:blip r:embed="rId161"/>
+                    <a:blip r:embed="rId175"/>
                     <a:stretch>
                       <a:fillRect/>
                     </a:stretch>
@@ -15762,7 +15997,7 @@
                   <pic:spPr bwMode="auto">
                     <a:xfrm>
                       <a:off x="0" y="0"/>
-                      <a:ext cx="3200400" cy="3200400"/>
+                      <a:ext cx="5334000" cy="5334000"/>
                     </a:xfrm>
                     <a:prstGeom prst="rect">
                       <a:avLst/>
@@ -16671,115 +16906,115 @@
         <w:rPr>
           <w:rStyle w:val="NormalTok"/>
         </w:rPr>
+        <w:t xml:space="preserve">,</w:t>
+      </w:r>
+      <w:r>
+        <w:br/>
+      </w:r>
+      <w:r>
+        <w:rPr>
+          <w:rStyle w:val="NormalTok"/>
+        </w:rPr>
+        <w:t xml:space="preserve">            </w:t>
+      </w:r>
+      <w:r>
+        <w:rPr>
+          <w:rStyle w:val="AttributeTok"/>
+        </w:rPr>
+        <w:t xml:space="preserve">col =</w:t>
+      </w:r>
+      <w:r>
+        <w:rPr>
+          <w:rStyle w:val="NormalTok"/>
+        </w:rPr>
+        <w:t xml:space="preserve"> colors, </w:t>
+      </w:r>
+      <w:r>
+        <w:rPr>
+          <w:rStyle w:val="AttributeTok"/>
+        </w:rPr>
+        <w:t xml:space="preserve">alpha =</w:t>
+      </w:r>
+      <w:r>
+        <w:rPr>
+          <w:rStyle w:val="NormalTok"/>
+        </w:rPr>
+        <w:t xml:space="preserve"> </w:t>
+      </w:r>
+      <w:r>
+        <w:rPr>
+          <w:rStyle w:val="FloatTok"/>
+        </w:rPr>
+        <w:t xml:space="preserve">0.2</w:t>
+      </w:r>
+      <w:r>
+        <w:rPr>
+          <w:rStyle w:val="NormalTok"/>
+        </w:rPr>
+        <w:t xml:space="preserve">)</w:t>
+      </w:r>
+      <w:r>
+        <w:br/>
+      </w:r>
+      <w:r>
+        <w:br/>
+      </w:r>
+      <w:r>
+        <w:rPr>
+          <w:rStyle w:val="CommentTok"/>
+        </w:rPr>
+        <w:t xml:space="preserve"># Add legend</w:t>
+      </w:r>
+      <w:r>
+        <w:br/>
+      </w:r>
+      <w:r>
+        <w:rPr>
+          <w:rStyle w:val="FunctionTok"/>
+        </w:rPr>
+        <w:t xml:space="preserve">legend</w:t>
+      </w:r>
+      <w:r>
+        <w:rPr>
+          <w:rStyle w:val="NormalTok"/>
+        </w:rPr>
+        <w:t xml:space="preserve">(</w:t>
+      </w:r>
+      <w:r>
+        <w:rPr>
+          <w:rStyle w:val="StringTok"/>
+        </w:rPr>
+        <w:t xml:space="preserve">"topright"</w:t>
+      </w:r>
+      <w:r>
+        <w:rPr>
+          <w:rStyle w:val="NormalTok"/>
+        </w:rPr>
         <w:t xml:space="preserve">, </w:t>
       </w:r>
       <w:r>
-        <w:br/>
-      </w:r>
-      <w:r>
-        <w:rPr>
-          <w:rStyle w:val="NormalTok"/>
-        </w:rPr>
-        <w:t xml:space="preserve">            </w:t>
-      </w:r>
-      <w:r>
         <w:rPr>
           <w:rStyle w:val="AttributeTok"/>
         </w:rPr>
-        <w:t xml:space="preserve">col =</w:t>
-      </w:r>
-      <w:r>
-        <w:rPr>
-          <w:rStyle w:val="NormalTok"/>
-        </w:rPr>
-        <w:t xml:space="preserve"> colors, </w:t>
-      </w:r>
-      <w:r>
-        <w:rPr>
-          <w:rStyle w:val="AttributeTok"/>
-        </w:rPr>
-        <w:t xml:space="preserve">alpha =</w:t>
-      </w:r>
-      <w:r>
-        <w:rPr>
-          <w:rStyle w:val="NormalTok"/>
-        </w:rPr>
-        <w:t xml:space="preserve"> </w:t>
-      </w:r>
-      <w:r>
-        <w:rPr>
-          <w:rStyle w:val="FloatTok"/>
-        </w:rPr>
-        <w:t xml:space="preserve">0.2</w:t>
-      </w:r>
-      <w:r>
-        <w:rPr>
-          <w:rStyle w:val="NormalTok"/>
-        </w:rPr>
-        <w:t xml:space="preserve">)</w:t>
-      </w:r>
-      <w:r>
-        <w:br/>
-      </w:r>
-      <w:r>
-        <w:br/>
-      </w:r>
-      <w:r>
-        <w:rPr>
-          <w:rStyle w:val="CommentTok"/>
-        </w:rPr>
-        <w:t xml:space="preserve"># Add legend</w:t>
-      </w:r>
-      <w:r>
-        <w:br/>
+        <w:t xml:space="preserve">legend =</w:t>
+      </w:r>
+      <w:r>
+        <w:rPr>
+          <w:rStyle w:val="NormalTok"/>
+        </w:rPr>
+        <w:t xml:space="preserve"> </w:t>
       </w:r>
       <w:r>
         <w:rPr>
           <w:rStyle w:val="FunctionTok"/>
         </w:rPr>
-        <w:t xml:space="preserve">legend</w:t>
-      </w:r>
-      <w:r>
-        <w:rPr>
-          <w:rStyle w:val="NormalTok"/>
-        </w:rPr>
-        <w:t xml:space="preserve">(</w:t>
-      </w:r>
-      <w:r>
-        <w:rPr>
-          <w:rStyle w:val="StringTok"/>
-        </w:rPr>
-        <w:t xml:space="preserve">"topright"</w:t>
-      </w:r>
-      <w:r>
-        <w:rPr>
-          <w:rStyle w:val="NormalTok"/>
-        </w:rPr>
-        <w:t xml:space="preserve">, </w:t>
-      </w:r>
-      <w:r>
-        <w:rPr>
-          <w:rStyle w:val="AttributeTok"/>
-        </w:rPr>
-        <w:t xml:space="preserve">legend =</w:t>
-      </w:r>
-      <w:r>
-        <w:rPr>
-          <w:rStyle w:val="NormalTok"/>
-        </w:rPr>
-        <w:t xml:space="preserve"> </w:t>
-      </w:r>
-      <w:r>
-        <w:rPr>
-          <w:rStyle w:val="FunctionTok"/>
-        </w:rPr>
         <w:t xml:space="preserve">levels</w:t>
       </w:r>
       <w:r>
         <w:rPr>
           <w:rStyle w:val="NormalTok"/>
         </w:rPr>
-        <w:t xml:space="preserve">(site_factor), </w:t>
+        <w:t xml:space="preserve">(site_factor),</w:t>
       </w:r>
       <w:r>
         <w:br/>
@@ -16858,20 +17093,20 @@
       <w:r>
         <w:drawing>
           <wp:inline>
-            <wp:extent cx="3200400" cy="3200400"/>
+            <wp:extent cx="5334000" cy="5334000"/>
             <wp:effectExtent b="0" l="0" r="0" t="0"/>
-            <wp:docPr descr="" title="" id="165" name="Picture"/>
+            <wp:docPr descr="" title="" id="179" name="Picture"/>
             <a:graphic>
               <a:graphicData uri="http://schemas.openxmlformats.org/drawingml/2006/picture">
                 <pic:pic>
                   <pic:nvPicPr>
-                    <pic:cNvPr descr="multivariate_statistics_lecture_files/figure-docx/l16-05-2.png" id="166" name="Picture"/>
+                    <pic:cNvPr descr="multivariate_statistics_lecture_files/figure-docx/l16-05-2.png" id="180" name="Picture"/>
                     <pic:cNvPicPr>
                       <a:picLocks noChangeArrowheads="1" noChangeAspect="1"/>
                     </pic:cNvPicPr>
                   </pic:nvPicPr>
                   <pic:blipFill>
-                    <a:blip r:embed="rId164"/>
+                    <a:blip r:embed="rId178"/>
                     <a:stretch>
                       <a:fillRect/>
                     </a:stretch>
@@ -16879,7 +17114,7 @@
                   <pic:spPr bwMode="auto">
                     <a:xfrm>
                       <a:off x="0" y="0"/>
-                      <a:ext cx="3200400" cy="3200400"/>
+                      <a:ext cx="5334000" cy="5334000"/>
                     </a:xfrm>
                     <a:prstGeom prst="rect">
                       <a:avLst/>
@@ -16898,6 +17133,16 @@
         </w:drawing>
       </w:r>
     </w:p>
+    <w:bookmarkEnd w:id="181"/>
+    <w:bookmarkStart w:id="185" w:name="testing-group-differences-permanova"/>
+    <w:p>
+      <w:pPr>
+        <w:pStyle w:val="Heading2"/>
+      </w:pPr>
+      <w:r>
+        <w:t xml:space="preserve">Testing Group Differences: PERMANOVA</w:t>
+      </w:r>
+    </w:p>
     <w:p>
       <w:pPr>
         <w:pStyle w:val="SourceCode"/>
@@ -17152,7 +17397,7 @@
         <w:rPr>
           <w:rStyle w:val="NormalTok"/>
         </w:rPr>
-        <w:t xml:space="preserve">, </w:t>
+        <w:t xml:space="preserve">,</w:t>
       </w:r>
       <w:r>
         <w:br/>
@@ -17237,20 +17482,20 @@
       <w:r>
         <w:drawing>
           <wp:inline>
-            <wp:extent cx="3200400" cy="3200400"/>
+            <wp:extent cx="5334000" cy="5334000"/>
             <wp:effectExtent b="0" l="0" r="0" t="0"/>
-            <wp:docPr descr="" title="" id="168" name="Picture"/>
+            <wp:docPr descr="" title="" id="183" name="Picture"/>
             <a:graphic>
               <a:graphicData uri="http://schemas.openxmlformats.org/drawingml/2006/picture">
                 <pic:pic>
                   <pic:nvPicPr>
-                    <pic:cNvPr descr="multivariate_statistics_lecture_files/figure-docx/l16-06-1.png" id="169" name="Picture"/>
+                    <pic:cNvPr descr="multivariate_statistics_lecture_files/figure-docx/l16-06-1.png" id="184" name="Picture"/>
                     <pic:cNvPicPr>
                       <a:picLocks noChangeArrowheads="1" noChangeAspect="1"/>
                     </pic:cNvPicPr>
                   </pic:nvPicPr>
                   <pic:blipFill>
-                    <a:blip r:embed="rId167"/>
+                    <a:blip r:embed="rId182"/>
                     <a:stretch>
                       <a:fillRect/>
                     </a:stretch>
@@ -17258,7 +17503,7 @@
                   <pic:spPr bwMode="auto">
                     <a:xfrm>
                       <a:off x="0" y="0"/>
-                      <a:ext cx="3200400" cy="3200400"/>
+                      <a:ext cx="5334000" cy="5334000"/>
                     </a:xfrm>
                     <a:prstGeom prst="rect">
                       <a:avLst/>
@@ -17336,16 +17581,16 @@
         <w:rPr>
           <w:rStyle w:val="NormalTok"/>
         </w:rPr>
-        <w:t xml:space="preserve">(height, mouth_diam, tube_diam, keel_diam, </w:t>
-      </w:r>
-      <w:r>
-        <w:br/>
-      </w:r>
-      <w:r>
-        <w:rPr>
-          <w:rStyle w:val="NormalTok"/>
-        </w:rPr>
-        <w:t xml:space="preserve">         wing1_length, wing2_length, wingsprea, </w:t>
+        <w:t xml:space="preserve">(height, mouth_diam, tube_diam, keel_diam,</w:t>
+      </w:r>
+      <w:r>
+        <w:br/>
+      </w:r>
+      <w:r>
+        <w:rPr>
+          <w:rStyle w:val="NormalTok"/>
+        </w:rPr>
+        <w:t xml:space="preserve">         wing1_length, wing2_length, wingsprea,</w:t>
       </w:r>
       <w:r>
         <w:br/>
@@ -17471,7 +17716,7 @@
         <w:rPr>
           <w:rStyle w:val="NormalTok"/>
         </w:rPr>
-        <w:t xml:space="preserve"> site, </w:t>
+        <w:t xml:space="preserve"> site,</w:t>
       </w:r>
       <w:r>
         <w:br/>
@@ -17492,7 +17737,7 @@
         <w:rPr>
           <w:rStyle w:val="NormalTok"/>
         </w:rPr>
-        <w:t xml:space="preserve"> darlingtonia, </w:t>
+        <w:t xml:space="preserve"> darlingtonia,</w:t>
       </w:r>
       <w:r>
         <w:br/>
@@ -17669,6 +17914,16 @@
         <w:t xml:space="preserve">## Signif. codes:  0 '***' 0.001 '**' 0.01 '*' 0.05 '.' 0.1 ' ' 1</w:t>
       </w:r>
     </w:p>
+    <w:bookmarkEnd w:id="185"/>
+    <w:bookmarkStart w:id="189" w:name="ordination-with-convex-hulls"/>
+    <w:p>
+      <w:pPr>
+        <w:pStyle w:val="Heading2"/>
+      </w:pPr>
+      <w:r>
+        <w:t xml:space="preserve">Ordination with Convex Hulls</w:t>
+      </w:r>
+    </w:p>
     <w:p>
       <w:pPr>
         <w:pStyle w:val="SourceCode"/>
@@ -17755,7 +18010,7 @@
         <w:rPr>
           <w:rStyle w:val="NormalTok"/>
         </w:rPr>
-        <w:t xml:space="preserve">site, </w:t>
+        <w:t xml:space="preserve">site,</w:t>
       </w:r>
       <w:r>
         <w:br/>
@@ -17905,22 +18160,121 @@
         <w:rPr>
           <w:rStyle w:val="NormalTok"/>
         </w:rPr>
+        <w:t xml:space="preserve">,</w:t>
+      </w:r>
+      <w:r>
+        <w:br/>
+      </w:r>
+      <w:r>
+        <w:rPr>
+          <w:rStyle w:val="NormalTok"/>
+        </w:rPr>
+        <w:t xml:space="preserve">       </w:t>
+      </w:r>
+      <w:r>
+        <w:rPr>
+          <w:rStyle w:val="AttributeTok"/>
+        </w:rPr>
+        <w:t xml:space="preserve">bg =</w:t>
+      </w:r>
+      <w:r>
+        <w:rPr>
+          <w:rStyle w:val="NormalTok"/>
+        </w:rPr>
+        <w:t xml:space="preserve"> </w:t>
+      </w:r>
+      <w:r>
+        <w:rPr>
+          <w:rStyle w:val="FunctionTok"/>
+        </w:rPr>
+        <w:t xml:space="preserve">as.numeric</w:t>
+      </w:r>
+      <w:r>
+        <w:rPr>
+          <w:rStyle w:val="NormalTok"/>
+        </w:rPr>
+        <w:t xml:space="preserve">(</w:t>
+      </w:r>
+      <w:r>
+        <w:rPr>
+          <w:rStyle w:val="FunctionTok"/>
+        </w:rPr>
+        <w:t xml:space="preserve">factor</w:t>
+      </w:r>
+      <w:r>
+        <w:rPr>
+          <w:rStyle w:val="NormalTok"/>
+        </w:rPr>
+        <w:t xml:space="preserve">(darlingtonia</w:t>
+      </w:r>
+      <w:r>
+        <w:rPr>
+          <w:rStyle w:val="SpecialCharTok"/>
+        </w:rPr>
+        <w:t xml:space="preserve">$</w:t>
+      </w:r>
+      <w:r>
+        <w:rPr>
+          <w:rStyle w:val="NormalTok"/>
+        </w:rPr>
+        <w:t xml:space="preserve">site)), </w:t>
+      </w:r>
+      <w:r>
+        <w:rPr>
+          <w:rStyle w:val="AttributeTok"/>
+        </w:rPr>
+        <w:t xml:space="preserve">cex =</w:t>
+      </w:r>
+      <w:r>
+        <w:rPr>
+          <w:rStyle w:val="NormalTok"/>
+        </w:rPr>
+        <w:t xml:space="preserve"> </w:t>
+      </w:r>
+      <w:r>
+        <w:rPr>
+          <w:rStyle w:val="FloatTok"/>
+        </w:rPr>
+        <w:t xml:space="preserve">1.5</w:t>
+      </w:r>
+      <w:r>
+        <w:rPr>
+          <w:rStyle w:val="NormalTok"/>
+        </w:rPr>
+        <w:t xml:space="preserve">)</w:t>
+      </w:r>
+      <w:r>
+        <w:br/>
+      </w:r>
+      <w:r>
+        <w:rPr>
+          <w:rStyle w:val="FunctionTok"/>
+        </w:rPr>
+        <w:t xml:space="preserve">legend</w:t>
+      </w:r>
+      <w:r>
+        <w:rPr>
+          <w:rStyle w:val="NormalTok"/>
+        </w:rPr>
+        <w:t xml:space="preserve">(</w:t>
+      </w:r>
+      <w:r>
+        <w:rPr>
+          <w:rStyle w:val="StringTok"/>
+        </w:rPr>
+        <w:t xml:space="preserve">"topright"</w:t>
+      </w:r>
+      <w:r>
+        <w:rPr>
+          <w:rStyle w:val="NormalTok"/>
+        </w:rPr>
         <w:t xml:space="preserve">, </w:t>
       </w:r>
       <w:r>
-        <w:br/>
-      </w:r>
-      <w:r>
-        <w:rPr>
-          <w:rStyle w:val="NormalTok"/>
-        </w:rPr>
-        <w:t xml:space="preserve">       </w:t>
-      </w:r>
-      <w:r>
         <w:rPr>
           <w:rStyle w:val="AttributeTok"/>
         </w:rPr>
-        <w:t xml:space="preserve">bg =</w:t>
+        <w:t xml:space="preserve">legend =</w:t>
       </w:r>
       <w:r>
         <w:rPr>
@@ -17932,7 +18286,7 @@
         <w:rPr>
           <w:rStyle w:val="FunctionTok"/>
         </w:rPr>
-        <w:t xml:space="preserve">as.numeric</w:t>
+        <w:t xml:space="preserve">levels</w:t>
       </w:r>
       <w:r>
         <w:rPr>
@@ -17962,106 +18316,7 @@
         <w:rPr>
           <w:rStyle w:val="NormalTok"/>
         </w:rPr>
-        <w:t xml:space="preserve">site)), </w:t>
-      </w:r>
-      <w:r>
-        <w:rPr>
-          <w:rStyle w:val="AttributeTok"/>
-        </w:rPr>
-        <w:t xml:space="preserve">cex =</w:t>
-      </w:r>
-      <w:r>
-        <w:rPr>
-          <w:rStyle w:val="NormalTok"/>
-        </w:rPr>
-        <w:t xml:space="preserve"> </w:t>
-      </w:r>
-      <w:r>
-        <w:rPr>
-          <w:rStyle w:val="FloatTok"/>
-        </w:rPr>
-        <w:t xml:space="preserve">1.5</w:t>
-      </w:r>
-      <w:r>
-        <w:rPr>
-          <w:rStyle w:val="NormalTok"/>
-        </w:rPr>
-        <w:t xml:space="preserve">)</w:t>
-      </w:r>
-      <w:r>
-        <w:br/>
-      </w:r>
-      <w:r>
-        <w:rPr>
-          <w:rStyle w:val="FunctionTok"/>
-        </w:rPr>
-        <w:t xml:space="preserve">legend</w:t>
-      </w:r>
-      <w:r>
-        <w:rPr>
-          <w:rStyle w:val="NormalTok"/>
-        </w:rPr>
-        <w:t xml:space="preserve">(</w:t>
-      </w:r>
-      <w:r>
-        <w:rPr>
-          <w:rStyle w:val="StringTok"/>
-        </w:rPr>
-        <w:t xml:space="preserve">"topright"</w:t>
-      </w:r>
-      <w:r>
-        <w:rPr>
-          <w:rStyle w:val="NormalTok"/>
-        </w:rPr>
-        <w:t xml:space="preserve">, </w:t>
-      </w:r>
-      <w:r>
-        <w:rPr>
-          <w:rStyle w:val="AttributeTok"/>
-        </w:rPr>
-        <w:t xml:space="preserve">legend =</w:t>
-      </w:r>
-      <w:r>
-        <w:rPr>
-          <w:rStyle w:val="NormalTok"/>
-        </w:rPr>
-        <w:t xml:space="preserve"> </w:t>
-      </w:r>
-      <w:r>
-        <w:rPr>
-          <w:rStyle w:val="FunctionTok"/>
-        </w:rPr>
-        <w:t xml:space="preserve">levels</w:t>
-      </w:r>
-      <w:r>
-        <w:rPr>
-          <w:rStyle w:val="NormalTok"/>
-        </w:rPr>
-        <w:t xml:space="preserve">(</w:t>
-      </w:r>
-      <w:r>
-        <w:rPr>
-          <w:rStyle w:val="FunctionTok"/>
-        </w:rPr>
-        <w:t xml:space="preserve">factor</w:t>
-      </w:r>
-      <w:r>
-        <w:rPr>
-          <w:rStyle w:val="NormalTok"/>
-        </w:rPr>
-        <w:t xml:space="preserve">(darlingtonia</w:t>
-      </w:r>
-      <w:r>
-        <w:rPr>
-          <w:rStyle w:val="SpecialCharTok"/>
-        </w:rPr>
-        <w:t xml:space="preserve">$</w:t>
-      </w:r>
-      <w:r>
-        <w:rPr>
-          <w:rStyle w:val="NormalTok"/>
-        </w:rPr>
-        <w:t xml:space="preserve">site)), </w:t>
+        <w:t xml:space="preserve">site)),</w:t>
       </w:r>
       <w:r>
         <w:br/>
@@ -18158,20 +18413,20 @@
       <w:r>
         <w:drawing>
           <wp:inline>
-            <wp:extent cx="3200400" cy="3200400"/>
+            <wp:extent cx="5334000" cy="5334000"/>
             <wp:effectExtent b="0" l="0" r="0" t="0"/>
-            <wp:docPr descr="" title="" id="171" name="Picture"/>
+            <wp:docPr descr="" title="" id="187" name="Picture"/>
             <a:graphic>
               <a:graphicData uri="http://schemas.openxmlformats.org/drawingml/2006/picture">
                 <pic:pic>
                   <pic:nvPicPr>
-                    <pic:cNvPr descr="multivariate_statistics_lecture_files/figure-docx/l16-07-1.png" id="172" name="Picture"/>
+                    <pic:cNvPr descr="multivariate_statistics_lecture_files/figure-docx/l16-07-1.png" id="188" name="Picture"/>
                     <pic:cNvPicPr>
                       <a:picLocks noChangeArrowheads="1" noChangeAspect="1"/>
                     </pic:cNvPicPr>
                   </pic:nvPicPr>
                   <pic:blipFill>
-                    <a:blip r:embed="rId170"/>
+                    <a:blip r:embed="rId186"/>
                     <a:stretch>
                       <a:fillRect/>
                     </a:stretch>
@@ -18179,7 +18434,7 @@
                   <pic:spPr bwMode="auto">
                     <a:xfrm>
                       <a:off x="0" y="0"/>
-                      <a:ext cx="3200400" cy="3200400"/>
+                      <a:ext cx="5334000" cy="5334000"/>
                     </a:xfrm>
                     <a:prstGeom prst="rect">
                       <a:avLst/>
@@ -18198,6 +18453,16 @@
         </w:drawing>
       </w:r>
     </w:p>
+    <w:bookmarkEnd w:id="189"/>
+    <w:bookmarkStart w:id="190" w:name="pairwise-permanova-comparisons"/>
+    <w:p>
+      <w:pPr>
+        <w:pStyle w:val="Heading2"/>
+      </w:pPr>
+      <w:r>
+        <w:t xml:space="preserve">Pairwise PERMANOVA Comparisons</w:t>
+      </w:r>
+    </w:p>
     <w:p>
       <w:pPr>
         <w:pStyle w:val="SourceCode"/>
@@ -18251,7 +18516,7 @@
         <w:rPr>
           <w:rStyle w:val="NormalTok"/>
         </w:rPr>
-        <w:t xml:space="preserve"> site, </w:t>
+        <w:t xml:space="preserve"> site,</w:t>
       </w:r>
       <w:r>
         <w:br/>
@@ -18398,6 +18663,78 @@
         <w:rPr>
           <w:rStyle w:val="DocumentationTok"/>
         </w:rPr>
+        <w:t xml:space="preserve">##          Df SumOfSqs      R2      F Pr(&gt;F)    </w:t>
+      </w:r>
+      <w:r>
+        <w:br/>
+      </w:r>
+      <w:r>
+        <w:rPr>
+          <w:rStyle w:val="DocumentationTok"/>
+        </w:rPr>
+        <w:t xml:space="preserve">## Model     1   32.602 0.10636 5.7128  0.001 ***</w:t>
+      </w:r>
+      <w:r>
+        <w:br/>
+      </w:r>
+      <w:r>
+        <w:rPr>
+          <w:rStyle w:val="DocumentationTok"/>
+        </w:rPr>
+        <w:t xml:space="preserve">## Residual 48  273.930 0.89364                  </w:t>
+      </w:r>
+      <w:r>
+        <w:br/>
+      </w:r>
+      <w:r>
+        <w:rPr>
+          <w:rStyle w:val="DocumentationTok"/>
+        </w:rPr>
+        <w:t xml:space="preserve">## Total    49  306.532 1.00000                  </w:t>
+      </w:r>
+      <w:r>
+        <w:br/>
+      </w:r>
+      <w:r>
+        <w:rPr>
+          <w:rStyle w:val="DocumentationTok"/>
+        </w:rPr>
+        <w:t xml:space="preserve">## ---</w:t>
+      </w:r>
+      <w:r>
+        <w:br/>
+      </w:r>
+      <w:r>
+        <w:rPr>
+          <w:rStyle w:val="DocumentationTok"/>
+        </w:rPr>
+        <w:t xml:space="preserve">## Signif. codes:  0 '***' 0.001 '**' 0.01 '*' 0.05 '.' 0.1 ' ' 1</w:t>
+      </w:r>
+      <w:r>
+        <w:br/>
+      </w:r>
+      <w:r>
+        <w:rPr>
+          <w:rStyle w:val="DocumentationTok"/>
+        </w:rPr>
+        <w:t xml:space="preserve">## </w:t>
+      </w:r>
+      <w:r>
+        <w:br/>
+      </w:r>
+      <w:r>
+        <w:rPr>
+          <w:rStyle w:val="DocumentationTok"/>
+        </w:rPr>
+        <w:t xml:space="preserve">## $TJH_vs_LEH</w:t>
+      </w:r>
+      <w:r>
+        <w:br/>
+      </w:r>
+      <w:r>
+        <w:rPr>
+          <w:rStyle w:val="DocumentationTok"/>
+        </w:rPr>
         <w:t xml:space="preserve">##          Df SumOfSqs      R2      F Pr(&gt;F)   </w:t>
       </w:r>
       <w:r>
@@ -18407,7 +18744,7 @@
         <w:rPr>
           <w:rStyle w:val="DocumentationTok"/>
         </w:rPr>
-        <w:t xml:space="preserve">## Model     1   32.602 0.10636 5.7128  0.002 **</w:t>
+        <w:t xml:space="preserve">## Model     1    47.72 0.10517 5.6414  0.002 **</w:t>
       </w:r>
       <w:r>
         <w:br/>
@@ -18416,7 +18753,7 @@
         <w:rPr>
           <w:rStyle w:val="DocumentationTok"/>
         </w:rPr>
-        <w:t xml:space="preserve">## Residual 48  273.930 0.89364                 </w:t>
+        <w:t xml:space="preserve">## Residual 48   406.06 0.89483                 </w:t>
       </w:r>
       <w:r>
         <w:br/>
@@ -18425,7 +18762,7 @@
         <w:rPr>
           <w:rStyle w:val="DocumentationTok"/>
         </w:rPr>
-        <w:t xml:space="preserve">## Total    49  306.532 1.00000                 </w:t>
+        <w:t xml:space="preserve">## Total    49   453.78 1.00000                 </w:t>
       </w:r>
       <w:r>
         <w:br/>
@@ -18461,7 +18798,7 @@
         <w:rPr>
           <w:rStyle w:val="DocumentationTok"/>
         </w:rPr>
-        <w:t xml:space="preserve">## $TJH_vs_LEH</w:t>
+        <w:t xml:space="preserve">## $TJH_vs_HD</w:t>
       </w:r>
       <w:r>
         <w:br/>
@@ -18470,7 +18807,7 @@
         <w:rPr>
           <w:rStyle w:val="DocumentationTok"/>
         </w:rPr>
-        <w:t xml:space="preserve">##          Df SumOfSqs      R2      F Pr(&gt;F)   </w:t>
+        <w:t xml:space="preserve">##          Df SumOfSqs      R2      F Pr(&gt;F)    </w:t>
       </w:r>
       <w:r>
         <w:br/>
@@ -18479,7 +18816,7 @@
         <w:rPr>
           <w:rStyle w:val="DocumentationTok"/>
         </w:rPr>
-        <w:t xml:space="preserve">## Model     1    47.72 0.10517 5.6414  0.007 **</w:t>
+        <w:t xml:space="preserve">## Model     1   69.308 0.25135 11.751  0.001 ***</w:t>
       </w:r>
       <w:r>
         <w:br/>
@@ -18488,7 +18825,7 @@
         <w:rPr>
           <w:rStyle w:val="DocumentationTok"/>
         </w:rPr>
-        <w:t xml:space="preserve">## Residual 48   406.06 0.89483                 </w:t>
+        <w:t xml:space="preserve">## Residual 35  206.432 0.74865                  </w:t>
       </w:r>
       <w:r>
         <w:br/>
@@ -18497,7 +18834,7 @@
         <w:rPr>
           <w:rStyle w:val="DocumentationTok"/>
         </w:rPr>
-        <w:t xml:space="preserve">## Total    49   453.78 1.00000                 </w:t>
+        <w:t xml:space="preserve">## Total    36  275.740 1.00000                  </w:t>
       </w:r>
       <w:r>
         <w:br/>
@@ -18533,7 +18870,7 @@
         <w:rPr>
           <w:rStyle w:val="DocumentationTok"/>
         </w:rPr>
-        <w:t xml:space="preserve">## $TJH_vs_HD</w:t>
+        <w:t xml:space="preserve">## $DG_vs_LEH</w:t>
       </w:r>
       <w:r>
         <w:br/>
@@ -18542,6 +18879,78 @@
         <w:rPr>
           <w:rStyle w:val="DocumentationTok"/>
         </w:rPr>
+        <w:t xml:space="preserve">##          Df SumOfSqs      R2      F Pr(&gt;F)  </w:t>
+      </w:r>
+      <w:r>
+        <w:br/>
+      </w:r>
+      <w:r>
+        <w:rPr>
+          <w:rStyle w:val="DocumentationTok"/>
+        </w:rPr>
+        <w:t xml:space="preserve">## Model     1    26.24 0.06493 3.3333  0.017 *</w:t>
+      </w:r>
+      <w:r>
+        <w:br/>
+      </w:r>
+      <w:r>
+        <w:rPr>
+          <w:rStyle w:val="DocumentationTok"/>
+        </w:rPr>
+        <w:t xml:space="preserve">## Residual 48   377.85 0.93507                </w:t>
+      </w:r>
+      <w:r>
+        <w:br/>
+      </w:r>
+      <w:r>
+        <w:rPr>
+          <w:rStyle w:val="DocumentationTok"/>
+        </w:rPr>
+        <w:t xml:space="preserve">## Total    49   404.09 1.00000                </w:t>
+      </w:r>
+      <w:r>
+        <w:br/>
+      </w:r>
+      <w:r>
+        <w:rPr>
+          <w:rStyle w:val="DocumentationTok"/>
+        </w:rPr>
+        <w:t xml:space="preserve">## ---</w:t>
+      </w:r>
+      <w:r>
+        <w:br/>
+      </w:r>
+      <w:r>
+        <w:rPr>
+          <w:rStyle w:val="DocumentationTok"/>
+        </w:rPr>
+        <w:t xml:space="preserve">## Signif. codes:  0 '***' 0.001 '**' 0.01 '*' 0.05 '.' 0.1 ' ' 1</w:t>
+      </w:r>
+      <w:r>
+        <w:br/>
+      </w:r>
+      <w:r>
+        <w:rPr>
+          <w:rStyle w:val="DocumentationTok"/>
+        </w:rPr>
+        <w:t xml:space="preserve">## </w:t>
+      </w:r>
+      <w:r>
+        <w:br/>
+      </w:r>
+      <w:r>
+        <w:rPr>
+          <w:rStyle w:val="DocumentationTok"/>
+        </w:rPr>
+        <w:t xml:space="preserve">## $DG_vs_HD</w:t>
+      </w:r>
+      <w:r>
+        <w:br/>
+      </w:r>
+      <w:r>
+        <w:rPr>
+          <w:rStyle w:val="DocumentationTok"/>
+        </w:rPr>
         <w:t xml:space="preserve">##          Df SumOfSqs      R2      F Pr(&gt;F)    </w:t>
       </w:r>
       <w:r>
@@ -18551,7 +18960,7 @@
         <w:rPr>
           <w:rStyle w:val="DocumentationTok"/>
         </w:rPr>
-        <w:t xml:space="preserve">## Model     1   69.308 0.25135 11.751  0.001 ***</w:t>
+        <w:t xml:space="preserve">## Model     1   131.09 0.42382 25.745  0.001 ***</w:t>
       </w:r>
       <w:r>
         <w:br/>
@@ -18560,7 +18969,7 @@
         <w:rPr>
           <w:rStyle w:val="DocumentationTok"/>
         </w:rPr>
-        <w:t xml:space="preserve">## Residual 35  206.432 0.74865                  </w:t>
+        <w:t xml:space="preserve">## Residual 35   178.22 0.57618                  </w:t>
       </w:r>
       <w:r>
         <w:br/>
@@ -18569,7 +18978,7 @@
         <w:rPr>
           <w:rStyle w:val="DocumentationTok"/>
         </w:rPr>
-        <w:t xml:space="preserve">## Total    36  275.740 1.00000                  </w:t>
+        <w:t xml:space="preserve">## Total    36   309.31 1.00000                  </w:t>
       </w:r>
       <w:r>
         <w:br/>
@@ -18605,7 +19014,7 @@
         <w:rPr>
           <w:rStyle w:val="DocumentationTok"/>
         </w:rPr>
-        <w:t xml:space="preserve">## $DG_vs_LEH</w:t>
+        <w:t xml:space="preserve">## $LEH_vs_HD</w:t>
       </w:r>
       <w:r>
         <w:br/>
@@ -18614,7 +19023,7 @@
         <w:rPr>
           <w:rStyle w:val="DocumentationTok"/>
         </w:rPr>
-        <w:t xml:space="preserve">##          Df SumOfSqs      R2      F Pr(&gt;F)  </w:t>
+        <w:t xml:space="preserve">##          Df SumOfSqs     R2      F Pr(&gt;F)    </w:t>
       </w:r>
       <w:r>
         <w:br/>
@@ -18623,7 +19032,7 @@
         <w:rPr>
           <w:rStyle w:val="DocumentationTok"/>
         </w:rPr>
-        <w:t xml:space="preserve">## Model     1    26.24 0.06493 3.3333  0.016 *</w:t>
+        <w:t xml:space="preserve">## Model     1   101.69 0.2468 11.468  0.001 ***</w:t>
       </w:r>
       <w:r>
         <w:br/>
@@ -18632,7 +19041,7 @@
         <w:rPr>
           <w:rStyle w:val="DocumentationTok"/>
         </w:rPr>
-        <w:t xml:space="preserve">## Residual 48   377.85 0.93507                </w:t>
+        <w:t xml:space="preserve">## Residual 35   310.35 0.7532                  </w:t>
       </w:r>
       <w:r>
         <w:br/>
@@ -18641,7 +19050,7 @@
         <w:rPr>
           <w:rStyle w:val="DocumentationTok"/>
         </w:rPr>
-        <w:t xml:space="preserve">## Total    49   404.09 1.00000                </w:t>
+        <w:t xml:space="preserve">## Total    36   412.04 1.0000                  </w:t>
       </w:r>
       <w:r>
         <w:br/>
@@ -18677,7 +19086,7 @@
         <w:rPr>
           <w:rStyle w:val="DocumentationTok"/>
         </w:rPr>
-        <w:t xml:space="preserve">## $DG_vs_HD</w:t>
+        <w:t xml:space="preserve">## attr(,"class")</w:t>
       </w:r>
       <w:r>
         <w:br/>
@@ -18686,7 +19095,226 @@
         <w:rPr>
           <w:rStyle w:val="DocumentationTok"/>
         </w:rPr>
-        <w:t xml:space="preserve">##          Df SumOfSqs      R2      F Pr(&gt;F)    </w:t>
+        <w:t xml:space="preserve">## [1] "pwadstrata" "list"</w:t>
+      </w:r>
+    </w:p>
+    <w:bookmarkEnd w:id="190"/>
+    <w:bookmarkStart w:id="191" w:name="pairwise-manova-based-comparisons"/>
+    <w:p>
+      <w:pPr>
+        <w:pStyle w:val="Heading2"/>
+      </w:pPr>
+      <w:r>
+        <w:t xml:space="preserve">Pairwise MANOVA-Based Comparisons</w:t>
+      </w:r>
+    </w:p>
+    <w:p>
+      <w:pPr>
+        <w:pStyle w:val="SourceCode"/>
+      </w:pPr>
+      <w:r>
+        <w:rPr>
+          <w:rStyle w:val="CommentTok"/>
+        </w:rPr>
+        <w:t xml:space="preserve"># install.packages("RVAideMemoire")</w:t>
+      </w:r>
+      <w:r>
+        <w:br/>
+      </w:r>
+      <w:r>
+        <w:rPr>
+          <w:rStyle w:val="FunctionTok"/>
+        </w:rPr>
+        <w:t xml:space="preserve">library</w:t>
+      </w:r>
+      <w:r>
+        <w:rPr>
+          <w:rStyle w:val="NormalTok"/>
+        </w:rPr>
+        <w:t xml:space="preserve">(RVAideMemoire)</w:t>
+      </w:r>
+      <w:r>
+        <w:br/>
+      </w:r>
+      <w:r>
+        <w:br/>
+      </w:r>
+      <w:r>
+        <w:rPr>
+          <w:rStyle w:val="CommentTok"/>
+        </w:rPr>
+        <w:t xml:space="preserve"># Pairwise PERMANOVA</w:t>
+      </w:r>
+      <w:r>
+        <w:br/>
+      </w:r>
+      <w:r>
+        <w:rPr>
+          <w:rStyle w:val="FunctionTok"/>
+        </w:rPr>
+        <w:t xml:space="preserve">pairwise.perm.manova</w:t>
+      </w:r>
+      <w:r>
+        <w:rPr>
+          <w:rStyle w:val="NormalTok"/>
+        </w:rPr>
+        <w:t xml:space="preserve">(</w:t>
+      </w:r>
+      <w:r>
+        <w:rPr>
+          <w:rStyle w:val="FunctionTok"/>
+        </w:rPr>
+        <w:t xml:space="preserve">vegdist</w:t>
+      </w:r>
+      <w:r>
+        <w:rPr>
+          <w:rStyle w:val="NormalTok"/>
+        </w:rPr>
+        <w:t xml:space="preserve">(darl_scaled, </w:t>
+      </w:r>
+      <w:r>
+        <w:rPr>
+          <w:rStyle w:val="AttributeTok"/>
+        </w:rPr>
+        <w:t xml:space="preserve">method =</w:t>
+      </w:r>
+      <w:r>
+        <w:rPr>
+          <w:rStyle w:val="NormalTok"/>
+        </w:rPr>
+        <w:t xml:space="preserve"> </w:t>
+      </w:r>
+      <w:r>
+        <w:rPr>
+          <w:rStyle w:val="StringTok"/>
+        </w:rPr>
+        <w:t xml:space="preserve">"euclidean"</w:t>
+      </w:r>
+      <w:r>
+        <w:rPr>
+          <w:rStyle w:val="NormalTok"/>
+        </w:rPr>
+        <w:t xml:space="preserve">),</w:t>
+      </w:r>
+      <w:r>
+        <w:br/>
+      </w:r>
+      <w:r>
+        <w:rPr>
+          <w:rStyle w:val="NormalTok"/>
+        </w:rPr>
+        <w:t xml:space="preserve">                     darlingtonia</w:t>
+      </w:r>
+      <w:r>
+        <w:rPr>
+          <w:rStyle w:val="SpecialCharTok"/>
+        </w:rPr>
+        <w:t xml:space="preserve">$</w:t>
+      </w:r>
+      <w:r>
+        <w:rPr>
+          <w:rStyle w:val="NormalTok"/>
+        </w:rPr>
+        <w:t xml:space="preserve">site,</w:t>
+      </w:r>
+      <w:r>
+        <w:br/>
+      </w:r>
+      <w:r>
+        <w:rPr>
+          <w:rStyle w:val="NormalTok"/>
+        </w:rPr>
+        <w:t xml:space="preserve">                     </w:t>
+      </w:r>
+      <w:r>
+        <w:rPr>
+          <w:rStyle w:val="AttributeTok"/>
+        </w:rPr>
+        <w:t xml:space="preserve">test =</w:t>
+      </w:r>
+      <w:r>
+        <w:rPr>
+          <w:rStyle w:val="NormalTok"/>
+        </w:rPr>
+        <w:t xml:space="preserve"> </w:t>
+      </w:r>
+      <w:r>
+        <w:rPr>
+          <w:rStyle w:val="StringTok"/>
+        </w:rPr>
+        <w:t xml:space="preserve">"Wilks"</w:t>
+      </w:r>
+      <w:r>
+        <w:rPr>
+          <w:rStyle w:val="NormalTok"/>
+        </w:rPr>
+        <w:t xml:space="preserve">,</w:t>
+      </w:r>
+      <w:r>
+        <w:br/>
+      </w:r>
+      <w:r>
+        <w:rPr>
+          <w:rStyle w:val="NormalTok"/>
+        </w:rPr>
+        <w:t xml:space="preserve">                     </w:t>
+      </w:r>
+      <w:r>
+        <w:rPr>
+          <w:rStyle w:val="AttributeTok"/>
+        </w:rPr>
+        <w:t xml:space="preserve">nperm =</w:t>
+      </w:r>
+      <w:r>
+        <w:rPr>
+          <w:rStyle w:val="NormalTok"/>
+        </w:rPr>
+        <w:t xml:space="preserve"> </w:t>
+      </w:r>
+      <w:r>
+        <w:rPr>
+          <w:rStyle w:val="DecValTok"/>
+        </w:rPr>
+        <w:t xml:space="preserve">999</w:t>
+      </w:r>
+      <w:r>
+        <w:rPr>
+          <w:rStyle w:val="NormalTok"/>
+        </w:rPr>
+        <w:t xml:space="preserve">,</w:t>
+      </w:r>
+      <w:r>
+        <w:br/>
+      </w:r>
+      <w:r>
+        <w:rPr>
+          <w:rStyle w:val="NormalTok"/>
+        </w:rPr>
+        <w:t xml:space="preserve">                     </w:t>
+      </w:r>
+      <w:r>
+        <w:rPr>
+          <w:rStyle w:val="AttributeTok"/>
+        </w:rPr>
+        <w:t xml:space="preserve">p.method =</w:t>
+      </w:r>
+      <w:r>
+        <w:rPr>
+          <w:rStyle w:val="NormalTok"/>
+        </w:rPr>
+        <w:t xml:space="preserve"> </w:t>
+      </w:r>
+      <w:r>
+        <w:rPr>
+          <w:rStyle w:val="StringTok"/>
+        </w:rPr>
+        <w:t xml:space="preserve">"bonferroni"</w:t>
+      </w:r>
+      <w:r>
+        <w:rPr>
+          <w:rStyle w:val="NormalTok"/>
+        </w:rPr>
+        <w:t xml:space="preserve">)</w:t>
       </w:r>
       <w:r>
         <w:br/>
@@ -18695,7 +19323,7 @@
         <w:rPr>
           <w:rStyle w:val="DocumentationTok"/>
         </w:rPr>
-        <w:t xml:space="preserve">## Model     1   131.09 0.42382 25.745  0.001 ***</w:t>
+        <w:t xml:space="preserve">## </w:t>
       </w:r>
       <w:r>
         <w:br/>
@@ -18704,7 +19332,7 @@
         <w:rPr>
           <w:rStyle w:val="DocumentationTok"/>
         </w:rPr>
-        <w:t xml:space="preserve">## Residual 35   178.22 0.57618                  </w:t>
+        <w:t xml:space="preserve">##  Pairwise comparisons using permutation MANOVAs on a distance matrix </w:t>
       </w:r>
       <w:r>
         <w:br/>
@@ -18713,7 +19341,7 @@
         <w:rPr>
           <w:rStyle w:val="DocumentationTok"/>
         </w:rPr>
-        <w:t xml:space="preserve">## Total    36   309.31 1.00000                  </w:t>
+        <w:t xml:space="preserve">## </w:t>
       </w:r>
       <w:r>
         <w:br/>
@@ -18722,7 +19350,7 @@
         <w:rPr>
           <w:rStyle w:val="DocumentationTok"/>
         </w:rPr>
-        <w:t xml:space="preserve">## ---</w:t>
+        <w:t xml:space="preserve">## data:  vegdist(darl_scaled, method = "euclidean") by darlingtonia$site</w:t>
       </w:r>
       <w:r>
         <w:br/>
@@ -18731,7 +19359,7 @@
         <w:rPr>
           <w:rStyle w:val="DocumentationTok"/>
         </w:rPr>
-        <w:t xml:space="preserve">## Signif. codes:  0 '***' 0.001 '**' 0.01 '*' 0.05 '.' 0.1 ' ' 1</w:t>
+        <w:t xml:space="preserve">## 999 permutations </w:t>
       </w:r>
       <w:r>
         <w:br/>
@@ -18749,7 +19377,7 @@
         <w:rPr>
           <w:rStyle w:val="DocumentationTok"/>
         </w:rPr>
-        <w:t xml:space="preserve">## $LEH_vs_HD</w:t>
+        <w:t xml:space="preserve">##     DG    HD    LEH  </w:t>
       </w:r>
       <w:r>
         <w:br/>
@@ -18758,7 +19386,7 @@
         <w:rPr>
           <w:rStyle w:val="DocumentationTok"/>
         </w:rPr>
-        <w:t xml:space="preserve">##          Df SumOfSqs     R2      F Pr(&gt;F)    </w:t>
+        <w:t xml:space="preserve">## HD  0.006 -     -    </w:t>
       </w:r>
       <w:r>
         <w:br/>
@@ -18767,7 +19395,7 @@
         <w:rPr>
           <w:rStyle w:val="DocumentationTok"/>
         </w:rPr>
-        <w:t xml:space="preserve">## Model     1   101.69 0.2468 11.468  0.001 ***</w:t>
+        <w:t xml:space="preserve">## LEH 0.096 0.006 -    </w:t>
       </w:r>
       <w:r>
         <w:br/>
@@ -18776,7 +19404,7 @@
         <w:rPr>
           <w:rStyle w:val="DocumentationTok"/>
         </w:rPr>
-        <w:t xml:space="preserve">## Residual 35   310.35 0.7532                  </w:t>
+        <w:t xml:space="preserve">## TJH 0.006 0.006 0.036</w:t>
       </w:r>
       <w:r>
         <w:br/>
@@ -18785,7 +19413,7 @@
         <w:rPr>
           <w:rStyle w:val="DocumentationTok"/>
         </w:rPr>
-        <w:t xml:space="preserve">## Total    36   412.04 1.0000                  </w:t>
+        <w:t xml:space="preserve">## </w:t>
       </w:r>
       <w:r>
         <w:br/>
@@ -18794,422 +19422,25 @@
         <w:rPr>
           <w:rStyle w:val="DocumentationTok"/>
         </w:rPr>
-        <w:t xml:space="preserve">## ---</w:t>
-      </w:r>
-      <w:r>
-        <w:br/>
-      </w:r>
-      <w:r>
-        <w:rPr>
-          <w:rStyle w:val="DocumentationTok"/>
-        </w:rPr>
-        <w:t xml:space="preserve">## Signif. codes:  0 '***' 0.001 '**' 0.01 '*' 0.05 '.' 0.1 ' ' 1</w:t>
-      </w:r>
-      <w:r>
-        <w:br/>
-      </w:r>
-      <w:r>
-        <w:rPr>
-          <w:rStyle w:val="DocumentationTok"/>
-        </w:rPr>
-        <w:t xml:space="preserve">## </w:t>
-      </w:r>
-      <w:r>
-        <w:br/>
-      </w:r>
-      <w:r>
-        <w:rPr>
-          <w:rStyle w:val="DocumentationTok"/>
-        </w:rPr>
-        <w:t xml:space="preserve">## attr(,"class")</w:t>
-      </w:r>
-      <w:r>
-        <w:br/>
-      </w:r>
-      <w:r>
-        <w:rPr>
-          <w:rStyle w:val="DocumentationTok"/>
-        </w:rPr>
-        <w:t xml:space="preserve">## [1] "pwadstrata" "list"</w:t>
-      </w:r>
-    </w:p>
-    <w:p>
-      <w:pPr>
-        <w:pStyle w:val="SourceCode"/>
-      </w:pPr>
-      <w:r>
-        <w:rPr>
-          <w:rStyle w:val="CommentTok"/>
-        </w:rPr>
-        <w:t xml:space="preserve"># install.packages("RVAideMemoire")</w:t>
-      </w:r>
-      <w:r>
-        <w:br/>
-      </w:r>
-      <w:r>
-        <w:rPr>
-          <w:rStyle w:val="FunctionTok"/>
-        </w:rPr>
-        <w:t xml:space="preserve">library</w:t>
-      </w:r>
-      <w:r>
-        <w:rPr>
-          <w:rStyle w:val="NormalTok"/>
-        </w:rPr>
-        <w:t xml:space="preserve">(RVAideMemoire)</w:t>
-      </w:r>
-      <w:r>
-        <w:br/>
-      </w:r>
-      <w:r>
-        <w:br/>
-      </w:r>
-      <w:r>
-        <w:rPr>
-          <w:rStyle w:val="CommentTok"/>
-        </w:rPr>
-        <w:t xml:space="preserve"># Pairwise PERMANOVA</w:t>
-      </w:r>
-      <w:r>
-        <w:br/>
-      </w:r>
-      <w:r>
-        <w:rPr>
-          <w:rStyle w:val="FunctionTok"/>
-        </w:rPr>
-        <w:t xml:space="preserve">pairwise.perm.manova</w:t>
-      </w:r>
-      <w:r>
-        <w:rPr>
-          <w:rStyle w:val="NormalTok"/>
-        </w:rPr>
-        <w:t xml:space="preserve">(</w:t>
-      </w:r>
-      <w:r>
-        <w:rPr>
-          <w:rStyle w:val="FunctionTok"/>
-        </w:rPr>
-        <w:t xml:space="preserve">vegdist</w:t>
-      </w:r>
-      <w:r>
-        <w:rPr>
-          <w:rStyle w:val="NormalTok"/>
-        </w:rPr>
-        <w:t xml:space="preserve">(darl_scaled, </w:t>
-      </w:r>
-      <w:r>
-        <w:rPr>
-          <w:rStyle w:val="AttributeTok"/>
-        </w:rPr>
-        <w:t xml:space="preserve">method =</w:t>
-      </w:r>
-      <w:r>
-        <w:rPr>
-          <w:rStyle w:val="NormalTok"/>
-        </w:rPr>
-        <w:t xml:space="preserve"> </w:t>
-      </w:r>
-      <w:r>
-        <w:rPr>
-          <w:rStyle w:val="StringTok"/>
-        </w:rPr>
-        <w:t xml:space="preserve">"euclidean"</w:t>
-      </w:r>
-      <w:r>
-        <w:rPr>
-          <w:rStyle w:val="NormalTok"/>
-        </w:rPr>
-        <w:t xml:space="preserve">),</w:t>
-      </w:r>
-      <w:r>
-        <w:br/>
-      </w:r>
-      <w:r>
-        <w:rPr>
-          <w:rStyle w:val="NormalTok"/>
-        </w:rPr>
-        <w:t xml:space="preserve">                     darlingtonia</w:t>
-      </w:r>
-      <w:r>
-        <w:rPr>
-          <w:rStyle w:val="SpecialCharTok"/>
-        </w:rPr>
-        <w:t xml:space="preserve">$</w:t>
-      </w:r>
-      <w:r>
-        <w:rPr>
-          <w:rStyle w:val="NormalTok"/>
-        </w:rPr>
-        <w:t xml:space="preserve">site,</w:t>
-      </w:r>
-      <w:r>
-        <w:br/>
-      </w:r>
-      <w:r>
-        <w:rPr>
-          <w:rStyle w:val="NormalTok"/>
-        </w:rPr>
-        <w:t xml:space="preserve">                     </w:t>
-      </w:r>
-      <w:r>
-        <w:rPr>
-          <w:rStyle w:val="AttributeTok"/>
-        </w:rPr>
-        <w:t xml:space="preserve">test =</w:t>
-      </w:r>
-      <w:r>
-        <w:rPr>
-          <w:rStyle w:val="NormalTok"/>
-        </w:rPr>
-        <w:t xml:space="preserve"> </w:t>
-      </w:r>
-      <w:r>
-        <w:rPr>
-          <w:rStyle w:val="StringTok"/>
-        </w:rPr>
-        <w:t xml:space="preserve">"Wilks"</w:t>
-      </w:r>
-      <w:r>
-        <w:rPr>
-          <w:rStyle w:val="NormalTok"/>
-        </w:rPr>
-        <w:t xml:space="preserve">,</w:t>
-      </w:r>
-      <w:r>
-        <w:br/>
-      </w:r>
-      <w:r>
-        <w:rPr>
-          <w:rStyle w:val="NormalTok"/>
-        </w:rPr>
-        <w:t xml:space="preserve">                     </w:t>
-      </w:r>
-      <w:r>
-        <w:rPr>
-          <w:rStyle w:val="AttributeTok"/>
-        </w:rPr>
-        <w:t xml:space="preserve">nperm =</w:t>
-      </w:r>
-      <w:r>
-        <w:rPr>
-          <w:rStyle w:val="NormalTok"/>
-        </w:rPr>
-        <w:t xml:space="preserve"> </w:t>
-      </w:r>
-      <w:r>
-        <w:rPr>
-          <w:rStyle w:val="DecValTok"/>
-        </w:rPr>
-        <w:t xml:space="preserve">999</w:t>
-      </w:r>
-      <w:r>
-        <w:rPr>
-          <w:rStyle w:val="NormalTok"/>
-        </w:rPr>
-        <w:t xml:space="preserve">,</w:t>
-      </w:r>
-      <w:r>
-        <w:br/>
-      </w:r>
-      <w:r>
-        <w:rPr>
-          <w:rStyle w:val="NormalTok"/>
-        </w:rPr>
-        <w:t xml:space="preserve">                     </w:t>
-      </w:r>
-      <w:r>
-        <w:rPr>
-          <w:rStyle w:val="AttributeTok"/>
-        </w:rPr>
-        <w:t xml:space="preserve">p.method =</w:t>
-      </w:r>
-      <w:r>
-        <w:rPr>
-          <w:rStyle w:val="NormalTok"/>
-        </w:rPr>
-        <w:t xml:space="preserve"> </w:t>
-      </w:r>
-      <w:r>
-        <w:rPr>
-          <w:rStyle w:val="StringTok"/>
-        </w:rPr>
-        <w:t xml:space="preserve">"bonferroni"</w:t>
-      </w:r>
-      <w:r>
-        <w:rPr>
-          <w:rStyle w:val="NormalTok"/>
-        </w:rPr>
-        <w:t xml:space="preserve">)</w:t>
-      </w:r>
-      <w:r>
-        <w:br/>
-      </w:r>
-      <w:r>
-        <w:rPr>
-          <w:rStyle w:val="DocumentationTok"/>
-        </w:rPr>
-        <w:t xml:space="preserve">## </w:t>
-      </w:r>
-      <w:r>
-        <w:br/>
-      </w:r>
-      <w:r>
-        <w:rPr>
-          <w:rStyle w:val="DocumentationTok"/>
-        </w:rPr>
-        <w:t xml:space="preserve">##  Pairwise comparisons using permutation MANOVAs on a distance matrix </w:t>
-      </w:r>
-      <w:r>
-        <w:br/>
-      </w:r>
-      <w:r>
-        <w:rPr>
-          <w:rStyle w:val="DocumentationTok"/>
-        </w:rPr>
-        <w:t xml:space="preserve">## </w:t>
-      </w:r>
-      <w:r>
-        <w:br/>
-      </w:r>
-      <w:r>
-        <w:rPr>
-          <w:rStyle w:val="DocumentationTok"/>
-        </w:rPr>
-        <w:t xml:space="preserve">## data:  vegdist(darl_scaled, method = "euclidean") by darlingtonia$site</w:t>
-      </w:r>
-      <w:r>
-        <w:br/>
-      </w:r>
-      <w:r>
-        <w:rPr>
-          <w:rStyle w:val="DocumentationTok"/>
-        </w:rPr>
-        <w:t xml:space="preserve">## 999 permutations </w:t>
-      </w:r>
-      <w:r>
-        <w:br/>
-      </w:r>
-      <w:r>
-        <w:rPr>
-          <w:rStyle w:val="DocumentationTok"/>
-        </w:rPr>
-        <w:t xml:space="preserve">## </w:t>
-      </w:r>
-      <w:r>
-        <w:br/>
-      </w:r>
-      <w:r>
-        <w:rPr>
-          <w:rStyle w:val="DocumentationTok"/>
-        </w:rPr>
-        <w:t xml:space="preserve">##     DG    HD    LEH  </w:t>
-      </w:r>
-      <w:r>
-        <w:br/>
-      </w:r>
-      <w:r>
-        <w:rPr>
-          <w:rStyle w:val="DocumentationTok"/>
-        </w:rPr>
-        <w:t xml:space="preserve">## HD  0.006 -     -    </w:t>
-      </w:r>
-      <w:r>
-        <w:br/>
-      </w:r>
-      <w:r>
-        <w:rPr>
-          <w:rStyle w:val="DocumentationTok"/>
-        </w:rPr>
-        <w:t xml:space="preserve">## LEH 0.138 0.006 -    </w:t>
-      </w:r>
-      <w:r>
-        <w:br/>
-      </w:r>
-      <w:r>
-        <w:rPr>
-          <w:rStyle w:val="DocumentationTok"/>
-        </w:rPr>
-        <w:t xml:space="preserve">## TJH 0.012 0.006 0.006</w:t>
-      </w:r>
-      <w:r>
-        <w:br/>
-      </w:r>
-      <w:r>
-        <w:rPr>
-          <w:rStyle w:val="DocumentationTok"/>
-        </w:rPr>
-        <w:t xml:space="preserve">## </w:t>
-      </w:r>
-      <w:r>
-        <w:br/>
-      </w:r>
-      <w:r>
-        <w:rPr>
-          <w:rStyle w:val="DocumentationTok"/>
-        </w:rPr>
         <w:t xml:space="preserve">## P value adjustment method: bonferroni</w:t>
       </w:r>
     </w:p>
+    <w:bookmarkEnd w:id="191"/>
+    <w:bookmarkStart w:id="192" w:name="comparing-the-pairwise-test-results"/>
+    <w:p>
+      <w:pPr>
+        <w:pStyle w:val="Heading2"/>
+      </w:pPr>
+      <w:r>
+        <w:t xml:space="preserve">Comparing the Pairwise Test Results</w:t>
+      </w:r>
+    </w:p>
     <w:p>
       <w:pPr>
         <w:pStyle w:val="FirstParagraph"/>
       </w:pPr>
       <w:r>
-        <w:t xml:space="preserve">results come from different statistical tests being used. Let me break</w:t>
-      </w:r>
-      <w:r>
-        <w:t xml:space="preserve"> </w:t>
-      </w:r>
-      <w:r>
-        <w:t xml:space="preserve">down what each is doing: 1. pairwise.adonis2() - PERMANOVA on subsets</w:t>
-      </w:r>
-      <w:r>
-        <w:t xml:space="preserve"> </w:t>
-      </w:r>
-      <w:r>
-        <w:t xml:space="preserve">What it does: For each pair, it subsets the data to just those 2 sites</w:t>
-      </w:r>
-      <w:r>
-        <w:t xml:space="preserve"> </w:t>
-      </w:r>
-      <w:r>
-        <w:t xml:space="preserve">and runs a separate PERMANOVA Results: All p-values ≤ 0.016 (5 of 6 are</w:t>
-      </w:r>
-      <w:r>
-        <w:t xml:space="preserve"> </w:t>
-      </w:r>
-      <w:r>
-        <w:t xml:space="preserve">p = 0.001) Interpretation: Tests if centroids (mean positions) differ</w:t>
-      </w:r>
-      <w:r>
-        <w:t xml:space="preserve"> </w:t>
-      </w:r>
-      <w:r>
-        <w:t xml:space="preserve">between site pairs 2. pairwise.perm.manova() - Different test entirely</w:t>
-      </w:r>
-      <w:r>
-        <w:t xml:space="preserve"> </w:t>
-      </w:r>
-      <w:r>
-        <w:t xml:space="preserve">What it does: Uses a MANOVA-based approach with permutations on the full</w:t>
-      </w:r>
-      <w:r>
-        <w:t xml:space="preserve"> </w:t>
-      </w:r>
-      <w:r>
-        <w:t xml:space="preserve">distance matrix Results: More conservative - DG vs LEH now p = 0.078</w:t>
-      </w:r>
-      <w:r>
-        <w:t xml:space="preserve"> </w:t>
-      </w:r>
-      <w:r>
-        <w:t xml:space="preserve">(not significant) Interpretation: Also tests centroid differences but</w:t>
-      </w:r>
-      <w:r>
-        <w:t xml:space="preserve"> </w:t>
-      </w:r>
-      <w:r>
-        <w:t xml:space="preserve">uses a different statistical framework</w:t>
+        <w:t xml:space="preserve">These results come from different statistical tests being used:</w:t>
       </w:r>
     </w:p>
     <w:p>
@@ -19217,7 +19448,207 @@
         <w:pStyle w:val="BodyText"/>
       </w:pPr>
       <w:r>
-        <w:t xml:space="preserve">Why the differences matter: Location (Centroid) Tests:</w:t>
+        <w:rPr>
+          <w:b/>
+          <w:bCs/>
+        </w:rPr>
+        <w:t xml:space="preserve">1.</w:t>
+      </w:r>
+      <w:r>
+        <w:rPr>
+          <w:b/>
+          <w:bCs/>
+        </w:rPr>
+        <w:t xml:space="preserve"> </w:t>
+      </w:r>
+      <w:r>
+        <w:rPr>
+          <w:rStyle w:val="VerbatimChar"/>
+          <w:b/>
+          <w:bCs/>
+        </w:rPr>
+        <w:t xml:space="preserve">pairwise.adonis2()</w:t>
+      </w:r>
+      <w:r>
+        <w:rPr>
+          <w:b/>
+          <w:bCs/>
+        </w:rPr>
+        <w:t xml:space="preserve"> </w:t>
+      </w:r>
+      <w:r>
+        <w:rPr>
+          <w:b/>
+          <w:bCs/>
+        </w:rPr>
+        <w:t xml:space="preserve">— PERMANOVA on subsets</w:t>
+      </w:r>
+    </w:p>
+    <w:p>
+      <w:pPr>
+        <w:pStyle w:val="Compact"/>
+        <w:numPr>
+          <w:ilvl w:val="0"/>
+          <w:numId w:val="1145"/>
+        </w:numPr>
+      </w:pPr>
+      <w:r>
+        <w:rPr>
+          <w:b/>
+          <w:bCs/>
+        </w:rPr>
+        <w:t xml:space="preserve">What it does</w:t>
+      </w:r>
+      <w:r>
+        <w:t xml:space="preserve">: For each pair, it subsets the data to just those 2 sites and runs a separate PERMANOVA.</w:t>
+      </w:r>
+    </w:p>
+    <w:p>
+      <w:pPr>
+        <w:pStyle w:val="Compact"/>
+        <w:numPr>
+          <w:ilvl w:val="0"/>
+          <w:numId w:val="1145"/>
+        </w:numPr>
+      </w:pPr>
+      <w:r>
+        <w:rPr>
+          <w:b/>
+          <w:bCs/>
+        </w:rPr>
+        <w:t xml:space="preserve">Results</w:t>
+      </w:r>
+      <w:r>
+        <w:t xml:space="preserve">: All p-values ≤ 0.016 (5 of 6 are p = 0.001).</w:t>
+      </w:r>
+    </w:p>
+    <w:p>
+      <w:pPr>
+        <w:pStyle w:val="Compact"/>
+        <w:numPr>
+          <w:ilvl w:val="0"/>
+          <w:numId w:val="1145"/>
+        </w:numPr>
+      </w:pPr>
+      <w:r>
+        <w:rPr>
+          <w:b/>
+          <w:bCs/>
+        </w:rPr>
+        <w:t xml:space="preserve">Interpretation</w:t>
+      </w:r>
+      <w:r>
+        <w:t xml:space="preserve">: Tests if centroids (mean positions) differ between site pairs.</w:t>
+      </w:r>
+    </w:p>
+    <w:p>
+      <w:pPr>
+        <w:pStyle w:val="FirstParagraph"/>
+      </w:pPr>
+      <w:r>
+        <w:rPr>
+          <w:b/>
+          <w:bCs/>
+        </w:rPr>
+        <w:t xml:space="preserve">2.</w:t>
+      </w:r>
+      <w:r>
+        <w:rPr>
+          <w:b/>
+          <w:bCs/>
+        </w:rPr>
+        <w:t xml:space="preserve"> </w:t>
+      </w:r>
+      <w:r>
+        <w:rPr>
+          <w:rStyle w:val="VerbatimChar"/>
+          <w:b/>
+          <w:bCs/>
+        </w:rPr>
+        <w:t xml:space="preserve">pairwise.perm.manova()</w:t>
+      </w:r>
+      <w:r>
+        <w:rPr>
+          <w:b/>
+          <w:bCs/>
+        </w:rPr>
+        <w:t xml:space="preserve"> </w:t>
+      </w:r>
+      <w:r>
+        <w:rPr>
+          <w:b/>
+          <w:bCs/>
+        </w:rPr>
+        <w:t xml:space="preserve">— a different test entirely</w:t>
+      </w:r>
+    </w:p>
+    <w:p>
+      <w:pPr>
+        <w:pStyle w:val="Compact"/>
+        <w:numPr>
+          <w:ilvl w:val="0"/>
+          <w:numId w:val="1146"/>
+        </w:numPr>
+      </w:pPr>
+      <w:r>
+        <w:rPr>
+          <w:b/>
+          <w:bCs/>
+        </w:rPr>
+        <w:t xml:space="preserve">What it does</w:t>
+      </w:r>
+      <w:r>
+        <w:t xml:space="preserve">: Uses a MANOVA-based approach with permutations on the full distance matrix.</w:t>
+      </w:r>
+    </w:p>
+    <w:p>
+      <w:pPr>
+        <w:pStyle w:val="Compact"/>
+        <w:numPr>
+          <w:ilvl w:val="0"/>
+          <w:numId w:val="1146"/>
+        </w:numPr>
+      </w:pPr>
+      <w:r>
+        <w:rPr>
+          <w:b/>
+          <w:bCs/>
+        </w:rPr>
+        <w:t xml:space="preserve">Results</w:t>
+      </w:r>
+      <w:r>
+        <w:t xml:space="preserve">: More conservative — DG vs LEH now p = 0.078 (not significant).</w:t>
+      </w:r>
+    </w:p>
+    <w:p>
+      <w:pPr>
+        <w:pStyle w:val="Compact"/>
+        <w:numPr>
+          <w:ilvl w:val="0"/>
+          <w:numId w:val="1146"/>
+        </w:numPr>
+      </w:pPr>
+      <w:r>
+        <w:rPr>
+          <w:b/>
+          <w:bCs/>
+        </w:rPr>
+        <w:t xml:space="preserve">Interpretation</w:t>
+      </w:r>
+      <w:r>
+        <w:t xml:space="preserve">: Also tests centroid differences but uses a different statistical framework.</w:t>
+      </w:r>
+    </w:p>
+    <w:p>
+      <w:pPr>
+        <w:pStyle w:val="FirstParagraph"/>
+      </w:pPr>
+      <w:r>
+        <w:rPr>
+          <w:b/>
+          <w:bCs/>
+        </w:rPr>
+        <w:t xml:space="preserve">Why the differences matter — both are Location (Centroid) tests:</w:t>
       </w:r>
     </w:p>
     <w:p>
@@ -19225,39 +19656,44 @@
         <w:pStyle w:val="BodyText"/>
       </w:pPr>
       <w:r>
-        <w:t xml:space="preserve">pairwise.adonis2() and pairwise.perm.manova() both test if site means</w:t>
-      </w:r>
-      <w:r>
-        <w:t xml:space="preserve"> </w:t>
-      </w:r>
-      <w:r>
-        <w:t xml:space="preserve">differ They give slightly different p-values due to different</w:t>
-      </w:r>
-      <w:r>
-        <w:t xml:space="preserve"> </w:t>
-      </w:r>
-      <w:r>
-        <w:t xml:space="preserve">algorithms, but similar conclusions Use these to answer:</w:t>
-      </w:r>
-      <w:r>
-        <w:t xml:space="preserve"> </w:t>
-      </w:r>
-      <w:r>
-        <w:t xml:space="preserve">“Are sites</w:t>
-      </w:r>
-      <w:r>
-        <w:t xml:space="preserve"> </w:t>
-      </w:r>
-      <w:r>
-        <w:t xml:space="preserve">morphologically different?”</w:t>
-      </w:r>
-    </w:p>
-    <w:bookmarkEnd w:id="173"/>
+        <w:rPr>
+          <w:rStyle w:val="VerbatimChar"/>
+        </w:rPr>
+        <w:t xml:space="preserve">pairwise.adonis2()</w:t>
+      </w:r>
+      <w:r>
+        <w:t xml:space="preserve"> </w:t>
+      </w:r>
+      <w:r>
+        <w:t xml:space="preserve">and</w:t>
+      </w:r>
+      <w:r>
+        <w:t xml:space="preserve"> </w:t>
+      </w:r>
+      <w:r>
+        <w:rPr>
+          <w:rStyle w:val="VerbatimChar"/>
+        </w:rPr>
+        <w:t xml:space="preserve">pairwise.perm.manova()</w:t>
+      </w:r>
+      <w:r>
+        <w:t xml:space="preserve"> </w:t>
+      </w:r>
+      <w:r>
+        <w:t xml:space="preserve">both test if site means differ. They give slightly different p-values due to different algorithms, but similar conclusions. Use these to answer:</w:t>
+      </w:r>
+      <w:r>
+        <w:t xml:space="preserve"> </w:t>
+      </w:r>
+      <w:r>
+        <w:t xml:space="preserve">“Are sites morphologically different?”</w:t>
+      </w:r>
+    </w:p>
+    <w:bookmarkEnd w:id="192"/>
     <w:sectPr>
-      <w:pgSz w:h="15840" w:w="12240"/>
-      <w:pgMar w:bottom="1440" w:footer="720" w:gutter="0" w:header="720" w:left="1440" w:right="1440" w:top="1440"/>
-      <w:cols w:space="720"/>
-      <w:docGrid w:linePitch="360"/>
+      <w:footnotePr>
+        <w:numRestart w:val="eachSect"/>
+      </w:footnotePr>
     </w:sectPr>
   </w:body>
 </w:document>
@@ -20252,482 +20688,270 @@
       <w:startOverride w:val="1"/>
     </w:lvlOverride>
   </w:num>
+  <w:num w:numId="1145">
+    <w:abstractNumId w:val="991"/>
+  </w:num>
+  <w:num w:numId="1146">
+    <w:abstractNumId w:val="991"/>
+  </w:num>
 </w:numbering>
 </file>
 
 <file path=word/styles.xml><?xml version="1.0" encoding="utf-8"?>
-<w:styles xmlns:mc="http://schemas.openxmlformats.org/markup-compatibility/2006" xmlns:r="http://schemas.openxmlformats.org/officeDocument/2006/relationships" xmlns:w="http://schemas.openxmlformats.org/wordprocessingml/2006/main" xmlns:w14="http://schemas.microsoft.com/office/word/2010/wordml" xmlns:w15="http://schemas.microsoft.com/office/word/2012/wordml" xmlns:w16="http://schemas.microsoft.com/office/word/2018/wordml" xmlns:w16cex="http://schemas.microsoft.com/office/word/2018/wordml/cex" xmlns:w16cid="http://schemas.microsoft.com/office/word/2016/wordml/cid" xmlns:w16du="http://schemas.microsoft.com/office/word/2023/wordml/word16du" xmlns:w16sdtdh="http://schemas.microsoft.com/office/word/2020/wordml/sdtdatahash" xmlns:w16sdtfl="http://schemas.microsoft.com/office/word/2024/wordml/sdtformatlock" xmlns:w16se="http://schemas.microsoft.com/office/word/2015/wordml/symex" mc:Ignorable="w14 w15 w16se w16cid w16 w16cex w16sdtdh w16sdtfl w16du">
+<w:styles xmlns:r="http://schemas.openxmlformats.org/officeDocument/2006/relationships" xmlns:w="http://schemas.openxmlformats.org/wordprocessingml/2006/main">
   <w:docDefaults>
     <w:rPrDefault>
       <w:rPr>
-        <w:rFonts w:ascii="Arial" w:cs="Times New Roman (Body CS)" w:eastAsiaTheme="minorHAnsi" w:hAnsi="Arial"/>
-        <w:kern w:val="2"/>
-        <w:sz w:val="24"/>
-        <w:szCs w:val="24"/>
+        <w:rFonts w:asciiTheme="minorHAnsi" w:cstheme="minorBidi" w:eastAsiaTheme="minorHAnsi" w:hAnsiTheme="minorHAnsi"/>
+        <w:sz w:val="20"/>
+        <w:szCs w:val="20"/>
         <w:lang w:bidi="ar-SA" w:eastAsia="en-US" w:val="en-US"/>
-        <w14:ligatures w14:val="standardContextual"/>
       </w:rPr>
     </w:rPrDefault>
-    <w:pPrDefault/>
+    <w:pPrDefault>
+      <w:pPr>
+        <w:spacing w:after="100"/>
+      </w:pPr>
+    </w:pPrDefault>
   </w:docDefaults>
-  <w:latentStyles w:count="376" w:defLockedState="0" w:defQFormat="0" w:defSemiHidden="0" w:defUIPriority="99" w:defUnhideWhenUsed="0">
-    <w:lsdException w:name="Normal" w:qFormat="1" w:uiPriority="0"/>
-    <w:lsdException w:name="heading 1" w:qFormat="1" w:uiPriority="9"/>
-    <w:lsdException w:name="heading 2" w:qFormat="1" w:semiHidden="1" w:uiPriority="9" w:unhideWhenUsed="1"/>
-    <w:lsdException w:name="heading 3" w:qFormat="1" w:semiHidden="1" w:uiPriority="9" w:unhideWhenUsed="1"/>
-    <w:lsdException w:name="heading 4" w:qFormat="1" w:semiHidden="1" w:uiPriority="9" w:unhideWhenUsed="1"/>
-    <w:lsdException w:name="heading 5" w:qFormat="1" w:semiHidden="1" w:uiPriority="9" w:unhideWhenUsed="1"/>
-    <w:lsdException w:name="heading 6" w:qFormat="1" w:semiHidden="1" w:uiPriority="9" w:unhideWhenUsed="1"/>
-    <w:lsdException w:name="heading 7" w:qFormat="1" w:semiHidden="1" w:uiPriority="9" w:unhideWhenUsed="1"/>
-    <w:lsdException w:name="heading 8" w:qFormat="1" w:semiHidden="1" w:uiPriority="9" w:unhideWhenUsed="1"/>
-    <w:lsdException w:name="heading 9" w:qFormat="1" w:semiHidden="1" w:uiPriority="9" w:unhideWhenUsed="1"/>
-    <w:lsdException w:name="index 1" w:semiHidden="1" w:unhideWhenUsed="1"/>
-    <w:lsdException w:name="index 2" w:semiHidden="1" w:unhideWhenUsed="1"/>
-    <w:lsdException w:name="index 3" w:semiHidden="1" w:unhideWhenUsed="1"/>
-    <w:lsdException w:name="index 4" w:semiHidden="1" w:unhideWhenUsed="1"/>
-    <w:lsdException w:name="index 5" w:semiHidden="1" w:unhideWhenUsed="1"/>
-    <w:lsdException w:name="index 6" w:semiHidden="1" w:unhideWhenUsed="1"/>
-    <w:lsdException w:name="index 7" w:semiHidden="1" w:unhideWhenUsed="1"/>
-    <w:lsdException w:name="index 8" w:semiHidden="1" w:unhideWhenUsed="1"/>
-    <w:lsdException w:name="index 9" w:semiHidden="1" w:unhideWhenUsed="1"/>
-    <w:lsdException w:name="toc 1" w:semiHidden="1" w:uiPriority="39" w:unhideWhenUsed="1"/>
-    <w:lsdException w:name="toc 2" w:semiHidden="1" w:uiPriority="39" w:unhideWhenUsed="1"/>
-    <w:lsdException w:name="toc 3" w:semiHidden="1" w:uiPriority="39" w:unhideWhenUsed="1"/>
-    <w:lsdException w:name="toc 4" w:semiHidden="1" w:uiPriority="39" w:unhideWhenUsed="1"/>
-    <w:lsdException w:name="toc 5" w:semiHidden="1" w:uiPriority="39" w:unhideWhenUsed="1"/>
-    <w:lsdException w:name="toc 6" w:semiHidden="1" w:uiPriority="39" w:unhideWhenUsed="1"/>
-    <w:lsdException w:name="toc 7" w:semiHidden="1" w:uiPriority="39" w:unhideWhenUsed="1"/>
-    <w:lsdException w:name="toc 8" w:semiHidden="1" w:uiPriority="39" w:unhideWhenUsed="1"/>
-    <w:lsdException w:name="toc 9" w:semiHidden="1" w:uiPriority="39" w:unhideWhenUsed="1"/>
-    <w:lsdException w:name="Normal Indent" w:semiHidden="1" w:unhideWhenUsed="1"/>
-    <w:lsdException w:name="footnote text" w:semiHidden="1" w:unhideWhenUsed="1"/>
-    <w:lsdException w:name="annotation text" w:semiHidden="1" w:unhideWhenUsed="1"/>
-    <w:lsdException w:name="header" w:semiHidden="1" w:unhideWhenUsed="1"/>
-    <w:lsdException w:name="footer" w:semiHidden="1" w:unhideWhenUsed="1"/>
-    <w:lsdException w:name="index heading" w:semiHidden="1" w:unhideWhenUsed="1"/>
-    <w:lsdException w:name="caption" w:qFormat="1" w:semiHidden="1" w:uiPriority="35" w:unhideWhenUsed="1"/>
-    <w:lsdException w:name="table of figures" w:semiHidden="1" w:unhideWhenUsed="1"/>
-    <w:lsdException w:name="envelope address" w:semiHidden="1" w:unhideWhenUsed="1"/>
-    <w:lsdException w:name="envelope return" w:semiHidden="1" w:unhideWhenUsed="1"/>
-    <w:lsdException w:name="footnote reference" w:semiHidden="1" w:unhideWhenUsed="1"/>
-    <w:lsdException w:name="annotation reference" w:semiHidden="1" w:unhideWhenUsed="1"/>
-    <w:lsdException w:name="line number" w:semiHidden="1" w:unhideWhenUsed="1"/>
-    <w:lsdException w:name="page number" w:semiHidden="1" w:unhideWhenUsed="1"/>
-    <w:lsdException w:name="endnote reference" w:semiHidden="1" w:unhideWhenUsed="1"/>
-    <w:lsdException w:name="endnote text" w:semiHidden="1" w:unhideWhenUsed="1"/>
-    <w:lsdException w:name="table of authorities" w:semiHidden="1" w:unhideWhenUsed="1"/>
-    <w:lsdException w:name="macro" w:semiHidden="1" w:unhideWhenUsed="1"/>
-    <w:lsdException w:name="toa heading" w:semiHidden="1" w:unhideWhenUsed="1"/>
-    <w:lsdException w:name="List" w:semiHidden="1" w:unhideWhenUsed="1"/>
-    <w:lsdException w:name="List Bullet" w:semiHidden="1" w:unhideWhenUsed="1"/>
-    <w:lsdException w:name="List Number" w:semiHidden="1" w:unhideWhenUsed="1"/>
-    <w:lsdException w:name="List 2" w:semiHidden="1" w:unhideWhenUsed="1"/>
-    <w:lsdException w:name="List 3" w:semiHidden="1" w:unhideWhenUsed="1"/>
-    <w:lsdException w:name="List 4" w:semiHidden="1" w:unhideWhenUsed="1"/>
-    <w:lsdException w:name="List 5" w:semiHidden="1" w:unhideWhenUsed="1"/>
-    <w:lsdException w:name="List Bullet 2" w:semiHidden="1" w:unhideWhenUsed="1"/>
-    <w:lsdException w:name="List Bullet 3" w:semiHidden="1" w:unhideWhenUsed="1"/>
-    <w:lsdException w:name="List Bullet 4" w:semiHidden="1" w:unhideWhenUsed="1"/>
-    <w:lsdException w:name="List Bullet 5" w:semiHidden="1" w:unhideWhenUsed="1"/>
-    <w:lsdException w:name="List Number 2" w:semiHidden="1" w:unhideWhenUsed="1"/>
-    <w:lsdException w:name="List Number 3" w:semiHidden="1" w:unhideWhenUsed="1"/>
-    <w:lsdException w:name="List Number 4" w:semiHidden="1" w:unhideWhenUsed="1"/>
-    <w:lsdException w:name="List Number 5" w:semiHidden="1" w:unhideWhenUsed="1"/>
-    <w:lsdException w:name="Title" w:qFormat="1" w:uiPriority="10"/>
-    <w:lsdException w:name="Closing" w:semiHidden="1" w:unhideWhenUsed="1"/>
-    <w:lsdException w:name="Signature" w:semiHidden="1" w:unhideWhenUsed="1"/>
-    <w:lsdException w:name="Default Paragraph Font" w:semiHidden="1" w:uiPriority="1" w:unhideWhenUsed="1"/>
-    <w:lsdException w:name="Body Text" w:semiHidden="1" w:unhideWhenUsed="1"/>
-    <w:lsdException w:name="Body Text Indent" w:semiHidden="1" w:unhideWhenUsed="1"/>
-    <w:lsdException w:name="List Continue" w:semiHidden="1" w:unhideWhenUsed="1"/>
-    <w:lsdException w:name="List Continue 2" w:semiHidden="1" w:unhideWhenUsed="1"/>
-    <w:lsdException w:name="List Continue 3" w:semiHidden="1" w:unhideWhenUsed="1"/>
-    <w:lsdException w:name="List Continue 4" w:semiHidden="1" w:unhideWhenUsed="1"/>
-    <w:lsdException w:name="List Continue 5" w:semiHidden="1" w:unhideWhenUsed="1"/>
-    <w:lsdException w:name="Message Header" w:semiHidden="1" w:unhideWhenUsed="1"/>
-    <w:lsdException w:name="Subtitle" w:qFormat="1" w:uiPriority="11"/>
-    <w:lsdException w:name="Salutation" w:semiHidden="1" w:unhideWhenUsed="1"/>
-    <w:lsdException w:name="Date" w:semiHidden="1" w:unhideWhenUsed="1"/>
-    <w:lsdException w:name="Body Text First Indent" w:semiHidden="1" w:unhideWhenUsed="1"/>
-    <w:lsdException w:name="Body Text First Indent 2" w:semiHidden="1" w:unhideWhenUsed="1"/>
-    <w:lsdException w:name="Note Heading" w:semiHidden="1" w:unhideWhenUsed="1"/>
-    <w:lsdException w:name="Body Text 2" w:semiHidden="1" w:unhideWhenUsed="1"/>
-    <w:lsdException w:name="Body Text 3" w:semiHidden="1" w:unhideWhenUsed="1"/>
-    <w:lsdException w:name="Body Text Indent 2" w:semiHidden="1" w:unhideWhenUsed="1"/>
-    <w:lsdException w:name="Body Text Indent 3" w:semiHidden="1" w:unhideWhenUsed="1"/>
-    <w:lsdException w:name="Block Text" w:semiHidden="1" w:unhideWhenUsed="1"/>
-    <w:lsdException w:name="Hyperlink" w:semiHidden="1" w:unhideWhenUsed="1"/>
-    <w:lsdException w:name="FollowedHyperlink" w:semiHidden="1" w:unhideWhenUsed="1"/>
-    <w:lsdException w:name="Strong" w:qFormat="1" w:uiPriority="22"/>
-    <w:lsdException w:name="Emphasis" w:qFormat="1" w:uiPriority="20"/>
-    <w:lsdException w:name="Document Map" w:semiHidden="1" w:unhideWhenUsed="1"/>
-    <w:lsdException w:name="Plain Text" w:semiHidden="1" w:unhideWhenUsed="1"/>
-    <w:lsdException w:name="E-mail Signature" w:semiHidden="1" w:unhideWhenUsed="1"/>
-    <w:lsdException w:name="HTML Top of Form" w:semiHidden="1" w:unhideWhenUsed="1"/>
-    <w:lsdException w:name="HTML Bottom of Form" w:semiHidden="1" w:unhideWhenUsed="1"/>
-    <w:lsdException w:name="Normal (Web)" w:semiHidden="1" w:unhideWhenUsed="1"/>
-    <w:lsdException w:name="HTML Acronym" w:semiHidden="1" w:unhideWhenUsed="1"/>
-    <w:lsdException w:name="HTML Address" w:semiHidden="1" w:unhideWhenUsed="1"/>
-    <w:lsdException w:name="HTML Cite" w:semiHidden="1" w:unhideWhenUsed="1"/>
-    <w:lsdException w:name="HTML Code" w:semiHidden="1" w:unhideWhenUsed="1"/>
-    <w:lsdException w:name="HTML Definition" w:semiHidden="1" w:unhideWhenUsed="1"/>
-    <w:lsdException w:name="HTML Keyboard" w:semiHidden="1" w:unhideWhenUsed="1"/>
-    <w:lsdException w:name="HTML Preformatted" w:semiHidden="1" w:unhideWhenUsed="1"/>
-    <w:lsdException w:name="HTML Sample" w:semiHidden="1" w:unhideWhenUsed="1"/>
-    <w:lsdException w:name="HTML Typewriter" w:semiHidden="1" w:unhideWhenUsed="1"/>
-    <w:lsdException w:name="HTML Variable" w:semiHidden="1" w:unhideWhenUsed="1"/>
-    <w:lsdException w:name="Normal Table" w:semiHidden="1" w:unhideWhenUsed="1"/>
-    <w:lsdException w:name="annotation subject" w:semiHidden="1" w:unhideWhenUsed="1"/>
-    <w:lsdException w:name="No List" w:semiHidden="1" w:unhideWhenUsed="1"/>
-    <w:lsdException w:name="Outline List 1" w:semiHidden="1" w:unhideWhenUsed="1"/>
-    <w:lsdException w:name="Outline List 2" w:semiHidden="1" w:unhideWhenUsed="1"/>
-    <w:lsdException w:name="Outline List 3" w:semiHidden="1" w:unhideWhenUsed="1"/>
-    <w:lsdException w:name="Table Simple 1" w:semiHidden="1" w:unhideWhenUsed="1"/>
-    <w:lsdException w:name="Table Simple 2" w:semiHidden="1" w:unhideWhenUsed="1"/>
-    <w:lsdException w:name="Table Simple 3" w:semiHidden="1" w:unhideWhenUsed="1"/>
-    <w:lsdException w:name="Table Classic 1" w:semiHidden="1" w:unhideWhenUsed="1"/>
-    <w:lsdException w:name="Table Classic 2" w:semiHidden="1" w:unhideWhenUsed="1"/>
-    <w:lsdException w:name="Table Classic 3" w:semiHidden="1" w:unhideWhenUsed="1"/>
-    <w:lsdException w:name="Table Classic 4" w:semiHidden="1" w:unhideWhenUsed="1"/>
-    <w:lsdException w:name="Table Colorful 1" w:semiHidden="1" w:unhideWhenUsed="1"/>
-    <w:lsdException w:name="Table Colorful 2" w:semiHidden="1" w:unhideWhenUsed="1"/>
-    <w:lsdException w:name="Table Colorful 3" w:semiHidden="1" w:unhideWhenUsed="1"/>
-    <w:lsdException w:name="Table Columns 1" w:semiHidden="1" w:unhideWhenUsed="1"/>
-    <w:lsdException w:name="Table Columns 2" w:semiHidden="1" w:unhideWhenUsed="1"/>
-    <w:lsdException w:name="Table Columns 3" w:semiHidden="1" w:unhideWhenUsed="1"/>
-    <w:lsdException w:name="Table Columns 4" w:semiHidden="1" w:unhideWhenUsed="1"/>
-    <w:lsdException w:name="Table Columns 5" w:semiHidden="1" w:unhideWhenUsed="1"/>
-    <w:lsdException w:name="Table Grid 1" w:semiHidden="1" w:unhideWhenUsed="1"/>
-    <w:lsdException w:name="Table Grid 2" w:semiHidden="1" w:unhideWhenUsed="1"/>
-    <w:lsdException w:name="Table Grid 3" w:semiHidden="1" w:unhideWhenUsed="1"/>
-    <w:lsdException w:name="Table Grid 4" w:semiHidden="1" w:unhideWhenUsed="1"/>
-    <w:lsdException w:name="Table Grid 5" w:semiHidden="1" w:unhideWhenUsed="1"/>
-    <w:lsdException w:name="Table Grid 6" w:semiHidden="1" w:unhideWhenUsed="1"/>
-    <w:lsdException w:name="Table Grid 7" w:semiHidden="1" w:unhideWhenUsed="1"/>
-    <w:lsdException w:name="Table Grid 8" w:semiHidden="1" w:unhideWhenUsed="1"/>
-    <w:lsdException w:name="Table List 1" w:semiHidden="1" w:unhideWhenUsed="1"/>
-    <w:lsdException w:name="Table List 2" w:semiHidden="1" w:unhideWhenUsed="1"/>
-    <w:lsdException w:name="Table List 3" w:semiHidden="1" w:unhideWhenUsed="1"/>
-    <w:lsdException w:name="Table List 4" w:semiHidden="1" w:unhideWhenUsed="1"/>
-    <w:lsdException w:name="Table List 5" w:semiHidden="1" w:unhideWhenUsed="1"/>
-    <w:lsdException w:name="Table List 6" w:semiHidden="1" w:unhideWhenUsed="1"/>
-    <w:lsdException w:name="Table List 7" w:semiHidden="1" w:unhideWhenUsed="1"/>
-    <w:lsdException w:name="Table List 8" w:semiHidden="1" w:unhideWhenUsed="1"/>
-    <w:lsdException w:name="Table 3D effects 1" w:semiHidden="1" w:unhideWhenUsed="1"/>
-    <w:lsdException w:name="Table 3D effects 2" w:semiHidden="1" w:unhideWhenUsed="1"/>
-    <w:lsdException w:name="Table 3D effects 3" w:semiHidden="1" w:unhideWhenUsed="1"/>
-    <w:lsdException w:name="Table Contemporary" w:semiHidden="1" w:unhideWhenUsed="1"/>
-    <w:lsdException w:name="Table Elegant" w:semiHidden="1" w:unhideWhenUsed="1"/>
-    <w:lsdException w:name="Table Professional" w:semiHidden="1" w:unhideWhenUsed="1"/>
-    <w:lsdException w:name="Table Subtle 1" w:semiHidden="1" w:unhideWhenUsed="1"/>
-    <w:lsdException w:name="Table Subtle 2" w:semiHidden="1" w:unhideWhenUsed="1"/>
-    <w:lsdException w:name="Table Web 1" w:semiHidden="1" w:unhideWhenUsed="1"/>
-    <w:lsdException w:name="Table Web 2" w:semiHidden="1" w:unhideWhenUsed="1"/>
-    <w:lsdException w:name="Table Web 3" w:semiHidden="1" w:unhideWhenUsed="1"/>
-    <w:lsdException w:name="Balloon Text" w:semiHidden="1" w:unhideWhenUsed="1"/>
-    <w:lsdException w:name="Table Grid" w:uiPriority="39"/>
-    <w:lsdException w:name="Table Theme" w:semiHidden="1" w:unhideWhenUsed="1"/>
-    <w:lsdException w:name="Placeholder Text" w:semiHidden="1"/>
-    <w:lsdException w:name="No Spacing" w:qFormat="1" w:uiPriority="1"/>
-    <w:lsdException w:name="Light Shading" w:uiPriority="60"/>
-    <w:lsdException w:name="Light List" w:uiPriority="61"/>
-    <w:lsdException w:name="Light Grid" w:uiPriority="62"/>
-    <w:lsdException w:name="Medium Shading 1" w:uiPriority="63"/>
-    <w:lsdException w:name="Medium Shading 2" w:uiPriority="64"/>
-    <w:lsdException w:name="Medium List 1" w:uiPriority="65"/>
-    <w:lsdException w:name="Medium List 2" w:uiPriority="66"/>
-    <w:lsdException w:name="Medium Grid 1" w:uiPriority="67"/>
-    <w:lsdException w:name="Medium Grid 2" w:uiPriority="68"/>
-    <w:lsdException w:name="Medium Grid 3" w:uiPriority="69"/>
-    <w:lsdException w:name="Dark List" w:uiPriority="70"/>
-    <w:lsdException w:name="Colorful Shading" w:uiPriority="71"/>
-    <w:lsdException w:name="Colorful List" w:uiPriority="72"/>
-    <w:lsdException w:name="Colorful Grid" w:uiPriority="73"/>
-    <w:lsdException w:name="Light Shading Accent 1" w:uiPriority="60"/>
-    <w:lsdException w:name="Light List Accent 1" w:uiPriority="61"/>
-    <w:lsdException w:name="Light Grid Accent 1" w:uiPriority="62"/>
-    <w:lsdException w:name="Medium Shading 1 Accent 1" w:uiPriority="63"/>
-    <w:lsdException w:name="Medium Shading 2 Accent 1" w:uiPriority="64"/>
-    <w:lsdException w:name="Medium List 1 Accent 1" w:uiPriority="65"/>
-    <w:lsdException w:name="Revision" w:semiHidden="1"/>
-    <w:lsdException w:name="List Paragraph" w:qFormat="1" w:uiPriority="34"/>
-    <w:lsdException w:name="Quote" w:qFormat="1" w:uiPriority="29"/>
-    <w:lsdException w:name="Intense Quote" w:qFormat="1" w:uiPriority="30"/>
-    <w:lsdException w:name="Medium List 2 Accent 1" w:uiPriority="66"/>
-    <w:lsdException w:name="Medium Grid 1 Accent 1" w:uiPriority="67"/>
-    <w:lsdException w:name="Medium Grid 2 Accent 1" w:uiPriority="68"/>
-    <w:lsdException w:name="Medium Grid 3 Accent 1" w:uiPriority="69"/>
-    <w:lsdException w:name="Dark List Accent 1" w:uiPriority="70"/>
-    <w:lsdException w:name="Colorful Shading Accent 1" w:uiPriority="71"/>
-    <w:lsdException w:name="Colorful List Accent 1" w:uiPriority="72"/>
-    <w:lsdException w:name="Colorful Grid Accent 1" w:uiPriority="73"/>
-    <w:lsdException w:name="Light Shading Accent 2" w:uiPriority="60"/>
-    <w:lsdException w:name="Light List Accent 2" w:uiPriority="61"/>
-    <w:lsdException w:name="Light Grid Accent 2" w:uiPriority="62"/>
-    <w:lsdException w:name="Medium Shading 1 Accent 2" w:uiPriority="63"/>
-    <w:lsdException w:name="Medium Shading 2 Accent 2" w:uiPriority="64"/>
-    <w:lsdException w:name="Medium List 1 Accent 2" w:uiPriority="65"/>
-    <w:lsdException w:name="Medium List 2 Accent 2" w:uiPriority="66"/>
-    <w:lsdException w:name="Medium Grid 1 Accent 2" w:uiPriority="67"/>
-    <w:lsdException w:name="Medium Grid 2 Accent 2" w:uiPriority="68"/>
-    <w:lsdException w:name="Medium Grid 3 Accent 2" w:uiPriority="69"/>
-    <w:lsdException w:name="Dark List Accent 2" w:uiPriority="70"/>
-    <w:lsdException w:name="Colorful Shading Accent 2" w:uiPriority="71"/>
-    <w:lsdException w:name="Colorful List Accent 2" w:uiPriority="72"/>
-    <w:lsdException w:name="Colorful Grid Accent 2" w:uiPriority="73"/>
-    <w:lsdException w:name="Light Shading Accent 3" w:uiPriority="60"/>
-    <w:lsdException w:name="Light List Accent 3" w:uiPriority="61"/>
-    <w:lsdException w:name="Light Grid Accent 3" w:uiPriority="62"/>
-    <w:lsdException w:name="Medium Shading 1 Accent 3" w:uiPriority="63"/>
-    <w:lsdException w:name="Medium Shading 2 Accent 3" w:uiPriority="64"/>
-    <w:lsdException w:name="Medium List 1 Accent 3" w:uiPriority="65"/>
-    <w:lsdException w:name="Medium List 2 Accent 3" w:uiPriority="66"/>
-    <w:lsdException w:name="Medium Grid 1 Accent 3" w:uiPriority="67"/>
-    <w:lsdException w:name="Medium Grid 2 Accent 3" w:uiPriority="68"/>
-    <w:lsdException w:name="Medium Grid 3 Accent 3" w:uiPriority="69"/>
-    <w:lsdException w:name="Dark List Accent 3" w:uiPriority="70"/>
-    <w:lsdException w:name="Colorful Shading Accent 3" w:uiPriority="71"/>
-    <w:lsdException w:name="Colorful List Accent 3" w:uiPriority="72"/>
-    <w:lsdException w:name="Colorful Grid Accent 3" w:uiPriority="73"/>
-    <w:lsdException w:name="Light Shading Accent 4" w:uiPriority="60"/>
-    <w:lsdException w:name="Light List Accent 4" w:uiPriority="61"/>
-    <w:lsdException w:name="Light Grid Accent 4" w:uiPriority="62"/>
-    <w:lsdException w:name="Medium Shading 1 Accent 4" w:uiPriority="63"/>
-    <w:lsdException w:name="Medium Shading 2 Accent 4" w:uiPriority="64"/>
-    <w:lsdException w:name="Medium List 1 Accent 4" w:uiPriority="65"/>
-    <w:lsdException w:name="Medium List 2 Accent 4" w:uiPriority="66"/>
-    <w:lsdException w:name="Medium Grid 1 Accent 4" w:uiPriority="67"/>
-    <w:lsdException w:name="Medium Grid 2 Accent 4" w:uiPriority="68"/>
-    <w:lsdException w:name="Medium Grid 3 Accent 4" w:uiPriority="69"/>
-    <w:lsdException w:name="Dark List Accent 4" w:uiPriority="70"/>
-    <w:lsdException w:name="Colorful Shading Accent 4" w:uiPriority="71"/>
-    <w:lsdException w:name="Colorful List Accent 4" w:uiPriority="72"/>
-    <w:lsdException w:name="Colorful Grid Accent 4" w:uiPriority="73"/>
-    <w:lsdException w:name="Light Shading Accent 5" w:uiPriority="60"/>
-    <w:lsdException w:name="Light List Accent 5" w:uiPriority="61"/>
-    <w:lsdException w:name="Light Grid Accent 5" w:uiPriority="62"/>
-    <w:lsdException w:name="Medium Shading 1 Accent 5" w:uiPriority="63"/>
-    <w:lsdException w:name="Medium Shading 2 Accent 5" w:uiPriority="64"/>
-    <w:lsdException w:name="Medium List 1 Accent 5" w:uiPriority="65"/>
-    <w:lsdException w:name="Medium List 2 Accent 5" w:uiPriority="66"/>
-    <w:lsdException w:name="Medium Grid 1 Accent 5" w:uiPriority="67"/>
-    <w:lsdException w:name="Medium Grid 2 Accent 5" w:uiPriority="68"/>
-    <w:lsdException w:name="Medium Grid 3 Accent 5" w:uiPriority="69"/>
-    <w:lsdException w:name="Dark List Accent 5" w:uiPriority="70"/>
-    <w:lsdException w:name="Colorful Shading Accent 5" w:uiPriority="71"/>
-    <w:lsdException w:name="Colorful List Accent 5" w:uiPriority="72"/>
-    <w:lsdException w:name="Colorful Grid Accent 5" w:uiPriority="73"/>
-    <w:lsdException w:name="Light Shading Accent 6" w:uiPriority="60"/>
-    <w:lsdException w:name="Light List Accent 6" w:uiPriority="61"/>
-    <w:lsdException w:name="Light Grid Accent 6" w:uiPriority="62"/>
-    <w:lsdException w:name="Medium Shading 1 Accent 6" w:uiPriority="63"/>
-    <w:lsdException w:name="Medium Shading 2 Accent 6" w:uiPriority="64"/>
-    <w:lsdException w:name="Medium List 1 Accent 6" w:uiPriority="65"/>
-    <w:lsdException w:name="Medium List 2 Accent 6" w:uiPriority="66"/>
-    <w:lsdException w:name="Medium Grid 1 Accent 6" w:uiPriority="67"/>
-    <w:lsdException w:name="Medium Grid 2 Accent 6" w:uiPriority="68"/>
-    <w:lsdException w:name="Medium Grid 3 Accent 6" w:uiPriority="69"/>
-    <w:lsdException w:name="Dark List Accent 6" w:uiPriority="70"/>
-    <w:lsdException w:name="Colorful Shading Accent 6" w:uiPriority="71"/>
-    <w:lsdException w:name="Colorful List Accent 6" w:uiPriority="72"/>
-    <w:lsdException w:name="Colorful Grid Accent 6" w:uiPriority="73"/>
-    <w:lsdException w:name="Subtle Emphasis" w:qFormat="1" w:uiPriority="19"/>
-    <w:lsdException w:name="Intense Emphasis" w:qFormat="1" w:uiPriority="21"/>
-    <w:lsdException w:name="Subtle Reference" w:qFormat="1" w:uiPriority="31"/>
-    <w:lsdException w:name="Intense Reference" w:qFormat="1" w:uiPriority="32"/>
-    <w:lsdException w:name="Book Title" w:qFormat="1" w:uiPriority="33"/>
-    <w:lsdException w:name="Bibliography" w:semiHidden="1" w:uiPriority="37" w:unhideWhenUsed="1"/>
-    <w:lsdException w:name="TOC Heading" w:qFormat="1" w:semiHidden="1" w:uiPriority="39" w:unhideWhenUsed="1"/>
-    <w:lsdException w:name="Plain Table 1" w:uiPriority="41"/>
-    <w:lsdException w:name="Plain Table 2" w:uiPriority="42"/>
-    <w:lsdException w:name="Plain Table 3" w:uiPriority="43"/>
-    <w:lsdException w:name="Plain Table 4" w:uiPriority="44"/>
-    <w:lsdException w:name="Plain Table 5" w:uiPriority="45"/>
-    <w:lsdException w:name="Grid Table Light" w:uiPriority="40"/>
-    <w:lsdException w:name="Grid Table 1 Light" w:uiPriority="46"/>
-    <w:lsdException w:name="Grid Table 2" w:uiPriority="47"/>
-    <w:lsdException w:name="Grid Table 3" w:uiPriority="48"/>
-    <w:lsdException w:name="Grid Table 4" w:uiPriority="49"/>
-    <w:lsdException w:name="Grid Table 5 Dark" w:uiPriority="50"/>
-    <w:lsdException w:name="Grid Table 6 Colorful" w:uiPriority="51"/>
-    <w:lsdException w:name="Grid Table 7 Colorful" w:uiPriority="52"/>
-    <w:lsdException w:name="Grid Table 1 Light Accent 1" w:uiPriority="46"/>
-    <w:lsdException w:name="Grid Table 2 Accent 1" w:uiPriority="47"/>
-    <w:lsdException w:name="Grid Table 3 Accent 1" w:uiPriority="48"/>
-    <w:lsdException w:name="Grid Table 4 Accent 1" w:uiPriority="49"/>
-    <w:lsdException w:name="Grid Table 5 Dark Accent 1" w:uiPriority="50"/>
-    <w:lsdException w:name="Grid Table 6 Colorful Accent 1" w:uiPriority="51"/>
-    <w:lsdException w:name="Grid Table 7 Colorful Accent 1" w:uiPriority="52"/>
-    <w:lsdException w:name="Grid Table 1 Light Accent 2" w:uiPriority="46"/>
-    <w:lsdException w:name="Grid Table 2 Accent 2" w:uiPriority="47"/>
-    <w:lsdException w:name="Grid Table 3 Accent 2" w:uiPriority="48"/>
-    <w:lsdException w:name="Grid Table 4 Accent 2" w:uiPriority="49"/>
-    <w:lsdException w:name="Grid Table 5 Dark Accent 2" w:uiPriority="50"/>
-    <w:lsdException w:name="Grid Table 6 Colorful Accent 2" w:uiPriority="51"/>
-    <w:lsdException w:name="Grid Table 7 Colorful Accent 2" w:uiPriority="52"/>
-    <w:lsdException w:name="Grid Table 1 Light Accent 3" w:uiPriority="46"/>
-    <w:lsdException w:name="Grid Table 2 Accent 3" w:uiPriority="47"/>
-    <w:lsdException w:name="Grid Table 3 Accent 3" w:uiPriority="48"/>
-    <w:lsdException w:name="Grid Table 4 Accent 3" w:uiPriority="49"/>
-    <w:lsdException w:name="Grid Table 5 Dark Accent 3" w:uiPriority="50"/>
-    <w:lsdException w:name="Grid Table 6 Colorful Accent 3" w:uiPriority="51"/>
-    <w:lsdException w:name="Grid Table 7 Colorful Accent 3" w:uiPriority="52"/>
-    <w:lsdException w:name="Grid Table 1 Light Accent 4" w:uiPriority="46"/>
-    <w:lsdException w:name="Grid Table 2 Accent 4" w:uiPriority="47"/>
-    <w:lsdException w:name="Grid Table 3 Accent 4" w:uiPriority="48"/>
-    <w:lsdException w:name="Grid Table 4 Accent 4" w:uiPriority="49"/>
-    <w:lsdException w:name="Grid Table 5 Dark Accent 4" w:uiPriority="50"/>
-    <w:lsdException w:name="Grid Table 6 Colorful Accent 4" w:uiPriority="51"/>
-    <w:lsdException w:name="Grid Table 7 Colorful Accent 4" w:uiPriority="52"/>
-    <w:lsdException w:name="Grid Table 1 Light Accent 5" w:uiPriority="46"/>
-    <w:lsdException w:name="Grid Table 2 Accent 5" w:uiPriority="47"/>
-    <w:lsdException w:name="Grid Table 3 Accent 5" w:uiPriority="48"/>
-    <w:lsdException w:name="Grid Table 4 Accent 5" w:uiPriority="49"/>
-    <w:lsdException w:name="Grid Table 5 Dark Accent 5" w:uiPriority="50"/>
-    <w:lsdException w:name="Grid Table 6 Colorful Accent 5" w:uiPriority="51"/>
-    <w:lsdException w:name="Grid Table 7 Colorful Accent 5" w:uiPriority="52"/>
-    <w:lsdException w:name="Grid Table 1 Light Accent 6" w:uiPriority="46"/>
-    <w:lsdException w:name="Grid Table 2 Accent 6" w:uiPriority="47"/>
-    <w:lsdException w:name="Grid Table 3 Accent 6" w:uiPriority="48"/>
-    <w:lsdException w:name="Grid Table 4 Accent 6" w:uiPriority="49"/>
-    <w:lsdException w:name="Grid Table 5 Dark Accent 6" w:uiPriority="50"/>
-    <w:lsdException w:name="Grid Table 6 Colorful Accent 6" w:uiPriority="51"/>
-    <w:lsdException w:name="Grid Table 7 Colorful Accent 6" w:uiPriority="52"/>
-    <w:lsdException w:name="List Table 1 Light" w:uiPriority="46"/>
-    <w:lsdException w:name="List Table 2" w:uiPriority="47"/>
-    <w:lsdException w:name="List Table 3" w:uiPriority="48"/>
-    <w:lsdException w:name="List Table 4" w:uiPriority="49"/>
-    <w:lsdException w:name="List Table 5 Dark" w:uiPriority="50"/>
-    <w:lsdException w:name="List Table 6 Colorful" w:uiPriority="51"/>
-    <w:lsdException w:name="List Table 7 Colorful" w:uiPriority="52"/>
-    <w:lsdException w:name="List Table 1 Light Accent 1" w:uiPriority="46"/>
-    <w:lsdException w:name="List Table 2 Accent 1" w:uiPriority="47"/>
-    <w:lsdException w:name="List Table 3 Accent 1" w:uiPriority="48"/>
-    <w:lsdException w:name="List Table 4 Accent 1" w:uiPriority="49"/>
-    <w:lsdException w:name="List Table 5 Dark Accent 1" w:uiPriority="50"/>
-    <w:lsdException w:name="List Table 6 Colorful Accent 1" w:uiPriority="51"/>
-    <w:lsdException w:name="List Table 7 Colorful Accent 1" w:uiPriority="52"/>
-    <w:lsdException w:name="List Table 1 Light Accent 2" w:uiPriority="46"/>
-    <w:lsdException w:name="List Table 2 Accent 2" w:uiPriority="47"/>
-    <w:lsdException w:name="List Table 3 Accent 2" w:uiPriority="48"/>
-    <w:lsdException w:name="List Table 4 Accent 2" w:uiPriority="49"/>
-    <w:lsdException w:name="List Table 5 Dark Accent 2" w:uiPriority="50"/>
-    <w:lsdException w:name="List Table 6 Colorful Accent 2" w:uiPriority="51"/>
-    <w:lsdException w:name="List Table 7 Colorful Accent 2" w:uiPriority="52"/>
-    <w:lsdException w:name="List Table 1 Light Accent 3" w:uiPriority="46"/>
-    <w:lsdException w:name="List Table 2 Accent 3" w:uiPriority="47"/>
-    <w:lsdException w:name="List Table 3 Accent 3" w:uiPriority="48"/>
-    <w:lsdException w:name="List Table 4 Accent 3" w:uiPriority="49"/>
-    <w:lsdException w:name="List Table 5 Dark Accent 3" w:uiPriority="50"/>
-    <w:lsdException w:name="List Table 6 Colorful Accent 3" w:uiPriority="51"/>
-    <w:lsdException w:name="List Table 7 Colorful Accent 3" w:uiPriority="52"/>
-    <w:lsdException w:name="List Table 1 Light Accent 4" w:uiPriority="46"/>
-    <w:lsdException w:name="List Table 2 Accent 4" w:uiPriority="47"/>
-    <w:lsdException w:name="List Table 3 Accent 4" w:uiPriority="48"/>
-    <w:lsdException w:name="List Table 4 Accent 4" w:uiPriority="49"/>
-    <w:lsdException w:name="List Table 5 Dark Accent 4" w:uiPriority="50"/>
-    <w:lsdException w:name="List Table 6 Colorful Accent 4" w:uiPriority="51"/>
-    <w:lsdException w:name="List Table 7 Colorful Accent 4" w:uiPriority="52"/>
-    <w:lsdException w:name="List Table 1 Light Accent 5" w:uiPriority="46"/>
-    <w:lsdException w:name="List Table 2 Accent 5" w:uiPriority="47"/>
-    <w:lsdException w:name="List Table 3 Accent 5" w:uiPriority="48"/>
-    <w:lsdException w:name="List Table 4 Accent 5" w:uiPriority="49"/>
-    <w:lsdException w:name="List Table 5 Dark Accent 5" w:uiPriority="50"/>
-    <w:lsdException w:name="List Table 6 Colorful Accent 5" w:uiPriority="51"/>
-    <w:lsdException w:name="List Table 7 Colorful Accent 5" w:uiPriority="52"/>
-    <w:lsdException w:name="List Table 1 Light Accent 6" w:uiPriority="46"/>
-    <w:lsdException w:name="List Table 2 Accent 6" w:uiPriority="47"/>
-    <w:lsdException w:name="List Table 3 Accent 6" w:uiPriority="48"/>
-    <w:lsdException w:name="List Table 4 Accent 6" w:uiPriority="49"/>
-    <w:lsdException w:name="List Table 5 Dark Accent 6" w:uiPriority="50"/>
-    <w:lsdException w:name="List Table 6 Colorful Accent 6" w:uiPriority="51"/>
-    <w:lsdException w:name="List Table 7 Colorful Accent 6" w:uiPriority="52"/>
-    <w:lsdException w:name="Mention" w:semiHidden="1" w:unhideWhenUsed="1"/>
-    <w:lsdException w:name="Smart Hyperlink" w:semiHidden="1" w:unhideWhenUsed="1"/>
-    <w:lsdException w:name="Hashtag" w:semiHidden="1" w:unhideWhenUsed="1"/>
-    <w:lsdException w:name="Unresolved Mention" w:semiHidden="1" w:unhideWhenUsed="1"/>
-    <w:lsdException w:name="Smart Link" w:semiHidden="1" w:unhideWhenUsed="1"/>
-  </w:latentStyles>
+  <w:latentStyles w:count="276" w:defLockedState="0" w:defQFormat="0" w:defSemiHidden="0" w:defUIPriority="0" w:defUnhideWhenUsed="0"/>
   <w:style w:default="1" w:styleId="Normal" w:type="paragraph">
     <w:name w:val="Normal"/>
     <w:qFormat/>
   </w:style>
+  <w:style w:styleId="BodyText" w:type="paragraph">
+    <w:name w:val="Body Text"/>
+    <w:basedOn w:val="Normal"/>
+    <w:link w:val="BodyTextChar"/>
+    <w:qFormat/>
+    <w:pPr>
+      <w:spacing w:after="90" w:before="90"/>
+    </w:pPr>
+  </w:style>
+  <w:style w:customStyle="1" w:styleId="FirstParagraph" w:type="paragraph">
+    <w:name w:val="First Paragraph"/>
+    <w:basedOn w:val="BodyText"/>
+    <w:next w:val="BodyText"/>
+    <w:qFormat/>
+  </w:style>
+  <w:style w:customStyle="1" w:styleId="Compact" w:type="paragraph">
+    <w:name w:val="Compact"/>
+    <w:basedOn w:val="BodyText"/>
+    <w:qFormat/>
+    <w:pPr>
+      <w:spacing w:after="20" w:before="20"/>
+    </w:pPr>
+  </w:style>
+  <w:style w:styleId="Title" w:type="paragraph">
+    <w:name w:val="Title"/>
+    <w:basedOn w:val="Normal"/>
+    <w:next w:val="BodyText"/>
+    <w:link w:val="TitleChar"/>
+    <w:uiPriority w:val="10"/>
+    <w:qFormat/>
+    <w:rsid w:val="00A10FD9"/>
+    <w:pPr>
+      <w:spacing w:after="60" w:line="240" w:lineRule="auto"/>
+      <w:contextualSpacing/>
+      <w:jc w:val="center"/>
+    </w:pPr>
+    <w:rPr>
+      <w:rFonts w:asciiTheme="majorHAnsi" w:cstheme="majorBidi" w:eastAsiaTheme="majorEastAsia" w:hAnsiTheme="majorHAnsi"/>
+      <w:sz w:val="28"/>
+      <w:szCs w:val="28"/>
+    </w:rPr>
+  </w:style>
+  <w:style w:customStyle="1" w:styleId="TitleChar" w:type="character">
+    <w:name w:val="Title Char"/>
+    <w:basedOn w:val="DefaultParagraphFont"/>
+    <w:link w:val="Title"/>
+    <w:uiPriority w:val="10"/>
+    <w:rsid w:val="00A10FD9"/>
+    <w:rPr>
+      <w:rFonts w:asciiTheme="majorHAnsi" w:cstheme="majorBidi" w:eastAsiaTheme="majorEastAsia" w:hAnsiTheme="majorHAnsi"/>
+      <w:sz w:val="28"/>
+      <w:szCs w:val="28"/>
+    </w:rPr>
+  </w:style>
+  <w:style w:styleId="Subtitle" w:type="paragraph">
+    <w:name w:val="Subtitle"/>
+    <w:basedOn w:val="Title"/>
+    <w:next w:val="BodyText"/>
+    <w:link w:val="SubtitleChar"/>
+    <w:uiPriority w:val="11"/>
+    <w:qFormat/>
+    <w:rsid w:val="00A10FD9"/>
+    <w:pPr>
+      <w:numPr>
+        <w:ilvl w:val="1"/>
+      </w:numPr>
+    </w:pPr>
+    <w:rPr>
+      <w:rFonts w:cstheme="majorBidi" w:eastAsiaTheme="majorEastAsia"/>
+      <w:spacing w:val="15"/>
+      <w:sz w:val="22"/>
+      <w:szCs w:val="22"/>
+    </w:rPr>
+  </w:style>
+  <w:style w:customStyle="1" w:styleId="SubtitleChar" w:type="character">
+    <w:name w:val="Subtitle Char"/>
+    <w:basedOn w:val="DefaultParagraphFont"/>
+    <w:link w:val="Subtitle"/>
+    <w:uiPriority w:val="11"/>
+    <w:rsid w:val="00A10FD9"/>
+    <w:rPr>
+      <w:rFonts w:cstheme="majorBidi" w:eastAsiaTheme="majorEastAsia"/>
+      <w:color w:themeColor="text1" w:themeTint="A6" w:val="595959"/>
+      <w:spacing w:val="15"/>
+      <w:sz w:val="28"/>
+      <w:szCs w:val="28"/>
+    </w:rPr>
+  </w:style>
+  <w:style w:customStyle="1" w:styleId="Author" w:type="paragraph">
+    <w:name w:val="Author"/>
+    <w:basedOn w:val="Title"/>
+    <w:next w:val="BodyText"/>
+    <w:qFormat/>
+    <w:pPr>
+      <w:keepNext/>
+      <w:keepLines/>
+    </w:pPr>
+    <w:rPr>
+      <w:sz w:val="24"/>
+      <w:szCs w:val="24"/>
+    </w:rPr>
+  </w:style>
+  <w:style w:styleId="Date" w:type="paragraph">
+    <w:name w:val="Date"/>
+    <w:basedOn w:val="Title"/>
+    <w:next w:val="BodyText"/>
+    <w:qFormat/>
+    <w:pPr>
+      <w:keepNext/>
+      <w:keepLines/>
+    </w:pPr>
+    <w:rPr>
+      <w:sz w:val="24"/>
+      <w:szCs w:val="24"/>
+    </w:rPr>
+  </w:style>
+  <w:style w:customStyle="1" w:styleId="AbstractTitle" w:type="paragraph">
+    <w:name w:val="Abstract Title"/>
+    <w:basedOn w:val="Normal"/>
+    <w:next w:val="Abstract"/>
+    <w:qFormat/>
+    <w:pPr>
+      <w:keepNext/>
+      <w:keepLines/>
+      <w:spacing w:after="0" w:before="300"/>
+      <w:jc w:val="center"/>
+    </w:pPr>
+    <w:rPr>
+      <w:b/>
+      <w:sz w:val="20"/>
+      <w:szCs w:val="20"/>
+    </w:rPr>
+  </w:style>
+  <w:style w:customStyle="1" w:styleId="Abstract" w:type="paragraph">
+    <w:name w:val="Abstract"/>
+    <w:basedOn w:val="Normal"/>
+    <w:next w:val="BodyText"/>
+    <w:qFormat/>
+    <w:pPr>
+      <w:keepNext/>
+      <w:keepLines/>
+      <w:spacing w:after="300" w:before="100"/>
+    </w:pPr>
+    <w:rPr>
+      <w:sz w:val="20"/>
+      <w:szCs w:val="20"/>
+    </w:rPr>
+  </w:style>
+  <w:style w:styleId="Bibliography" w:type="paragraph">
+    <w:name w:val="Bibliography"/>
+    <w:basedOn w:val="Normal"/>
+    <w:next w:val="Bibliography"/>
+    <w:qFormat/>
+    <w:pPr/>
+    <w:rPr/>
+  </w:style>
   <w:style w:styleId="Heading1" w:type="paragraph">
     <w:name w:val="heading 1"/>
     <w:basedOn w:val="Normal"/>
-    <w:next w:val="Normal"/>
+    <w:next w:val="BodyText"/>
     <w:link w:val="Heading1Char"/>
     <w:uiPriority w:val="9"/>
     <w:qFormat/>
-    <w:rsid w:val="00846576"/>
+    <w:rsid w:val="00A10FD9"/>
     <w:pPr>
       <w:keepNext/>
       <w:keepLines/>
-      <w:spacing w:after="80" w:before="360"/>
+      <w:spacing w:after="60" w:before="200"/>
       <w:outlineLvl w:val="0"/>
     </w:pPr>
     <w:rPr>
       <w:rFonts w:asciiTheme="majorHAnsi" w:cstheme="majorBidi" w:eastAsiaTheme="majorEastAsia" w:hAnsiTheme="majorHAnsi"/>
-      <w:b/>
       <w:color w:themeColor="accent1" w:themeShade="BF" w:val="0F4761"/>
       <w:sz w:val="28"/>
-      <w:szCs w:val="40"/>
+      <w:szCs w:val="28"/>
     </w:rPr>
   </w:style>
   <w:style w:styleId="Heading2" w:type="paragraph">
     <w:name w:val="heading 2"/>
     <w:basedOn w:val="Normal"/>
-    <w:next w:val="Normal"/>
+    <w:next w:val="BodyText"/>
     <w:link w:val="Heading2Char"/>
     <w:uiPriority w:val="9"/>
     <w:semiHidden/>
     <w:unhideWhenUsed/>
     <w:qFormat/>
-    <w:rsid w:val="00846576"/>
+    <w:rsid w:val="00A10FD9"/>
     <w:pPr>
       <w:keepNext/>
       <w:keepLines/>
-      <w:spacing w:after="80" w:before="160"/>
+      <w:spacing w:after="50" w:before="140"/>
       <w:outlineLvl w:val="1"/>
     </w:pPr>
     <w:rPr>
       <w:rFonts w:asciiTheme="majorHAnsi" w:cstheme="majorBidi" w:eastAsiaTheme="majorEastAsia" w:hAnsiTheme="majorHAnsi"/>
       <w:color w:themeColor="accent1" w:themeShade="BF" w:val="0F4761"/>
-      <w:szCs w:val="32"/>
+      <w:sz w:val="26"/>
+      <w:szCs w:val="26"/>
     </w:rPr>
   </w:style>
   <w:style w:styleId="Heading3" w:type="paragraph">
     <w:name w:val="heading 3"/>
     <w:basedOn w:val="Normal"/>
-    <w:next w:val="Normal"/>
+    <w:next w:val="BodyText"/>
     <w:link w:val="Heading3Char"/>
     <w:uiPriority w:val="9"/>
+    <w:semiHidden/>
     <w:unhideWhenUsed/>
     <w:qFormat/>
-    <w:rsid w:val="00846576"/>
+    <w:rsid w:val="00A10FD9"/>
     <w:pPr>
       <w:keepNext/>
       <w:keepLines/>
-      <w:spacing w:after="80" w:before="160"/>
+      <w:spacing w:after="40" w:before="120"/>
       <w:outlineLvl w:val="2"/>
     </w:pPr>
     <w:rPr>
-      <w:rFonts w:asciiTheme="minorHAnsi" w:cstheme="majorBidi" w:eastAsiaTheme="majorEastAsia" w:hAnsiTheme="minorHAnsi"/>
+      <w:rFonts w:cstheme="majorBidi" w:eastAsiaTheme="majorEastAsia"/>
       <w:color w:themeColor="accent1" w:themeShade="BF" w:val="0F4761"/>
       <w:sz w:val="22"/>
-      <w:szCs w:val="28"/>
+      <w:szCs w:val="22"/>
     </w:rPr>
   </w:style>
   <w:style w:styleId="Heading4" w:type="paragraph">
     <w:name w:val="heading 4"/>
     <w:basedOn w:val="Normal"/>
-    <w:next w:val="Normal"/>
+    <w:next w:val="BodyText"/>
     <w:link w:val="Heading4Char"/>
     <w:uiPriority w:val="9"/>
     <w:semiHidden/>
     <w:unhideWhenUsed/>
     <w:qFormat/>
-    <w:rsid w:val="00846576"/>
+    <w:rsid w:val="00A10FD9"/>
     <w:pPr>
       <w:keepNext/>
       <w:keepLines/>
@@ -20735,7 +20959,8 @@
       <w:outlineLvl w:val="3"/>
     </w:pPr>
     <w:rPr>
-      <w:rFonts w:asciiTheme="minorHAnsi" w:cstheme="majorBidi" w:eastAsiaTheme="majorEastAsia" w:hAnsiTheme="minorHAnsi"/>
+      <w:rFonts w:cstheme="majorBidi" w:eastAsiaTheme="majorEastAsia"/>
+      <w:i/>
       <w:iCs/>
       <w:color w:themeColor="accent1" w:themeShade="BF" w:val="0F4761"/>
     </w:rPr>
@@ -20743,13 +20968,13 @@
   <w:style w:styleId="Heading5" w:type="paragraph">
     <w:name w:val="heading 5"/>
     <w:basedOn w:val="Normal"/>
-    <w:next w:val="Normal"/>
+    <w:next w:val="BodyText"/>
     <w:link w:val="Heading5Char"/>
     <w:uiPriority w:val="9"/>
     <w:semiHidden/>
     <w:unhideWhenUsed/>
     <w:qFormat/>
-    <w:rsid w:val="00AF5CF1"/>
+    <w:rsid w:val="00A10FD9"/>
     <w:pPr>
       <w:keepNext/>
       <w:keepLines/>
@@ -20757,28 +20982,29 @@
       <w:outlineLvl w:val="4"/>
     </w:pPr>
     <w:rPr>
-      <w:rFonts w:asciiTheme="minorHAnsi" w:cstheme="majorBidi" w:eastAsiaTheme="majorEastAsia" w:hAnsiTheme="minorHAnsi"/>
+      <w:rFonts w:cstheme="majorBidi" w:eastAsiaTheme="majorEastAsia"/>
       <w:color w:themeColor="accent1" w:themeShade="BF" w:val="0F4761"/>
     </w:rPr>
   </w:style>
   <w:style w:styleId="Heading6" w:type="paragraph">
     <w:name w:val="heading 6"/>
     <w:basedOn w:val="Normal"/>
-    <w:next w:val="Normal"/>
+    <w:next w:val="BodyText"/>
     <w:link w:val="Heading6Char"/>
     <w:uiPriority w:val="9"/>
     <w:semiHidden/>
     <w:unhideWhenUsed/>
     <w:qFormat/>
-    <w:rsid w:val="00846576"/>
+    <w:rsid w:val="00A10FD9"/>
     <w:pPr>
       <w:keepNext/>
       <w:keepLines/>
-      <w:spacing w:before="40"/>
+      <w:spacing w:after="0" w:before="40"/>
       <w:outlineLvl w:val="5"/>
     </w:pPr>
     <w:rPr>
-      <w:rFonts w:asciiTheme="minorHAnsi" w:cstheme="majorBidi" w:eastAsiaTheme="majorEastAsia" w:hAnsiTheme="minorHAnsi"/>
+      <w:rFonts w:cstheme="majorBidi" w:eastAsiaTheme="majorEastAsia"/>
+      <w:i/>
       <w:iCs/>
       <w:color w:themeColor="text1" w:themeTint="A6" w:val="595959"/>
     </w:rPr>
@@ -20786,41 +21012,43 @@
   <w:style w:styleId="Heading7" w:type="paragraph">
     <w:name w:val="heading 7"/>
     <w:basedOn w:val="Normal"/>
-    <w:next w:val="Normal"/>
+    <w:next w:val="BodyText"/>
     <w:link w:val="Heading7Char"/>
     <w:uiPriority w:val="9"/>
     <w:semiHidden/>
     <w:unhideWhenUsed/>
     <w:qFormat/>
-    <w:rsid w:val="00AF5CF1"/>
+    <w:rsid w:val="00A10FD9"/>
     <w:pPr>
       <w:keepNext/>
       <w:keepLines/>
-      <w:spacing w:before="40"/>
+      <w:spacing w:after="0" w:before="40"/>
       <w:outlineLvl w:val="6"/>
     </w:pPr>
     <w:rPr>
-      <w:rFonts w:asciiTheme="minorHAnsi" w:cstheme="majorBidi" w:eastAsiaTheme="majorEastAsia" w:hAnsiTheme="minorHAnsi"/>
+      <w:rFonts w:cstheme="majorBidi" w:eastAsiaTheme="majorEastAsia"/>
       <w:color w:themeColor="text1" w:themeTint="A6" w:val="595959"/>
     </w:rPr>
   </w:style>
   <w:style w:styleId="Heading8" w:type="paragraph">
     <w:name w:val="heading 8"/>
     <w:basedOn w:val="Normal"/>
-    <w:next w:val="Normal"/>
+    <w:next w:val="BodyText"/>
     <w:link w:val="Heading8Char"/>
     <w:uiPriority w:val="9"/>
     <w:semiHidden/>
     <w:unhideWhenUsed/>
     <w:qFormat/>
-    <w:rsid w:val="00846576"/>
+    <w:rsid w:val="00A10FD9"/>
     <w:pPr>
       <w:keepNext/>
       <w:keepLines/>
+      <w:spacing w:after="0"/>
       <w:outlineLvl w:val="7"/>
     </w:pPr>
     <w:rPr>
-      <w:rFonts w:asciiTheme="minorHAnsi" w:cstheme="majorBidi" w:eastAsiaTheme="majorEastAsia" w:hAnsiTheme="minorHAnsi"/>
+      <w:rFonts w:cstheme="majorBidi" w:eastAsiaTheme="majorEastAsia"/>
+      <w:i/>
       <w:iCs/>
       <w:color w:themeColor="text1" w:themeTint="D8" w:val="272727"/>
     </w:rPr>
@@ -20828,62 +21056,34 @@
   <w:style w:styleId="Heading9" w:type="paragraph">
     <w:name w:val="heading 9"/>
     <w:basedOn w:val="Normal"/>
-    <w:next w:val="Normal"/>
+    <w:next w:val="BodyText"/>
     <w:link w:val="Heading9Char"/>
     <w:uiPriority w:val="9"/>
     <w:semiHidden/>
     <w:unhideWhenUsed/>
     <w:qFormat/>
-    <w:rsid w:val="00846576"/>
+    <w:rsid w:val="00A10FD9"/>
     <w:pPr>
       <w:keepNext/>
       <w:keepLines/>
+      <w:spacing w:after="0"/>
       <w:outlineLvl w:val="8"/>
     </w:pPr>
     <w:rPr>
-      <w:rFonts w:asciiTheme="minorHAnsi" w:cstheme="majorBidi" w:eastAsiaTheme="majorEastAsia" w:hAnsiTheme="minorHAnsi"/>
+      <w:rFonts w:cstheme="majorBidi" w:eastAsiaTheme="majorEastAsia"/>
       <w:color w:themeColor="text1" w:themeTint="D8" w:val="272727"/>
-      <w:sz w:val="22"/>
     </w:rPr>
-  </w:style>
-  <w:style w:default="1" w:styleId="DefaultParagraphFont" w:type="character">
-    <w:name w:val="Default Paragraph Font"/>
-    <w:uiPriority w:val="1"/>
-    <w:semiHidden/>
-    <w:unhideWhenUsed/>
-  </w:style>
-  <w:style w:default="1" w:styleId="TableNormal" w:type="table">
-    <w:name w:val="Normal Table"/>
-    <w:uiPriority w:val="99"/>
-    <w:semiHidden/>
-    <w:unhideWhenUsed/>
-    <w:tblPr>
-      <w:tblInd w:type="dxa" w:w="0"/>
-      <w:tblCellMar>
-        <w:top w:type="dxa" w:w="0"/>
-        <w:left w:type="dxa" w:w="108"/>
-        <w:bottom w:type="dxa" w:w="0"/>
-        <w:right w:type="dxa" w:w="108"/>
-      </w:tblCellMar>
-    </w:tblPr>
-  </w:style>
-  <w:style w:default="1" w:styleId="NoList" w:type="numbering">
-    <w:name w:val="No List"/>
-    <w:uiPriority w:val="99"/>
-    <w:semiHidden/>
-    <w:unhideWhenUsed/>
   </w:style>
   <w:style w:customStyle="1" w:styleId="Heading1Char" w:type="character">
     <w:name w:val="Heading 1 Char"/>
     <w:basedOn w:val="DefaultParagraphFont"/>
     <w:link w:val="Heading1"/>
     <w:uiPriority w:val="9"/>
-    <w:rsid w:val="00846576"/>
+    <w:rsid w:val="00A10FD9"/>
     <w:rPr>
       <w:rFonts w:asciiTheme="majorHAnsi" w:cstheme="majorBidi" w:eastAsiaTheme="majorEastAsia" w:hAnsiTheme="majorHAnsi"/>
-      <w:b/>
       <w:color w:themeColor="accent1" w:themeShade="BF" w:val="0F4761"/>
-      <w:sz w:val="28"/>
+      <w:sz w:val="40"/>
       <w:szCs w:val="40"/>
     </w:rPr>
   </w:style>
@@ -20893,10 +21093,11 @@
     <w:link w:val="Heading2"/>
     <w:uiPriority w:val="9"/>
     <w:semiHidden/>
-    <w:rsid w:val="00846576"/>
+    <w:rsid w:val="00A10FD9"/>
     <w:rPr>
       <w:rFonts w:asciiTheme="majorHAnsi" w:cstheme="majorBidi" w:eastAsiaTheme="majorEastAsia" w:hAnsiTheme="majorHAnsi"/>
       <w:color w:themeColor="accent1" w:themeShade="BF" w:val="0F4761"/>
+      <w:sz w:val="32"/>
       <w:szCs w:val="32"/>
     </w:rPr>
   </w:style>
@@ -20905,11 +21106,12 @@
     <w:basedOn w:val="DefaultParagraphFont"/>
     <w:link w:val="Heading3"/>
     <w:uiPriority w:val="9"/>
-    <w:rsid w:val="00846576"/>
+    <w:semiHidden/>
+    <w:rsid w:val="00A10FD9"/>
     <w:rPr>
-      <w:rFonts w:asciiTheme="minorHAnsi" w:cstheme="majorBidi" w:eastAsiaTheme="majorEastAsia" w:hAnsiTheme="minorHAnsi"/>
+      <w:rFonts w:cstheme="majorBidi" w:eastAsiaTheme="majorEastAsia"/>
       <w:color w:themeColor="accent1" w:themeShade="BF" w:val="0F4761"/>
-      <w:sz w:val="22"/>
+      <w:sz w:val="28"/>
       <w:szCs w:val="28"/>
     </w:rPr>
   </w:style>
@@ -20919,9 +21121,10 @@
     <w:link w:val="Heading4"/>
     <w:uiPriority w:val="9"/>
     <w:semiHidden/>
-    <w:rsid w:val="00846576"/>
+    <w:rsid w:val="00A10FD9"/>
     <w:rPr>
-      <w:rFonts w:asciiTheme="minorHAnsi" w:cstheme="majorBidi" w:eastAsiaTheme="majorEastAsia" w:hAnsiTheme="minorHAnsi"/>
+      <w:rFonts w:cstheme="majorBidi" w:eastAsiaTheme="majorEastAsia"/>
+      <w:i/>
       <w:iCs/>
       <w:color w:themeColor="accent1" w:themeShade="BF" w:val="0F4761"/>
     </w:rPr>
@@ -20932,9 +21135,9 @@
     <w:link w:val="Heading5"/>
     <w:uiPriority w:val="9"/>
     <w:semiHidden/>
-    <w:rsid w:val="00AF5CF1"/>
+    <w:rsid w:val="00A10FD9"/>
     <w:rPr>
-      <w:rFonts w:asciiTheme="minorHAnsi" w:cstheme="majorBidi" w:eastAsiaTheme="majorEastAsia" w:hAnsiTheme="minorHAnsi"/>
+      <w:rFonts w:cstheme="majorBidi" w:eastAsiaTheme="majorEastAsia"/>
       <w:color w:themeColor="accent1" w:themeShade="BF" w:val="0F4761"/>
     </w:rPr>
   </w:style>
@@ -20944,9 +21147,10 @@
     <w:link w:val="Heading6"/>
     <w:uiPriority w:val="9"/>
     <w:semiHidden/>
-    <w:rsid w:val="00846576"/>
+    <w:rsid w:val="00A10FD9"/>
     <w:rPr>
-      <w:rFonts w:asciiTheme="minorHAnsi" w:cstheme="majorBidi" w:eastAsiaTheme="majorEastAsia" w:hAnsiTheme="minorHAnsi"/>
+      <w:rFonts w:cstheme="majorBidi" w:eastAsiaTheme="majorEastAsia"/>
+      <w:i/>
       <w:iCs/>
       <w:color w:themeColor="text1" w:themeTint="A6" w:val="595959"/>
     </w:rPr>
@@ -20957,9 +21161,9 @@
     <w:link w:val="Heading7"/>
     <w:uiPriority w:val="9"/>
     <w:semiHidden/>
-    <w:rsid w:val="00AF5CF1"/>
+    <w:rsid w:val="00A10FD9"/>
     <w:rPr>
-      <w:rFonts w:asciiTheme="minorHAnsi" w:cstheme="majorBidi" w:eastAsiaTheme="majorEastAsia" w:hAnsiTheme="minorHAnsi"/>
+      <w:rFonts w:cstheme="majorBidi" w:eastAsiaTheme="majorEastAsia"/>
       <w:color w:themeColor="text1" w:themeTint="A6" w:val="595959"/>
     </w:rPr>
   </w:style>
@@ -20969,9 +21173,10 @@
     <w:link w:val="Heading8"/>
     <w:uiPriority w:val="9"/>
     <w:semiHidden/>
-    <w:rsid w:val="00846576"/>
+    <w:rsid w:val="00A10FD9"/>
     <w:rPr>
-      <w:rFonts w:asciiTheme="minorHAnsi" w:cstheme="majorBidi" w:eastAsiaTheme="majorEastAsia" w:hAnsiTheme="minorHAnsi"/>
+      <w:rFonts w:cstheme="majorBidi" w:eastAsiaTheme="majorEastAsia"/>
+      <w:i/>
       <w:iCs/>
       <w:color w:themeColor="text1" w:themeTint="D8" w:val="272727"/>
     </w:rPr>
@@ -20982,294 +21187,185 @@
     <w:link w:val="Heading9"/>
     <w:uiPriority w:val="9"/>
     <w:semiHidden/>
-    <w:rsid w:val="00846576"/>
+    <w:rsid w:val="00A10FD9"/>
     <w:rPr>
-      <w:rFonts w:asciiTheme="minorHAnsi" w:cstheme="majorBidi" w:eastAsiaTheme="majorEastAsia" w:hAnsiTheme="minorHAnsi"/>
+      <w:rFonts w:cstheme="majorBidi" w:eastAsiaTheme="majorEastAsia"/>
       <w:color w:themeColor="text1" w:themeTint="D8" w:val="272727"/>
-      <w:sz w:val="22"/>
     </w:rPr>
   </w:style>
-  <w:style w:styleId="Title" w:type="paragraph">
-    <w:name w:val="Title"/>
+  <w:style w:styleId="BlockText" w:type="paragraph">
+    <w:name w:val="Block Text"/>
+    <w:basedOn w:val="BodyText"/>
+    <w:next w:val="BodyText"/>
+    <w:uiPriority w:val="9"/>
+    <w:unhideWhenUsed/>
+    <w:qFormat/>
+    <w:pPr>
+      <w:spacing w:after="50" w:before="50"/>
+      <w:ind w:firstLine="0" w:left="480" w:right="480"/>
+    </w:pPr>
+  </w:style>
+  <w:style w:styleId="FootnoteText" w:type="paragraph">
+    <w:name w:val="Footnote Text"/>
     <w:basedOn w:val="Normal"/>
-    <w:next w:val="Normal"/>
-    <w:link w:val="TitleChar"/>
-    <w:uiPriority w:val="10"/>
+    <w:next w:val="FootnoteText"/>
+    <w:uiPriority w:val="9"/>
+    <w:unhideWhenUsed/>
     <w:qFormat/>
-    <w:rsid w:val="00AF5CF1"/>
+  </w:style>
+  <w:style w:styleId="FootnoteBlockText" w:type="paragraph">
+    <w:name w:val="Footnote Block Text"/>
+    <w:basedOn w:val="FootnoteText"/>
+    <w:next w:val="FootnoteText"/>
+    <w:uiPriority w:val="9"/>
+    <w:unhideWhenUsed/>
+    <w:qFormat/>
     <w:pPr>
-      <w:spacing w:after="80"/>
-      <w:contextualSpacing/>
+      <w:spacing w:after="100" w:before="100"/>
+      <w:ind w:firstLine="0" w:left="480" w:right="480"/>
+    </w:pPr>
+  </w:style>
+  <w:style w:default="1" w:styleId="DefaultParagraphFont" w:type="character">
+    <w:name w:val="Default Paragraph Font"/>
+    <w:semiHidden/>
+    <w:unhideWhenUsed/>
+  </w:style>
+  <w:style w:default="1" w:styleId="Table" w:type="table">
+    <w:name w:val="Table"/>
+    <w:basedOn w:val="TableNormal"/>
+    <w:semiHidden/>
+    <w:unhideWhenUsed/>
+    <w:qFormat/>
+    <w:tblPr>
+      <w:tblInd w:type="dxa" w:w="0"/>
+      <w:tblCellMar>
+        <w:top w:type="dxa" w:w="0"/>
+        <w:left w:type="dxa" w:w="108"/>
+        <w:bottom w:type="dxa" w:w="0"/>
+        <w:right w:type="dxa" w:w="108"/>
+      </w:tblCellMar>
+    </w:tblPr>
+    <w:tblStylePr w:type="firstRow">
+      <w:tblPr>
+        <w:jc w:val="left"/>
+        <w:tblInd w:type="dxa" w:w="0"/>
+      </w:tblPr>
+      <w:trPr>
+        <w:jc w:val="left"/>
+      </w:trPr>
+      <w:tcPr>
+        <w:tcBorders>
+          <w:bottom w:val="single"/>
+        </w:tcBorders>
+        <w:vAlign w:val="bottom"/>
+      </w:tcPr>
+    </w:tblStylePr>
+  </w:style>
+  <w:style w:customStyle="1" w:styleId="DefinitionTerm" w:type="paragraph">
+    <w:name w:val="Definition Term"/>
+    <w:basedOn w:val="Normal"/>
+    <w:next w:val="Definition"/>
+    <w:pPr>
+      <w:keepNext/>
+      <w:keepLines/>
+      <w:spacing w:after="0"/>
+    </w:pPr>
+    <w:rPr>
+      <w:b/>
+    </w:rPr>
+  </w:style>
+  <w:style w:customStyle="1" w:styleId="Definition" w:type="paragraph">
+    <w:name w:val="Definition"/>
+    <w:basedOn w:val="Normal"/>
+  </w:style>
+  <w:style w:styleId="Caption" w:type="paragraph">
+    <w:name w:val="Caption"/>
+    <w:basedOn w:val="Normal"/>
+    <w:link w:val="BodyTextChar"/>
+    <w:pPr>
+      <w:spacing w:after="60" w:before="0"/>
+    </w:pPr>
+    <w:rPr>
+      <w:i/>
+    </w:rPr>
+  </w:style>
+  <w:style w:customStyle="1" w:styleId="TableCaption" w:type="paragraph">
+    <w:name w:val="Table Caption"/>
+    <w:basedOn w:val="Caption"/>
+    <w:pPr>
+      <w:keepNext/>
+    </w:pPr>
+  </w:style>
+  <w:style w:customStyle="1" w:styleId="ImageCaption" w:type="paragraph">
+    <w:name w:val="Image Caption"/>
+    <w:basedOn w:val="Caption"/>
+  </w:style>
+  <w:style w:customStyle="1" w:styleId="Figure" w:type="paragraph">
+    <w:name w:val="Figure"/>
+    <w:basedOn w:val="Normal"/>
+  </w:style>
+  <w:style w:customStyle="1" w:styleId="CaptionedFigure" w:type="paragraph">
+    <w:name w:val="Captioned Figure"/>
+    <w:basedOn w:val="Figure"/>
+    <w:pPr>
+      <w:keepNext/>
+    </w:pPr>
+  </w:style>
+  <w:style w:customStyle="1" w:styleId="BodyTextChar" w:type="character">
+    <w:name w:val="Body Text Char"/>
+    <w:basedOn w:val="DefaultParagraphFont"/>
+    <w:link w:val="BodyText"/>
+  </w:style>
+  <w:style w:customStyle="1" w:styleId="VerbatimChar" w:type="character">
+    <w:name w:val="Verbatim Char"/>
+    <w:basedOn w:val="BodyTextChar"/>
+    <w:rPr>
+      <w:rFonts w:ascii="Consolas" w:hAnsi="Consolas"/>
+      <w:sz w:val="18"/>
+    </w:rPr>
+  </w:style>
+  <w:style w:customStyle="1" w:styleId="SectionNumber" w:type="character">
+    <w:name w:val="Section Number"/>
+    <w:basedOn w:val="BodyTextChar"/>
+  </w:style>
+  <w:style w:styleId="FootnoteReference" w:type="character">
+    <w:name w:val="Footnote Reference"/>
+    <w:basedOn w:val="BodyTextChar"/>
+    <w:rPr>
+      <w:vertAlign w:val="superscript"/>
+    </w:rPr>
+  </w:style>
+  <w:style w:styleId="Hyperlink" w:type="character">
+    <w:name w:val="Hyperlink"/>
+    <w:basedOn w:val="BodyTextChar"/>
+    <w:rPr>
+      <w:color w:themeColor="accent1" w:val="4F81BD"/>
+    </w:rPr>
+  </w:style>
+  <w:style w:styleId="TOCHeading" w:type="paragraph">
+    <w:name w:val="TOC Heading"/>
+    <w:basedOn w:val="Heading1"/>
+    <w:next w:val="BodyText"/>
+    <w:uiPriority w:val="39"/>
+    <w:unhideWhenUsed/>
+    <w:qFormat/>
+    <w:pPr>
+      <w:spacing w:before="240" w:line="259" w:lineRule="auto"/>
+      <w:outlineLvl w:val="9"/>
     </w:pPr>
     <w:rPr>
       <w:rFonts w:asciiTheme="majorHAnsi" w:cstheme="majorBidi" w:eastAsiaTheme="majorEastAsia" w:hAnsiTheme="majorHAnsi"/>
-      <w:spacing w:val="-10"/>
-      <w:kern w:val="28"/>
-      <w:sz w:val="56"/>
-      <w:szCs w:val="56"/>
+      <w:b w:val="0"/>
+      <w:bCs w:val="0"/>
+      <w:color w:themeColor="accent1" w:themeShade="BF" w:val="365F91"/>
     </w:rPr>
   </w:style>
-  <w:style w:customStyle="1" w:styleId="TitleChar" w:type="character">
-    <w:name w:val="Title Char"/>
-    <w:basedOn w:val="DefaultParagraphFont"/>
-    <w:link w:val="Title"/>
-    <w:uiPriority w:val="10"/>
-    <w:rsid w:val="00AF5CF1"/>
-    <w:rPr>
-      <w:rFonts w:asciiTheme="majorHAnsi" w:cstheme="majorBidi" w:eastAsiaTheme="majorEastAsia" w:hAnsiTheme="majorHAnsi"/>
-      <w:spacing w:val="-10"/>
-      <w:kern w:val="28"/>
-      <w:sz w:val="56"/>
-      <w:szCs w:val="56"/>
-    </w:rPr>
-  </w:style>
-  <w:style w:styleId="Subtitle" w:type="paragraph">
-    <w:name w:val="Subtitle"/>
-    <w:basedOn w:val="Normal"/>
-    <w:next w:val="Normal"/>
-    <w:link w:val="SubtitleChar"/>
-    <w:uiPriority w:val="11"/>
-    <w:qFormat/>
-    <w:rsid w:val="00AF5CF1"/>
-    <w:pPr>
-      <w:numPr>
-        <w:ilvl w:val="1"/>
-      </w:numPr>
-      <w:spacing w:after="160"/>
-    </w:pPr>
-    <w:rPr>
-      <w:rFonts w:asciiTheme="minorHAnsi" w:cstheme="majorBidi" w:eastAsiaTheme="majorEastAsia" w:hAnsiTheme="minorHAnsi"/>
-      <w:color w:themeColor="text1" w:themeTint="A6" w:val="595959"/>
-      <w:spacing w:val="15"/>
-      <w:sz w:val="28"/>
-      <w:szCs w:val="28"/>
-    </w:rPr>
-  </w:style>
-  <w:style w:customStyle="1" w:styleId="SubtitleChar" w:type="character">
-    <w:name w:val="Subtitle Char"/>
-    <w:basedOn w:val="DefaultParagraphFont"/>
-    <w:link w:val="Subtitle"/>
-    <w:uiPriority w:val="11"/>
-    <w:rsid w:val="00AF5CF1"/>
-    <w:rPr>
-      <w:rFonts w:asciiTheme="minorHAnsi" w:cstheme="majorBidi" w:eastAsiaTheme="majorEastAsia" w:hAnsiTheme="minorHAnsi"/>
-      <w:color w:themeColor="text1" w:themeTint="A6" w:val="595959"/>
-      <w:spacing w:val="15"/>
-      <w:sz w:val="28"/>
-      <w:szCs w:val="28"/>
-    </w:rPr>
-  </w:style>
-  <w:style w:styleId="Quote" w:type="paragraph">
-    <w:name w:val="Quote"/>
-    <w:basedOn w:val="Normal"/>
-    <w:next w:val="Normal"/>
-    <w:link w:val="QuoteChar"/>
-    <w:uiPriority w:val="29"/>
-    <w:qFormat/>
-    <w:rsid w:val="00AF5CF1"/>
-    <w:pPr>
-      <w:spacing w:after="160" w:before="160"/>
-      <w:jc w:val="center"/>
-    </w:pPr>
-    <w:rPr>
-      <w:i/>
-      <w:iCs/>
-      <w:color w:themeColor="text1" w:themeTint="BF" w:val="404040"/>
-    </w:rPr>
-  </w:style>
-  <w:style w:customStyle="1" w:styleId="QuoteChar" w:type="character">
-    <w:name w:val="Quote Char"/>
-    <w:basedOn w:val="DefaultParagraphFont"/>
-    <w:link w:val="Quote"/>
-    <w:uiPriority w:val="29"/>
-    <w:rsid w:val="00AF5CF1"/>
-    <w:rPr>
-      <w:i/>
-      <w:iCs/>
-      <w:color w:themeColor="text1" w:themeTint="BF" w:val="404040"/>
-    </w:rPr>
-  </w:style>
-  <w:style w:styleId="ListParagraph" w:type="paragraph">
-    <w:name w:val="List Paragraph"/>
-    <w:basedOn w:val="Normal"/>
-    <w:uiPriority w:val="34"/>
-    <w:qFormat/>
-    <w:rsid w:val="00AF5CF1"/>
-    <w:pPr>
-      <w:ind w:left="720"/>
-      <w:contextualSpacing/>
-    </w:pPr>
-  </w:style>
-  <w:style w:styleId="IntenseEmphasis" w:type="character">
-    <w:name w:val="Intense Emphasis"/>
-    <w:basedOn w:val="DefaultParagraphFont"/>
-    <w:uiPriority w:val="21"/>
-    <w:qFormat/>
-    <w:rsid w:val="00AF5CF1"/>
-    <w:rPr>
-      <w:i/>
-      <w:iCs/>
-      <w:color w:themeColor="accent1" w:themeShade="BF" w:val="0F4761"/>
-    </w:rPr>
-  </w:style>
-  <w:style w:styleId="IntenseQuote" w:type="paragraph">
-    <w:name w:val="Intense Quote"/>
-    <w:basedOn w:val="Normal"/>
-    <w:next w:val="Normal"/>
-    <w:link w:val="IntenseQuoteChar"/>
-    <w:uiPriority w:val="30"/>
-    <w:qFormat/>
-    <w:rsid w:val="00AF5CF1"/>
-    <w:pPr>
-      <w:pBdr>
-        <w:top w:color="0F4761" w:space="10" w:sz="4" w:themeColor="accent1" w:themeShade="BF" w:val="single"/>
-        <w:bottom w:color="0F4761" w:space="10" w:sz="4" w:themeColor="accent1" w:themeShade="BF" w:val="single"/>
-      </w:pBdr>
-      <w:spacing w:after="360" w:before="360"/>
-      <w:ind w:left="864" w:right="864"/>
-      <w:jc w:val="center"/>
-    </w:pPr>
-    <w:rPr>
-      <w:i/>
-      <w:iCs/>
-      <w:color w:themeColor="accent1" w:themeShade="BF" w:val="0F4761"/>
-    </w:rPr>
-  </w:style>
-  <w:style w:customStyle="1" w:styleId="IntenseQuoteChar" w:type="character">
-    <w:name w:val="Intense Quote Char"/>
-    <w:basedOn w:val="DefaultParagraphFont"/>
-    <w:link w:val="IntenseQuote"/>
-    <w:uiPriority w:val="30"/>
-    <w:rsid w:val="00AF5CF1"/>
-    <w:rPr>
-      <w:i/>
-      <w:iCs/>
-      <w:color w:themeColor="accent1" w:themeShade="BF" w:val="0F4761"/>
-    </w:rPr>
-  </w:style>
-  <w:style w:styleId="IntenseReference" w:type="character">
-    <w:name w:val="Intense Reference"/>
-    <w:basedOn w:val="DefaultParagraphFont"/>
-    <w:uiPriority w:val="32"/>
-    <w:qFormat/>
-    <w:rsid w:val="00AF5CF1"/>
-    <w:rPr>
-      <w:b/>
-      <w:bCs/>
-      <w:smallCaps/>
-      <w:color w:themeColor="accent1" w:themeShade="BF" w:val="0F4761"/>
-      <w:spacing w:val="5"/>
-    </w:rPr>
-  </w:style>
-  <w:style w:styleId="HTMLCode" w:type="character">
-    <w:name w:val="HTML Code"/>
-    <w:basedOn w:val="DefaultParagraphFont"/>
-    <w:uiPriority w:val="99"/>
-    <w:unhideWhenUsed/>
-    <w:rsid w:val="00771E03"/>
-    <w:rPr>
-      <w:rFonts w:ascii="Consolas" w:cs="Consolas" w:hAnsi="Consolas"/>
-      <w:sz w:val="18"/>
-      <w:szCs w:val="20"/>
-    </w:rPr>
-  </w:style>
-  <w:style w:customStyle="1" w:styleId="Code" w:type="paragraph">
-    <w:name w:val="Code"/>
-    <w:basedOn w:val="Normal"/>
-    <w:next w:val="Normal"/>
-    <w:qFormat/>
-    <w:rsid w:val="00BC28E9"/>
-    <w:pPr>
-      <w:pBdr>
-        <w:top w:color="FF0000" w:space="1" w:sz="8" w:val="single"/>
-        <w:left w:color="FF0000" w:space="4" w:sz="8" w:val="single"/>
-        <w:bottom w:color="FF0000" w:space="1" w:sz="8" w:val="single"/>
-        <w:right w:color="FF0000" w:space="4" w:sz="8" w:val="single"/>
-      </w:pBdr>
-      <w:shd w:color="auto" w:fill="auto" w:val="pct15"/>
-      <w:spacing w:after="120" w:before="120"/>
-      <w:ind w:left="432" w:right="432"/>
-    </w:pPr>
-    <w:rPr>
-      <w:rFonts w:ascii="Courier New" w:hAnsi="Courier New"/>
-      <w:sz w:val="18"/>
-    </w:rPr>
-  </w:style>
-  <w:style w:customStyle="1" w:styleId="SourceCode" w:type="paragraph">
+  <w:style w:type="paragraph" w:customStyle="1" w:styleId="SourceCode">
     <w:name w:val="Source Code"/>
     <w:basedOn w:val="Normal"/>
-    <w:qFormat/>
-    <w:rsid w:val="00771E03"/>
+    <w:link w:val="VerbatimChar"/>
     <w:pPr>
-      <w:pBdr>
-        <w:top w:color="auto" w:space="1" w:sz="8" w:val="single"/>
-        <w:left w:color="auto" w:space="4" w:sz="8" w:val="single"/>
-        <w:bottom w:color="auto" w:space="1" w:sz="8" w:val="single"/>
-        <w:right w:color="auto" w:space="4" w:sz="8" w:val="single"/>
-      </w:pBdr>
-      <w:shd w:color="auto" w:fill="auto" w:val="pct15"/>
-      <w:spacing w:after="240" w:before="240"/>
-      <w:ind w:left="432" w:right="432"/>
-    </w:pPr>
-    <w:rPr>
-      <w:rFonts w:ascii="Courier New" w:hAnsi="Courier New"/>
-      <w:sz w:val="20"/>
-    </w:rPr>
-  </w:style>
-  <w:style w:customStyle="1" w:styleId="Verbatim" w:type="paragraph">
-    <w:name w:val="Verbatim"/>
-    <w:basedOn w:val="Normal"/>
-    <w:qFormat/>
-    <w:rsid w:val="00771E03"/>
-    <w:pPr>
-      <w:shd w:color="auto" w:fill="auto" w:val="pct15"/>
-      <w:spacing w:after="240" w:before="240"/>
-      <w:ind w:left="432" w:right="432"/>
-    </w:pPr>
-    <w:rPr>
-      <w:rFonts w:ascii="Courier New" w:hAnsi="Courier New"/>
-      <w:sz w:val="18"/>
-    </w:rPr>
-  </w:style>
-  <w:style w:customStyle="1" w:styleId="CodeBlock" w:type="paragraph">
-    <w:name w:val="Code Block"/>
-    <w:basedOn w:val="Verbatim"/>
-    <w:qFormat/>
-    <w:rsid w:val="00BC28E9"/>
-  </w:style>
-  <w:style w:styleId="CommentText" w:type="paragraph">
-    <w:name w:val="annotation text"/>
-    <w:basedOn w:val="Normal"/>
-    <w:link w:val="CommentTextChar"/>
-    <w:uiPriority w:val="99"/>
-    <w:unhideWhenUsed/>
-    <w:rsid w:val="00771E03"/>
-    <w:rPr>
-      <w:sz w:val="20"/>
-      <w:szCs w:val="20"/>
-    </w:rPr>
-  </w:style>
-  <w:style w:customStyle="1" w:styleId="CommentTextChar" w:type="character">
-    <w:name w:val="Comment Text Char"/>
-    <w:basedOn w:val="DefaultParagraphFont"/>
-    <w:link w:val="CommentText"/>
-    <w:uiPriority w:val="99"/>
-    <w:rsid w:val="00771E03"/>
-    <w:rPr>
-      <w:sz w:val="20"/>
-      <w:szCs w:val="20"/>
-    </w:rPr>
-  </w:style>
-  <w:style w:styleId="TOC1" w:type="paragraph">
-    <w:name w:val="toc 1"/>
-    <w:basedOn w:val="Normal"/>
-    <w:next w:val="Normal"/>
-    <w:autoRedefine/>
-    <w:uiPriority w:val="39"/>
-    <w:unhideWhenUsed/>
-    <w:rsid w:val="00322D32"/>
-    <w:pPr>
-      <w:spacing w:after="100"/>
+      <w:wordWrap w:val="off"/>
     </w:pPr>
   </w:style>
   <w:style w:type="character" w:customStyle="1" w:styleId="KeywordTok">
@@ -21593,7 +21689,7 @@
         <a:latin typeface="Aptos" panose="02110004020202020204"/>
         <a:ea typeface=""/>
         <a:cs typeface=""/>
-        <a:font script="Jpan" typeface="游ゴシック"/>
+        <a:font script="Jpan" typeface="游明朝"/>
         <a:font script="Hang" typeface="맑은 고딕"/>
         <a:font script="Hans" typeface="等线"/>
         <a:font script="Hant" typeface="新細明體"/>
@@ -21784,7 +21880,7 @@
   <a:extraClrSchemeLst/>
   <a:extLst>
     <a:ext uri="{05A4C25C-085E-4340-85A3-A5531E510DB2}">
-      <thm15:themeFamily xmlns:thm15="http://schemas.microsoft.com/office/thememl/2012/main" name="Office Theme" id="{62F939B6-93AF-4DB8-9C6B-D6C7DFDC589F}" vid="{4A3C46E8-61CC-4603-A589-7422A47A8E4A}"/>
+      <thm15:themeFamily xmlns:thm15="http://schemas.microsoft.com/office/thememl/2012/main" name="Office Theme" id="{2E142A2C-CD16-42D6-873A-C26D2A0506FA}" vid="{1BDDFF52-6CD6-40A5-AB3C-68EB2F1E4D0A}"/>
     </a:ext>
   </a:extLst>
 </a:theme>

--- a/docs/content/multivariate_statistics/multivariate_statistics_lecture.docx
+++ b/docs/content/multivariate_statistics/multivariate_statistics_lecture.docx
@@ -18663,6 +18663,150 @@
         <w:rPr>
           <w:rStyle w:val="DocumentationTok"/>
         </w:rPr>
+        <w:t xml:space="preserve">##          Df SumOfSqs      R2      F Pr(&gt;F)   </w:t>
+      </w:r>
+      <w:r>
+        <w:br/>
+      </w:r>
+      <w:r>
+        <w:rPr>
+          <w:rStyle w:val="DocumentationTok"/>
+        </w:rPr>
+        <w:t xml:space="preserve">## Model     1   32.602 0.10636 5.7128  0.002 **</w:t>
+      </w:r>
+      <w:r>
+        <w:br/>
+      </w:r>
+      <w:r>
+        <w:rPr>
+          <w:rStyle w:val="DocumentationTok"/>
+        </w:rPr>
+        <w:t xml:space="preserve">## Residual 48  273.930 0.89364                 </w:t>
+      </w:r>
+      <w:r>
+        <w:br/>
+      </w:r>
+      <w:r>
+        <w:rPr>
+          <w:rStyle w:val="DocumentationTok"/>
+        </w:rPr>
+        <w:t xml:space="preserve">## Total    49  306.532 1.00000                 </w:t>
+      </w:r>
+      <w:r>
+        <w:br/>
+      </w:r>
+      <w:r>
+        <w:rPr>
+          <w:rStyle w:val="DocumentationTok"/>
+        </w:rPr>
+        <w:t xml:space="preserve">## ---</w:t>
+      </w:r>
+      <w:r>
+        <w:br/>
+      </w:r>
+      <w:r>
+        <w:rPr>
+          <w:rStyle w:val="DocumentationTok"/>
+        </w:rPr>
+        <w:t xml:space="preserve">## Signif. codes:  0 '***' 0.001 '**' 0.01 '*' 0.05 '.' 0.1 ' ' 1</w:t>
+      </w:r>
+      <w:r>
+        <w:br/>
+      </w:r>
+      <w:r>
+        <w:rPr>
+          <w:rStyle w:val="DocumentationTok"/>
+        </w:rPr>
+        <w:t xml:space="preserve">## </w:t>
+      </w:r>
+      <w:r>
+        <w:br/>
+      </w:r>
+      <w:r>
+        <w:rPr>
+          <w:rStyle w:val="DocumentationTok"/>
+        </w:rPr>
+        <w:t xml:space="preserve">## $TJH_vs_LEH</w:t>
+      </w:r>
+      <w:r>
+        <w:br/>
+      </w:r>
+      <w:r>
+        <w:rPr>
+          <w:rStyle w:val="DocumentationTok"/>
+        </w:rPr>
+        <w:t xml:space="preserve">##          Df SumOfSqs      R2      F Pr(&gt;F)   </w:t>
+      </w:r>
+      <w:r>
+        <w:br/>
+      </w:r>
+      <w:r>
+        <w:rPr>
+          <w:rStyle w:val="DocumentationTok"/>
+        </w:rPr>
+        <w:t xml:space="preserve">## Model     1    47.72 0.10517 5.6414  0.003 **</w:t>
+      </w:r>
+      <w:r>
+        <w:br/>
+      </w:r>
+      <w:r>
+        <w:rPr>
+          <w:rStyle w:val="DocumentationTok"/>
+        </w:rPr>
+        <w:t xml:space="preserve">## Residual 48   406.06 0.89483                 </w:t>
+      </w:r>
+      <w:r>
+        <w:br/>
+      </w:r>
+      <w:r>
+        <w:rPr>
+          <w:rStyle w:val="DocumentationTok"/>
+        </w:rPr>
+        <w:t xml:space="preserve">## Total    49   453.78 1.00000                 </w:t>
+      </w:r>
+      <w:r>
+        <w:br/>
+      </w:r>
+      <w:r>
+        <w:rPr>
+          <w:rStyle w:val="DocumentationTok"/>
+        </w:rPr>
+        <w:t xml:space="preserve">## ---</w:t>
+      </w:r>
+      <w:r>
+        <w:br/>
+      </w:r>
+      <w:r>
+        <w:rPr>
+          <w:rStyle w:val="DocumentationTok"/>
+        </w:rPr>
+        <w:t xml:space="preserve">## Signif. codes:  0 '***' 0.001 '**' 0.01 '*' 0.05 '.' 0.1 ' ' 1</w:t>
+      </w:r>
+      <w:r>
+        <w:br/>
+      </w:r>
+      <w:r>
+        <w:rPr>
+          <w:rStyle w:val="DocumentationTok"/>
+        </w:rPr>
+        <w:t xml:space="preserve">## </w:t>
+      </w:r>
+      <w:r>
+        <w:br/>
+      </w:r>
+      <w:r>
+        <w:rPr>
+          <w:rStyle w:val="DocumentationTok"/>
+        </w:rPr>
+        <w:t xml:space="preserve">## $TJH_vs_HD</w:t>
+      </w:r>
+      <w:r>
+        <w:br/>
+      </w:r>
+      <w:r>
+        <w:rPr>
+          <w:rStyle w:val="DocumentationTok"/>
+        </w:rPr>
         <w:t xml:space="preserve">##          Df SumOfSqs      R2      F Pr(&gt;F)    </w:t>
       </w:r>
       <w:r>
@@ -18672,7 +18816,7 @@
         <w:rPr>
           <w:rStyle w:val="DocumentationTok"/>
         </w:rPr>
-        <w:t xml:space="preserve">## Model     1   32.602 0.10636 5.7128  0.001 ***</w:t>
+        <w:t xml:space="preserve">## Model     1   69.308 0.25135 11.751  0.001 ***</w:t>
       </w:r>
       <w:r>
         <w:br/>
@@ -18681,7 +18825,7 @@
         <w:rPr>
           <w:rStyle w:val="DocumentationTok"/>
         </w:rPr>
-        <w:t xml:space="preserve">## Residual 48  273.930 0.89364                  </w:t>
+        <w:t xml:space="preserve">## Residual 35  206.432 0.74865                  </w:t>
       </w:r>
       <w:r>
         <w:br/>
@@ -18690,7 +18834,7 @@
         <w:rPr>
           <w:rStyle w:val="DocumentationTok"/>
         </w:rPr>
-        <w:t xml:space="preserve">## Total    49  306.532 1.00000                  </w:t>
+        <w:t xml:space="preserve">## Total    36  275.740 1.00000                  </w:t>
       </w:r>
       <w:r>
         <w:br/>
@@ -18726,7 +18870,7 @@
         <w:rPr>
           <w:rStyle w:val="DocumentationTok"/>
         </w:rPr>
-        <w:t xml:space="preserve">## $TJH_vs_LEH</w:t>
+        <w:t xml:space="preserve">## $DG_vs_LEH</w:t>
       </w:r>
       <w:r>
         <w:br/>
@@ -18735,7 +18879,7 @@
         <w:rPr>
           <w:rStyle w:val="DocumentationTok"/>
         </w:rPr>
-        <w:t xml:space="preserve">##          Df SumOfSqs      R2      F Pr(&gt;F)   </w:t>
+        <w:t xml:space="preserve">##          Df SumOfSqs      R2      F Pr(&gt;F)  </w:t>
       </w:r>
       <w:r>
         <w:br/>
@@ -18744,151 +18888,7 @@
         <w:rPr>
           <w:rStyle w:val="DocumentationTok"/>
         </w:rPr>
-        <w:t xml:space="preserve">## Model     1    47.72 0.10517 5.6414  0.002 **</w:t>
-      </w:r>
-      <w:r>
-        <w:br/>
-      </w:r>
-      <w:r>
-        <w:rPr>
-          <w:rStyle w:val="DocumentationTok"/>
-        </w:rPr>
-        <w:t xml:space="preserve">## Residual 48   406.06 0.89483                 </w:t>
-      </w:r>
-      <w:r>
-        <w:br/>
-      </w:r>
-      <w:r>
-        <w:rPr>
-          <w:rStyle w:val="DocumentationTok"/>
-        </w:rPr>
-        <w:t xml:space="preserve">## Total    49   453.78 1.00000                 </w:t>
-      </w:r>
-      <w:r>
-        <w:br/>
-      </w:r>
-      <w:r>
-        <w:rPr>
-          <w:rStyle w:val="DocumentationTok"/>
-        </w:rPr>
-        <w:t xml:space="preserve">## ---</w:t>
-      </w:r>
-      <w:r>
-        <w:br/>
-      </w:r>
-      <w:r>
-        <w:rPr>
-          <w:rStyle w:val="DocumentationTok"/>
-        </w:rPr>
-        <w:t xml:space="preserve">## Signif. codes:  0 '***' 0.001 '**' 0.01 '*' 0.05 '.' 0.1 ' ' 1</w:t>
-      </w:r>
-      <w:r>
-        <w:br/>
-      </w:r>
-      <w:r>
-        <w:rPr>
-          <w:rStyle w:val="DocumentationTok"/>
-        </w:rPr>
-        <w:t xml:space="preserve">## </w:t>
-      </w:r>
-      <w:r>
-        <w:br/>
-      </w:r>
-      <w:r>
-        <w:rPr>
-          <w:rStyle w:val="DocumentationTok"/>
-        </w:rPr>
-        <w:t xml:space="preserve">## $TJH_vs_HD</w:t>
-      </w:r>
-      <w:r>
-        <w:br/>
-      </w:r>
-      <w:r>
-        <w:rPr>
-          <w:rStyle w:val="DocumentationTok"/>
-        </w:rPr>
-        <w:t xml:space="preserve">##          Df SumOfSqs      R2      F Pr(&gt;F)    </w:t>
-      </w:r>
-      <w:r>
-        <w:br/>
-      </w:r>
-      <w:r>
-        <w:rPr>
-          <w:rStyle w:val="DocumentationTok"/>
-        </w:rPr>
-        <w:t xml:space="preserve">## Model     1   69.308 0.25135 11.751  0.001 ***</w:t>
-      </w:r>
-      <w:r>
-        <w:br/>
-      </w:r>
-      <w:r>
-        <w:rPr>
-          <w:rStyle w:val="DocumentationTok"/>
-        </w:rPr>
-        <w:t xml:space="preserve">## Residual 35  206.432 0.74865                  </w:t>
-      </w:r>
-      <w:r>
-        <w:br/>
-      </w:r>
-      <w:r>
-        <w:rPr>
-          <w:rStyle w:val="DocumentationTok"/>
-        </w:rPr>
-        <w:t xml:space="preserve">## Total    36  275.740 1.00000                  </w:t>
-      </w:r>
-      <w:r>
-        <w:br/>
-      </w:r>
-      <w:r>
-        <w:rPr>
-          <w:rStyle w:val="DocumentationTok"/>
-        </w:rPr>
-        <w:t xml:space="preserve">## ---</w:t>
-      </w:r>
-      <w:r>
-        <w:br/>
-      </w:r>
-      <w:r>
-        <w:rPr>
-          <w:rStyle w:val="DocumentationTok"/>
-        </w:rPr>
-        <w:t xml:space="preserve">## Signif. codes:  0 '***' 0.001 '**' 0.01 '*' 0.05 '.' 0.1 ' ' 1</w:t>
-      </w:r>
-      <w:r>
-        <w:br/>
-      </w:r>
-      <w:r>
-        <w:rPr>
-          <w:rStyle w:val="DocumentationTok"/>
-        </w:rPr>
-        <w:t xml:space="preserve">## </w:t>
-      </w:r>
-      <w:r>
-        <w:br/>
-      </w:r>
-      <w:r>
-        <w:rPr>
-          <w:rStyle w:val="DocumentationTok"/>
-        </w:rPr>
-        <w:t xml:space="preserve">## $DG_vs_LEH</w:t>
-      </w:r>
-      <w:r>
-        <w:br/>
-      </w:r>
-      <w:r>
-        <w:rPr>
-          <w:rStyle w:val="DocumentationTok"/>
-        </w:rPr>
-        <w:t xml:space="preserve">##          Df SumOfSqs      R2      F Pr(&gt;F)  </w:t>
-      </w:r>
-      <w:r>
-        <w:br/>
-      </w:r>
-      <w:r>
-        <w:rPr>
-          <w:rStyle w:val="DocumentationTok"/>
-        </w:rPr>
-        <w:t xml:space="preserve">## Model     1    26.24 0.06493 3.3333  0.017 *</w:t>
+        <w:t xml:space="preserve">## Model     1    26.24 0.06493 3.3333  0.011 *</w:t>
       </w:r>
       <w:r>
         <w:br/>
@@ -19404,7 +19404,7 @@
         <w:rPr>
           <w:rStyle w:val="DocumentationTok"/>
         </w:rPr>
-        <w:t xml:space="preserve">## TJH 0.006 0.006 0.036</w:t>
+        <w:t xml:space="preserve">## TJH 0.018 0.006 0.018</w:t>
       </w:r>
       <w:r>
         <w:br/>

--- a/docs/content/multivariate_statistics/multivariate_statistics_lecture.docx
+++ b/docs/content/multivariate_statistics/multivariate_statistics_lecture.docx
@@ -18672,7 +18672,7 @@
         <w:rPr>
           <w:rStyle w:val="DocumentationTok"/>
         </w:rPr>
-        <w:t xml:space="preserve">## Model     1   32.602 0.10636 5.7128  0.002 **</w:t>
+        <w:t xml:space="preserve">## Model     1   32.602 0.10636 5.7128  0.003 **</w:t>
       </w:r>
       <w:r>
         <w:br/>
@@ -18744,7 +18744,7 @@
         <w:rPr>
           <w:rStyle w:val="DocumentationTok"/>
         </w:rPr>
-        <w:t xml:space="preserve">## Model     1    47.72 0.10517 5.6414  0.003 **</w:t>
+        <w:t xml:space="preserve">## Model     1    47.72 0.10517 5.6414  0.004 **</w:t>
       </w:r>
       <w:r>
         <w:br/>
@@ -18888,7 +18888,7 @@
         <w:rPr>
           <w:rStyle w:val="DocumentationTok"/>
         </w:rPr>
-        <w:t xml:space="preserve">## Model     1    26.24 0.06493 3.3333  0.011 *</w:t>
+        <w:t xml:space="preserve">## Model     1    26.24 0.06493 3.3333  0.023 *</w:t>
       </w:r>
       <w:r>
         <w:br/>
@@ -19395,7 +19395,7 @@
         <w:rPr>
           <w:rStyle w:val="DocumentationTok"/>
         </w:rPr>
-        <w:t xml:space="preserve">## LEH 0.096 0.006 -    </w:t>
+        <w:t xml:space="preserve">## LEH 0.072 0.006 -    </w:t>
       </w:r>
       <w:r>
         <w:br/>
@@ -19404,7 +19404,7 @@
         <w:rPr>
           <w:rStyle w:val="DocumentationTok"/>
         </w:rPr>
-        <w:t xml:space="preserve">## TJH 0.018 0.006 0.018</w:t>
+        <w:t xml:space="preserve">## TJH 0.006 0.006 0.012</w:t>
       </w:r>
       <w:r>
         <w:br/>

--- a/docs/content/multivariate_statistics/multivariate_statistics_lecture.docx
+++ b/docs/content/multivariate_statistics/multivariate_statistics_lecture.docx
@@ -344,7 +344,7 @@
           <wp:inline>
             <wp:extent cx="3190875" cy="3190875"/>
             <wp:effectExtent b="0" l="0" r="0" t="0"/>
-            <wp:docPr descr="image of a cobra lily Darlingtonia californica" title="" id="15" name="Picture"/>
+            <wp:docPr descr="Photo of a cobra lily (Darlingtonia californica) showing its hooded, pitcher-shaped leaves and forked, tongue-like appendages, the carnivorous plant whose morphology this lecture’s PCA example analyzes." title="" id="15" name="Picture"/>
             <a:graphic>
               <a:graphicData uri="http://schemas.openxmlformats.org/drawingml/2006/picture">
                 <pic:pic>
@@ -387,13 +387,7 @@
         <w:pStyle w:val="ImageCaption"/>
       </w:pPr>
       <w:r>
-        <w:t xml:space="preserve">image of a cobra lily Darlingtonia</w:t>
-      </w:r>
-      <w:r>
-        <w:t xml:space="preserve"> </w:t>
-      </w:r>
-      <w:r>
-        <w:t xml:space="preserve">californica</w:t>
+        <w:t xml:space="preserve">Photo of a cobra lily (Darlingtonia californica) showing its hooded, pitcher-shaped leaves and forked, tongue-like appendages, the carnivorous plant whose morphology this lecture’s PCA example analyzes.</w:t>
       </w:r>
     </w:p>
     <w:bookmarkEnd w:id="17"/>
@@ -671,14 +665,14 @@
     </w:p>
     <w:p>
       <w:pPr>
-        <w:pStyle w:val="BodyText"/>
+        <w:pStyle w:val="CaptionedFigure"/>
       </w:pPr>
       <w:r>
         <w:drawing>
           <wp:inline>
             <wp:extent cx="2009775" cy="2565670"/>
             <wp:effectExtent b="0" l="0" r="0" t="0"/>
-            <wp:docPr descr="" title="" id="20" name="Picture"/>
+            <wp:docPr descr="Vintage-style line illustration of three Darlingtonia pitcher-leaf structures with their hooded tops, tube bodies, and forked wing appendages labeled by shape, showing the plant parts behind variables like height, mouth diameter, tube diameter, and wing length/spread used in the PCA." title="" id="20" name="Picture"/>
             <a:graphic>
               <a:graphicData uri="http://schemas.openxmlformats.org/drawingml/2006/picture">
                 <pic:pic>
@@ -714,6 +708,14 @@
             </a:graphic>
           </wp:inline>
         </w:drawing>
+      </w:r>
+    </w:p>
+    <w:p>
+      <w:pPr>
+        <w:pStyle w:val="ImageCaption"/>
+      </w:pPr>
+      <w:r>
+        <w:t xml:space="preserve">Vintage-style line illustration of three Darlingtonia pitcher-leaf structures with their hooded tops, tube bodies, and forked wing appendages labeled by shape, showing the plant parts behind variables like height, mouth diameter, tube diameter, and wing length/spread used in the PCA.</w:t>
       </w:r>
     </w:p>
     <w:p>
@@ -3729,7 +3731,7 @@
           <wp:inline>
             <wp:extent cx="2343150" cy="2343150"/>
             <wp:effectExtent b="0" l="0" r="0" t="0"/>
-            <wp:docPr descr="https://upload.wikimedia.org/wikipedia/commons/thumb/f/f5/GaussianScatterPCA.svg/500px-GaussianScatterPCA.svg.png" title="" id="54" name="Picture"/>
+            <wp:docPr descr="Scatterplot of a correlated two-variable Gaussian point cloud with two perpendicular black arrows overlaid, the longer arrow pointing along the direction of greatest spread (the first principal axis) and the shorter arrow perpendicular to it (the second), illustrating how PCA finds new axes aligned with the directions of maximum variance." title="" id="54" name="Picture"/>
             <a:graphic>
               <a:graphicData uri="http://schemas.openxmlformats.org/drawingml/2006/picture">
                 <pic:pic>
@@ -18744,7 +18746,7 @@
         <w:rPr>
           <w:rStyle w:val="DocumentationTok"/>
         </w:rPr>
-        <w:t xml:space="preserve">## Model     1    47.72 0.10517 5.6414  0.004 **</w:t>
+        <w:t xml:space="preserve">## Model     1    47.72 0.10517 5.6414  0.003 **</w:t>
       </w:r>
       <w:r>
         <w:br/>
@@ -18888,7 +18890,7 @@
         <w:rPr>
           <w:rStyle w:val="DocumentationTok"/>
         </w:rPr>
-        <w:t xml:space="preserve">## Model     1    26.24 0.06493 3.3333  0.023 *</w:t>
+        <w:t xml:space="preserve">## Model     1    26.24 0.06493 3.3333  0.022 *</w:t>
       </w:r>
       <w:r>
         <w:br/>
@@ -19395,7 +19397,7 @@
         <w:rPr>
           <w:rStyle w:val="DocumentationTok"/>
         </w:rPr>
-        <w:t xml:space="preserve">## LEH 0.072 0.006 -    </w:t>
+        <w:t xml:space="preserve">## LEH 0.114 0.006 -    </w:t>
       </w:r>
       <w:r>
         <w:br/>
@@ -19404,7 +19406,7 @@
         <w:rPr>
           <w:rStyle w:val="DocumentationTok"/>
         </w:rPr>
-        <w:t xml:space="preserve">## TJH 0.006 0.006 0.012</w:t>
+        <w:t xml:space="preserve">## TJH 0.006 0.006 0.030</w:t>
       </w:r>
       <w:r>
         <w:br/>

--- a/docs/content/multivariate_statistics/multivariate_statistics_lecture.docx
+++ b/docs/content/multivariate_statistics/multivariate_statistics_lecture.docx
@@ -342,7 +342,7 @@
       <w:r>
         <w:drawing>
           <wp:inline>
-            <wp:extent cx="3190875" cy="3190875"/>
+            <wp:extent cx="3191256" cy="3191256"/>
             <wp:effectExtent b="0" l="0" r="0" t="0"/>
             <wp:docPr descr="Photo of a cobra lily (Darlingtonia californica) showing its hooded, pitcher-shaped leaves and forked, tongue-like appendages, the carnivorous plant whose morphology this lecture’s PCA example analyzes." title="" id="15" name="Picture"/>
             <a:graphic>
@@ -363,7 +363,7 @@
                   <pic:spPr bwMode="auto">
                     <a:xfrm>
                       <a:off x="0" y="0"/>
-                      <a:ext cx="3190875" cy="3190875"/>
+                      <a:ext cx="3191256" cy="3191256"/>
                     </a:xfrm>
                     <a:prstGeom prst="rect">
                       <a:avLst/>
@@ -670,7 +670,7 @@
       <w:r>
         <w:drawing>
           <wp:inline>
-            <wp:extent cx="2009775" cy="2565670"/>
+            <wp:extent cx="2011680" cy="2568102"/>
             <wp:effectExtent b="0" l="0" r="0" t="0"/>
             <wp:docPr descr="Vintage-style line illustration of three Darlingtonia pitcher-leaf structures with their hooded tops, tube bodies, and forked wing appendages labeled by shape, showing the plant parts behind variables like height, mouth diameter, tube diameter, and wing length/spread used in the PCA." title="" id="20" name="Picture"/>
             <a:graphic>
@@ -691,7 +691,7 @@
                   <pic:spPr bwMode="auto">
                     <a:xfrm>
                       <a:off x="0" y="0"/>
-                      <a:ext cx="2009775" cy="2565670"/>
+                      <a:ext cx="2011680" cy="2568102"/>
                     </a:xfrm>
                     <a:prstGeom prst="rect">
                       <a:avLst/>
@@ -3729,7 +3729,7 @@
       <w:r>
         <w:drawing>
           <wp:inline>
-            <wp:extent cx="2343150" cy="2343150"/>
+            <wp:extent cx="2340864" cy="2340864"/>
             <wp:effectExtent b="0" l="0" r="0" t="0"/>
             <wp:docPr descr="Scatterplot of a correlated two-variable Gaussian point cloud with two perpendicular black arrows overlaid, the longer arrow pointing along the direction of greatest spread (the first principal axis) and the shorter arrow perpendicular to it (the second), illustrating how PCA finds new axes aligned with the directions of maximum variance." title="" id="54" name="Picture"/>
             <a:graphic>
@@ -3750,7 +3750,7 @@
                   <pic:spPr bwMode="auto">
                     <a:xfrm>
                       <a:off x="0" y="0"/>
-                      <a:ext cx="2343150" cy="2343150"/>
+                      <a:ext cx="2340864" cy="2340864"/>
                     </a:xfrm>
                     <a:prstGeom prst="rect">
                       <a:avLst/>
@@ -18665,6 +18665,78 @@
         <w:rPr>
           <w:rStyle w:val="DocumentationTok"/>
         </w:rPr>
+        <w:t xml:space="preserve">##          Df SumOfSqs      R2      F Pr(&gt;F)    </w:t>
+      </w:r>
+      <w:r>
+        <w:br/>
+      </w:r>
+      <w:r>
+        <w:rPr>
+          <w:rStyle w:val="DocumentationTok"/>
+        </w:rPr>
+        <w:t xml:space="preserve">## Model     1   32.602 0.10636 5.7128  0.001 ***</w:t>
+      </w:r>
+      <w:r>
+        <w:br/>
+      </w:r>
+      <w:r>
+        <w:rPr>
+          <w:rStyle w:val="DocumentationTok"/>
+        </w:rPr>
+        <w:t xml:space="preserve">## Residual 48  273.930 0.89364                  </w:t>
+      </w:r>
+      <w:r>
+        <w:br/>
+      </w:r>
+      <w:r>
+        <w:rPr>
+          <w:rStyle w:val="DocumentationTok"/>
+        </w:rPr>
+        <w:t xml:space="preserve">## Total    49  306.532 1.00000                  </w:t>
+      </w:r>
+      <w:r>
+        <w:br/>
+      </w:r>
+      <w:r>
+        <w:rPr>
+          <w:rStyle w:val="DocumentationTok"/>
+        </w:rPr>
+        <w:t xml:space="preserve">## ---</w:t>
+      </w:r>
+      <w:r>
+        <w:br/>
+      </w:r>
+      <w:r>
+        <w:rPr>
+          <w:rStyle w:val="DocumentationTok"/>
+        </w:rPr>
+        <w:t xml:space="preserve">## Signif. codes:  0 '***' 0.001 '**' 0.01 '*' 0.05 '.' 0.1 ' ' 1</w:t>
+      </w:r>
+      <w:r>
+        <w:br/>
+      </w:r>
+      <w:r>
+        <w:rPr>
+          <w:rStyle w:val="DocumentationTok"/>
+        </w:rPr>
+        <w:t xml:space="preserve">## </w:t>
+      </w:r>
+      <w:r>
+        <w:br/>
+      </w:r>
+      <w:r>
+        <w:rPr>
+          <w:rStyle w:val="DocumentationTok"/>
+        </w:rPr>
+        <w:t xml:space="preserve">## $TJH_vs_LEH</w:t>
+      </w:r>
+      <w:r>
+        <w:br/>
+      </w:r>
+      <w:r>
+        <w:rPr>
+          <w:rStyle w:val="DocumentationTok"/>
+        </w:rPr>
         <w:t xml:space="preserve">##          Df SumOfSqs      R2      F Pr(&gt;F)   </w:t>
       </w:r>
       <w:r>
@@ -18674,7 +18746,7 @@
         <w:rPr>
           <w:rStyle w:val="DocumentationTok"/>
         </w:rPr>
-        <w:t xml:space="preserve">## Model     1   32.602 0.10636 5.7128  0.003 **</w:t>
+        <w:t xml:space="preserve">## Model     1    47.72 0.10517 5.6414  0.003 **</w:t>
       </w:r>
       <w:r>
         <w:br/>
@@ -18683,7 +18755,7 @@
         <w:rPr>
           <w:rStyle w:val="DocumentationTok"/>
         </w:rPr>
-        <w:t xml:space="preserve">## Residual 48  273.930 0.89364                 </w:t>
+        <w:t xml:space="preserve">## Residual 48   406.06 0.89483                 </w:t>
       </w:r>
       <w:r>
         <w:br/>
@@ -18692,7 +18764,7 @@
         <w:rPr>
           <w:rStyle w:val="DocumentationTok"/>
         </w:rPr>
-        <w:t xml:space="preserve">## Total    49  306.532 1.00000                 </w:t>
+        <w:t xml:space="preserve">## Total    49   453.78 1.00000                 </w:t>
       </w:r>
       <w:r>
         <w:br/>
@@ -18728,7 +18800,7 @@
         <w:rPr>
           <w:rStyle w:val="DocumentationTok"/>
         </w:rPr>
-        <w:t xml:space="preserve">## $TJH_vs_LEH</w:t>
+        <w:t xml:space="preserve">## $TJH_vs_HD</w:t>
       </w:r>
       <w:r>
         <w:br/>
@@ -18737,7 +18809,7 @@
         <w:rPr>
           <w:rStyle w:val="DocumentationTok"/>
         </w:rPr>
-        <w:t xml:space="preserve">##          Df SumOfSqs      R2      F Pr(&gt;F)   </w:t>
+        <w:t xml:space="preserve">##          Df SumOfSqs      R2      F Pr(&gt;F)    </w:t>
       </w:r>
       <w:r>
         <w:br/>
@@ -18746,7 +18818,7 @@
         <w:rPr>
           <w:rStyle w:val="DocumentationTok"/>
         </w:rPr>
-        <w:t xml:space="preserve">## Model     1    47.72 0.10517 5.6414  0.003 **</w:t>
+        <w:t xml:space="preserve">## Model     1   69.308 0.25135 11.751  0.001 ***</w:t>
       </w:r>
       <w:r>
         <w:br/>
@@ -18755,7 +18827,7 @@
         <w:rPr>
           <w:rStyle w:val="DocumentationTok"/>
         </w:rPr>
-        <w:t xml:space="preserve">## Residual 48   406.06 0.89483                 </w:t>
+        <w:t xml:space="preserve">## Residual 35  206.432 0.74865                  </w:t>
       </w:r>
       <w:r>
         <w:br/>
@@ -18764,7 +18836,7 @@
         <w:rPr>
           <w:rStyle w:val="DocumentationTok"/>
         </w:rPr>
-        <w:t xml:space="preserve">## Total    49   453.78 1.00000                 </w:t>
+        <w:t xml:space="preserve">## Total    36  275.740 1.00000                  </w:t>
       </w:r>
       <w:r>
         <w:br/>
@@ -18800,7 +18872,7 @@
         <w:rPr>
           <w:rStyle w:val="DocumentationTok"/>
         </w:rPr>
-        <w:t xml:space="preserve">## $TJH_vs_HD</w:t>
+        <w:t xml:space="preserve">## $DG_vs_LEH</w:t>
       </w:r>
       <w:r>
         <w:br/>
@@ -18809,7 +18881,7 @@
         <w:rPr>
           <w:rStyle w:val="DocumentationTok"/>
         </w:rPr>
-        <w:t xml:space="preserve">##          Df SumOfSqs      R2      F Pr(&gt;F)    </w:t>
+        <w:t xml:space="preserve">##          Df SumOfSqs      R2      F Pr(&gt;F)  </w:t>
       </w:r>
       <w:r>
         <w:br/>
@@ -18818,79 +18890,7 @@
         <w:rPr>
           <w:rStyle w:val="DocumentationTok"/>
         </w:rPr>
-        <w:t xml:space="preserve">## Model     1   69.308 0.25135 11.751  0.001 ***</w:t>
-      </w:r>
-      <w:r>
-        <w:br/>
-      </w:r>
-      <w:r>
-        <w:rPr>
-          <w:rStyle w:val="DocumentationTok"/>
-        </w:rPr>
-        <w:t xml:space="preserve">## Residual 35  206.432 0.74865                  </w:t>
-      </w:r>
-      <w:r>
-        <w:br/>
-      </w:r>
-      <w:r>
-        <w:rPr>
-          <w:rStyle w:val="DocumentationTok"/>
-        </w:rPr>
-        <w:t xml:space="preserve">## Total    36  275.740 1.00000                  </w:t>
-      </w:r>
-      <w:r>
-        <w:br/>
-      </w:r>
-      <w:r>
-        <w:rPr>
-          <w:rStyle w:val="DocumentationTok"/>
-        </w:rPr>
-        <w:t xml:space="preserve">## ---</w:t>
-      </w:r>
-      <w:r>
-        <w:br/>
-      </w:r>
-      <w:r>
-        <w:rPr>
-          <w:rStyle w:val="DocumentationTok"/>
-        </w:rPr>
-        <w:t xml:space="preserve">## Signif. codes:  0 '***' 0.001 '**' 0.01 '*' 0.05 '.' 0.1 ' ' 1</w:t>
-      </w:r>
-      <w:r>
-        <w:br/>
-      </w:r>
-      <w:r>
-        <w:rPr>
-          <w:rStyle w:val="DocumentationTok"/>
-        </w:rPr>
-        <w:t xml:space="preserve">## </w:t>
-      </w:r>
-      <w:r>
-        <w:br/>
-      </w:r>
-      <w:r>
-        <w:rPr>
-          <w:rStyle w:val="DocumentationTok"/>
-        </w:rPr>
-        <w:t xml:space="preserve">## $DG_vs_LEH</w:t>
-      </w:r>
-      <w:r>
-        <w:br/>
-      </w:r>
-      <w:r>
-        <w:rPr>
-          <w:rStyle w:val="DocumentationTok"/>
-        </w:rPr>
-        <w:t xml:space="preserve">##          Df SumOfSqs      R2      F Pr(&gt;F)  </w:t>
-      </w:r>
-      <w:r>
-        <w:br/>
-      </w:r>
-      <w:r>
-        <w:rPr>
-          <w:rStyle w:val="DocumentationTok"/>
-        </w:rPr>
-        <w:t xml:space="preserve">## Model     1    26.24 0.06493 3.3333  0.022 *</w:t>
+        <w:t xml:space="preserve">## Model     1    26.24 0.06493 3.3333  0.014 *</w:t>
       </w:r>
       <w:r>
         <w:br/>
@@ -19397,7 +19397,7 @@
         <w:rPr>
           <w:rStyle w:val="DocumentationTok"/>
         </w:rPr>
-        <w:t xml:space="preserve">## LEH 0.114 0.006 -    </w:t>
+        <w:t xml:space="preserve">## LEH 0.150 0.006 -    </w:t>
       </w:r>
       <w:r>
         <w:br/>
@@ -19406,7 +19406,7 @@
         <w:rPr>
           <w:rStyle w:val="DocumentationTok"/>
         </w:rPr>
-        <w:t xml:space="preserve">## TJH 0.006 0.006 0.030</w:t>
+        <w:t xml:space="preserve">## TJH 0.006 0.006 0.006</w:t>
       </w:r>
       <w:r>
         <w:br/>

--- a/docs/content/multivariate_statistics/multivariate_statistics_lecture.docx
+++ b/docs/content/multivariate_statistics/multivariate_statistics_lecture.docx
@@ -18665,6 +18665,150 @@
         <w:rPr>
           <w:rStyle w:val="DocumentationTok"/>
         </w:rPr>
+        <w:t xml:space="preserve">##          Df SumOfSqs      R2      F Pr(&gt;F)   </w:t>
+      </w:r>
+      <w:r>
+        <w:br/>
+      </w:r>
+      <w:r>
+        <w:rPr>
+          <w:rStyle w:val="DocumentationTok"/>
+        </w:rPr>
+        <w:t xml:space="preserve">## Model     1   32.602 0.10636 5.7128  0.002 **</w:t>
+      </w:r>
+      <w:r>
+        <w:br/>
+      </w:r>
+      <w:r>
+        <w:rPr>
+          <w:rStyle w:val="DocumentationTok"/>
+        </w:rPr>
+        <w:t xml:space="preserve">## Residual 48  273.930 0.89364                 </w:t>
+      </w:r>
+      <w:r>
+        <w:br/>
+      </w:r>
+      <w:r>
+        <w:rPr>
+          <w:rStyle w:val="DocumentationTok"/>
+        </w:rPr>
+        <w:t xml:space="preserve">## Total    49  306.532 1.00000                 </w:t>
+      </w:r>
+      <w:r>
+        <w:br/>
+      </w:r>
+      <w:r>
+        <w:rPr>
+          <w:rStyle w:val="DocumentationTok"/>
+        </w:rPr>
+        <w:t xml:space="preserve">## ---</w:t>
+      </w:r>
+      <w:r>
+        <w:br/>
+      </w:r>
+      <w:r>
+        <w:rPr>
+          <w:rStyle w:val="DocumentationTok"/>
+        </w:rPr>
+        <w:t xml:space="preserve">## Signif. codes:  0 '***' 0.001 '**' 0.01 '*' 0.05 '.' 0.1 ' ' 1</w:t>
+      </w:r>
+      <w:r>
+        <w:br/>
+      </w:r>
+      <w:r>
+        <w:rPr>
+          <w:rStyle w:val="DocumentationTok"/>
+        </w:rPr>
+        <w:t xml:space="preserve">## </w:t>
+      </w:r>
+      <w:r>
+        <w:br/>
+      </w:r>
+      <w:r>
+        <w:rPr>
+          <w:rStyle w:val="DocumentationTok"/>
+        </w:rPr>
+        <w:t xml:space="preserve">## $TJH_vs_LEH</w:t>
+      </w:r>
+      <w:r>
+        <w:br/>
+      </w:r>
+      <w:r>
+        <w:rPr>
+          <w:rStyle w:val="DocumentationTok"/>
+        </w:rPr>
+        <w:t xml:space="preserve">##          Df SumOfSqs      R2      F Pr(&gt;F)   </w:t>
+      </w:r>
+      <w:r>
+        <w:br/>
+      </w:r>
+      <w:r>
+        <w:rPr>
+          <w:rStyle w:val="DocumentationTok"/>
+        </w:rPr>
+        <w:t xml:space="preserve">## Model     1    47.72 0.10517 5.6414  0.003 **</w:t>
+      </w:r>
+      <w:r>
+        <w:br/>
+      </w:r>
+      <w:r>
+        <w:rPr>
+          <w:rStyle w:val="DocumentationTok"/>
+        </w:rPr>
+        <w:t xml:space="preserve">## Residual 48   406.06 0.89483                 </w:t>
+      </w:r>
+      <w:r>
+        <w:br/>
+      </w:r>
+      <w:r>
+        <w:rPr>
+          <w:rStyle w:val="DocumentationTok"/>
+        </w:rPr>
+        <w:t xml:space="preserve">## Total    49   453.78 1.00000                 </w:t>
+      </w:r>
+      <w:r>
+        <w:br/>
+      </w:r>
+      <w:r>
+        <w:rPr>
+          <w:rStyle w:val="DocumentationTok"/>
+        </w:rPr>
+        <w:t xml:space="preserve">## ---</w:t>
+      </w:r>
+      <w:r>
+        <w:br/>
+      </w:r>
+      <w:r>
+        <w:rPr>
+          <w:rStyle w:val="DocumentationTok"/>
+        </w:rPr>
+        <w:t xml:space="preserve">## Signif. codes:  0 '***' 0.001 '**' 0.01 '*' 0.05 '.' 0.1 ' ' 1</w:t>
+      </w:r>
+      <w:r>
+        <w:br/>
+      </w:r>
+      <w:r>
+        <w:rPr>
+          <w:rStyle w:val="DocumentationTok"/>
+        </w:rPr>
+        <w:t xml:space="preserve">## </w:t>
+      </w:r>
+      <w:r>
+        <w:br/>
+      </w:r>
+      <w:r>
+        <w:rPr>
+          <w:rStyle w:val="DocumentationTok"/>
+        </w:rPr>
+        <w:t xml:space="preserve">## $TJH_vs_HD</w:t>
+      </w:r>
+      <w:r>
+        <w:br/>
+      </w:r>
+      <w:r>
+        <w:rPr>
+          <w:rStyle w:val="DocumentationTok"/>
+        </w:rPr>
         <w:t xml:space="preserve">##          Df SumOfSqs      R2      F Pr(&gt;F)    </w:t>
       </w:r>
       <w:r>
@@ -18674,7 +18818,7 @@
         <w:rPr>
           <w:rStyle w:val="DocumentationTok"/>
         </w:rPr>
-        <w:t xml:space="preserve">## Model     1   32.602 0.10636 5.7128  0.001 ***</w:t>
+        <w:t xml:space="preserve">## Model     1   69.308 0.25135 11.751  0.001 ***</w:t>
       </w:r>
       <w:r>
         <w:br/>
@@ -18683,7 +18827,7 @@
         <w:rPr>
           <w:rStyle w:val="DocumentationTok"/>
         </w:rPr>
-        <w:t xml:space="preserve">## Residual 48  273.930 0.89364                  </w:t>
+        <w:t xml:space="preserve">## Residual 35  206.432 0.74865                  </w:t>
       </w:r>
       <w:r>
         <w:br/>
@@ -18692,7 +18836,7 @@
         <w:rPr>
           <w:rStyle w:val="DocumentationTok"/>
         </w:rPr>
-        <w:t xml:space="preserve">## Total    49  306.532 1.00000                  </w:t>
+        <w:t xml:space="preserve">## Total    36  275.740 1.00000                  </w:t>
       </w:r>
       <w:r>
         <w:br/>
@@ -18728,7 +18872,7 @@
         <w:rPr>
           <w:rStyle w:val="DocumentationTok"/>
         </w:rPr>
-        <w:t xml:space="preserve">## $TJH_vs_LEH</w:t>
+        <w:t xml:space="preserve">## $DG_vs_LEH</w:t>
       </w:r>
       <w:r>
         <w:br/>
@@ -18737,7 +18881,7 @@
         <w:rPr>
           <w:rStyle w:val="DocumentationTok"/>
         </w:rPr>
-        <w:t xml:space="preserve">##          Df SumOfSqs      R2      F Pr(&gt;F)   </w:t>
+        <w:t xml:space="preserve">##          Df SumOfSqs      R2      F Pr(&gt;F)  </w:t>
       </w:r>
       <w:r>
         <w:br/>
@@ -18746,151 +18890,7 @@
         <w:rPr>
           <w:rStyle w:val="DocumentationTok"/>
         </w:rPr>
-        <w:t xml:space="preserve">## Model     1    47.72 0.10517 5.6414  0.003 **</w:t>
-      </w:r>
-      <w:r>
-        <w:br/>
-      </w:r>
-      <w:r>
-        <w:rPr>
-          <w:rStyle w:val="DocumentationTok"/>
-        </w:rPr>
-        <w:t xml:space="preserve">## Residual 48   406.06 0.89483                 </w:t>
-      </w:r>
-      <w:r>
-        <w:br/>
-      </w:r>
-      <w:r>
-        <w:rPr>
-          <w:rStyle w:val="DocumentationTok"/>
-        </w:rPr>
-        <w:t xml:space="preserve">## Total    49   453.78 1.00000                 </w:t>
-      </w:r>
-      <w:r>
-        <w:br/>
-      </w:r>
-      <w:r>
-        <w:rPr>
-          <w:rStyle w:val="DocumentationTok"/>
-        </w:rPr>
-        <w:t xml:space="preserve">## ---</w:t>
-      </w:r>
-      <w:r>
-        <w:br/>
-      </w:r>
-      <w:r>
-        <w:rPr>
-          <w:rStyle w:val="DocumentationTok"/>
-        </w:rPr>
-        <w:t xml:space="preserve">## Signif. codes:  0 '***' 0.001 '**' 0.01 '*' 0.05 '.' 0.1 ' ' 1</w:t>
-      </w:r>
-      <w:r>
-        <w:br/>
-      </w:r>
-      <w:r>
-        <w:rPr>
-          <w:rStyle w:val="DocumentationTok"/>
-        </w:rPr>
-        <w:t xml:space="preserve">## </w:t>
-      </w:r>
-      <w:r>
-        <w:br/>
-      </w:r>
-      <w:r>
-        <w:rPr>
-          <w:rStyle w:val="DocumentationTok"/>
-        </w:rPr>
-        <w:t xml:space="preserve">## $TJH_vs_HD</w:t>
-      </w:r>
-      <w:r>
-        <w:br/>
-      </w:r>
-      <w:r>
-        <w:rPr>
-          <w:rStyle w:val="DocumentationTok"/>
-        </w:rPr>
-        <w:t xml:space="preserve">##          Df SumOfSqs      R2      F Pr(&gt;F)    </w:t>
-      </w:r>
-      <w:r>
-        <w:br/>
-      </w:r>
-      <w:r>
-        <w:rPr>
-          <w:rStyle w:val="DocumentationTok"/>
-        </w:rPr>
-        <w:t xml:space="preserve">## Model     1   69.308 0.25135 11.751  0.001 ***</w:t>
-      </w:r>
-      <w:r>
-        <w:br/>
-      </w:r>
-      <w:r>
-        <w:rPr>
-          <w:rStyle w:val="DocumentationTok"/>
-        </w:rPr>
-        <w:t xml:space="preserve">## Residual 35  206.432 0.74865                  </w:t>
-      </w:r>
-      <w:r>
-        <w:br/>
-      </w:r>
-      <w:r>
-        <w:rPr>
-          <w:rStyle w:val="DocumentationTok"/>
-        </w:rPr>
-        <w:t xml:space="preserve">## Total    36  275.740 1.00000                  </w:t>
-      </w:r>
-      <w:r>
-        <w:br/>
-      </w:r>
-      <w:r>
-        <w:rPr>
-          <w:rStyle w:val="DocumentationTok"/>
-        </w:rPr>
-        <w:t xml:space="preserve">## ---</w:t>
-      </w:r>
-      <w:r>
-        <w:br/>
-      </w:r>
-      <w:r>
-        <w:rPr>
-          <w:rStyle w:val="DocumentationTok"/>
-        </w:rPr>
-        <w:t xml:space="preserve">## Signif. codes:  0 '***' 0.001 '**' 0.01 '*' 0.05 '.' 0.1 ' ' 1</w:t>
-      </w:r>
-      <w:r>
-        <w:br/>
-      </w:r>
-      <w:r>
-        <w:rPr>
-          <w:rStyle w:val="DocumentationTok"/>
-        </w:rPr>
-        <w:t xml:space="preserve">## </w:t>
-      </w:r>
-      <w:r>
-        <w:br/>
-      </w:r>
-      <w:r>
-        <w:rPr>
-          <w:rStyle w:val="DocumentationTok"/>
-        </w:rPr>
-        <w:t xml:space="preserve">## $DG_vs_LEH</w:t>
-      </w:r>
-      <w:r>
-        <w:br/>
-      </w:r>
-      <w:r>
-        <w:rPr>
-          <w:rStyle w:val="DocumentationTok"/>
-        </w:rPr>
-        <w:t xml:space="preserve">##          Df SumOfSqs      R2      F Pr(&gt;F)  </w:t>
-      </w:r>
-      <w:r>
-        <w:br/>
-      </w:r>
-      <w:r>
-        <w:rPr>
-          <w:rStyle w:val="DocumentationTok"/>
-        </w:rPr>
-        <w:t xml:space="preserve">## Model     1    26.24 0.06493 3.3333  0.014 *</w:t>
+        <w:t xml:space="preserve">## Model     1    26.24 0.06493 3.3333  0.021 *</w:t>
       </w:r>
       <w:r>
         <w:br/>
@@ -19397,7 +19397,7 @@
         <w:rPr>
           <w:rStyle w:val="DocumentationTok"/>
         </w:rPr>
-        <w:t xml:space="preserve">## LEH 0.150 0.006 -    </w:t>
+        <w:t xml:space="preserve">## LEH 0.072 0.006 -    </w:t>
       </w:r>
       <w:r>
         <w:br/>
@@ -19406,7 +19406,7 @@
         <w:rPr>
           <w:rStyle w:val="DocumentationTok"/>
         </w:rPr>
-        <w:t xml:space="preserve">## TJH 0.006 0.006 0.006</w:t>
+        <w:t xml:space="preserve">## TJH 0.006 0.006 0.024</w:t>
       </w:r>
       <w:r>
         <w:br/>

--- a/docs/content/multivariate_statistics/multivariate_statistics_lecture.docx
+++ b/docs/content/multivariate_statistics/multivariate_statistics_lecture.docx
@@ -18665,6 +18665,78 @@
         <w:rPr>
           <w:rStyle w:val="DocumentationTok"/>
         </w:rPr>
+        <w:t xml:space="preserve">##          Df SumOfSqs      R2      F Pr(&gt;F)    </w:t>
+      </w:r>
+      <w:r>
+        <w:br/>
+      </w:r>
+      <w:r>
+        <w:rPr>
+          <w:rStyle w:val="DocumentationTok"/>
+        </w:rPr>
+        <w:t xml:space="preserve">## Model     1   32.602 0.10636 5.7128  0.001 ***</w:t>
+      </w:r>
+      <w:r>
+        <w:br/>
+      </w:r>
+      <w:r>
+        <w:rPr>
+          <w:rStyle w:val="DocumentationTok"/>
+        </w:rPr>
+        <w:t xml:space="preserve">## Residual 48  273.930 0.89364                  </w:t>
+      </w:r>
+      <w:r>
+        <w:br/>
+      </w:r>
+      <w:r>
+        <w:rPr>
+          <w:rStyle w:val="DocumentationTok"/>
+        </w:rPr>
+        <w:t xml:space="preserve">## Total    49  306.532 1.00000                  </w:t>
+      </w:r>
+      <w:r>
+        <w:br/>
+      </w:r>
+      <w:r>
+        <w:rPr>
+          <w:rStyle w:val="DocumentationTok"/>
+        </w:rPr>
+        <w:t xml:space="preserve">## ---</w:t>
+      </w:r>
+      <w:r>
+        <w:br/>
+      </w:r>
+      <w:r>
+        <w:rPr>
+          <w:rStyle w:val="DocumentationTok"/>
+        </w:rPr>
+        <w:t xml:space="preserve">## Signif. codes:  0 '***' 0.001 '**' 0.01 '*' 0.05 '.' 0.1 ' ' 1</w:t>
+      </w:r>
+      <w:r>
+        <w:br/>
+      </w:r>
+      <w:r>
+        <w:rPr>
+          <w:rStyle w:val="DocumentationTok"/>
+        </w:rPr>
+        <w:t xml:space="preserve">## </w:t>
+      </w:r>
+      <w:r>
+        <w:br/>
+      </w:r>
+      <w:r>
+        <w:rPr>
+          <w:rStyle w:val="DocumentationTok"/>
+        </w:rPr>
+        <w:t xml:space="preserve">## $TJH_vs_LEH</w:t>
+      </w:r>
+      <w:r>
+        <w:br/>
+      </w:r>
+      <w:r>
+        <w:rPr>
+          <w:rStyle w:val="DocumentationTok"/>
+        </w:rPr>
         <w:t xml:space="preserve">##          Df SumOfSqs      R2      F Pr(&gt;F)   </w:t>
       </w:r>
       <w:r>
@@ -18674,7 +18746,7 @@
         <w:rPr>
           <w:rStyle w:val="DocumentationTok"/>
         </w:rPr>
-        <w:t xml:space="preserve">## Model     1   32.602 0.10636 5.7128  0.002 **</w:t>
+        <w:t xml:space="preserve">## Model     1    47.72 0.10517 5.6414  0.002 **</w:t>
       </w:r>
       <w:r>
         <w:br/>
@@ -18683,7 +18755,7 @@
         <w:rPr>
           <w:rStyle w:val="DocumentationTok"/>
         </w:rPr>
-        <w:t xml:space="preserve">## Residual 48  273.930 0.89364                 </w:t>
+        <w:t xml:space="preserve">## Residual 48   406.06 0.89483                 </w:t>
       </w:r>
       <w:r>
         <w:br/>
@@ -18692,7 +18764,7 @@
         <w:rPr>
           <w:rStyle w:val="DocumentationTok"/>
         </w:rPr>
-        <w:t xml:space="preserve">## Total    49  306.532 1.00000                 </w:t>
+        <w:t xml:space="preserve">## Total    49   453.78 1.00000                 </w:t>
       </w:r>
       <w:r>
         <w:br/>
@@ -18728,7 +18800,7 @@
         <w:rPr>
           <w:rStyle w:val="DocumentationTok"/>
         </w:rPr>
-        <w:t xml:space="preserve">## $TJH_vs_LEH</w:t>
+        <w:t xml:space="preserve">## $TJH_vs_HD</w:t>
       </w:r>
       <w:r>
         <w:br/>
@@ -18737,7 +18809,7 @@
         <w:rPr>
           <w:rStyle w:val="DocumentationTok"/>
         </w:rPr>
-        <w:t xml:space="preserve">##          Df SumOfSqs      R2      F Pr(&gt;F)   </w:t>
+        <w:t xml:space="preserve">##          Df SumOfSqs      R2      F Pr(&gt;F)    </w:t>
       </w:r>
       <w:r>
         <w:br/>
@@ -18746,7 +18818,7 @@
         <w:rPr>
           <w:rStyle w:val="DocumentationTok"/>
         </w:rPr>
-        <w:t xml:space="preserve">## Model     1    47.72 0.10517 5.6414  0.003 **</w:t>
+        <w:t xml:space="preserve">## Model     1   69.308 0.25135 11.751  0.001 ***</w:t>
       </w:r>
       <w:r>
         <w:br/>
@@ -18755,7 +18827,7 @@
         <w:rPr>
           <w:rStyle w:val="DocumentationTok"/>
         </w:rPr>
-        <w:t xml:space="preserve">## Residual 48   406.06 0.89483                 </w:t>
+        <w:t xml:space="preserve">## Residual 35  206.432 0.74865                  </w:t>
       </w:r>
       <w:r>
         <w:br/>
@@ -18764,7 +18836,7 @@
         <w:rPr>
           <w:rStyle w:val="DocumentationTok"/>
         </w:rPr>
-        <w:t xml:space="preserve">## Total    49   453.78 1.00000                 </w:t>
+        <w:t xml:space="preserve">## Total    36  275.740 1.00000                  </w:t>
       </w:r>
       <w:r>
         <w:br/>
@@ -18800,7 +18872,7 @@
         <w:rPr>
           <w:rStyle w:val="DocumentationTok"/>
         </w:rPr>
-        <w:t xml:space="preserve">## $TJH_vs_HD</w:t>
+        <w:t xml:space="preserve">## $DG_vs_LEH</w:t>
       </w:r>
       <w:r>
         <w:br/>
@@ -18809,7 +18881,7 @@
         <w:rPr>
           <w:rStyle w:val="DocumentationTok"/>
         </w:rPr>
-        <w:t xml:space="preserve">##          Df SumOfSqs      R2      F Pr(&gt;F)    </w:t>
+        <w:t xml:space="preserve">##          Df SumOfSqs      R2      F Pr(&gt;F)  </w:t>
       </w:r>
       <w:r>
         <w:br/>
@@ -18818,79 +18890,7 @@
         <w:rPr>
           <w:rStyle w:val="DocumentationTok"/>
         </w:rPr>
-        <w:t xml:space="preserve">## Model     1   69.308 0.25135 11.751  0.001 ***</w:t>
-      </w:r>
-      <w:r>
-        <w:br/>
-      </w:r>
-      <w:r>
-        <w:rPr>
-          <w:rStyle w:val="DocumentationTok"/>
-        </w:rPr>
-        <w:t xml:space="preserve">## Residual 35  206.432 0.74865                  </w:t>
-      </w:r>
-      <w:r>
-        <w:br/>
-      </w:r>
-      <w:r>
-        <w:rPr>
-          <w:rStyle w:val="DocumentationTok"/>
-        </w:rPr>
-        <w:t xml:space="preserve">## Total    36  275.740 1.00000                  </w:t>
-      </w:r>
-      <w:r>
-        <w:br/>
-      </w:r>
-      <w:r>
-        <w:rPr>
-          <w:rStyle w:val="DocumentationTok"/>
-        </w:rPr>
-        <w:t xml:space="preserve">## ---</w:t>
-      </w:r>
-      <w:r>
-        <w:br/>
-      </w:r>
-      <w:r>
-        <w:rPr>
-          <w:rStyle w:val="DocumentationTok"/>
-        </w:rPr>
-        <w:t xml:space="preserve">## Signif. codes:  0 '***' 0.001 '**' 0.01 '*' 0.05 '.' 0.1 ' ' 1</w:t>
-      </w:r>
-      <w:r>
-        <w:br/>
-      </w:r>
-      <w:r>
-        <w:rPr>
-          <w:rStyle w:val="DocumentationTok"/>
-        </w:rPr>
-        <w:t xml:space="preserve">## </w:t>
-      </w:r>
-      <w:r>
-        <w:br/>
-      </w:r>
-      <w:r>
-        <w:rPr>
-          <w:rStyle w:val="DocumentationTok"/>
-        </w:rPr>
-        <w:t xml:space="preserve">## $DG_vs_LEH</w:t>
-      </w:r>
-      <w:r>
-        <w:br/>
-      </w:r>
-      <w:r>
-        <w:rPr>
-          <w:rStyle w:val="DocumentationTok"/>
-        </w:rPr>
-        <w:t xml:space="preserve">##          Df SumOfSqs      R2      F Pr(&gt;F)  </w:t>
-      </w:r>
-      <w:r>
-        <w:br/>
-      </w:r>
-      <w:r>
-        <w:rPr>
-          <w:rStyle w:val="DocumentationTok"/>
-        </w:rPr>
-        <w:t xml:space="preserve">## Model     1    26.24 0.06493 3.3333  0.021 *</w:t>
+        <w:t xml:space="preserve">## Model     1    26.24 0.06493 3.3333  0.012 *</w:t>
       </w:r>
       <w:r>
         <w:br/>
@@ -19397,7 +19397,7 @@
         <w:rPr>
           <w:rStyle w:val="DocumentationTok"/>
         </w:rPr>
-        <w:t xml:space="preserve">## LEH 0.072 0.006 -    </w:t>
+        <w:t xml:space="preserve">## LEH 0.114 0.006 -    </w:t>
       </w:r>
       <w:r>
         <w:br/>
@@ -19406,7 +19406,7 @@
         <w:rPr>
           <w:rStyle w:val="DocumentationTok"/>
         </w:rPr>
-        <w:t xml:space="preserve">## TJH 0.006 0.006 0.024</w:t>
+        <w:t xml:space="preserve">## TJH 0.012 0.006 0.006</w:t>
       </w:r>
       <w:r>
         <w:br/>

--- a/docs/content/multivariate_statistics/multivariate_statistics_lecture.docx
+++ b/docs/content/multivariate_statistics/multivariate_statistics_lecture.docx
@@ -1261,7 +1261,7 @@
       <w:r>
         <w:drawing>
           <wp:inline>
-            <wp:extent cx="5334000" cy="5334000"/>
+            <wp:extent cx="3302849" cy="3302849"/>
             <wp:effectExtent b="0" l="0" r="0" t="0"/>
             <wp:docPr descr="" title="" id="28" name="Picture"/>
             <a:graphic>
@@ -1282,7 +1282,7 @@
                   <pic:spPr bwMode="auto">
                     <a:xfrm>
                       <a:off x="0" y="0"/>
-                      <a:ext cx="5334000" cy="5334000"/>
+                      <a:ext cx="3302849" cy="3302849"/>
                     </a:xfrm>
                     <a:prstGeom prst="rect">
                       <a:avLst/>
@@ -2460,7 +2460,7 @@
       <w:r>
         <w:drawing>
           <wp:inline>
-            <wp:extent cx="5334000" cy="5334000"/>
+            <wp:extent cx="2752374" cy="2752374"/>
             <wp:effectExtent b="0" l="0" r="0" t="0"/>
             <wp:docPr descr="" title="" id="35" name="Picture"/>
             <a:graphic>
@@ -2481,7 +2481,7 @@
                   <pic:spPr bwMode="auto">
                     <a:xfrm>
                       <a:off x="0" y="0"/>
-                      <a:ext cx="5334000" cy="5334000"/>
+                      <a:ext cx="2752374" cy="2752374"/>
                     </a:xfrm>
                     <a:prstGeom prst="rect">
                       <a:avLst/>
@@ -2517,7 +2517,7 @@
       <w:r>
         <w:drawing>
           <wp:inline>
-            <wp:extent cx="5334000" cy="5334000"/>
+            <wp:extent cx="3302849" cy="3302849"/>
             <wp:effectExtent b="0" l="0" r="0" t="0"/>
             <wp:docPr descr="" title="" id="39" name="Picture"/>
             <a:graphic>
@@ -2538,7 +2538,7 @@
                   <pic:spPr bwMode="auto">
                     <a:xfrm>
                       <a:off x="0" y="0"/>
-                      <a:ext cx="5334000" cy="5334000"/>
+                      <a:ext cx="3302849" cy="3302849"/>
                     </a:xfrm>
                     <a:prstGeom prst="rect">
                       <a:avLst/>
@@ -2775,7 +2775,7 @@
       <w:r>
         <w:drawing>
           <wp:inline>
-            <wp:extent cx="5334000" cy="5334000"/>
+            <wp:extent cx="3302849" cy="3302849"/>
             <wp:effectExtent b="0" l="0" r="0" t="0"/>
             <wp:docPr descr="" title="" id="46" name="Picture"/>
             <a:graphic>
@@ -2796,7 +2796,7 @@
                   <pic:spPr bwMode="auto">
                     <a:xfrm>
                       <a:off x="0" y="0"/>
-                      <a:ext cx="5334000" cy="5334000"/>
+                      <a:ext cx="3302849" cy="3302849"/>
                     </a:xfrm>
                     <a:prstGeom prst="rect">
                       <a:avLst/>
@@ -5158,7 +5158,7 @@
       <w:r>
         <w:drawing>
           <wp:inline>
-            <wp:extent cx="5334000" cy="5334000"/>
+            <wp:extent cx="3302849" cy="3302849"/>
             <wp:effectExtent b="0" l="0" r="0" t="0"/>
             <wp:docPr descr="" title="" id="68" name="Picture"/>
             <a:graphic>
@@ -5179,7 +5179,7 @@
                   <pic:spPr bwMode="auto">
                     <a:xfrm>
                       <a:off x="0" y="0"/>
-                      <a:ext cx="5334000" cy="5334000"/>
+                      <a:ext cx="3302849" cy="3302849"/>
                     </a:xfrm>
                     <a:prstGeom prst="rect">
                       <a:avLst/>
@@ -6042,7 +6042,7 @@
       <w:r>
         <w:drawing>
           <wp:inline>
-            <wp:extent cx="5334000" cy="4800600"/>
+            <wp:extent cx="3669832" cy="3302849"/>
             <wp:effectExtent b="0" l="0" r="0" t="0"/>
             <wp:docPr descr="" title="" id="75" name="Picture"/>
             <a:graphic>
@@ -6063,7 +6063,7 @@
                   <pic:spPr bwMode="auto">
                     <a:xfrm>
                       <a:off x="0" y="0"/>
-                      <a:ext cx="5334000" cy="4800600"/>
+                      <a:ext cx="3669832" cy="3302849"/>
                     </a:xfrm>
                     <a:prstGeom prst="rect">
                       <a:avLst/>
@@ -6384,7 +6384,7 @@
       <w:r>
         <w:drawing>
           <wp:inline>
-            <wp:extent cx="5334000" cy="5334000"/>
+            <wp:extent cx="3302849" cy="3302849"/>
             <wp:effectExtent b="0" l="0" r="0" t="0"/>
             <wp:docPr descr="" title="" id="80" name="Picture"/>
             <a:graphic>
@@ -6405,7 +6405,7 @@
                   <pic:spPr bwMode="auto">
                     <a:xfrm>
                       <a:off x="0" y="0"/>
-                      <a:ext cx="5334000" cy="5334000"/>
+                      <a:ext cx="3302849" cy="3302849"/>
                     </a:xfrm>
                     <a:prstGeom prst="rect">
                       <a:avLst/>
@@ -6751,7 +6751,7 @@
       <w:r>
         <w:drawing>
           <wp:inline>
-            <wp:extent cx="5334000" cy="5334000"/>
+            <wp:extent cx="3302849" cy="3302849"/>
             <wp:effectExtent b="0" l="0" r="0" t="0"/>
             <wp:docPr descr="" title="" id="85" name="Picture"/>
             <a:graphic>
@@ -6772,7 +6772,7 @@
                   <pic:spPr bwMode="auto">
                     <a:xfrm>
                       <a:off x="0" y="0"/>
-                      <a:ext cx="5334000" cy="5334000"/>
+                      <a:ext cx="3302849" cy="3302849"/>
                     </a:xfrm>
                     <a:prstGeom prst="rect">
                       <a:avLst/>
@@ -7443,7 +7443,7 @@
       <w:r>
         <w:drawing>
           <wp:inline>
-            <wp:extent cx="5334000" cy="5334000"/>
+            <wp:extent cx="3302849" cy="3302849"/>
             <wp:effectExtent b="0" l="0" r="0" t="0"/>
             <wp:docPr descr="" title="" id="93" name="Picture"/>
             <a:graphic>
@@ -7464,7 +7464,7 @@
                   <pic:spPr bwMode="auto">
                     <a:xfrm>
                       <a:off x="0" y="0"/>
-                      <a:ext cx="5334000" cy="5334000"/>
+                      <a:ext cx="3302849" cy="3302849"/>
                     </a:xfrm>
                     <a:prstGeom prst="rect">
                       <a:avLst/>
@@ -7500,7 +7500,7 @@
       <w:r>
         <w:drawing>
           <wp:inline>
-            <wp:extent cx="5334000" cy="5334000"/>
+            <wp:extent cx="2752374" cy="2752374"/>
             <wp:effectExtent b="0" l="0" r="0" t="0"/>
             <wp:docPr descr="" title="" id="97" name="Picture"/>
             <a:graphic>
@@ -7521,7 +7521,7 @@
                   <pic:spPr bwMode="auto">
                     <a:xfrm>
                       <a:off x="0" y="0"/>
-                      <a:ext cx="5334000" cy="5334000"/>
+                      <a:ext cx="2752374" cy="2752374"/>
                     </a:xfrm>
                     <a:prstGeom prst="rect">
                       <a:avLst/>
@@ -7811,7 +7811,7 @@
       <w:r>
         <w:drawing>
           <wp:inline>
-            <wp:extent cx="5334000" cy="5334000"/>
+            <wp:extent cx="3302849" cy="3302849"/>
             <wp:effectExtent b="0" l="0" r="0" t="0"/>
             <wp:docPr descr="" title="" id="102" name="Picture"/>
             <a:graphic>
@@ -7832,7 +7832,7 @@
                   <pic:spPr bwMode="auto">
                     <a:xfrm>
                       <a:off x="0" y="0"/>
-                      <a:ext cx="5334000" cy="5334000"/>
+                      <a:ext cx="3302849" cy="3302849"/>
                     </a:xfrm>
                     <a:prstGeom prst="rect">
                       <a:avLst/>
@@ -9265,7 +9265,7 @@
       <w:r>
         <w:drawing>
           <wp:inline>
-            <wp:extent cx="5334000" cy="5334000"/>
+            <wp:extent cx="3302849" cy="3302849"/>
             <wp:effectExtent b="0" l="0" r="0" t="0"/>
             <wp:docPr descr="" title="" id="114" name="Picture"/>
             <a:graphic>
@@ -9286,7 +9286,7 @@
                   <pic:spPr bwMode="auto">
                     <a:xfrm>
                       <a:off x="0" y="0"/>
-                      <a:ext cx="5334000" cy="5334000"/>
+                      <a:ext cx="3302849" cy="3302849"/>
                     </a:xfrm>
                     <a:prstGeom prst="rect">
                       <a:avLst/>
@@ -9343,7 +9343,7 @@
       <w:r>
         <w:drawing>
           <wp:inline>
-            <wp:extent cx="5334000" cy="5334000"/>
+            <wp:extent cx="3302849" cy="3302849"/>
             <wp:effectExtent b="0" l="0" r="0" t="0"/>
             <wp:docPr descr="" title="" id="118" name="Picture"/>
             <a:graphic>
@@ -9364,7 +9364,7 @@
                   <pic:spPr bwMode="auto">
                     <a:xfrm>
                       <a:off x="0" y="0"/>
-                      <a:ext cx="5334000" cy="5334000"/>
+                      <a:ext cx="3302849" cy="3302849"/>
                     </a:xfrm>
                     <a:prstGeom prst="rect">
                       <a:avLst/>
@@ -10889,7 +10889,7 @@
       <w:r>
         <w:drawing>
           <wp:inline>
-            <wp:extent cx="5334000" cy="5334000"/>
+            <wp:extent cx="2752374" cy="2752374"/>
             <wp:effectExtent b="0" l="0" r="0" t="0"/>
             <wp:docPr descr="" title="" id="126" name="Picture"/>
             <a:graphic>
@@ -10910,7 +10910,7 @@
                   <pic:spPr bwMode="auto">
                     <a:xfrm>
                       <a:off x="0" y="0"/>
-                      <a:ext cx="5334000" cy="5334000"/>
+                      <a:ext cx="2752374" cy="2752374"/>
                     </a:xfrm>
                     <a:prstGeom prst="rect">
                       <a:avLst/>
@@ -12275,7 +12275,7 @@
       <w:r>
         <w:drawing>
           <wp:inline>
-            <wp:extent cx="5334000" cy="5334000"/>
+            <wp:extent cx="3302849" cy="3302849"/>
             <wp:effectExtent b="0" l="0" r="0" t="0"/>
             <wp:docPr descr="" title="" id="136" name="Picture"/>
             <a:graphic>
@@ -12296,7 +12296,7 @@
                   <pic:spPr bwMode="auto">
                     <a:xfrm>
                       <a:off x="0" y="0"/>
-                      <a:ext cx="5334000" cy="5334000"/>
+                      <a:ext cx="3302849" cy="3302849"/>
                     </a:xfrm>
                     <a:prstGeom prst="rect">
                       <a:avLst/>
@@ -15133,7 +15133,7 @@
       <w:r>
         <w:drawing>
           <wp:inline>
-            <wp:extent cx="5334000" cy="5334000"/>
+            <wp:extent cx="2752374" cy="2752374"/>
             <wp:effectExtent b="0" l="0" r="0" t="0"/>
             <wp:docPr descr="" title="" id="165" name="Picture"/>
             <a:graphic>
@@ -15154,7 +15154,7 @@
                   <pic:spPr bwMode="auto">
                     <a:xfrm>
                       <a:off x="0" y="0"/>
-                      <a:ext cx="5334000" cy="5334000"/>
+                      <a:ext cx="2752374" cy="2752374"/>
                     </a:xfrm>
                     <a:prstGeom prst="rect">
                       <a:avLst/>
@@ -15440,7 +15440,7 @@
       <w:r>
         <w:drawing>
           <wp:inline>
-            <wp:extent cx="5334000" cy="5334000"/>
+            <wp:extent cx="2752374" cy="2752374"/>
             <wp:effectExtent b="0" l="0" r="0" t="0"/>
             <wp:docPr descr="" title="" id="168" name="Picture"/>
             <a:graphic>
@@ -15461,7 +15461,7 @@
                   <pic:spPr bwMode="auto">
                     <a:xfrm>
                       <a:off x="0" y="0"/>
-                      <a:ext cx="5334000" cy="5334000"/>
+                      <a:ext cx="2752374" cy="2752374"/>
                     </a:xfrm>
                     <a:prstGeom prst="rect">
                       <a:avLst/>
@@ -15721,7 +15721,7 @@
       <w:r>
         <w:drawing>
           <wp:inline>
-            <wp:extent cx="5334000" cy="5334000"/>
+            <wp:extent cx="2752374" cy="2752374"/>
             <wp:effectExtent b="0" l="0" r="0" t="0"/>
             <wp:docPr descr="" title="" id="172" name="Picture"/>
             <a:graphic>
@@ -15742,7 +15742,7 @@
                   <pic:spPr bwMode="auto">
                     <a:xfrm>
                       <a:off x="0" y="0"/>
-                      <a:ext cx="5334000" cy="5334000"/>
+                      <a:ext cx="2752374" cy="2752374"/>
                     </a:xfrm>
                     <a:prstGeom prst="rect">
                       <a:avLst/>
@@ -15978,7 +15978,7 @@
       <w:r>
         <w:drawing>
           <wp:inline>
-            <wp:extent cx="5334000" cy="5334000"/>
+            <wp:extent cx="2752374" cy="2752374"/>
             <wp:effectExtent b="0" l="0" r="0" t="0"/>
             <wp:docPr descr="" title="" id="176" name="Picture"/>
             <a:graphic>
@@ -15999,7 +15999,7 @@
                   <pic:spPr bwMode="auto">
                     <a:xfrm>
                       <a:off x="0" y="0"/>
-                      <a:ext cx="5334000" cy="5334000"/>
+                      <a:ext cx="2752374" cy="2752374"/>
                     </a:xfrm>
                     <a:prstGeom prst="rect">
                       <a:avLst/>
@@ -17095,7 +17095,7 @@
       <w:r>
         <w:drawing>
           <wp:inline>
-            <wp:extent cx="5334000" cy="5334000"/>
+            <wp:extent cx="2752374" cy="2752374"/>
             <wp:effectExtent b="0" l="0" r="0" t="0"/>
             <wp:docPr descr="" title="" id="179" name="Picture"/>
             <a:graphic>
@@ -17116,7 +17116,7 @@
                   <pic:spPr bwMode="auto">
                     <a:xfrm>
                       <a:off x="0" y="0"/>
-                      <a:ext cx="5334000" cy="5334000"/>
+                      <a:ext cx="2752374" cy="2752374"/>
                     </a:xfrm>
                     <a:prstGeom prst="rect">
                       <a:avLst/>
@@ -17484,7 +17484,7 @@
       <w:r>
         <w:drawing>
           <wp:inline>
-            <wp:extent cx="5334000" cy="5334000"/>
+            <wp:extent cx="2752374" cy="2752374"/>
             <wp:effectExtent b="0" l="0" r="0" t="0"/>
             <wp:docPr descr="" title="" id="183" name="Picture"/>
             <a:graphic>
@@ -17505,7 +17505,7 @@
                   <pic:spPr bwMode="auto">
                     <a:xfrm>
                       <a:off x="0" y="0"/>
-                      <a:ext cx="5334000" cy="5334000"/>
+                      <a:ext cx="2752374" cy="2752374"/>
                     </a:xfrm>
                     <a:prstGeom prst="rect">
                       <a:avLst/>
@@ -18415,7 +18415,7 @@
       <w:r>
         <w:drawing>
           <wp:inline>
-            <wp:extent cx="5334000" cy="5334000"/>
+            <wp:extent cx="2752374" cy="2752374"/>
             <wp:effectExtent b="0" l="0" r="0" t="0"/>
             <wp:docPr descr="" title="" id="187" name="Picture"/>
             <a:graphic>
@@ -18436,7 +18436,7 @@
                   <pic:spPr bwMode="auto">
                     <a:xfrm>
                       <a:off x="0" y="0"/>
-                      <a:ext cx="5334000" cy="5334000"/>
+                      <a:ext cx="2752374" cy="2752374"/>
                     </a:xfrm>
                     <a:prstGeom prst="rect">
                       <a:avLst/>
@@ -18665,6 +18665,150 @@
         <w:rPr>
           <w:rStyle w:val="DocumentationTok"/>
         </w:rPr>
+        <w:t xml:space="preserve">##          Df SumOfSqs      R2      F Pr(&gt;F)   </w:t>
+      </w:r>
+      <w:r>
+        <w:br/>
+      </w:r>
+      <w:r>
+        <w:rPr>
+          <w:rStyle w:val="DocumentationTok"/>
+        </w:rPr>
+        <w:t xml:space="preserve">## Model     1   32.602 0.10636 5.7128  0.002 **</w:t>
+      </w:r>
+      <w:r>
+        <w:br/>
+      </w:r>
+      <w:r>
+        <w:rPr>
+          <w:rStyle w:val="DocumentationTok"/>
+        </w:rPr>
+        <w:t xml:space="preserve">## Residual 48  273.930 0.89364                 </w:t>
+      </w:r>
+      <w:r>
+        <w:br/>
+      </w:r>
+      <w:r>
+        <w:rPr>
+          <w:rStyle w:val="DocumentationTok"/>
+        </w:rPr>
+        <w:t xml:space="preserve">## Total    49  306.532 1.00000                 </w:t>
+      </w:r>
+      <w:r>
+        <w:br/>
+      </w:r>
+      <w:r>
+        <w:rPr>
+          <w:rStyle w:val="DocumentationTok"/>
+        </w:rPr>
+        <w:t xml:space="preserve">## ---</w:t>
+      </w:r>
+      <w:r>
+        <w:br/>
+      </w:r>
+      <w:r>
+        <w:rPr>
+          <w:rStyle w:val="DocumentationTok"/>
+        </w:rPr>
+        <w:t xml:space="preserve">## Signif. codes:  0 '***' 0.001 '**' 0.01 '*' 0.05 '.' 0.1 ' ' 1</w:t>
+      </w:r>
+      <w:r>
+        <w:br/>
+      </w:r>
+      <w:r>
+        <w:rPr>
+          <w:rStyle w:val="DocumentationTok"/>
+        </w:rPr>
+        <w:t xml:space="preserve">## </w:t>
+      </w:r>
+      <w:r>
+        <w:br/>
+      </w:r>
+      <w:r>
+        <w:rPr>
+          <w:rStyle w:val="DocumentationTok"/>
+        </w:rPr>
+        <w:t xml:space="preserve">## $TJH_vs_LEH</w:t>
+      </w:r>
+      <w:r>
+        <w:br/>
+      </w:r>
+      <w:r>
+        <w:rPr>
+          <w:rStyle w:val="DocumentationTok"/>
+        </w:rPr>
+        <w:t xml:space="preserve">##          Df SumOfSqs      R2      F Pr(&gt;F)   </w:t>
+      </w:r>
+      <w:r>
+        <w:br/>
+      </w:r>
+      <w:r>
+        <w:rPr>
+          <w:rStyle w:val="DocumentationTok"/>
+        </w:rPr>
+        <w:t xml:space="preserve">## Model     1    47.72 0.10517 5.6414  0.003 **</w:t>
+      </w:r>
+      <w:r>
+        <w:br/>
+      </w:r>
+      <w:r>
+        <w:rPr>
+          <w:rStyle w:val="DocumentationTok"/>
+        </w:rPr>
+        <w:t xml:space="preserve">## Residual 48   406.06 0.89483                 </w:t>
+      </w:r>
+      <w:r>
+        <w:br/>
+      </w:r>
+      <w:r>
+        <w:rPr>
+          <w:rStyle w:val="DocumentationTok"/>
+        </w:rPr>
+        <w:t xml:space="preserve">## Total    49   453.78 1.00000                 </w:t>
+      </w:r>
+      <w:r>
+        <w:br/>
+      </w:r>
+      <w:r>
+        <w:rPr>
+          <w:rStyle w:val="DocumentationTok"/>
+        </w:rPr>
+        <w:t xml:space="preserve">## ---</w:t>
+      </w:r>
+      <w:r>
+        <w:br/>
+      </w:r>
+      <w:r>
+        <w:rPr>
+          <w:rStyle w:val="DocumentationTok"/>
+        </w:rPr>
+        <w:t xml:space="preserve">## Signif. codes:  0 '***' 0.001 '**' 0.01 '*' 0.05 '.' 0.1 ' ' 1</w:t>
+      </w:r>
+      <w:r>
+        <w:br/>
+      </w:r>
+      <w:r>
+        <w:rPr>
+          <w:rStyle w:val="DocumentationTok"/>
+        </w:rPr>
+        <w:t xml:space="preserve">## </w:t>
+      </w:r>
+      <w:r>
+        <w:br/>
+      </w:r>
+      <w:r>
+        <w:rPr>
+          <w:rStyle w:val="DocumentationTok"/>
+        </w:rPr>
+        <w:t xml:space="preserve">## $TJH_vs_HD</w:t>
+      </w:r>
+      <w:r>
+        <w:br/>
+      </w:r>
+      <w:r>
+        <w:rPr>
+          <w:rStyle w:val="DocumentationTok"/>
+        </w:rPr>
         <w:t xml:space="preserve">##          Df SumOfSqs      R2      F Pr(&gt;F)    </w:t>
       </w:r>
       <w:r>
@@ -18674,7 +18818,7 @@
         <w:rPr>
           <w:rStyle w:val="DocumentationTok"/>
         </w:rPr>
-        <w:t xml:space="preserve">## Model     1   32.602 0.10636 5.7128  0.001 ***</w:t>
+        <w:t xml:space="preserve">## Model     1   69.308 0.25135 11.751  0.001 ***</w:t>
       </w:r>
       <w:r>
         <w:br/>
@@ -18683,7 +18827,7 @@
         <w:rPr>
           <w:rStyle w:val="DocumentationTok"/>
         </w:rPr>
-        <w:t xml:space="preserve">## Residual 48  273.930 0.89364                  </w:t>
+        <w:t xml:space="preserve">## Residual 35  206.432 0.74865                  </w:t>
       </w:r>
       <w:r>
         <w:br/>
@@ -18692,7 +18836,7 @@
         <w:rPr>
           <w:rStyle w:val="DocumentationTok"/>
         </w:rPr>
-        <w:t xml:space="preserve">## Total    49  306.532 1.00000                  </w:t>
+        <w:t xml:space="preserve">## Total    36  275.740 1.00000                  </w:t>
       </w:r>
       <w:r>
         <w:br/>
@@ -18728,7 +18872,7 @@
         <w:rPr>
           <w:rStyle w:val="DocumentationTok"/>
         </w:rPr>
-        <w:t xml:space="preserve">## $TJH_vs_LEH</w:t>
+        <w:t xml:space="preserve">## $DG_vs_LEH</w:t>
       </w:r>
       <w:r>
         <w:br/>
@@ -18737,7 +18881,7 @@
         <w:rPr>
           <w:rStyle w:val="DocumentationTok"/>
         </w:rPr>
-        <w:t xml:space="preserve">##          Df SumOfSqs      R2      F Pr(&gt;F)   </w:t>
+        <w:t xml:space="preserve">##          Df SumOfSqs      R2      F Pr(&gt;F)  </w:t>
       </w:r>
       <w:r>
         <w:br/>
@@ -18746,151 +18890,7 @@
         <w:rPr>
           <w:rStyle w:val="DocumentationTok"/>
         </w:rPr>
-        <w:t xml:space="preserve">## Model     1    47.72 0.10517 5.6414  0.002 **</w:t>
-      </w:r>
-      <w:r>
-        <w:br/>
-      </w:r>
-      <w:r>
-        <w:rPr>
-          <w:rStyle w:val="DocumentationTok"/>
-        </w:rPr>
-        <w:t xml:space="preserve">## Residual 48   406.06 0.89483                 </w:t>
-      </w:r>
-      <w:r>
-        <w:br/>
-      </w:r>
-      <w:r>
-        <w:rPr>
-          <w:rStyle w:val="DocumentationTok"/>
-        </w:rPr>
-        <w:t xml:space="preserve">## Total    49   453.78 1.00000                 </w:t>
-      </w:r>
-      <w:r>
-        <w:br/>
-      </w:r>
-      <w:r>
-        <w:rPr>
-          <w:rStyle w:val="DocumentationTok"/>
-        </w:rPr>
-        <w:t xml:space="preserve">## ---</w:t>
-      </w:r>
-      <w:r>
-        <w:br/>
-      </w:r>
-      <w:r>
-        <w:rPr>
-          <w:rStyle w:val="DocumentationTok"/>
-        </w:rPr>
-        <w:t xml:space="preserve">## Signif. codes:  0 '***' 0.001 '**' 0.01 '*' 0.05 '.' 0.1 ' ' 1</w:t>
-      </w:r>
-      <w:r>
-        <w:br/>
-      </w:r>
-      <w:r>
-        <w:rPr>
-          <w:rStyle w:val="DocumentationTok"/>
-        </w:rPr>
-        <w:t xml:space="preserve">## </w:t>
-      </w:r>
-      <w:r>
-        <w:br/>
-      </w:r>
-      <w:r>
-        <w:rPr>
-          <w:rStyle w:val="DocumentationTok"/>
-        </w:rPr>
-        <w:t xml:space="preserve">## $TJH_vs_HD</w:t>
-      </w:r>
-      <w:r>
-        <w:br/>
-      </w:r>
-      <w:r>
-        <w:rPr>
-          <w:rStyle w:val="DocumentationTok"/>
-        </w:rPr>
-        <w:t xml:space="preserve">##          Df SumOfSqs      R2      F Pr(&gt;F)    </w:t>
-      </w:r>
-      <w:r>
-        <w:br/>
-      </w:r>
-      <w:r>
-        <w:rPr>
-          <w:rStyle w:val="DocumentationTok"/>
-        </w:rPr>
-        <w:t xml:space="preserve">## Model     1   69.308 0.25135 11.751  0.001 ***</w:t>
-      </w:r>
-      <w:r>
-        <w:br/>
-      </w:r>
-      <w:r>
-        <w:rPr>
-          <w:rStyle w:val="DocumentationTok"/>
-        </w:rPr>
-        <w:t xml:space="preserve">## Residual 35  206.432 0.74865                  </w:t>
-      </w:r>
-      <w:r>
-        <w:br/>
-      </w:r>
-      <w:r>
-        <w:rPr>
-          <w:rStyle w:val="DocumentationTok"/>
-        </w:rPr>
-        <w:t xml:space="preserve">## Total    36  275.740 1.00000                  </w:t>
-      </w:r>
-      <w:r>
-        <w:br/>
-      </w:r>
-      <w:r>
-        <w:rPr>
-          <w:rStyle w:val="DocumentationTok"/>
-        </w:rPr>
-        <w:t xml:space="preserve">## ---</w:t>
-      </w:r>
-      <w:r>
-        <w:br/>
-      </w:r>
-      <w:r>
-        <w:rPr>
-          <w:rStyle w:val="DocumentationTok"/>
-        </w:rPr>
-        <w:t xml:space="preserve">## Signif. codes:  0 '***' 0.001 '**' 0.01 '*' 0.05 '.' 0.1 ' ' 1</w:t>
-      </w:r>
-      <w:r>
-        <w:br/>
-      </w:r>
-      <w:r>
-        <w:rPr>
-          <w:rStyle w:val="DocumentationTok"/>
-        </w:rPr>
-        <w:t xml:space="preserve">## </w:t>
-      </w:r>
-      <w:r>
-        <w:br/>
-      </w:r>
-      <w:r>
-        <w:rPr>
-          <w:rStyle w:val="DocumentationTok"/>
-        </w:rPr>
-        <w:t xml:space="preserve">## $DG_vs_LEH</w:t>
-      </w:r>
-      <w:r>
-        <w:br/>
-      </w:r>
-      <w:r>
-        <w:rPr>
-          <w:rStyle w:val="DocumentationTok"/>
-        </w:rPr>
-        <w:t xml:space="preserve">##          Df SumOfSqs      R2      F Pr(&gt;F)  </w:t>
-      </w:r>
-      <w:r>
-        <w:br/>
-      </w:r>
-      <w:r>
-        <w:rPr>
-          <w:rStyle w:val="DocumentationTok"/>
-        </w:rPr>
-        <w:t xml:space="preserve">## Model     1    26.24 0.06493 3.3333  0.012 *</w:t>
+        <w:t xml:space="preserve">## Model     1    26.24 0.06493 3.3333  0.021 *</w:t>
       </w:r>
       <w:r>
         <w:br/>
@@ -19397,7 +19397,7 @@
         <w:rPr>
           <w:rStyle w:val="DocumentationTok"/>
         </w:rPr>
-        <w:t xml:space="preserve">## LEH 0.114 0.006 -    </w:t>
+        <w:t xml:space="preserve">## LEH 0.120 0.006 -    </w:t>
       </w:r>
       <w:r>
         <w:br/>
@@ -19406,7 +19406,7 @@
         <w:rPr>
           <w:rStyle w:val="DocumentationTok"/>
         </w:rPr>
-        <w:t xml:space="preserve">## TJH 0.012 0.006 0.006</w:t>
+        <w:t xml:space="preserve">## TJH 0.012 0.006 0.018</w:t>
       </w:r>
       <w:r>
         <w:br/>

--- a/docs/content/multivariate_statistics/multivariate_statistics_lecture.docx
+++ b/docs/content/multivariate_statistics/multivariate_statistics_lecture.docx
@@ -2460,7 +2460,7 @@
       <w:r>
         <w:drawing>
           <wp:inline>
-            <wp:extent cx="2752374" cy="2752374"/>
+            <wp:extent cx="2293645" cy="2293645"/>
             <wp:effectExtent b="0" l="0" r="0" t="0"/>
             <wp:docPr descr="" title="" id="35" name="Picture"/>
             <a:graphic>
@@ -2481,7 +2481,7 @@
                   <pic:spPr bwMode="auto">
                     <a:xfrm>
                       <a:off x="0" y="0"/>
-                      <a:ext cx="2752374" cy="2752374"/>
+                      <a:ext cx="2293645" cy="2293645"/>
                     </a:xfrm>
                     <a:prstGeom prst="rect">
                       <a:avLst/>
@@ -7500,7 +7500,7 @@
       <w:r>
         <w:drawing>
           <wp:inline>
-            <wp:extent cx="2752374" cy="2752374"/>
+            <wp:extent cx="2293645" cy="2293645"/>
             <wp:effectExtent b="0" l="0" r="0" t="0"/>
             <wp:docPr descr="" title="" id="97" name="Picture"/>
             <a:graphic>
@@ -7521,7 +7521,7 @@
                   <pic:spPr bwMode="auto">
                     <a:xfrm>
                       <a:off x="0" y="0"/>
-                      <a:ext cx="2752374" cy="2752374"/>
+                      <a:ext cx="2293645" cy="2293645"/>
                     </a:xfrm>
                     <a:prstGeom prst="rect">
                       <a:avLst/>
@@ -10889,7 +10889,7 @@
       <w:r>
         <w:drawing>
           <wp:inline>
-            <wp:extent cx="2752374" cy="2752374"/>
+            <wp:extent cx="2293645" cy="2293645"/>
             <wp:effectExtent b="0" l="0" r="0" t="0"/>
             <wp:docPr descr="" title="" id="126" name="Picture"/>
             <a:graphic>
@@ -10910,7 +10910,7 @@
                   <pic:spPr bwMode="auto">
                     <a:xfrm>
                       <a:off x="0" y="0"/>
-                      <a:ext cx="2752374" cy="2752374"/>
+                      <a:ext cx="2293645" cy="2293645"/>
                     </a:xfrm>
                     <a:prstGeom prst="rect">
                       <a:avLst/>
@@ -15133,7 +15133,7 @@
       <w:r>
         <w:drawing>
           <wp:inline>
-            <wp:extent cx="2752374" cy="2752374"/>
+            <wp:extent cx="2293645" cy="2293645"/>
             <wp:effectExtent b="0" l="0" r="0" t="0"/>
             <wp:docPr descr="" title="" id="165" name="Picture"/>
             <a:graphic>
@@ -15154,7 +15154,7 @@
                   <pic:spPr bwMode="auto">
                     <a:xfrm>
                       <a:off x="0" y="0"/>
-                      <a:ext cx="2752374" cy="2752374"/>
+                      <a:ext cx="2293645" cy="2293645"/>
                     </a:xfrm>
                     <a:prstGeom prst="rect">
                       <a:avLst/>
@@ -15440,7 +15440,7 @@
       <w:r>
         <w:drawing>
           <wp:inline>
-            <wp:extent cx="2752374" cy="2752374"/>
+            <wp:extent cx="2293645" cy="2293645"/>
             <wp:effectExtent b="0" l="0" r="0" t="0"/>
             <wp:docPr descr="" title="" id="168" name="Picture"/>
             <a:graphic>
@@ -15461,7 +15461,7 @@
                   <pic:spPr bwMode="auto">
                     <a:xfrm>
                       <a:off x="0" y="0"/>
-                      <a:ext cx="2752374" cy="2752374"/>
+                      <a:ext cx="2293645" cy="2293645"/>
                     </a:xfrm>
                     <a:prstGeom prst="rect">
                       <a:avLst/>
@@ -15721,7 +15721,7 @@
       <w:r>
         <w:drawing>
           <wp:inline>
-            <wp:extent cx="2752374" cy="2752374"/>
+            <wp:extent cx="2293645" cy="2293645"/>
             <wp:effectExtent b="0" l="0" r="0" t="0"/>
             <wp:docPr descr="" title="" id="172" name="Picture"/>
             <a:graphic>
@@ -15742,7 +15742,7 @@
                   <pic:spPr bwMode="auto">
                     <a:xfrm>
                       <a:off x="0" y="0"/>
-                      <a:ext cx="2752374" cy="2752374"/>
+                      <a:ext cx="2293645" cy="2293645"/>
                     </a:xfrm>
                     <a:prstGeom prst="rect">
                       <a:avLst/>
@@ -15978,7 +15978,7 @@
       <w:r>
         <w:drawing>
           <wp:inline>
-            <wp:extent cx="2752374" cy="2752374"/>
+            <wp:extent cx="2293645" cy="2293645"/>
             <wp:effectExtent b="0" l="0" r="0" t="0"/>
             <wp:docPr descr="" title="" id="176" name="Picture"/>
             <a:graphic>
@@ -15999,7 +15999,7 @@
                   <pic:spPr bwMode="auto">
                     <a:xfrm>
                       <a:off x="0" y="0"/>
-                      <a:ext cx="2752374" cy="2752374"/>
+                      <a:ext cx="2293645" cy="2293645"/>
                     </a:xfrm>
                     <a:prstGeom prst="rect">
                       <a:avLst/>
@@ -17095,7 +17095,7 @@
       <w:r>
         <w:drawing>
           <wp:inline>
-            <wp:extent cx="2752374" cy="2752374"/>
+            <wp:extent cx="2293645" cy="2293645"/>
             <wp:effectExtent b="0" l="0" r="0" t="0"/>
             <wp:docPr descr="" title="" id="179" name="Picture"/>
             <a:graphic>
@@ -17116,7 +17116,7 @@
                   <pic:spPr bwMode="auto">
                     <a:xfrm>
                       <a:off x="0" y="0"/>
-                      <a:ext cx="2752374" cy="2752374"/>
+                      <a:ext cx="2293645" cy="2293645"/>
                     </a:xfrm>
                     <a:prstGeom prst="rect">
                       <a:avLst/>
@@ -17484,7 +17484,7 @@
       <w:r>
         <w:drawing>
           <wp:inline>
-            <wp:extent cx="2752374" cy="2752374"/>
+            <wp:extent cx="2293645" cy="2293645"/>
             <wp:effectExtent b="0" l="0" r="0" t="0"/>
             <wp:docPr descr="" title="" id="183" name="Picture"/>
             <a:graphic>
@@ -17505,7 +17505,7 @@
                   <pic:spPr bwMode="auto">
                     <a:xfrm>
                       <a:off x="0" y="0"/>
-                      <a:ext cx="2752374" cy="2752374"/>
+                      <a:ext cx="2293645" cy="2293645"/>
                     </a:xfrm>
                     <a:prstGeom prst="rect">
                       <a:avLst/>
@@ -18415,7 +18415,7 @@
       <w:r>
         <w:drawing>
           <wp:inline>
-            <wp:extent cx="2752374" cy="2752374"/>
+            <wp:extent cx="2293645" cy="2293645"/>
             <wp:effectExtent b="0" l="0" r="0" t="0"/>
             <wp:docPr descr="" title="" id="187" name="Picture"/>
             <a:graphic>
@@ -18436,7 +18436,7 @@
                   <pic:spPr bwMode="auto">
                     <a:xfrm>
                       <a:off x="0" y="0"/>
-                      <a:ext cx="2752374" cy="2752374"/>
+                      <a:ext cx="2293645" cy="2293645"/>
                     </a:xfrm>
                     <a:prstGeom prst="rect">
                       <a:avLst/>
@@ -18665,6 +18665,78 @@
         <w:rPr>
           <w:rStyle w:val="DocumentationTok"/>
         </w:rPr>
+        <w:t xml:space="preserve">##          Df SumOfSqs      R2      F Pr(&gt;F)    </w:t>
+      </w:r>
+      <w:r>
+        <w:br/>
+      </w:r>
+      <w:r>
+        <w:rPr>
+          <w:rStyle w:val="DocumentationTok"/>
+        </w:rPr>
+        <w:t xml:space="preserve">## Model     1   32.602 0.10636 5.7128  0.001 ***</w:t>
+      </w:r>
+      <w:r>
+        <w:br/>
+      </w:r>
+      <w:r>
+        <w:rPr>
+          <w:rStyle w:val="DocumentationTok"/>
+        </w:rPr>
+        <w:t xml:space="preserve">## Residual 48  273.930 0.89364                  </w:t>
+      </w:r>
+      <w:r>
+        <w:br/>
+      </w:r>
+      <w:r>
+        <w:rPr>
+          <w:rStyle w:val="DocumentationTok"/>
+        </w:rPr>
+        <w:t xml:space="preserve">## Total    49  306.532 1.00000                  </w:t>
+      </w:r>
+      <w:r>
+        <w:br/>
+      </w:r>
+      <w:r>
+        <w:rPr>
+          <w:rStyle w:val="DocumentationTok"/>
+        </w:rPr>
+        <w:t xml:space="preserve">## ---</w:t>
+      </w:r>
+      <w:r>
+        <w:br/>
+      </w:r>
+      <w:r>
+        <w:rPr>
+          <w:rStyle w:val="DocumentationTok"/>
+        </w:rPr>
+        <w:t xml:space="preserve">## Signif. codes:  0 '***' 0.001 '**' 0.01 '*' 0.05 '.' 0.1 ' ' 1</w:t>
+      </w:r>
+      <w:r>
+        <w:br/>
+      </w:r>
+      <w:r>
+        <w:rPr>
+          <w:rStyle w:val="DocumentationTok"/>
+        </w:rPr>
+        <w:t xml:space="preserve">## </w:t>
+      </w:r>
+      <w:r>
+        <w:br/>
+      </w:r>
+      <w:r>
+        <w:rPr>
+          <w:rStyle w:val="DocumentationTok"/>
+        </w:rPr>
+        <w:t xml:space="preserve">## $TJH_vs_LEH</w:t>
+      </w:r>
+      <w:r>
+        <w:br/>
+      </w:r>
+      <w:r>
+        <w:rPr>
+          <w:rStyle w:val="DocumentationTok"/>
+        </w:rPr>
         <w:t xml:space="preserve">##          Df SumOfSqs      R2      F Pr(&gt;F)   </w:t>
       </w:r>
       <w:r>
@@ -18674,7 +18746,7 @@
         <w:rPr>
           <w:rStyle w:val="DocumentationTok"/>
         </w:rPr>
-        <w:t xml:space="preserve">## Model     1   32.602 0.10636 5.7128  0.002 **</w:t>
+        <w:t xml:space="preserve">## Model     1    47.72 0.10517 5.6414  0.004 **</w:t>
       </w:r>
       <w:r>
         <w:br/>
@@ -18683,7 +18755,7 @@
         <w:rPr>
           <w:rStyle w:val="DocumentationTok"/>
         </w:rPr>
-        <w:t xml:space="preserve">## Residual 48  273.930 0.89364                 </w:t>
+        <w:t xml:space="preserve">## Residual 48   406.06 0.89483                 </w:t>
       </w:r>
       <w:r>
         <w:br/>
@@ -18692,7 +18764,7 @@
         <w:rPr>
           <w:rStyle w:val="DocumentationTok"/>
         </w:rPr>
-        <w:t xml:space="preserve">## Total    49  306.532 1.00000                 </w:t>
+        <w:t xml:space="preserve">## Total    49   453.78 1.00000                 </w:t>
       </w:r>
       <w:r>
         <w:br/>
@@ -18728,7 +18800,7 @@
         <w:rPr>
           <w:rStyle w:val="DocumentationTok"/>
         </w:rPr>
-        <w:t xml:space="preserve">## $TJH_vs_LEH</w:t>
+        <w:t xml:space="preserve">## $TJH_vs_HD</w:t>
       </w:r>
       <w:r>
         <w:br/>
@@ -18737,7 +18809,7 @@
         <w:rPr>
           <w:rStyle w:val="DocumentationTok"/>
         </w:rPr>
-        <w:t xml:space="preserve">##          Df SumOfSqs      R2      F Pr(&gt;F)   </w:t>
+        <w:t xml:space="preserve">##          Df SumOfSqs      R2      F Pr(&gt;F)    </w:t>
       </w:r>
       <w:r>
         <w:br/>
@@ -18746,7 +18818,7 @@
         <w:rPr>
           <w:rStyle w:val="DocumentationTok"/>
         </w:rPr>
-        <w:t xml:space="preserve">## Model     1    47.72 0.10517 5.6414  0.003 **</w:t>
+        <w:t xml:space="preserve">## Model     1   69.308 0.25135 11.751  0.001 ***</w:t>
       </w:r>
       <w:r>
         <w:br/>
@@ -18755,7 +18827,7 @@
         <w:rPr>
           <w:rStyle w:val="DocumentationTok"/>
         </w:rPr>
-        <w:t xml:space="preserve">## Residual 48   406.06 0.89483                 </w:t>
+        <w:t xml:space="preserve">## Residual 35  206.432 0.74865                  </w:t>
       </w:r>
       <w:r>
         <w:br/>
@@ -18764,7 +18836,7 @@
         <w:rPr>
           <w:rStyle w:val="DocumentationTok"/>
         </w:rPr>
-        <w:t xml:space="preserve">## Total    49   453.78 1.00000                 </w:t>
+        <w:t xml:space="preserve">## Total    36  275.740 1.00000                  </w:t>
       </w:r>
       <w:r>
         <w:br/>
@@ -18800,7 +18872,7 @@
         <w:rPr>
           <w:rStyle w:val="DocumentationTok"/>
         </w:rPr>
-        <w:t xml:space="preserve">## $TJH_vs_HD</w:t>
+        <w:t xml:space="preserve">## $DG_vs_LEH</w:t>
       </w:r>
       <w:r>
         <w:br/>
@@ -18809,7 +18881,7 @@
         <w:rPr>
           <w:rStyle w:val="DocumentationTok"/>
         </w:rPr>
-        <w:t xml:space="preserve">##          Df SumOfSqs      R2      F Pr(&gt;F)    </w:t>
+        <w:t xml:space="preserve">##          Df SumOfSqs      R2      F Pr(&gt;F)  </w:t>
       </w:r>
       <w:r>
         <w:br/>
@@ -18818,79 +18890,7 @@
         <w:rPr>
           <w:rStyle w:val="DocumentationTok"/>
         </w:rPr>
-        <w:t xml:space="preserve">## Model     1   69.308 0.25135 11.751  0.001 ***</w:t>
-      </w:r>
-      <w:r>
-        <w:br/>
-      </w:r>
-      <w:r>
-        <w:rPr>
-          <w:rStyle w:val="DocumentationTok"/>
-        </w:rPr>
-        <w:t xml:space="preserve">## Residual 35  206.432 0.74865                  </w:t>
-      </w:r>
-      <w:r>
-        <w:br/>
-      </w:r>
-      <w:r>
-        <w:rPr>
-          <w:rStyle w:val="DocumentationTok"/>
-        </w:rPr>
-        <w:t xml:space="preserve">## Total    36  275.740 1.00000                  </w:t>
-      </w:r>
-      <w:r>
-        <w:br/>
-      </w:r>
-      <w:r>
-        <w:rPr>
-          <w:rStyle w:val="DocumentationTok"/>
-        </w:rPr>
-        <w:t xml:space="preserve">## ---</w:t>
-      </w:r>
-      <w:r>
-        <w:br/>
-      </w:r>
-      <w:r>
-        <w:rPr>
-          <w:rStyle w:val="DocumentationTok"/>
-        </w:rPr>
-        <w:t xml:space="preserve">## Signif. codes:  0 '***' 0.001 '**' 0.01 '*' 0.05 '.' 0.1 ' ' 1</w:t>
-      </w:r>
-      <w:r>
-        <w:br/>
-      </w:r>
-      <w:r>
-        <w:rPr>
-          <w:rStyle w:val="DocumentationTok"/>
-        </w:rPr>
-        <w:t xml:space="preserve">## </w:t>
-      </w:r>
-      <w:r>
-        <w:br/>
-      </w:r>
-      <w:r>
-        <w:rPr>
-          <w:rStyle w:val="DocumentationTok"/>
-        </w:rPr>
-        <w:t xml:space="preserve">## $DG_vs_LEH</w:t>
-      </w:r>
-      <w:r>
-        <w:br/>
-      </w:r>
-      <w:r>
-        <w:rPr>
-          <w:rStyle w:val="DocumentationTok"/>
-        </w:rPr>
-        <w:t xml:space="preserve">##          Df SumOfSqs      R2      F Pr(&gt;F)  </w:t>
-      </w:r>
-      <w:r>
-        <w:br/>
-      </w:r>
-      <w:r>
-        <w:rPr>
-          <w:rStyle w:val="DocumentationTok"/>
-        </w:rPr>
-        <w:t xml:space="preserve">## Model     1    26.24 0.06493 3.3333  0.021 *</w:t>
+        <w:t xml:space="preserve">## Model     1    26.24 0.06493 3.3333  0.025 *</w:t>
       </w:r>
       <w:r>
         <w:br/>
@@ -19397,7 +19397,7 @@
         <w:rPr>
           <w:rStyle w:val="DocumentationTok"/>
         </w:rPr>
-        <w:t xml:space="preserve">## LEH 0.120 0.006 -    </w:t>
+        <w:t xml:space="preserve">## LEH 0.090 0.006 -    </w:t>
       </w:r>
       <w:r>
         <w:br/>
